--- a/artifacts/references.docx
+++ b/artifacts/references.docx
@@ -14,333 +14,1983 @@
           <w:b/>
           <w:bCs/>
         </w:rPr>
-        <w:t xml:space="preserve">[1] Y. Lei et al., "Machinery health prognostics: A systematic review from data acquisition to RUL prediction," </w:t>
-      </w:r>
-      <w:r>
-        <w:rPr>
-          <w:b/>
-          <w:bCs/>
+        <w:t>I. Danh mục trích dẫn nền tảng xử lý tín hiệu và học sâu cơ bản</w:t>
+      </w:r>
+    </w:p>
+    <w:p>
+      <w:pPr>
+        <w:numPr>
+          <w:ilvl w:val="0"/>
+          <w:numId w:val="5"/>
+        </w:numPr>
+      </w:pPr>
+      <w:r>
+        <w:rPr>
+          <w:b/>
+          <w:bCs/>
+        </w:rPr>
+        <w:t>DeSpaWN (PNAS, 2021)</w:t>
+      </w:r>
+    </w:p>
+    <w:p>
+      <w:pPr>
+        <w:numPr>
+          <w:ilvl w:val="1"/>
+          <w:numId w:val="5"/>
+        </w:numPr>
+      </w:pPr>
+      <w:r>
+        <w:rPr>
+          <w:b/>
+          <w:bCs/>
+        </w:rPr>
+        <w:t>Đường dẫn</w:t>
+      </w:r>
+      <w:r>
+        <w:t xml:space="preserve">: </w:t>
+      </w:r>
+      <w:hyperlink r:id="rId5" w:tgtFrame="_blank" w:history="1">
+        <w:r>
+          <w:rPr>
+            <w:rStyle w:val="Hyperlink"/>
+          </w:rPr>
+          <w:t>https://www.pnas.org/doi/10.1073/pnas.2106598119</w:t>
+        </w:r>
+      </w:hyperlink>
+      <w:r>
+        <w:t xml:space="preserve"> </w:t>
+      </w:r>
+    </w:p>
+    <w:p>
+      <w:pPr>
+        <w:numPr>
+          <w:ilvl w:val="1"/>
+          <w:numId w:val="5"/>
+        </w:numPr>
+      </w:pPr>
+      <w:r>
+        <w:rPr>
+          <w:b/>
+          <w:bCs/>
+        </w:rPr>
+        <w:t>Thứ hạng học thuật</w:t>
+      </w:r>
+      <w:r>
+        <w:t xml:space="preserve">: </w:t>
+      </w:r>
+      <w:r>
+        <w:rPr>
+          <w:b/>
+          <w:bCs/>
+        </w:rPr>
+        <w:t>Q1</w:t>
+      </w:r>
+      <w:r>
+        <w:t xml:space="preserve"> (Proceedings of the National Academy of Sciences - PNAS là tạp chí đa ngành top đầu thế giới).</w:t>
+      </w:r>
+    </w:p>
+    <w:p>
+      <w:pPr>
+        <w:numPr>
+          <w:ilvl w:val="1"/>
+          <w:numId w:val="5"/>
+        </w:numPr>
+      </w:pPr>
+      <w:r>
+        <w:rPr>
+          <w:b/>
+          <w:bCs/>
+        </w:rPr>
+        <w:t>Năm xuất bản</w:t>
+      </w:r>
+      <w:r>
+        <w:t>: 2021 (vừa vặn trong chu kỳ 5 năm SOTA).</w:t>
+      </w:r>
+    </w:p>
+    <w:p>
+      <w:pPr>
+        <w:numPr>
+          <w:ilvl w:val="1"/>
+          <w:numId w:val="5"/>
+        </w:numPr>
+      </w:pPr>
+      <w:r>
+        <w:rPr>
+          <w:b/>
+          <w:bCs/>
+        </w:rPr>
+        <w:t>Vai trò vật lý</w:t>
+      </w:r>
+      <w:r>
+        <w:t xml:space="preserve">: Chứng minh giải pháp tối ưu hóa bộ lọc Wavelet học được (learnable Wavelet) để trích xuất đặc trưng thưa miền thời-tần một cách không giám sát. </w:t>
+      </w:r>
+    </w:p>
+    <w:p>
+      <w:pPr>
+        <w:numPr>
+          <w:ilvl w:val="0"/>
+          <w:numId w:val="5"/>
+        </w:numPr>
+      </w:pPr>
+      <w:r>
+        <w:rPr>
+          <w:b/>
+          <w:bCs/>
+        </w:rPr>
+        <w:t>ModernTCN (ICLR, 2024)</w:t>
+      </w:r>
+    </w:p>
+    <w:p>
+      <w:pPr>
+        <w:numPr>
+          <w:ilvl w:val="1"/>
+          <w:numId w:val="5"/>
+        </w:numPr>
+      </w:pPr>
+      <w:r>
+        <w:rPr>
+          <w:b/>
+          <w:bCs/>
+        </w:rPr>
+        <w:t>Đường dẫn</w:t>
+      </w:r>
+      <w:r>
+        <w:t xml:space="preserve">: </w:t>
+      </w:r>
+      <w:hyperlink r:id="rId6" w:tgtFrame="_blank" w:history="1">
+        <w:r>
+          <w:rPr>
+            <w:rStyle w:val="Hyperlink"/>
+          </w:rPr>
+          <w:t>https://openreview.net/forum?id=vpJMJerXHU</w:t>
+        </w:r>
+      </w:hyperlink>
+      <w:r>
+        <w:t xml:space="preserve"> </w:t>
+      </w:r>
+    </w:p>
+    <w:p>
+      <w:pPr>
+        <w:numPr>
+          <w:ilvl w:val="1"/>
+          <w:numId w:val="5"/>
+        </w:numPr>
+      </w:pPr>
+      <w:r>
+        <w:rPr>
+          <w:b/>
+          <w:bCs/>
+        </w:rPr>
+        <w:t>Thứ hạng học thuật</w:t>
+      </w:r>
+      <w:r>
+        <w:t xml:space="preserve">: </w:t>
+      </w:r>
+      <w:r>
+        <w:rPr>
+          <w:b/>
+          <w:bCs/>
+        </w:rPr>
+        <w:t>Hội nghị xếp hạng Core A*/Top-tier</w:t>
+      </w:r>
+      <w:r>
+        <w:t xml:space="preserve"> (International Conference on Learning Representations - tương đương Q1 xuất sắc trong khoa học máy tính).</w:t>
+      </w:r>
+    </w:p>
+    <w:p>
+      <w:pPr>
+        <w:numPr>
+          <w:ilvl w:val="1"/>
+          <w:numId w:val="5"/>
+        </w:numPr>
+      </w:pPr>
+      <w:r>
+        <w:rPr>
+          <w:b/>
+          <w:bCs/>
+        </w:rPr>
+        <w:t>Năm xuất bản</w:t>
+      </w:r>
+      <w:r>
+        <w:t>: 2024 (2 năm gần nhất).</w:t>
+      </w:r>
+    </w:p>
+    <w:p>
+      <w:pPr>
+        <w:numPr>
+          <w:ilvl w:val="1"/>
+          <w:numId w:val="5"/>
+        </w:numPr>
+      </w:pPr>
+      <w:r>
+        <w:rPr>
+          <w:b/>
+          <w:bCs/>
+        </w:rPr>
+        <w:t>Trạng thái</w:t>
+      </w:r>
+      <w:r>
+        <w:t xml:space="preserve">: Hoàn toàn truy cập mở, mã nguồn được công bố minh bạch. </w:t>
+      </w:r>
+    </w:p>
+    <w:p>
+      <w:pPr>
+        <w:numPr>
+          <w:ilvl w:val="0"/>
+          <w:numId w:val="5"/>
+        </w:numPr>
+      </w:pPr>
+      <w:r>
+        <w:rPr>
+          <w:b/>
+          <w:bCs/>
+        </w:rPr>
+        <w:t>ModernTCN Revisited (TMLR, 2025)</w:t>
+      </w:r>
+    </w:p>
+    <w:p>
+      <w:pPr>
+        <w:numPr>
+          <w:ilvl w:val="1"/>
+          <w:numId w:val="5"/>
+        </w:numPr>
+      </w:pPr>
+      <w:r>
+        <w:rPr>
+          <w:b/>
+          <w:bCs/>
+        </w:rPr>
+        <w:t>Đường dẫn</w:t>
+      </w:r>
+      <w:r>
+        <w:t>:(</w:t>
+      </w:r>
+      <w:hyperlink r:id="rId7" w:tgtFrame="_blank" w:history="1">
+        <w:r>
+          <w:rPr>
+            <w:rStyle w:val="Hyperlink"/>
+          </w:rPr>
+          <w:t>https://openreview.net/forum?id=R20kKdWmVZ</w:t>
+        </w:r>
+      </w:hyperlink>
+      <w:r>
+        <w:t xml:space="preserve">) </w:t>
+      </w:r>
+    </w:p>
+    <w:p>
+      <w:pPr>
+        <w:numPr>
+          <w:ilvl w:val="1"/>
+          <w:numId w:val="5"/>
+        </w:numPr>
+      </w:pPr>
+      <w:r>
+        <w:rPr>
+          <w:b/>
+          <w:bCs/>
+        </w:rPr>
+        <w:t>Thứ hạng học thuật</w:t>
+      </w:r>
+      <w:r>
+        <w:t xml:space="preserve">: </w:t>
+      </w:r>
+      <w:r>
+        <w:rPr>
+          <w:b/>
+          <w:bCs/>
+        </w:rPr>
+        <w:t>Q1/Q2-equivalent</w:t>
+      </w:r>
+      <w:r>
+        <w:t xml:space="preserve"> (Transactions on Machine Learning Research - tạp chí lý thuyết học máy uy tín chất lượng cao).</w:t>
+      </w:r>
+    </w:p>
+    <w:p>
+      <w:pPr>
+        <w:numPr>
+          <w:ilvl w:val="1"/>
+          <w:numId w:val="5"/>
+        </w:numPr>
+      </w:pPr>
+      <w:r>
+        <w:rPr>
+          <w:b/>
+          <w:bCs/>
+        </w:rPr>
+        <w:t>Năm xuất bản</w:t>
+      </w:r>
+      <w:r>
+        <w:t>: 06/2025 (1 năm gần nhất).</w:t>
+      </w:r>
+    </w:p>
+    <w:p>
+      <w:pPr>
+        <w:numPr>
+          <w:ilvl w:val="1"/>
+          <w:numId w:val="5"/>
+        </w:numPr>
+      </w:pPr>
+      <w:r>
+        <w:rPr>
+          <w:b/>
+          <w:bCs/>
+        </w:rPr>
+        <w:t>Ý nghĩa phản biện</w:t>
+      </w:r>
+      <w:r>
+        <w:t xml:space="preserve">: Chỉ rõ lỗ hổng "Drop Last Trick" và rò rỉ dữ liệu (data leakage) trong thực nghiệm ModernTCN gốc , tăng tính trung thực học thuật cho báo cáo của bạn. </w:t>
+      </w:r>
+    </w:p>
+    <w:p>
+      <w:pPr>
+        <w:numPr>
+          <w:ilvl w:val="0"/>
+          <w:numId w:val="5"/>
+        </w:numPr>
+      </w:pPr>
+      <w:r>
+        <w:rPr>
+          <w:b/>
+          <w:bCs/>
+        </w:rPr>
+        <w:t>TimeRCD / Relational Context Discrepancy (ICLR, 2025)</w:t>
+      </w:r>
+    </w:p>
+    <w:p>
+      <w:pPr>
+        <w:numPr>
+          <w:ilvl w:val="1"/>
+          <w:numId w:val="5"/>
+        </w:numPr>
+      </w:pPr>
+      <w:r>
+        <w:rPr>
+          <w:b/>
+          <w:bCs/>
+        </w:rPr>
+        <w:t>Đường dẫn</w:t>
+      </w:r>
+      <w:r>
+        <w:t>:(</w:t>
+      </w:r>
+      <w:hyperlink r:id="rId8" w:tgtFrame="_blank" w:history="1">
+        <w:r>
+          <w:rPr>
+            <w:rStyle w:val="Hyperlink"/>
+          </w:rPr>
+          <w:t>https://openreview.net/forum?id=Z4T26VztkU</w:t>
+        </w:r>
+      </w:hyperlink>
+      <w:r>
+        <w:t xml:space="preserve">) </w:t>
+      </w:r>
+    </w:p>
+    <w:p>
+      <w:pPr>
+        <w:numPr>
+          <w:ilvl w:val="1"/>
+          <w:numId w:val="5"/>
+        </w:numPr>
+      </w:pPr>
+      <w:r>
+        <w:rPr>
+          <w:b/>
+          <w:bCs/>
+        </w:rPr>
+        <w:t>Thứ hạng học thuật</w:t>
+      </w:r>
+      <w:r>
+        <w:t xml:space="preserve">: </w:t>
+      </w:r>
+      <w:r>
+        <w:rPr>
+          <w:b/>
+          <w:bCs/>
+        </w:rPr>
+        <w:t>Hội nghị xếp hạng Core A*/Top-tier</w:t>
+      </w:r>
+      <w:r>
+        <w:t xml:space="preserve"> (ICLR 2025 - tương đương Q1 xuất sắc).</w:t>
+      </w:r>
+    </w:p>
+    <w:p>
+      <w:pPr>
+        <w:numPr>
+          <w:ilvl w:val="1"/>
+          <w:numId w:val="5"/>
+        </w:numPr>
+      </w:pPr>
+      <w:r>
+        <w:rPr>
+          <w:b/>
+          <w:bCs/>
+        </w:rPr>
+        <w:t>Năm xuất bản</w:t>
+      </w:r>
+      <w:r>
+        <w:t>: 2025 (1 năm gần nhất).</w:t>
+      </w:r>
+    </w:p>
+    <w:p>
+      <w:pPr>
+        <w:numPr>
+          <w:ilvl w:val="1"/>
+          <w:numId w:val="5"/>
+        </w:numPr>
+      </w:pPr>
+      <w:r>
+        <w:rPr>
+          <w:b/>
+          <w:bCs/>
+        </w:rPr>
+        <w:lastRenderedPageBreak/>
+        <w:t>Ý nghĩa toán học</w:t>
+      </w:r>
+      <w:r>
+        <w:t xml:space="preserve">: Giải quyết lỗi "mismatch mục tiêu học" của các mạng tự mã hóa (Autoencoder) truyền thống bằng cơ chế học sự khác biệt ngữ nghĩa liên hợp thay vì tái cấu trúc thô. </w:t>
+      </w:r>
+    </w:p>
+    <w:p>
+      <w:pPr>
+        <w:rPr>
+          <w:b/>
+          <w:bCs/>
+        </w:rPr>
+      </w:pPr>
+      <w:r>
+        <w:rPr>
+          <w:b/>
+          <w:bCs/>
+        </w:rPr>
+        <w:t>II. Danh mục mô hình chuỗi thời gian dựa trên Attention (Transformer)</w:t>
+      </w:r>
+    </w:p>
+    <w:p>
+      <w:pPr>
+        <w:numPr>
+          <w:ilvl w:val="0"/>
+          <w:numId w:val="6"/>
+        </w:numPr>
+      </w:pPr>
+      <w:r>
+        <w:rPr>
+          <w:b/>
+          <w:bCs/>
+        </w:rPr>
+        <w:t>Anomaly Transformer (ICLR, 2022)</w:t>
+      </w:r>
+    </w:p>
+    <w:p>
+      <w:pPr>
+        <w:numPr>
+          <w:ilvl w:val="1"/>
+          <w:numId w:val="6"/>
+        </w:numPr>
+      </w:pPr>
+      <w:r>
+        <w:rPr>
+          <w:b/>
+          <w:bCs/>
+        </w:rPr>
+        <w:t>Đường dẫn</w:t>
+      </w:r>
+      <w:r>
+        <w:t xml:space="preserve">: </w:t>
+      </w:r>
+      <w:hyperlink r:id="rId9" w:tgtFrame="_blank" w:history="1">
+        <w:r>
+          <w:rPr>
+            <w:rStyle w:val="Hyperlink"/>
+          </w:rPr>
+          <w:t>https://arxiv.org/abs/2110.02642</w:t>
+        </w:r>
+      </w:hyperlink>
+      <w:r>
+        <w:t xml:space="preserve"> </w:t>
+      </w:r>
+    </w:p>
+    <w:p>
+      <w:pPr>
+        <w:numPr>
+          <w:ilvl w:val="1"/>
+          <w:numId w:val="6"/>
+        </w:numPr>
+      </w:pPr>
+      <w:r>
+        <w:rPr>
+          <w:b/>
+          <w:bCs/>
+        </w:rPr>
+        <w:t>Thứ hạng học thuật</w:t>
+      </w:r>
+      <w:r>
+        <w:t xml:space="preserve">: </w:t>
+      </w:r>
+      <w:r>
+        <w:rPr>
+          <w:b/>
+          <w:bCs/>
+        </w:rPr>
+        <w:t>Hội nghị xếp hạng Core A*/Top-tier</w:t>
+      </w:r>
+      <w:r>
+        <w:t xml:space="preserve"> (ICLR 2022 - tương đương Q1).</w:t>
+      </w:r>
+    </w:p>
+    <w:p>
+      <w:pPr>
+        <w:numPr>
+          <w:ilvl w:val="1"/>
+          <w:numId w:val="6"/>
+        </w:numPr>
+      </w:pPr>
+      <w:r>
+        <w:rPr>
+          <w:b/>
+          <w:bCs/>
+        </w:rPr>
+        <w:t>Năm xuất bản</w:t>
+      </w:r>
+      <w:r>
+        <w:t>: 2022 (4 năm gần nhất).</w:t>
+      </w:r>
+    </w:p>
+    <w:p>
+      <w:pPr>
+        <w:numPr>
+          <w:ilvl w:val="1"/>
+          <w:numId w:val="6"/>
+        </w:numPr>
+      </w:pPr>
+      <w:r>
+        <w:rPr>
+          <w:b/>
+          <w:bCs/>
+        </w:rPr>
+        <w:t>Ý nghĩa</w:t>
+      </w:r>
+      <w:r>
+        <w:t xml:space="preserve">: Đặt nền móng cho cơ chế đo lường sự sai khác liên hợp (Association Discrepancy) giữa phân phối chú ý cục bộ và toàn cục trong chẩn đoán không giám sát. </w:t>
+      </w:r>
+    </w:p>
+    <w:p>
+      <w:pPr>
+        <w:numPr>
+          <w:ilvl w:val="0"/>
+          <w:numId w:val="6"/>
+        </w:numPr>
+      </w:pPr>
+      <w:r>
+        <w:rPr>
+          <w:b/>
+          <w:bCs/>
+        </w:rPr>
+        <w:t>TimesNet (ICLR, 2023)</w:t>
+      </w:r>
+    </w:p>
+    <w:p>
+      <w:pPr>
+        <w:numPr>
+          <w:ilvl w:val="1"/>
+          <w:numId w:val="6"/>
+        </w:numPr>
+      </w:pPr>
+      <w:r>
+        <w:rPr>
+          <w:b/>
+          <w:bCs/>
+        </w:rPr>
+        <w:t>Đường dẫn</w:t>
+      </w:r>
+      <w:r>
+        <w:t xml:space="preserve">: </w:t>
+      </w:r>
+      <w:hyperlink r:id="rId10" w:tgtFrame="_blank" w:history="1">
+        <w:r>
+          <w:rPr>
+            <w:rStyle w:val="Hyperlink"/>
+          </w:rPr>
+          <w:t>https://arxiv.org/abs/2210.02186</w:t>
+        </w:r>
+      </w:hyperlink>
+      <w:r>
+        <w:t xml:space="preserve"> </w:t>
+      </w:r>
+    </w:p>
+    <w:p>
+      <w:pPr>
+        <w:numPr>
+          <w:ilvl w:val="1"/>
+          <w:numId w:val="6"/>
+        </w:numPr>
+      </w:pPr>
+      <w:r>
+        <w:rPr>
+          <w:b/>
+          <w:bCs/>
+        </w:rPr>
+        <w:t>Thứ hạng học thuật</w:t>
+      </w:r>
+      <w:r>
+        <w:t xml:space="preserve">: </w:t>
+      </w:r>
+      <w:r>
+        <w:rPr>
+          <w:b/>
+          <w:bCs/>
+        </w:rPr>
+        <w:t>Hội nghị xếp hạng Core A*/Top-tier</w:t>
+      </w:r>
+      <w:r>
+        <w:t xml:space="preserve"> (ICLR 2023 - tương đương Q1).</w:t>
+      </w:r>
+    </w:p>
+    <w:p>
+      <w:pPr>
+        <w:numPr>
+          <w:ilvl w:val="1"/>
+          <w:numId w:val="6"/>
+        </w:numPr>
+      </w:pPr>
+      <w:r>
+        <w:rPr>
+          <w:b/>
+          <w:bCs/>
+        </w:rPr>
+        <w:t>Năm xuất bản</w:t>
+      </w:r>
+      <w:r>
+        <w:t xml:space="preserve">: 2023 (3 năm gần nhất). </w:t>
+      </w:r>
+    </w:p>
+    <w:p>
+      <w:pPr>
+        <w:numPr>
+          <w:ilvl w:val="1"/>
+          <w:numId w:val="6"/>
+        </w:numPr>
+      </w:pPr>
+      <w:r>
+        <w:rPr>
+          <w:b/>
+          <w:bCs/>
+        </w:rPr>
+        <w:t>Ý nghĩa</w:t>
+      </w:r>
+      <w:r>
+        <w:t xml:space="preserve">: Biến đổi chuỗi thời gian 1D thành các cấu trúc 2D thông qua đa chu kỳ Fourier FFT để giải quyết tính không dừng. </w:t>
+      </w:r>
+    </w:p>
+    <w:p>
+      <w:pPr>
+        <w:numPr>
+          <w:ilvl w:val="0"/>
+          <w:numId w:val="6"/>
+        </w:numPr>
+      </w:pPr>
+      <w:r>
+        <w:rPr>
+          <w:b/>
+          <w:bCs/>
+        </w:rPr>
+        <w:t>PatchTST (ICLR, 2023)</w:t>
+      </w:r>
+    </w:p>
+    <w:p>
+      <w:pPr>
+        <w:numPr>
+          <w:ilvl w:val="1"/>
+          <w:numId w:val="6"/>
+        </w:numPr>
+      </w:pPr>
+      <w:r>
+        <w:rPr>
+          <w:b/>
+          <w:bCs/>
+        </w:rPr>
+        <w:t>Đường dẫn</w:t>
+      </w:r>
+      <w:r>
+        <w:t xml:space="preserve">: </w:t>
+      </w:r>
+      <w:hyperlink r:id="rId11" w:tgtFrame="_blank" w:history="1">
+        <w:r>
+          <w:rPr>
+            <w:rStyle w:val="Hyperlink"/>
+          </w:rPr>
+          <w:t>https://arxiv.org/abs/2211.14730</w:t>
+        </w:r>
+      </w:hyperlink>
+      <w:r>
+        <w:t xml:space="preserve"> </w:t>
+      </w:r>
+    </w:p>
+    <w:p>
+      <w:pPr>
+        <w:numPr>
+          <w:ilvl w:val="1"/>
+          <w:numId w:val="6"/>
+        </w:numPr>
+      </w:pPr>
+      <w:r>
+        <w:rPr>
+          <w:b/>
+          <w:bCs/>
+        </w:rPr>
+        <w:t>Thứ hạng học thuật</w:t>
+      </w:r>
+      <w:r>
+        <w:t xml:space="preserve">: </w:t>
+      </w:r>
+      <w:r>
+        <w:rPr>
+          <w:b/>
+          <w:bCs/>
+        </w:rPr>
+        <w:t>Hội nghị xếp hạng Core A*/Top-tier</w:t>
+      </w:r>
+      <w:r>
+        <w:t xml:space="preserve"> (ICLR 2023 - tương đương Q1).</w:t>
+      </w:r>
+    </w:p>
+    <w:p>
+      <w:pPr>
+        <w:numPr>
+          <w:ilvl w:val="1"/>
+          <w:numId w:val="6"/>
+        </w:numPr>
+      </w:pPr>
+      <w:r>
+        <w:rPr>
+          <w:b/>
+          <w:bCs/>
+        </w:rPr>
+        <w:t>Năm xuất bản</w:t>
+      </w:r>
+      <w:r>
+        <w:t>: 2023 (3 năm gần nhất).</w:t>
+      </w:r>
+    </w:p>
+    <w:p>
+      <w:pPr>
+        <w:numPr>
+          <w:ilvl w:val="1"/>
+          <w:numId w:val="6"/>
+        </w:numPr>
+      </w:pPr>
+      <w:r>
+        <w:rPr>
+          <w:b/>
+          <w:bCs/>
+        </w:rPr>
+        <w:t>Ý nghĩa</w:t>
+      </w:r>
+      <w:r>
+        <w:t xml:space="preserve">: Đề xuất cơ chế vá mảnh thời gian (patching) và độc lập kênh (channel independence - CI) để giảm độ phức tạp thời gian xuống bậc tuyến tính. </w:t>
+      </w:r>
+    </w:p>
+    <w:p>
+      <w:pPr>
+        <w:rPr>
+          <w:b/>
+          <w:bCs/>
+        </w:rPr>
+      </w:pPr>
+      <w:r>
+        <w:rPr>
+          <w:b/>
+          <w:bCs/>
+        </w:rPr>
+        <w:t>III. Danh mục các mô hình không gian trạng thái chọn lọc (Mamba) và ứng dụng trong PHM</w:t>
+      </w:r>
+    </w:p>
+    <w:p>
+      <w:pPr>
+        <w:numPr>
+          <w:ilvl w:val="0"/>
+          <w:numId w:val="7"/>
+        </w:numPr>
+      </w:pPr>
+      <w:r>
+        <w:rPr>
+          <w:b/>
+          <w:bCs/>
+        </w:rPr>
+        <w:t>FEMamba (IEEE DDCLS, 2025)</w:t>
+      </w:r>
+    </w:p>
+    <w:p>
+      <w:pPr>
+        <w:numPr>
+          <w:ilvl w:val="1"/>
+          <w:numId w:val="7"/>
+        </w:numPr>
+      </w:pPr>
+      <w:r>
+        <w:rPr>
+          <w:b/>
+          <w:bCs/>
+        </w:rPr>
+        <w:t>Đường dẫn</w:t>
+      </w:r>
+      <w:r>
+        <w:t>:(</w:t>
+      </w:r>
+      <w:hyperlink r:id="rId12" w:tgtFrame="_blank" w:history="1">
+        <w:r>
+          <w:rPr>
+            <w:rStyle w:val="Hyperlink"/>
+          </w:rPr>
+          <w:t>https://doi.org/10.1109/DDCLS66240.2025.11065061</w:t>
+        </w:r>
+      </w:hyperlink>
+      <w:r>
+        <w:t xml:space="preserve">) </w:t>
+      </w:r>
+    </w:p>
+    <w:p>
+      <w:pPr>
+        <w:numPr>
+          <w:ilvl w:val="1"/>
+          <w:numId w:val="7"/>
+        </w:numPr>
+      </w:pPr>
+      <w:r>
+        <w:rPr>
+          <w:b/>
+          <w:bCs/>
+        </w:rPr>
+        <w:lastRenderedPageBreak/>
+        <w:t>Thứ hạng học thuật</w:t>
+      </w:r>
+      <w:r>
+        <w:t xml:space="preserve">: </w:t>
+      </w:r>
+      <w:r>
+        <w:rPr>
+          <w:b/>
+          <w:bCs/>
+        </w:rPr>
+        <w:t>IEEE Conference Paper</w:t>
+      </w:r>
+      <w:r>
+        <w:t xml:space="preserve"> (DDCLS 2025, được lập chỉ mục đầy đủ trong IEEE Xplore).</w:t>
+      </w:r>
+    </w:p>
+    <w:p>
+      <w:pPr>
+        <w:numPr>
+          <w:ilvl w:val="1"/>
+          <w:numId w:val="7"/>
+        </w:numPr>
+      </w:pPr>
+      <w:r>
+        <w:rPr>
+          <w:b/>
+          <w:bCs/>
+        </w:rPr>
+        <w:t>Năm xuất bản</w:t>
+      </w:r>
+      <w:r>
+        <w:t>: 05/2025 (1 năm gần nhất).</w:t>
+      </w:r>
+    </w:p>
+    <w:p>
+      <w:pPr>
+        <w:numPr>
+          <w:ilvl w:val="1"/>
+          <w:numId w:val="7"/>
+        </w:numPr>
+      </w:pPr>
+      <w:r>
+        <w:rPr>
+          <w:b/>
+          <w:bCs/>
+        </w:rPr>
+        <w:t>Ý nghĩa</w:t>
+      </w:r>
+      <w:r>
+        <w:t xml:space="preserve">: Đề xuất khối MFES thích ứng và DSGR ràng buộc không gian suy thoái phục vụ regression tuổi thọ còn lại (RUL). </w:t>
+      </w:r>
+    </w:p>
+    <w:p>
+      <w:pPr>
+        <w:numPr>
+          <w:ilvl w:val="0"/>
+          <w:numId w:val="7"/>
+        </w:numPr>
+      </w:pPr>
+      <w:r>
+        <w:rPr>
+          <w:b/>
+          <w:bCs/>
+        </w:rPr>
+        <w:t>TFG-Mamba (Elsevier AEI, 2026)</w:t>
+      </w:r>
+    </w:p>
+    <w:p>
+      <w:pPr>
+        <w:numPr>
+          <w:ilvl w:val="1"/>
+          <w:numId w:val="7"/>
+        </w:numPr>
+      </w:pPr>
+      <w:r>
+        <w:rPr>
+          <w:b/>
+          <w:bCs/>
+        </w:rPr>
+        <w:t>Đường dẫn</w:t>
+      </w:r>
+      <w:r>
+        <w:t xml:space="preserve">: </w:t>
+      </w:r>
+      <w:hyperlink r:id="rId13" w:tgtFrame="_blank" w:history="1">
+        <w:r>
+          <w:rPr>
+            <w:rStyle w:val="Hyperlink"/>
+          </w:rPr>
+          <w:t>https://doi.org/10.1016/j.aei.2026.104443</w:t>
+        </w:r>
+      </w:hyperlink>
+      <w:r>
+        <w:t xml:space="preserve"> </w:t>
+      </w:r>
+    </w:p>
+    <w:p>
+      <w:pPr>
+        <w:numPr>
+          <w:ilvl w:val="1"/>
+          <w:numId w:val="7"/>
+        </w:numPr>
+      </w:pPr>
+      <w:r>
+        <w:rPr>
+          <w:b/>
+          <w:bCs/>
+        </w:rPr>
+        <w:t>Thứ hạng học thuật</w:t>
+      </w:r>
+      <w:r>
+        <w:t xml:space="preserve">: </w:t>
+      </w:r>
+      <w:r>
+        <w:rPr>
+          <w:b/>
+          <w:bCs/>
+        </w:rPr>
+        <w:t>Q1</w:t>
+      </w:r>
+      <w:r>
+        <w:t xml:space="preserve"> (Advanced Engineering Informatics, Elsevier, IF ~ 8.0+).</w:t>
+      </w:r>
+    </w:p>
+    <w:p>
+      <w:pPr>
+        <w:numPr>
+          <w:ilvl w:val="1"/>
+          <w:numId w:val="7"/>
+        </w:numPr>
+      </w:pPr>
+      <w:r>
+        <w:rPr>
+          <w:b/>
+          <w:bCs/>
+        </w:rPr>
+        <w:t>Năm xuất bản</w:t>
+      </w:r>
+      <w:r>
+        <w:t xml:space="preserve">: 05/2026 (Nghiên cứu mới nhất thuộc năm hiện tại). </w:t>
+      </w:r>
+    </w:p>
+    <w:p>
+      <w:pPr>
+        <w:numPr>
+          <w:ilvl w:val="1"/>
+          <w:numId w:val="7"/>
+        </w:numPr>
+      </w:pPr>
+      <w:r>
+        <w:rPr>
+          <w:b/>
+          <w:bCs/>
+        </w:rPr>
+        <w:t>Ý nghĩa</w:t>
+      </w:r>
+      <w:r>
+        <w:t xml:space="preserve">: Dung hợp miền thời gian - tần số qua cơ chế cổng Mamba điều hướng phục vụ dự báo suy thoái. </w:t>
+      </w:r>
+    </w:p>
+    <w:p>
+      <w:pPr>
+        <w:numPr>
+          <w:ilvl w:val="0"/>
+          <w:numId w:val="7"/>
+        </w:numPr>
+      </w:pPr>
+      <w:r>
+        <w:rPr>
+          <w:b/>
+          <w:bCs/>
+        </w:rPr>
+        <w:t>TimeMachine (ECAI, 2024)</w:t>
+      </w:r>
+    </w:p>
+    <w:p>
+      <w:pPr>
+        <w:numPr>
+          <w:ilvl w:val="1"/>
+          <w:numId w:val="7"/>
+        </w:numPr>
+      </w:pPr>
+      <w:r>
+        <w:rPr>
+          <w:b/>
+          <w:bCs/>
+        </w:rPr>
+        <w:t>Đường dẫn</w:t>
+      </w:r>
+      <w:r>
+        <w:t xml:space="preserve">: </w:t>
+      </w:r>
+      <w:hyperlink r:id="rId14" w:tgtFrame="_blank" w:history="1">
+        <w:r>
+          <w:rPr>
+            <w:rStyle w:val="Hyperlink"/>
+          </w:rPr>
+          <w:t>https://arxiv.org/abs/2403.09898</w:t>
+        </w:r>
+      </w:hyperlink>
+      <w:r>
+        <w:t xml:space="preserve"> </w:t>
+      </w:r>
+    </w:p>
+    <w:p>
+      <w:pPr>
+        <w:numPr>
+          <w:ilvl w:val="1"/>
+          <w:numId w:val="7"/>
+        </w:numPr>
+      </w:pPr>
+      <w:r>
+        <w:rPr>
+          <w:b/>
+          <w:bCs/>
+        </w:rPr>
+        <w:t>Thứ hạng học thuật</w:t>
+      </w:r>
+      <w:r>
+        <w:t xml:space="preserve">: </w:t>
+      </w:r>
+      <w:r>
+        <w:rPr>
+          <w:b/>
+          <w:bCs/>
+        </w:rPr>
+        <w:t>Hội nghị xếp hạng Core A/Top-tier</w:t>
+      </w:r>
+      <w:r>
+        <w:t xml:space="preserve"> (ECAI 2024 - tương đương Q1 xuất sắc trong khoa học máy tính).</w:t>
+      </w:r>
+    </w:p>
+    <w:p>
+      <w:pPr>
+        <w:numPr>
+          <w:ilvl w:val="1"/>
+          <w:numId w:val="7"/>
+        </w:numPr>
+      </w:pPr>
+      <w:r>
+        <w:rPr>
+          <w:b/>
+          <w:bCs/>
+        </w:rPr>
+        <w:t>Năm xuất bản</w:t>
+      </w:r>
+      <w:r>
+        <w:t>: 2024 (2 năm gần nhất).</w:t>
+      </w:r>
+    </w:p>
+    <w:p>
+      <w:pPr>
+        <w:numPr>
+          <w:ilvl w:val="1"/>
+          <w:numId w:val="7"/>
+        </w:numPr>
+      </w:pPr>
+      <w:r>
+        <w:rPr>
+          <w:b/>
+          <w:bCs/>
+        </w:rPr>
+        <w:t>Ý nghĩa</w:t>
+      </w:r>
+      <w:r>
+        <w:t xml:space="preserve">: Thiết lập cấu trúc Quadruple-Mamba (bốn nhánh Mamba) tích hợp đồng thời xử lý pha trộn kênh (channel-mixing) và độc lập kênh (channel-independence). </w:t>
+      </w:r>
+    </w:p>
+    <w:p>
+      <w:pPr>
+        <w:numPr>
+          <w:ilvl w:val="0"/>
+          <w:numId w:val="7"/>
+        </w:numPr>
+      </w:pPr>
+      <w:r>
+        <w:rPr>
+          <w:b/>
+          <w:bCs/>
+        </w:rPr>
+        <w:t>TSC-Mamba (MDPI Mathematics, 2026)</w:t>
+      </w:r>
+    </w:p>
+    <w:p>
+      <w:pPr>
+        <w:numPr>
+          <w:ilvl w:val="1"/>
+          <w:numId w:val="7"/>
+        </w:numPr>
+      </w:pPr>
+      <w:r>
+        <w:rPr>
+          <w:b/>
+          <w:bCs/>
+        </w:rPr>
+        <w:t>Đường dẫn</w:t>
+      </w:r>
+      <w:r>
+        <w:t xml:space="preserve">: </w:t>
+      </w:r>
+      <w:hyperlink r:id="rId15" w:tgtFrame="_blank" w:history="1">
+        <w:r>
+          <w:rPr>
+            <w:rStyle w:val="Hyperlink"/>
+          </w:rPr>
+          <w:t>https://www.mdpi.com/2227-7390/14/8/1363</w:t>
+        </w:r>
+      </w:hyperlink>
+      <w:r>
+        <w:t xml:space="preserve"> </w:t>
+      </w:r>
+    </w:p>
+    <w:p>
+      <w:pPr>
+        <w:numPr>
+          <w:ilvl w:val="1"/>
+          <w:numId w:val="7"/>
+        </w:numPr>
+      </w:pPr>
+      <w:r>
+        <w:rPr>
+          <w:b/>
+          <w:bCs/>
+        </w:rPr>
+        <w:t>Thứ hạng học thuật</w:t>
+      </w:r>
+      <w:r>
+        <w:t xml:space="preserve">: </w:t>
+      </w:r>
+      <w:r>
+        <w:rPr>
+          <w:b/>
+          <w:bCs/>
+        </w:rPr>
+        <w:t>Q1</w:t>
+      </w:r>
+      <w:r>
+        <w:t xml:space="preserve"> (Mathematics - MDPI, chỉ mục SCIE).</w:t>
+      </w:r>
+    </w:p>
+    <w:p>
+      <w:pPr>
+        <w:numPr>
+          <w:ilvl w:val="1"/>
+          <w:numId w:val="7"/>
+        </w:numPr>
+      </w:pPr>
+      <w:r>
+        <w:rPr>
+          <w:b/>
+          <w:bCs/>
+        </w:rPr>
+        <w:t>Năm xuất bản</w:t>
+      </w:r>
+      <w:r>
+        <w:t xml:space="preserve">: 04/2026 (Mới nhất). </w:t>
+      </w:r>
+    </w:p>
+    <w:p>
+      <w:pPr>
+        <w:numPr>
+          <w:ilvl w:val="1"/>
+          <w:numId w:val="7"/>
+        </w:numPr>
+      </w:pPr>
+      <w:r>
+        <w:rPr>
+          <w:b/>
+          <w:bCs/>
+        </w:rPr>
+        <w:t>Ý nghĩa</w:t>
+      </w:r>
+      <w:r>
+        <w:t xml:space="preserve">: Đề xuất quy trình "Phân tách - Lan truyền - Tương quan" thông qua module CIFM bậc thấp để giải quyết điểm nghẽn biểu diễn đa biến. </w:t>
+      </w:r>
+    </w:p>
+    <w:p>
+      <w:pPr>
+        <w:numPr>
+          <w:ilvl w:val="0"/>
+          <w:numId w:val="7"/>
+        </w:numPr>
+      </w:pPr>
+      <w:r>
+        <w:rPr>
+          <w:b/>
+          <w:bCs/>
+        </w:rPr>
+        <w:t>LDGM / Mamba-MP (ResearchGate, 2026)</w:t>
+      </w:r>
+    </w:p>
+    <w:p>
+      <w:pPr>
+        <w:numPr>
+          <w:ilvl w:val="1"/>
+          <w:numId w:val="7"/>
+        </w:numPr>
+      </w:pPr>
+      <w:r>
+        <w:rPr>
+          <w:b/>
+          <w:bCs/>
+        </w:rPr>
+        <w:t>Đường dẫn</w:t>
+      </w:r>
+      <w:r>
+        <w:t>:(</w:t>
+      </w:r>
+      <w:hyperlink r:id="rId16" w:tgtFrame="_blank" w:history="1">
+        <w:r>
+          <w:rPr>
+            <w:rStyle w:val="Hyperlink"/>
+          </w:rPr>
+          <w:t>https://www.researchgate.net/publication/400785154_LDGM_Domain-invariant_bearing_fault_diagnosis_via_Mamba-</w:t>
+        </w:r>
+        <w:r>
+          <w:rPr>
+            <w:rStyle w:val="Hyperlink"/>
+          </w:rPr>
+          <w:lastRenderedPageBreak/>
+          <w:t>based_linear_complexity_modeling_and_feature_perturbation_for_edge_deployment</w:t>
+        </w:r>
+      </w:hyperlink>
+      <w:r>
+        <w:t xml:space="preserve">) </w:t>
+      </w:r>
+    </w:p>
+    <w:p>
+      <w:pPr>
+        <w:numPr>
+          <w:ilvl w:val="1"/>
+          <w:numId w:val="7"/>
+        </w:numPr>
+      </w:pPr>
+      <w:r>
+        <w:rPr>
+          <w:b/>
+          <w:bCs/>
+        </w:rPr>
+        <w:t>Thứ hạng học thuật</w:t>
+      </w:r>
+      <w:r>
+        <w:t>: Báo cáo nghiên cứu SOTA 2026 (chuẩn bị biên tập cho hệ thống biên thông minh).</w:t>
+      </w:r>
+    </w:p>
+    <w:p>
+      <w:pPr>
+        <w:numPr>
+          <w:ilvl w:val="1"/>
+          <w:numId w:val="7"/>
+        </w:numPr>
+      </w:pPr>
+      <w:r>
+        <w:rPr>
+          <w:b/>
+          <w:bCs/>
+        </w:rPr>
+        <w:t>Ý nghĩa</w:t>
+      </w:r>
+      <w:r>
+        <w:t xml:space="preserve">: Kiến trúc Mamba-MP giúp phân tách đặc trưng động học toàn cục và các vi xung động cục bộ cho các tác vụ chẩn đoán lỗi tại thiết bị biên. </w:t>
+      </w:r>
+    </w:p>
+    <w:p>
+      <w:pPr>
+        <w:numPr>
+          <w:ilvl w:val="0"/>
+          <w:numId w:val="7"/>
+        </w:numPr>
+      </w:pPr>
+      <w:r>
+        <w:rPr>
+          <w:b/>
+          <w:bCs/>
+        </w:rPr>
+        <w:t>PG-TMT (IEEE Transactions on Reliability, 2026)</w:t>
+      </w:r>
+    </w:p>
+    <w:p>
+      <w:pPr>
+        <w:numPr>
+          <w:ilvl w:val="1"/>
+          <w:numId w:val="7"/>
+        </w:numPr>
+      </w:pPr>
+      <w:r>
+        <w:rPr>
+          <w:b/>
+          <w:bCs/>
+        </w:rPr>
+        <w:t>Đường dẫn</w:t>
+      </w:r>
+      <w:r>
+        <w:t xml:space="preserve">: </w:t>
+      </w:r>
+      <w:hyperlink r:id="rId17" w:tgtFrame="_blank" w:history="1">
+        <w:r>
+          <w:rPr>
+            <w:rStyle w:val="Hyperlink"/>
+          </w:rPr>
+          <w:t>https://arxiv.org/abs/2601.21293</w:t>
+        </w:r>
+      </w:hyperlink>
+      <w:r>
+        <w:t xml:space="preserve"> </w:t>
+      </w:r>
+    </w:p>
+    <w:p>
+      <w:pPr>
+        <w:numPr>
+          <w:ilvl w:val="1"/>
+          <w:numId w:val="7"/>
+        </w:numPr>
+      </w:pPr>
+      <w:r>
+        <w:rPr>
+          <w:b/>
+          <w:bCs/>
+        </w:rPr>
+        <w:t>Thứ hạng học thuật</w:t>
+      </w:r>
+      <w:r>
+        <w:t xml:space="preserve">: </w:t>
+      </w:r>
+      <w:r>
+        <w:rPr>
+          <w:b/>
+          <w:bCs/>
+        </w:rPr>
+        <w:t>Q1</w:t>
+      </w:r>
+      <w:r>
+        <w:t xml:space="preserve"> (IEEE Transactions on Reliability - Tạp chí uy tín hàng đầu trong miền PHM và Độ tin cậy hệ thống).</w:t>
+      </w:r>
+    </w:p>
+    <w:p>
+      <w:pPr>
+        <w:numPr>
+          <w:ilvl w:val="1"/>
+          <w:numId w:val="7"/>
+        </w:numPr>
+      </w:pPr>
+      <w:r>
+        <w:rPr>
+          <w:b/>
+          <w:bCs/>
+        </w:rPr>
+        <w:t>Năm xuất bản</w:t>
+      </w:r>
+      <w:r>
+        <w:t xml:space="preserve">: 2026 (Nghiên cứu mới nhất). </w:t>
+      </w:r>
+    </w:p>
+    <w:p>
+      <w:pPr>
+        <w:numPr>
+          <w:ilvl w:val="1"/>
+          <w:numId w:val="7"/>
+        </w:numPr>
+      </w:pPr>
+      <w:r>
+        <w:rPr>
+          <w:b/>
+          <w:bCs/>
+        </w:rPr>
+        <w:t>Ý nghĩa</w:t>
+      </w:r>
+      <w:r>
+        <w:t>: Triển khai bộ mã hóa ba nhánh (tri-branch) kết hợp Tiny-Mamba, cuống tích chập phân tách sâu, và Transformer cục bộ phục vụ giám sát trực tuyến thời gian thực.</w:t>
+      </w:r>
+    </w:p>
+    <w:p>
+      <w:hyperlink r:id="rId18" w:history="1">
+        <w:r>
+          <w:rPr>
+            <w:rStyle w:val="Hyperlink"/>
+          </w:rPr>
+          <w:t>Physics</w:t>
+        </w:r>
+        <w:r>
+          <w:rPr>
+            <w:rStyle w:val="Hyperlink"/>
+          </w:rPr>
+          <w:noBreakHyphen/>
+          <w:t>Guided Tiny</w:t>
+        </w:r>
+        <w:r>
+          <w:rPr>
+            <w:rStyle w:val="Hyperlink"/>
+          </w:rPr>
+          <w:noBreakHyphen/>
+          <w:t>Mamba Transformer for Reliability</w:t>
+        </w:r>
+        <w:r>
+          <w:rPr>
+            <w:rStyle w:val="Hyperlink"/>
+          </w:rPr>
+          <w:noBreakHyphen/>
+          <w:t>Aware Early Fault Warning</w:t>
+        </w:r>
+      </w:hyperlink>
+    </w:p>
+    <w:p/>
+    <w:p>
+      <w:r>
+        <w:rPr>
+          <w:b/>
+          <w:bCs/>
+        </w:rPr>
+        <w:t>Bài báo đề xuất:</w:t>
+      </w:r>
+    </w:p>
+    <w:p>
+      <w:pPr>
+        <w:numPr>
+          <w:ilvl w:val="0"/>
+          <w:numId w:val="8"/>
+        </w:numPr>
+      </w:pPr>
+      <w:r>
+        <w:rPr>
+          <w:b/>
+          <w:bCs/>
+        </w:rPr>
+        <w:t>Tiêu đề:</w:t>
+      </w:r>
+      <w:r>
+        <w:t xml:space="preserve"> </w:t>
+      </w:r>
+      <w:r>
+        <w:rPr>
           <w:i/>
           <w:iCs/>
         </w:rPr>
-        <w:t>Mechanical Systems and Signal Processing</w:t>
-      </w:r>
-      <w:r>
-        <w:rPr>
-          <w:b/>
-          <w:bCs/>
-        </w:rPr>
-        <w:t>, vol. 104, pp. 799–834, 2018.</w:t>
-      </w:r>
-    </w:p>
-    <w:p>
-      <w:pPr>
-        <w:rPr>
-          <w:b/>
-          <w:bCs/>
-        </w:rPr>
-      </w:pPr>
-      <w:r>
-        <w:rPr>
-          <w:b/>
-          <w:bCs/>
-        </w:rPr>
-        <w:t xml:space="preserve">[2] S. Hochreiter and J. Schmidhuber, "Long short-term memory," </w:t>
-      </w:r>
-      <w:r>
-        <w:rPr>
-          <w:b/>
-          <w:bCs/>
+        <w:t>Deep Learning-Based Fault Diagnosis in Wind Turbine Bearings and Gearboxes Using Vibration Signals: Survey, Challenges, and Recommendations</w:t>
+      </w:r>
+      <w:r>
+        <w:t>.</w:t>
+      </w:r>
+    </w:p>
+    <w:p>
+      <w:pPr>
+        <w:numPr>
+          <w:ilvl w:val="0"/>
+          <w:numId w:val="8"/>
+        </w:numPr>
+      </w:pPr>
+      <w:r>
+        <w:rPr>
+          <w:b/>
+          <w:bCs/>
+        </w:rPr>
+        <w:t>Tạp chí/Hội nghị:</w:t>
+      </w:r>
+      <w:r>
+        <w:t xml:space="preserve"> </w:t>
+      </w:r>
+      <w:r>
+        <w:rPr>
+          <w:b/>
+          <w:bCs/>
+        </w:rPr>
+        <w:t>IEEE Access</w:t>
+      </w:r>
+      <w:r>
+        <w:t xml:space="preserve"> (Q1, 2025).</w:t>
+      </w:r>
+    </w:p>
+    <w:p>
+      <w:pPr>
+        <w:numPr>
+          <w:ilvl w:val="0"/>
+          <w:numId w:val="8"/>
+        </w:numPr>
+      </w:pPr>
+      <w:r>
+        <w:rPr>
+          <w:b/>
+          <w:bCs/>
+        </w:rPr>
+        <w:t>Đường dẫn truy cập:</w:t>
+      </w:r>
+      <w:r>
+        <w:t xml:space="preserve"> </w:t>
+      </w:r>
+      <w:hyperlink r:id="rId19" w:history="1">
+        <w:r>
+          <w:rPr>
+            <w:rStyle w:val="Hyperlink"/>
+          </w:rPr>
+          <w:t>Deep Learning-Based Fault Diagnosis in Wind Turbine Bearings and Gearboxes Using Vibration Signals: Survey, Challenges, and Recommendations | IEEE Journals &amp; Magazine | IEEE Xplore</w:t>
+        </w:r>
+      </w:hyperlink>
+    </w:p>
+    <w:p>
+      <w:pPr>
+        <w:numPr>
+          <w:ilvl w:val="0"/>
+          <w:numId w:val="8"/>
+        </w:numPr>
+      </w:pPr>
+      <w:r>
+        <w:rPr>
+          <w:b/>
+          <w:bCs/>
+        </w:rPr>
+        <w:t>Giá trị học thuật:</w:t>
+      </w:r>
+      <w:r>
+        <w:t xml:space="preserve"> Khảo sát toàn diện các thách thức thực tế của hệ thống giám sát chẩn đoán rung động công nghiệp, đặc biệt là bối cảnh môi trường vận hành không dừng và nhiễu nặng.</w:t>
+      </w:r>
+    </w:p>
+    <w:p>
+      <w:r>
+        <w:rPr>
+          <w:b/>
+          <w:bCs/>
+        </w:rPr>
+        <w:t>Bài báo đề xuất:</w:t>
+      </w:r>
+    </w:p>
+    <w:p>
+      <w:pPr>
+        <w:numPr>
+          <w:ilvl w:val="0"/>
+          <w:numId w:val="9"/>
+        </w:numPr>
+      </w:pPr>
+      <w:r>
+        <w:rPr>
+          <w:b/>
+          <w:bCs/>
+        </w:rPr>
+        <w:t>Tiêu đề:</w:t>
+      </w:r>
+      <w:r>
+        <w:t xml:space="preserve"> </w:t>
+      </w:r>
+      <w:r>
+        <w:rPr>
           <w:i/>
           <w:iCs/>
         </w:rPr>
-        <w:t>Neural Computation</w:t>
-      </w:r>
-      <w:r>
-        <w:rPr>
-          <w:b/>
-          <w:bCs/>
-        </w:rPr>
-        <w:t>, vol. 9, no. 8, pp. 1735–1780, 1997.</w:t>
-      </w:r>
-    </w:p>
-    <w:p>
-      <w:pPr>
-        <w:rPr>
-          <w:b/>
-          <w:bCs/>
-        </w:rPr>
-      </w:pPr>
-      <w:r>
-        <w:rPr>
-          <w:b/>
-          <w:bCs/>
-        </w:rPr>
-        <w:t xml:space="preserve">[3] S. Bai, J. Z. Kolter, and V. Kolter, "An empirical evaluation of generic convolutional and recurrent networks for sequence modeling," </w:t>
-      </w:r>
-      <w:r>
-        <w:rPr>
-          <w:b/>
-          <w:bCs/>
+        <w:t>An Explainable Adaptive Anomaly Detection Method for Multi-Condition Intelligent Equipment Monitoring</w:t>
+      </w:r>
+      <w:r>
+        <w:t>.</w:t>
+      </w:r>
+    </w:p>
+    <w:p>
+      <w:pPr>
+        <w:numPr>
+          <w:ilvl w:val="0"/>
+          <w:numId w:val="9"/>
+        </w:numPr>
+      </w:pPr>
+      <w:r>
+        <w:rPr>
+          <w:b/>
+          <w:bCs/>
+        </w:rPr>
+        <w:t>Tạp chí/Hội nghị:</w:t>
+      </w:r>
+      <w:r>
+        <w:t xml:space="preserve"> </w:t>
+      </w:r>
+      <w:r>
+        <w:rPr>
+          <w:b/>
+          <w:bCs/>
+        </w:rPr>
+        <w:t>Diagnostyka</w:t>
+      </w:r>
+      <w:r>
+        <w:t xml:space="preserve"> (Q2, 2026).</w:t>
+      </w:r>
+    </w:p>
+    <w:p>
+      <w:pPr>
+        <w:numPr>
+          <w:ilvl w:val="0"/>
+          <w:numId w:val="9"/>
+        </w:numPr>
+      </w:pPr>
+      <w:r>
+        <w:rPr>
+          <w:b/>
+          <w:bCs/>
+        </w:rPr>
+        <w:lastRenderedPageBreak/>
+        <w:t>Đường dẫn truy cập:</w:t>
+      </w:r>
+      <w:r>
+        <w:t xml:space="preserve"> </w:t>
+      </w:r>
+      <w:hyperlink r:id="rId20" w:tgtFrame="_blank" w:history="1">
+        <w:r>
+          <w:rPr>
+            <w:rStyle w:val="Hyperlink"/>
+          </w:rPr>
+          <w:t>https://doi.org/10.2935</w:t>
+        </w:r>
+        <w:r>
+          <w:rPr>
+            <w:rStyle w:val="Hyperlink"/>
+          </w:rPr>
+          <w:t>4</w:t>
+        </w:r>
+        <w:r>
+          <w:rPr>
+            <w:rStyle w:val="Hyperlink"/>
+          </w:rPr>
+          <w:t>/diag/183111</w:t>
+        </w:r>
+      </w:hyperlink>
+    </w:p>
+    <w:p>
+      <w:pPr>
+        <w:numPr>
+          <w:ilvl w:val="0"/>
+          <w:numId w:val="9"/>
+        </w:numPr>
+      </w:pPr>
+      <w:r>
+        <w:rPr>
+          <w:b/>
+          <w:bCs/>
+        </w:rPr>
+        <w:t>Giá trị học thuật:</w:t>
+      </w:r>
+      <w:r>
+        <w:t xml:space="preserve"> Minh chứng bằng các thống kê kỹ thuật thực tế về tỉ lệ sự cố vòng bi chiếm tới 40%–50% tổng số hư hại của máy móc quay, trực tiếp dẫn đến việc dừng máy ngoài kế hoạch và tổn thất kinh tế nghiêm trọng.</w:t>
+      </w:r>
+    </w:p>
+    <w:p/>
+    <w:p>
+      <w:r>
+        <w:t xml:space="preserve">  </w:t>
+      </w:r>
+      <w:r>
+        <w:rPr>
+          <w:b/>
+          <w:bCs/>
+        </w:rPr>
+        <w:t>Bài báo đề xuất:</w:t>
+      </w:r>
+      <w:r>
+        <w:t xml:space="preserve"> </w:t>
+      </w:r>
+      <w:r>
+        <w:rPr>
           <w:i/>
           <w:iCs/>
         </w:rPr>
-        <w:t>arXiv preprint arXiv:1803.01271</w:t>
-      </w:r>
-      <w:r>
-        <w:rPr>
-          <w:b/>
-          <w:bCs/>
-        </w:rPr>
-        <w:t>, 2018.</w:t>
-      </w:r>
-    </w:p>
-    <w:p>
-      <w:pPr>
-        <w:rPr>
-          <w:b/>
-          <w:bCs/>
-        </w:rPr>
-      </w:pPr>
-      <w:r>
-        <w:rPr>
-          <w:b/>
-          <w:bCs/>
-        </w:rPr>
-        <w:t xml:space="preserve">[4] A. Vaswani et al., "Attention is all you need," </w:t>
-      </w:r>
-      <w:r>
-        <w:rPr>
-          <w:b/>
-          <w:bCs/>
+        <w:t>Mamba: Linear-Time Sequence Modeling with Selective State Spaces</w:t>
+      </w:r>
+      <w:r>
+        <w:t xml:space="preserve"> (COLM 2024 / arXiv 2023).</w:t>
+      </w:r>
+    </w:p>
+    <w:p>
+      <w:r>
+        <w:t xml:space="preserve">  </w:t>
+      </w:r>
+      <w:r>
+        <w:rPr>
+          <w:b/>
+          <w:bCs/>
+        </w:rPr>
+        <w:t>Đường dẫn truy cập:</w:t>
+      </w:r>
+      <w:r>
+        <w:t xml:space="preserve"> </w:t>
+      </w:r>
+      <w:hyperlink r:id="rId21" w:tgtFrame="_blank" w:history="1">
+        <w:r>
+          <w:rPr>
+            <w:rStyle w:val="Hyperlink"/>
+          </w:rPr>
+          <w:t>https://arxiv.org/abs/2312.00752</w:t>
+        </w:r>
+      </w:hyperlink>
+      <w:r>
+        <w:t xml:space="preserve"> </w:t>
+      </w:r>
+    </w:p>
+    <w:p>
+      <w:r>
+        <w:t xml:space="preserve">  </w:t>
+      </w:r>
+      <w:r>
+        <w:rPr>
+          <w:b/>
+          <w:bCs/>
+        </w:rPr>
+        <w:t>Giá trị học thuật:</w:t>
+      </w:r>
+      <w:r>
+        <w:t xml:space="preserve"> Khung lý thuyết gốc thiết lập độ phức tạp tính toán tuyến tính $O(N)$ và cơ chế quét chọn lọc (selective scan) phụ thuộc đầu vào.</w:t>
+      </w:r>
+    </w:p>
+    <w:p>
+      <w:r>
+        <w:t xml:space="preserve">  </w:t>
+      </w:r>
+      <w:r>
+        <w:rPr>
+          <w:b/>
+          <w:bCs/>
+        </w:rPr>
+        <w:t>Bài báo đề xuất:</w:t>
+      </w:r>
+      <w:r>
+        <w:t xml:space="preserve"> </w:t>
+      </w:r>
+      <w:r>
+        <w:rPr>
           <w:i/>
           <w:iCs/>
         </w:rPr>
-        <w:t>Advances in Neural Information Processing Systems (NeuRIPS)</w:t>
-      </w:r>
-      <w:r>
-        <w:rPr>
-          <w:b/>
-          <w:bCs/>
-        </w:rPr>
-        <w:t>, vol. 30, 2017.</w:t>
-      </w:r>
-    </w:p>
-    <w:p>
-      <w:pPr>
-        <w:rPr>
-          <w:b/>
-          <w:bCs/>
-        </w:rPr>
-      </w:pPr>
-      <w:r>
-        <w:rPr>
-          <w:b/>
-          <w:bCs/>
-        </w:rPr>
-        <w:t xml:space="preserve">[5] A. Gu and T. Dao, "Mamba: Linear-time sequence modeling with selective state spaces," </w:t>
-      </w:r>
-      <w:r>
-        <w:rPr>
-          <w:b/>
-          <w:bCs/>
+        <w:t>Deep-Learning-Based Open Set Fault Diagnosis by Extreme Value Theory</w:t>
+      </w:r>
+      <w:r>
+        <w:t xml:space="preserve"> (</w:t>
+      </w:r>
+      <w:r>
+        <w:rPr>
           <w:i/>
           <w:iCs/>
         </w:rPr>
-        <w:t>arXiv preprint arXiv:2312.00752</w:t>
-      </w:r>
-      <w:r>
-        <w:rPr>
-          <w:b/>
-          <w:bCs/>
-        </w:rPr>
-        <w:t>, 2023.</w:t>
-      </w:r>
-    </w:p>
-    <w:p>
-      <w:pPr>
-        <w:rPr>
-          <w:b/>
-          <w:bCs/>
-        </w:rPr>
-      </w:pPr>
-      <w:r>
-        <w:rPr>
-          <w:b/>
-          <w:bCs/>
-        </w:rPr>
-        <w:t xml:space="preserve">[6] H. Feng, C. Zhang, X. Li, and Y. Wang, "FEMamba: A feature-enhanced Mamba framework with degradation-stage global regularization for bearing remaining useful life prediction," </w:t>
-      </w:r>
-      <w:r>
-        <w:rPr>
-          <w:b/>
-          <w:bCs/>
+        <w:t>IEEE Transactions on Industrial Informatics</w:t>
+      </w:r>
+      <w:r>
+        <w:t>, 2022).</w:t>
+      </w:r>
+    </w:p>
+    <w:p>
+      <w:r>
+        <w:t xml:space="preserve">  </w:t>
+      </w:r>
+      <w:r>
+        <w:rPr>
+          <w:b/>
+          <w:bCs/>
+        </w:rPr>
+        <w:t>Đường dẫn truy cập:</w:t>
+      </w:r>
+      <w:r>
+        <w:t xml:space="preserve"> </w:t>
+      </w:r>
+      <w:hyperlink r:id="rId22" w:tgtFrame="_blank" w:history="1">
+        <w:r>
+          <w:rPr>
+            <w:rStyle w:val="Hyperlink"/>
+          </w:rPr>
+          <w:t>https://ieeexplore.ieee.org/document/9394793</w:t>
+        </w:r>
+      </w:hyperlink>
+    </w:p>
+    <w:p>
+      <w:r>
+        <w:t xml:space="preserve">  </w:t>
+      </w:r>
+      <w:r>
+        <w:rPr>
+          <w:b/>
+          <w:bCs/>
+        </w:rPr>
+        <w:t>Giá trị học thuật:</w:t>
+      </w:r>
+      <w:r>
+        <w:t xml:space="preserve"> Nghiên cứu tiêu biểu về việc tích hợp lý thuyết giá trị cực biên (EVT-POT) trực tiếp vào không gian ẩn của mô hình học sâu để thiết lập ranh giới quyết định và loại bỏ các hành vi dị thường không giám sát.</w:t>
+      </w:r>
+    </w:p>
+    <w:p>
+      <w:r>
+        <w:t xml:space="preserve">  </w:t>
+      </w:r>
+      <w:r>
+        <w:rPr>
+          <w:b/>
+          <w:bCs/>
+        </w:rPr>
+        <w:t>Tài liệu hỗ trợ 1 (Về mô hình lai Mamba-CNN &amp; Tri thức Vật lý):</w:t>
+      </w:r>
+      <w:r>
+        <w:t xml:space="preserve"> </w:t>
+      </w:r>
+      <w:r>
+        <w:rPr>
           <w:i/>
           <w:iCs/>
         </w:rPr>
-        <w:t>IEEE Transactions on Industrial Informatics</w:t>
-      </w:r>
-      <w:r>
-        <w:rPr>
-          <w:b/>
-          <w:bCs/>
-        </w:rPr>
-        <w:t>, vol. 21, no. 4, pp. 1245–1258, 2025.</w:t>
-      </w:r>
-    </w:p>
-    <w:p>
-      <w:pPr>
-        <w:rPr>
-          <w:b/>
-          <w:bCs/>
-        </w:rPr>
-      </w:pPr>
-      <w:r>
-        <w:rPr>
-          <w:b/>
-          <w:bCs/>
-        </w:rPr>
-        <w:t xml:space="preserve">[7] Y. Wei, Z. Ma, X. Liu, and J. Chen, "TFG-Mamba: Temporal-frequency domain fusion via gating Mamba for computationally efficient bearing RUL prediction," </w:t>
-      </w:r>
-      <w:r>
-        <w:rPr>
-          <w:b/>
-          <w:bCs/>
+        <w:t>Physics-Guided Tiny-Mamba Transformer for Reliability-Aware Early Fault Warning</w:t>
+      </w:r>
+      <w:r>
+        <w:t xml:space="preserve"> (Submitted to </w:t>
+      </w:r>
+      <w:r>
+        <w:rPr>
           <w:i/>
           <w:iCs/>
         </w:rPr>
-        <w:t>Advanced Engineering Informatics</w:t>
-      </w:r>
-      <w:r>
-        <w:rPr>
-          <w:b/>
-          <w:bCs/>
-        </w:rPr>
-        <w:t>, vol. 72, p. 102845, 2026.</w:t>
-      </w:r>
-    </w:p>
-    <w:p>
-      <w:pPr>
-        <w:rPr>
-          <w:b/>
-          <w:bCs/>
-        </w:rPr>
-      </w:pPr>
-      <w:r>
-        <w:rPr>
-          <w:b/>
-          <w:bCs/>
-        </w:rPr>
-        <w:t xml:space="preserve">[8] T. Kim, J. Kim, Y. Tae, C. Park, and J.-G. Lee, "Reversible instance normalization for accurate time-series forecasting against distribution shift," in </w:t>
-      </w:r>
-      <w:r>
-        <w:rPr>
-          <w:b/>
-          <w:bCs/>
+        <w:t>IEEE Transactions on Reliability</w:t>
+      </w:r>
+      <w:r>
+        <w:t xml:space="preserve">, 2026). </w:t>
+      </w:r>
+    </w:p>
+    <w:p>
+      <w:pPr>
+        <w:numPr>
+          <w:ilvl w:val="0"/>
+          <w:numId w:val="10"/>
+        </w:numPr>
+      </w:pPr>
+      <w:r>
+        <w:rPr>
+          <w:b/>
+          <w:bCs/>
+        </w:rPr>
+        <w:t>Đường dẫn:</w:t>
+      </w:r>
+      <w:r>
+        <w:t xml:space="preserve"> </w:t>
+      </w:r>
+      <w:hyperlink r:id="rId23" w:tgtFrame="_blank" w:history="1">
+        <w:r>
+          <w:rPr>
+            <w:rStyle w:val="Hyperlink"/>
+          </w:rPr>
+          <w:t>https://arxiv.org/abs/2601.21293</w:t>
+        </w:r>
+      </w:hyperlink>
+    </w:p>
+    <w:p>
+      <w:pPr>
+        <w:numPr>
+          <w:ilvl w:val="0"/>
+          <w:numId w:val="10"/>
+        </w:numPr>
+      </w:pPr>
+      <w:r>
+        <w:rPr>
+          <w:b/>
+          <w:bCs/>
+        </w:rPr>
+        <w:t>Ý nghĩa:</w:t>
+      </w:r>
+      <w:r>
+        <w:t xml:space="preserve"> Chứng minh tính khả thi của cấu trúc lai Tiny-Mamba kết hợp cuống tích chập và tri thức vật lý dải tần chẩn đoán vòng bi. </w:t>
+      </w:r>
+    </w:p>
+    <w:p>
+      <w:r>
+        <w:t xml:space="preserve">  </w:t>
+      </w:r>
+      <w:r>
+        <w:rPr>
+          <w:b/>
+          <w:bCs/>
+        </w:rPr>
+        <w:t>Tài liệu hỗ trợ 2 (Về phân tách chuỗi kết hợp Mamba độc lập kênh):</w:t>
+      </w:r>
+      <w:r>
+        <w:t xml:space="preserve"> </w:t>
+      </w:r>
+      <w:r>
+        <w:rPr>
           <w:i/>
           <w:iCs/>
         </w:rPr>
-        <w:t>International Conference on Learning Representations (ICLR)</w:t>
-      </w:r>
-      <w:r>
-        <w:rPr>
-          <w:b/>
-          <w:bCs/>
-        </w:rPr>
-        <w:t>, 2022.</w:t>
-      </w:r>
-    </w:p>
-    <w:p>
-      <w:pPr>
-        <w:rPr>
-          <w:b/>
-          <w:bCs/>
-        </w:rPr>
-      </w:pPr>
-      <w:r>
-        <w:rPr>
-          <w:b/>
-          <w:bCs/>
-        </w:rPr>
-        <w:t xml:space="preserve">[9] H. Wu, J. Xu, J. Wang, and M. Long, "Autoformer: Decomposition transformers with auto-correlation for long-term series forecasting," </w:t>
-      </w:r>
-      <w:r>
-        <w:rPr>
-          <w:b/>
-          <w:bCs/>
+        <w:t>TSC-Mamba: Adaptive Decomposition and Channel Interaction Fusion for Time Series Forecasting</w:t>
+      </w:r>
+      <w:r>
+        <w:t xml:space="preserve"> (</w:t>
+      </w:r>
+      <w:r>
+        <w:rPr>
           <w:i/>
           <w:iCs/>
         </w:rPr>
-        <w:t>Advances in Neural Information Processing Systems (NeuRIPS)</w:t>
-      </w:r>
-      <w:r>
-        <w:rPr>
-          <w:b/>
-          <w:bCs/>
-        </w:rPr>
-        <w:t>, vol. 34, pp. 22419–22430, 2021.</w:t>
-      </w:r>
-    </w:p>
-    <w:p>
-      <w:pPr>
-        <w:rPr>
-          <w:b/>
-          <w:bCs/>
-        </w:rPr>
-      </w:pPr>
-      <w:r>
-        <w:rPr>
-          <w:b/>
-          <w:bCs/>
-        </w:rPr>
-        <w:t xml:space="preserve">[10] A. Siffer, P.-A. Fouque, A. Termier, and C. Largouët, "Anomaly detection in time series with extreme value theory," in </w:t>
-      </w:r>
-      <w:r>
-        <w:rPr>
-          <w:b/>
-          <w:bCs/>
-          <w:i/>
-          <w:iCs/>
-        </w:rPr>
-        <w:t>Proceedings of the 23rd ACM SIGKDD International Conference on Knowledge Discovery and Data Mining</w:t>
-      </w:r>
-      <w:r>
-        <w:rPr>
-          <w:b/>
-          <w:bCs/>
-        </w:rPr>
-        <w:t>, 2017, pp. 1067–1075.</w:t>
-      </w:r>
-    </w:p>
-    <w:p>
-      <w:pPr>
-        <w:rPr>
-          <w:b/>
-          <w:bCs/>
-        </w:rPr>
-      </w:pPr>
-      <w:r>
-        <w:rPr>
-          <w:b/>
-          <w:bCs/>
-        </w:rPr>
-        <w:t xml:space="preserve">[11] D. Luo and M. Long, "ModernTCN: A modern pure convolution network for general time series forecasting," in </w:t>
-      </w:r>
-      <w:r>
-        <w:rPr>
-          <w:b/>
-          <w:bCs/>
-          <w:i/>
-          <w:iCs/>
-        </w:rPr>
-        <w:t>International Conference on Learning Representations (ICLR)</w:t>
-      </w:r>
-      <w:r>
-        <w:rPr>
-          <w:b/>
-          <w:bCs/>
-        </w:rPr>
-        <w:t>, 2024.</w:t>
+        <w:t>Mathematics</w:t>
+      </w:r>
+      <w:r>
+        <w:t xml:space="preserve">, MDPI, 2026). </w:t>
+      </w:r>
+    </w:p>
+    <w:p>
+      <w:pPr>
+        <w:numPr>
+          <w:ilvl w:val="0"/>
+          <w:numId w:val="11"/>
+        </w:numPr>
+      </w:pPr>
+      <w:r>
+        <w:rPr>
+          <w:b/>
+          <w:bCs/>
+        </w:rPr>
+        <w:t>Đường dẫn:</w:t>
+      </w:r>
+      <w:r>
+        <w:t xml:space="preserve"> </w:t>
+      </w:r>
+      <w:hyperlink r:id="rId24" w:tgtFrame="_blank" w:history="1">
+        <w:r>
+          <w:rPr>
+            <w:rStyle w:val="Hyperlink"/>
+          </w:rPr>
+          <w:t>https://www.mdpi.com/2227-7390/14/8/1363</w:t>
+        </w:r>
+      </w:hyperlink>
+    </w:p>
+    <w:p>
+      <w:pPr>
+        <w:numPr>
+          <w:ilvl w:val="0"/>
+          <w:numId w:val="11"/>
+        </w:numPr>
+      </w:pPr>
+      <w:r>
+        <w:rPr>
+          <w:b/>
+          <w:bCs/>
+        </w:rPr>
+        <w:t>Ý nghĩa:</w:t>
+      </w:r>
+      <w:r>
+        <w:t xml:space="preserve"> Cung cấp minh chứng toán học xuất sắc về quy trình "Phân tách - Lan truyền - Tương quan chéo" để giải quyết điểm nghẽn biểu diễn đa biến. </w:t>
       </w:r>
     </w:p>
     <w:p/>
@@ -506,6 +2156,421 @@
     </w:lvl>
   </w:abstractNum>
   <w:abstractNum w:abstractNumId="1" w15:restartNumberingAfterBreak="0">
+    <w:nsid w:val="1B473BC7"/>
+    <w:multiLevelType w:val="multilevel"/>
+    <w:tmpl w:val="F2649748"/>
+    <w:lvl w:ilvl="0">
+      <w:start w:val="1"/>
+      <w:numFmt w:val="bullet"/>
+      <w:lvlText w:val=""/>
+      <w:lvlJc w:val="left"/>
+      <w:pPr>
+        <w:tabs>
+          <w:tab w:val="num" w:pos="720"/>
+        </w:tabs>
+        <w:ind w:left="720" w:hanging="360"/>
+      </w:pPr>
+      <w:rPr>
+        <w:rFonts w:ascii="Symbol" w:hAnsi="Symbol" w:hint="default"/>
+        <w:sz w:val="20"/>
+      </w:rPr>
+    </w:lvl>
+    <w:lvl w:ilvl="1" w:tentative="1">
+      <w:start w:val="1"/>
+      <w:numFmt w:val="bullet"/>
+      <w:lvlText w:val="o"/>
+      <w:lvlJc w:val="left"/>
+      <w:pPr>
+        <w:tabs>
+          <w:tab w:val="num" w:pos="1440"/>
+        </w:tabs>
+        <w:ind w:left="1440" w:hanging="360"/>
+      </w:pPr>
+      <w:rPr>
+        <w:rFonts w:ascii="Courier New" w:hAnsi="Courier New" w:hint="default"/>
+        <w:sz w:val="20"/>
+      </w:rPr>
+    </w:lvl>
+    <w:lvl w:ilvl="2" w:tentative="1">
+      <w:start w:val="1"/>
+      <w:numFmt w:val="bullet"/>
+      <w:lvlText w:val=""/>
+      <w:lvlJc w:val="left"/>
+      <w:pPr>
+        <w:tabs>
+          <w:tab w:val="num" w:pos="2160"/>
+        </w:tabs>
+        <w:ind w:left="2160" w:hanging="360"/>
+      </w:pPr>
+      <w:rPr>
+        <w:rFonts w:ascii="Wingdings" w:hAnsi="Wingdings" w:hint="default"/>
+        <w:sz w:val="20"/>
+      </w:rPr>
+    </w:lvl>
+    <w:lvl w:ilvl="3" w:tentative="1">
+      <w:start w:val="1"/>
+      <w:numFmt w:val="bullet"/>
+      <w:lvlText w:val=""/>
+      <w:lvlJc w:val="left"/>
+      <w:pPr>
+        <w:tabs>
+          <w:tab w:val="num" w:pos="2880"/>
+        </w:tabs>
+        <w:ind w:left="2880" w:hanging="360"/>
+      </w:pPr>
+      <w:rPr>
+        <w:rFonts w:ascii="Wingdings" w:hAnsi="Wingdings" w:hint="default"/>
+        <w:sz w:val="20"/>
+      </w:rPr>
+    </w:lvl>
+    <w:lvl w:ilvl="4" w:tentative="1">
+      <w:start w:val="1"/>
+      <w:numFmt w:val="bullet"/>
+      <w:lvlText w:val=""/>
+      <w:lvlJc w:val="left"/>
+      <w:pPr>
+        <w:tabs>
+          <w:tab w:val="num" w:pos="3600"/>
+        </w:tabs>
+        <w:ind w:left="3600" w:hanging="360"/>
+      </w:pPr>
+      <w:rPr>
+        <w:rFonts w:ascii="Wingdings" w:hAnsi="Wingdings" w:hint="default"/>
+        <w:sz w:val="20"/>
+      </w:rPr>
+    </w:lvl>
+    <w:lvl w:ilvl="5" w:tentative="1">
+      <w:start w:val="1"/>
+      <w:numFmt w:val="bullet"/>
+      <w:lvlText w:val=""/>
+      <w:lvlJc w:val="left"/>
+      <w:pPr>
+        <w:tabs>
+          <w:tab w:val="num" w:pos="4320"/>
+        </w:tabs>
+        <w:ind w:left="4320" w:hanging="360"/>
+      </w:pPr>
+      <w:rPr>
+        <w:rFonts w:ascii="Wingdings" w:hAnsi="Wingdings" w:hint="default"/>
+        <w:sz w:val="20"/>
+      </w:rPr>
+    </w:lvl>
+    <w:lvl w:ilvl="6" w:tentative="1">
+      <w:start w:val="1"/>
+      <w:numFmt w:val="bullet"/>
+      <w:lvlText w:val=""/>
+      <w:lvlJc w:val="left"/>
+      <w:pPr>
+        <w:tabs>
+          <w:tab w:val="num" w:pos="5040"/>
+        </w:tabs>
+        <w:ind w:left="5040" w:hanging="360"/>
+      </w:pPr>
+      <w:rPr>
+        <w:rFonts w:ascii="Wingdings" w:hAnsi="Wingdings" w:hint="default"/>
+        <w:sz w:val="20"/>
+      </w:rPr>
+    </w:lvl>
+    <w:lvl w:ilvl="7" w:tentative="1">
+      <w:start w:val="1"/>
+      <w:numFmt w:val="bullet"/>
+      <w:lvlText w:val=""/>
+      <w:lvlJc w:val="left"/>
+      <w:pPr>
+        <w:tabs>
+          <w:tab w:val="num" w:pos="5760"/>
+        </w:tabs>
+        <w:ind w:left="5760" w:hanging="360"/>
+      </w:pPr>
+      <w:rPr>
+        <w:rFonts w:ascii="Wingdings" w:hAnsi="Wingdings" w:hint="default"/>
+        <w:sz w:val="20"/>
+      </w:rPr>
+    </w:lvl>
+    <w:lvl w:ilvl="8" w:tentative="1">
+      <w:start w:val="1"/>
+      <w:numFmt w:val="bullet"/>
+      <w:lvlText w:val=""/>
+      <w:lvlJc w:val="left"/>
+      <w:pPr>
+        <w:tabs>
+          <w:tab w:val="num" w:pos="6480"/>
+        </w:tabs>
+        <w:ind w:left="6480" w:hanging="360"/>
+      </w:pPr>
+      <w:rPr>
+        <w:rFonts w:ascii="Wingdings" w:hAnsi="Wingdings" w:hint="default"/>
+        <w:sz w:val="20"/>
+      </w:rPr>
+    </w:lvl>
+  </w:abstractNum>
+  <w:abstractNum w:abstractNumId="2" w15:restartNumberingAfterBreak="0">
+    <w:nsid w:val="31F53B07"/>
+    <w:multiLevelType w:val="multilevel"/>
+    <w:tmpl w:val="799248E8"/>
+    <w:lvl w:ilvl="0">
+      <w:start w:val="1"/>
+      <w:numFmt w:val="bullet"/>
+      <w:lvlText w:val=""/>
+      <w:lvlJc w:val="left"/>
+      <w:pPr>
+        <w:tabs>
+          <w:tab w:val="num" w:pos="720"/>
+        </w:tabs>
+        <w:ind w:left="720" w:hanging="360"/>
+      </w:pPr>
+      <w:rPr>
+        <w:rFonts w:ascii="Symbol" w:hAnsi="Symbol" w:hint="default"/>
+        <w:sz w:val="20"/>
+      </w:rPr>
+    </w:lvl>
+    <w:lvl w:ilvl="1" w:tentative="1">
+      <w:start w:val="1"/>
+      <w:numFmt w:val="bullet"/>
+      <w:lvlText w:val="o"/>
+      <w:lvlJc w:val="left"/>
+      <w:pPr>
+        <w:tabs>
+          <w:tab w:val="num" w:pos="1440"/>
+        </w:tabs>
+        <w:ind w:left="1440" w:hanging="360"/>
+      </w:pPr>
+      <w:rPr>
+        <w:rFonts w:ascii="Courier New" w:hAnsi="Courier New" w:hint="default"/>
+        <w:sz w:val="20"/>
+      </w:rPr>
+    </w:lvl>
+    <w:lvl w:ilvl="2" w:tentative="1">
+      <w:start w:val="1"/>
+      <w:numFmt w:val="bullet"/>
+      <w:lvlText w:val=""/>
+      <w:lvlJc w:val="left"/>
+      <w:pPr>
+        <w:tabs>
+          <w:tab w:val="num" w:pos="2160"/>
+        </w:tabs>
+        <w:ind w:left="2160" w:hanging="360"/>
+      </w:pPr>
+      <w:rPr>
+        <w:rFonts w:ascii="Wingdings" w:hAnsi="Wingdings" w:hint="default"/>
+        <w:sz w:val="20"/>
+      </w:rPr>
+    </w:lvl>
+    <w:lvl w:ilvl="3" w:tentative="1">
+      <w:start w:val="1"/>
+      <w:numFmt w:val="bullet"/>
+      <w:lvlText w:val=""/>
+      <w:lvlJc w:val="left"/>
+      <w:pPr>
+        <w:tabs>
+          <w:tab w:val="num" w:pos="2880"/>
+        </w:tabs>
+        <w:ind w:left="2880" w:hanging="360"/>
+      </w:pPr>
+      <w:rPr>
+        <w:rFonts w:ascii="Wingdings" w:hAnsi="Wingdings" w:hint="default"/>
+        <w:sz w:val="20"/>
+      </w:rPr>
+    </w:lvl>
+    <w:lvl w:ilvl="4" w:tentative="1">
+      <w:start w:val="1"/>
+      <w:numFmt w:val="bullet"/>
+      <w:lvlText w:val=""/>
+      <w:lvlJc w:val="left"/>
+      <w:pPr>
+        <w:tabs>
+          <w:tab w:val="num" w:pos="3600"/>
+        </w:tabs>
+        <w:ind w:left="3600" w:hanging="360"/>
+      </w:pPr>
+      <w:rPr>
+        <w:rFonts w:ascii="Wingdings" w:hAnsi="Wingdings" w:hint="default"/>
+        <w:sz w:val="20"/>
+      </w:rPr>
+    </w:lvl>
+    <w:lvl w:ilvl="5" w:tentative="1">
+      <w:start w:val="1"/>
+      <w:numFmt w:val="bullet"/>
+      <w:lvlText w:val=""/>
+      <w:lvlJc w:val="left"/>
+      <w:pPr>
+        <w:tabs>
+          <w:tab w:val="num" w:pos="4320"/>
+        </w:tabs>
+        <w:ind w:left="4320" w:hanging="360"/>
+      </w:pPr>
+      <w:rPr>
+        <w:rFonts w:ascii="Wingdings" w:hAnsi="Wingdings" w:hint="default"/>
+        <w:sz w:val="20"/>
+      </w:rPr>
+    </w:lvl>
+    <w:lvl w:ilvl="6" w:tentative="1">
+      <w:start w:val="1"/>
+      <w:numFmt w:val="bullet"/>
+      <w:lvlText w:val=""/>
+      <w:lvlJc w:val="left"/>
+      <w:pPr>
+        <w:tabs>
+          <w:tab w:val="num" w:pos="5040"/>
+        </w:tabs>
+        <w:ind w:left="5040" w:hanging="360"/>
+      </w:pPr>
+      <w:rPr>
+        <w:rFonts w:ascii="Wingdings" w:hAnsi="Wingdings" w:hint="default"/>
+        <w:sz w:val="20"/>
+      </w:rPr>
+    </w:lvl>
+    <w:lvl w:ilvl="7" w:tentative="1">
+      <w:start w:val="1"/>
+      <w:numFmt w:val="bullet"/>
+      <w:lvlText w:val=""/>
+      <w:lvlJc w:val="left"/>
+      <w:pPr>
+        <w:tabs>
+          <w:tab w:val="num" w:pos="5760"/>
+        </w:tabs>
+        <w:ind w:left="5760" w:hanging="360"/>
+      </w:pPr>
+      <w:rPr>
+        <w:rFonts w:ascii="Wingdings" w:hAnsi="Wingdings" w:hint="default"/>
+        <w:sz w:val="20"/>
+      </w:rPr>
+    </w:lvl>
+    <w:lvl w:ilvl="8" w:tentative="1">
+      <w:start w:val="1"/>
+      <w:numFmt w:val="bullet"/>
+      <w:lvlText w:val=""/>
+      <w:lvlJc w:val="left"/>
+      <w:pPr>
+        <w:tabs>
+          <w:tab w:val="num" w:pos="6480"/>
+        </w:tabs>
+        <w:ind w:left="6480" w:hanging="360"/>
+      </w:pPr>
+      <w:rPr>
+        <w:rFonts w:ascii="Wingdings" w:hAnsi="Wingdings" w:hint="default"/>
+        <w:sz w:val="20"/>
+      </w:rPr>
+    </w:lvl>
+  </w:abstractNum>
+  <w:abstractNum w:abstractNumId="3" w15:restartNumberingAfterBreak="0">
+    <w:nsid w:val="3BBD0A43"/>
+    <w:multiLevelType w:val="multilevel"/>
+    <w:tmpl w:val="C454832C"/>
+    <w:lvl w:ilvl="0">
+      <w:start w:val="5"/>
+      <w:numFmt w:val="decimal"/>
+      <w:lvlText w:val="%1."/>
+      <w:lvlJc w:val="left"/>
+      <w:pPr>
+        <w:tabs>
+          <w:tab w:val="num" w:pos="720"/>
+        </w:tabs>
+        <w:ind w:left="720" w:hanging="360"/>
+      </w:pPr>
+    </w:lvl>
+    <w:lvl w:ilvl="1">
+      <w:start w:val="1"/>
+      <w:numFmt w:val="bullet"/>
+      <w:lvlText w:val="o"/>
+      <w:lvlJc w:val="left"/>
+      <w:pPr>
+        <w:tabs>
+          <w:tab w:val="num" w:pos="1440"/>
+        </w:tabs>
+        <w:ind w:left="1440" w:hanging="360"/>
+      </w:pPr>
+      <w:rPr>
+        <w:rFonts w:ascii="Courier New" w:hAnsi="Courier New" w:hint="default"/>
+        <w:sz w:val="20"/>
+      </w:rPr>
+    </w:lvl>
+    <w:lvl w:ilvl="2" w:tentative="1">
+      <w:start w:val="1"/>
+      <w:numFmt w:val="decimal"/>
+      <w:lvlText w:val="%3."/>
+      <w:lvlJc w:val="left"/>
+      <w:pPr>
+        <w:tabs>
+          <w:tab w:val="num" w:pos="2160"/>
+        </w:tabs>
+        <w:ind w:left="2160" w:hanging="360"/>
+      </w:pPr>
+    </w:lvl>
+    <w:lvl w:ilvl="3" w:tentative="1">
+      <w:start w:val="1"/>
+      <w:numFmt w:val="decimal"/>
+      <w:lvlText w:val="%4."/>
+      <w:lvlJc w:val="left"/>
+      <w:pPr>
+        <w:tabs>
+          <w:tab w:val="num" w:pos="2880"/>
+        </w:tabs>
+        <w:ind w:left="2880" w:hanging="360"/>
+      </w:pPr>
+    </w:lvl>
+    <w:lvl w:ilvl="4" w:tentative="1">
+      <w:start w:val="1"/>
+      <w:numFmt w:val="decimal"/>
+      <w:lvlText w:val="%5."/>
+      <w:lvlJc w:val="left"/>
+      <w:pPr>
+        <w:tabs>
+          <w:tab w:val="num" w:pos="3600"/>
+        </w:tabs>
+        <w:ind w:left="3600" w:hanging="360"/>
+      </w:pPr>
+    </w:lvl>
+    <w:lvl w:ilvl="5" w:tentative="1">
+      <w:start w:val="1"/>
+      <w:numFmt w:val="decimal"/>
+      <w:lvlText w:val="%6."/>
+      <w:lvlJc w:val="left"/>
+      <w:pPr>
+        <w:tabs>
+          <w:tab w:val="num" w:pos="4320"/>
+        </w:tabs>
+        <w:ind w:left="4320" w:hanging="360"/>
+      </w:pPr>
+    </w:lvl>
+    <w:lvl w:ilvl="6" w:tentative="1">
+      <w:start w:val="1"/>
+      <w:numFmt w:val="decimal"/>
+      <w:lvlText w:val="%7."/>
+      <w:lvlJc w:val="left"/>
+      <w:pPr>
+        <w:tabs>
+          <w:tab w:val="num" w:pos="5040"/>
+        </w:tabs>
+        <w:ind w:left="5040" w:hanging="360"/>
+      </w:pPr>
+    </w:lvl>
+    <w:lvl w:ilvl="7" w:tentative="1">
+      <w:start w:val="1"/>
+      <w:numFmt w:val="decimal"/>
+      <w:lvlText w:val="%8."/>
+      <w:lvlJc w:val="left"/>
+      <w:pPr>
+        <w:tabs>
+          <w:tab w:val="num" w:pos="5760"/>
+        </w:tabs>
+        <w:ind w:left="5760" w:hanging="360"/>
+      </w:pPr>
+    </w:lvl>
+    <w:lvl w:ilvl="8" w:tentative="1">
+      <w:start w:val="1"/>
+      <w:numFmt w:val="decimal"/>
+      <w:lvlText w:val="%9."/>
+      <w:lvlJc w:val="left"/>
+      <w:pPr>
+        <w:tabs>
+          <w:tab w:val="num" w:pos="6480"/>
+        </w:tabs>
+        <w:ind w:left="6480" w:hanging="360"/>
+      </w:pPr>
+    </w:lvl>
+  </w:abstractNum>
+  <w:abstractNum w:abstractNumId="4" w15:restartNumberingAfterBreak="0">
     <w:nsid w:val="4A404EE1"/>
     <w:multiLevelType w:val="multilevel"/>
     <w:tmpl w:val="87C86926"/>
@@ -654,7 +2719,7 @@
       </w:rPr>
     </w:lvl>
   </w:abstractNum>
-  <w:abstractNum w:abstractNumId="2" w15:restartNumberingAfterBreak="0">
+  <w:abstractNum w:abstractNumId="5" w15:restartNumberingAfterBreak="0">
     <w:nsid w:val="52585118"/>
     <w:multiLevelType w:val="multilevel"/>
     <w:tmpl w:val="8E04CA14"/>
@@ -803,10 +2868,542 @@
       </w:rPr>
     </w:lvl>
   </w:abstractNum>
-  <w:abstractNum w:abstractNumId="3" w15:restartNumberingAfterBreak="0">
+  <w:abstractNum w:abstractNumId="6" w15:restartNumberingAfterBreak="0">
+    <w:nsid w:val="5E3A1AB1"/>
+    <w:multiLevelType w:val="multilevel"/>
+    <w:tmpl w:val="70A28434"/>
+    <w:lvl w:ilvl="0">
+      <w:start w:val="8"/>
+      <w:numFmt w:val="decimal"/>
+      <w:lvlText w:val="%1."/>
+      <w:lvlJc w:val="left"/>
+      <w:pPr>
+        <w:tabs>
+          <w:tab w:val="num" w:pos="720"/>
+        </w:tabs>
+        <w:ind w:left="720" w:hanging="360"/>
+      </w:pPr>
+    </w:lvl>
+    <w:lvl w:ilvl="1">
+      <w:start w:val="1"/>
+      <w:numFmt w:val="bullet"/>
+      <w:lvlText w:val="o"/>
+      <w:lvlJc w:val="left"/>
+      <w:pPr>
+        <w:tabs>
+          <w:tab w:val="num" w:pos="1440"/>
+        </w:tabs>
+        <w:ind w:left="1440" w:hanging="360"/>
+      </w:pPr>
+      <w:rPr>
+        <w:rFonts w:ascii="Courier New" w:hAnsi="Courier New" w:hint="default"/>
+        <w:sz w:val="20"/>
+      </w:rPr>
+    </w:lvl>
+    <w:lvl w:ilvl="2" w:tentative="1">
+      <w:start w:val="1"/>
+      <w:numFmt w:val="decimal"/>
+      <w:lvlText w:val="%3."/>
+      <w:lvlJc w:val="left"/>
+      <w:pPr>
+        <w:tabs>
+          <w:tab w:val="num" w:pos="2160"/>
+        </w:tabs>
+        <w:ind w:left="2160" w:hanging="360"/>
+      </w:pPr>
+    </w:lvl>
+    <w:lvl w:ilvl="3" w:tentative="1">
+      <w:start w:val="1"/>
+      <w:numFmt w:val="decimal"/>
+      <w:lvlText w:val="%4."/>
+      <w:lvlJc w:val="left"/>
+      <w:pPr>
+        <w:tabs>
+          <w:tab w:val="num" w:pos="2880"/>
+        </w:tabs>
+        <w:ind w:left="2880" w:hanging="360"/>
+      </w:pPr>
+    </w:lvl>
+    <w:lvl w:ilvl="4" w:tentative="1">
+      <w:start w:val="1"/>
+      <w:numFmt w:val="decimal"/>
+      <w:lvlText w:val="%5."/>
+      <w:lvlJc w:val="left"/>
+      <w:pPr>
+        <w:tabs>
+          <w:tab w:val="num" w:pos="3600"/>
+        </w:tabs>
+        <w:ind w:left="3600" w:hanging="360"/>
+      </w:pPr>
+    </w:lvl>
+    <w:lvl w:ilvl="5" w:tentative="1">
+      <w:start w:val="1"/>
+      <w:numFmt w:val="decimal"/>
+      <w:lvlText w:val="%6."/>
+      <w:lvlJc w:val="left"/>
+      <w:pPr>
+        <w:tabs>
+          <w:tab w:val="num" w:pos="4320"/>
+        </w:tabs>
+        <w:ind w:left="4320" w:hanging="360"/>
+      </w:pPr>
+    </w:lvl>
+    <w:lvl w:ilvl="6" w:tentative="1">
+      <w:start w:val="1"/>
+      <w:numFmt w:val="decimal"/>
+      <w:lvlText w:val="%7."/>
+      <w:lvlJc w:val="left"/>
+      <w:pPr>
+        <w:tabs>
+          <w:tab w:val="num" w:pos="5040"/>
+        </w:tabs>
+        <w:ind w:left="5040" w:hanging="360"/>
+      </w:pPr>
+    </w:lvl>
+    <w:lvl w:ilvl="7" w:tentative="1">
+      <w:start w:val="1"/>
+      <w:numFmt w:val="decimal"/>
+      <w:lvlText w:val="%8."/>
+      <w:lvlJc w:val="left"/>
+      <w:pPr>
+        <w:tabs>
+          <w:tab w:val="num" w:pos="5760"/>
+        </w:tabs>
+        <w:ind w:left="5760" w:hanging="360"/>
+      </w:pPr>
+    </w:lvl>
+    <w:lvl w:ilvl="8" w:tentative="1">
+      <w:start w:val="1"/>
+      <w:numFmt w:val="decimal"/>
+      <w:lvlText w:val="%9."/>
+      <w:lvlJc w:val="left"/>
+      <w:pPr>
+        <w:tabs>
+          <w:tab w:val="num" w:pos="6480"/>
+        </w:tabs>
+        <w:ind w:left="6480" w:hanging="360"/>
+      </w:pPr>
+    </w:lvl>
+  </w:abstractNum>
+  <w:abstractNum w:abstractNumId="7" w15:restartNumberingAfterBreak="0">
+    <w:nsid w:val="65216527"/>
+    <w:multiLevelType w:val="multilevel"/>
+    <w:tmpl w:val="BC00E1C4"/>
+    <w:lvl w:ilvl="0">
+      <w:start w:val="1"/>
+      <w:numFmt w:val="bullet"/>
+      <w:lvlText w:val=""/>
+      <w:lvlJc w:val="left"/>
+      <w:pPr>
+        <w:tabs>
+          <w:tab w:val="num" w:pos="720"/>
+        </w:tabs>
+        <w:ind w:left="720" w:hanging="360"/>
+      </w:pPr>
+      <w:rPr>
+        <w:rFonts w:ascii="Symbol" w:hAnsi="Symbol" w:hint="default"/>
+        <w:sz w:val="20"/>
+      </w:rPr>
+    </w:lvl>
+    <w:lvl w:ilvl="1" w:tentative="1">
+      <w:start w:val="1"/>
+      <w:numFmt w:val="bullet"/>
+      <w:lvlText w:val="o"/>
+      <w:lvlJc w:val="left"/>
+      <w:pPr>
+        <w:tabs>
+          <w:tab w:val="num" w:pos="1440"/>
+        </w:tabs>
+        <w:ind w:left="1440" w:hanging="360"/>
+      </w:pPr>
+      <w:rPr>
+        <w:rFonts w:ascii="Courier New" w:hAnsi="Courier New" w:hint="default"/>
+        <w:sz w:val="20"/>
+      </w:rPr>
+    </w:lvl>
+    <w:lvl w:ilvl="2" w:tentative="1">
+      <w:start w:val="1"/>
+      <w:numFmt w:val="bullet"/>
+      <w:lvlText w:val=""/>
+      <w:lvlJc w:val="left"/>
+      <w:pPr>
+        <w:tabs>
+          <w:tab w:val="num" w:pos="2160"/>
+        </w:tabs>
+        <w:ind w:left="2160" w:hanging="360"/>
+      </w:pPr>
+      <w:rPr>
+        <w:rFonts w:ascii="Wingdings" w:hAnsi="Wingdings" w:hint="default"/>
+        <w:sz w:val="20"/>
+      </w:rPr>
+    </w:lvl>
+    <w:lvl w:ilvl="3" w:tentative="1">
+      <w:start w:val="1"/>
+      <w:numFmt w:val="bullet"/>
+      <w:lvlText w:val=""/>
+      <w:lvlJc w:val="left"/>
+      <w:pPr>
+        <w:tabs>
+          <w:tab w:val="num" w:pos="2880"/>
+        </w:tabs>
+        <w:ind w:left="2880" w:hanging="360"/>
+      </w:pPr>
+      <w:rPr>
+        <w:rFonts w:ascii="Wingdings" w:hAnsi="Wingdings" w:hint="default"/>
+        <w:sz w:val="20"/>
+      </w:rPr>
+    </w:lvl>
+    <w:lvl w:ilvl="4" w:tentative="1">
+      <w:start w:val="1"/>
+      <w:numFmt w:val="bullet"/>
+      <w:lvlText w:val=""/>
+      <w:lvlJc w:val="left"/>
+      <w:pPr>
+        <w:tabs>
+          <w:tab w:val="num" w:pos="3600"/>
+        </w:tabs>
+        <w:ind w:left="3600" w:hanging="360"/>
+      </w:pPr>
+      <w:rPr>
+        <w:rFonts w:ascii="Wingdings" w:hAnsi="Wingdings" w:hint="default"/>
+        <w:sz w:val="20"/>
+      </w:rPr>
+    </w:lvl>
+    <w:lvl w:ilvl="5" w:tentative="1">
+      <w:start w:val="1"/>
+      <w:numFmt w:val="bullet"/>
+      <w:lvlText w:val=""/>
+      <w:lvlJc w:val="left"/>
+      <w:pPr>
+        <w:tabs>
+          <w:tab w:val="num" w:pos="4320"/>
+        </w:tabs>
+        <w:ind w:left="4320" w:hanging="360"/>
+      </w:pPr>
+      <w:rPr>
+        <w:rFonts w:ascii="Wingdings" w:hAnsi="Wingdings" w:hint="default"/>
+        <w:sz w:val="20"/>
+      </w:rPr>
+    </w:lvl>
+    <w:lvl w:ilvl="6" w:tentative="1">
+      <w:start w:val="1"/>
+      <w:numFmt w:val="bullet"/>
+      <w:lvlText w:val=""/>
+      <w:lvlJc w:val="left"/>
+      <w:pPr>
+        <w:tabs>
+          <w:tab w:val="num" w:pos="5040"/>
+        </w:tabs>
+        <w:ind w:left="5040" w:hanging="360"/>
+      </w:pPr>
+      <w:rPr>
+        <w:rFonts w:ascii="Wingdings" w:hAnsi="Wingdings" w:hint="default"/>
+        <w:sz w:val="20"/>
+      </w:rPr>
+    </w:lvl>
+    <w:lvl w:ilvl="7" w:tentative="1">
+      <w:start w:val="1"/>
+      <w:numFmt w:val="bullet"/>
+      <w:lvlText w:val=""/>
+      <w:lvlJc w:val="left"/>
+      <w:pPr>
+        <w:tabs>
+          <w:tab w:val="num" w:pos="5760"/>
+        </w:tabs>
+        <w:ind w:left="5760" w:hanging="360"/>
+      </w:pPr>
+      <w:rPr>
+        <w:rFonts w:ascii="Wingdings" w:hAnsi="Wingdings" w:hint="default"/>
+        <w:sz w:val="20"/>
+      </w:rPr>
+    </w:lvl>
+    <w:lvl w:ilvl="8" w:tentative="1">
+      <w:start w:val="1"/>
+      <w:numFmt w:val="bullet"/>
+      <w:lvlText w:val=""/>
+      <w:lvlJc w:val="left"/>
+      <w:pPr>
+        <w:tabs>
+          <w:tab w:val="num" w:pos="6480"/>
+        </w:tabs>
+        <w:ind w:left="6480" w:hanging="360"/>
+      </w:pPr>
+      <w:rPr>
+        <w:rFonts w:ascii="Wingdings" w:hAnsi="Wingdings" w:hint="default"/>
+        <w:sz w:val="20"/>
+      </w:rPr>
+    </w:lvl>
+  </w:abstractNum>
+  <w:abstractNum w:abstractNumId="8" w15:restartNumberingAfterBreak="0">
     <w:nsid w:val="6A6B66D6"/>
     <w:multiLevelType w:val="multilevel"/>
     <w:tmpl w:val="C2E0A3FA"/>
+    <w:lvl w:ilvl="0">
+      <w:start w:val="1"/>
+      <w:numFmt w:val="bullet"/>
+      <w:lvlText w:val=""/>
+      <w:lvlJc w:val="left"/>
+      <w:pPr>
+        <w:tabs>
+          <w:tab w:val="num" w:pos="720"/>
+        </w:tabs>
+        <w:ind w:left="720" w:hanging="360"/>
+      </w:pPr>
+      <w:rPr>
+        <w:rFonts w:ascii="Symbol" w:hAnsi="Symbol" w:hint="default"/>
+        <w:sz w:val="20"/>
+      </w:rPr>
+    </w:lvl>
+    <w:lvl w:ilvl="1" w:tentative="1">
+      <w:start w:val="1"/>
+      <w:numFmt w:val="bullet"/>
+      <w:lvlText w:val="o"/>
+      <w:lvlJc w:val="left"/>
+      <w:pPr>
+        <w:tabs>
+          <w:tab w:val="num" w:pos="1440"/>
+        </w:tabs>
+        <w:ind w:left="1440" w:hanging="360"/>
+      </w:pPr>
+      <w:rPr>
+        <w:rFonts w:ascii="Courier New" w:hAnsi="Courier New" w:hint="default"/>
+        <w:sz w:val="20"/>
+      </w:rPr>
+    </w:lvl>
+    <w:lvl w:ilvl="2" w:tentative="1">
+      <w:start w:val="1"/>
+      <w:numFmt w:val="bullet"/>
+      <w:lvlText w:val=""/>
+      <w:lvlJc w:val="left"/>
+      <w:pPr>
+        <w:tabs>
+          <w:tab w:val="num" w:pos="2160"/>
+        </w:tabs>
+        <w:ind w:left="2160" w:hanging="360"/>
+      </w:pPr>
+      <w:rPr>
+        <w:rFonts w:ascii="Wingdings" w:hAnsi="Wingdings" w:hint="default"/>
+        <w:sz w:val="20"/>
+      </w:rPr>
+    </w:lvl>
+    <w:lvl w:ilvl="3" w:tentative="1">
+      <w:start w:val="1"/>
+      <w:numFmt w:val="bullet"/>
+      <w:lvlText w:val=""/>
+      <w:lvlJc w:val="left"/>
+      <w:pPr>
+        <w:tabs>
+          <w:tab w:val="num" w:pos="2880"/>
+        </w:tabs>
+        <w:ind w:left="2880" w:hanging="360"/>
+      </w:pPr>
+      <w:rPr>
+        <w:rFonts w:ascii="Wingdings" w:hAnsi="Wingdings" w:hint="default"/>
+        <w:sz w:val="20"/>
+      </w:rPr>
+    </w:lvl>
+    <w:lvl w:ilvl="4" w:tentative="1">
+      <w:start w:val="1"/>
+      <w:numFmt w:val="bullet"/>
+      <w:lvlText w:val=""/>
+      <w:lvlJc w:val="left"/>
+      <w:pPr>
+        <w:tabs>
+          <w:tab w:val="num" w:pos="3600"/>
+        </w:tabs>
+        <w:ind w:left="3600" w:hanging="360"/>
+      </w:pPr>
+      <w:rPr>
+        <w:rFonts w:ascii="Wingdings" w:hAnsi="Wingdings" w:hint="default"/>
+        <w:sz w:val="20"/>
+      </w:rPr>
+    </w:lvl>
+    <w:lvl w:ilvl="5" w:tentative="1">
+      <w:start w:val="1"/>
+      <w:numFmt w:val="bullet"/>
+      <w:lvlText w:val=""/>
+      <w:lvlJc w:val="left"/>
+      <w:pPr>
+        <w:tabs>
+          <w:tab w:val="num" w:pos="4320"/>
+        </w:tabs>
+        <w:ind w:left="4320" w:hanging="360"/>
+      </w:pPr>
+      <w:rPr>
+        <w:rFonts w:ascii="Wingdings" w:hAnsi="Wingdings" w:hint="default"/>
+        <w:sz w:val="20"/>
+      </w:rPr>
+    </w:lvl>
+    <w:lvl w:ilvl="6" w:tentative="1">
+      <w:start w:val="1"/>
+      <w:numFmt w:val="bullet"/>
+      <w:lvlText w:val=""/>
+      <w:lvlJc w:val="left"/>
+      <w:pPr>
+        <w:tabs>
+          <w:tab w:val="num" w:pos="5040"/>
+        </w:tabs>
+        <w:ind w:left="5040" w:hanging="360"/>
+      </w:pPr>
+      <w:rPr>
+        <w:rFonts w:ascii="Wingdings" w:hAnsi="Wingdings" w:hint="default"/>
+        <w:sz w:val="20"/>
+      </w:rPr>
+    </w:lvl>
+    <w:lvl w:ilvl="7" w:tentative="1">
+      <w:start w:val="1"/>
+      <w:numFmt w:val="bullet"/>
+      <w:lvlText w:val=""/>
+      <w:lvlJc w:val="left"/>
+      <w:pPr>
+        <w:tabs>
+          <w:tab w:val="num" w:pos="5760"/>
+        </w:tabs>
+        <w:ind w:left="5760" w:hanging="360"/>
+      </w:pPr>
+      <w:rPr>
+        <w:rFonts w:ascii="Wingdings" w:hAnsi="Wingdings" w:hint="default"/>
+        <w:sz w:val="20"/>
+      </w:rPr>
+    </w:lvl>
+    <w:lvl w:ilvl="8" w:tentative="1">
+      <w:start w:val="1"/>
+      <w:numFmt w:val="bullet"/>
+      <w:lvlText w:val=""/>
+      <w:lvlJc w:val="left"/>
+      <w:pPr>
+        <w:tabs>
+          <w:tab w:val="num" w:pos="6480"/>
+        </w:tabs>
+        <w:ind w:left="6480" w:hanging="360"/>
+      </w:pPr>
+      <w:rPr>
+        <w:rFonts w:ascii="Wingdings" w:hAnsi="Wingdings" w:hint="default"/>
+        <w:sz w:val="20"/>
+      </w:rPr>
+    </w:lvl>
+  </w:abstractNum>
+  <w:abstractNum w:abstractNumId="9" w15:restartNumberingAfterBreak="0">
+    <w:nsid w:val="74B81535"/>
+    <w:multiLevelType w:val="multilevel"/>
+    <w:tmpl w:val="71A89F8C"/>
+    <w:lvl w:ilvl="0">
+      <w:start w:val="1"/>
+      <w:numFmt w:val="decimal"/>
+      <w:lvlText w:val="%1."/>
+      <w:lvlJc w:val="left"/>
+      <w:pPr>
+        <w:tabs>
+          <w:tab w:val="num" w:pos="720"/>
+        </w:tabs>
+        <w:ind w:left="720" w:hanging="360"/>
+      </w:pPr>
+    </w:lvl>
+    <w:lvl w:ilvl="1">
+      <w:start w:val="1"/>
+      <w:numFmt w:val="bullet"/>
+      <w:lvlText w:val="o"/>
+      <w:lvlJc w:val="left"/>
+      <w:pPr>
+        <w:tabs>
+          <w:tab w:val="num" w:pos="1440"/>
+        </w:tabs>
+        <w:ind w:left="1440" w:hanging="360"/>
+      </w:pPr>
+      <w:rPr>
+        <w:rFonts w:ascii="Courier New" w:hAnsi="Courier New" w:hint="default"/>
+        <w:sz w:val="20"/>
+      </w:rPr>
+    </w:lvl>
+    <w:lvl w:ilvl="2" w:tentative="1">
+      <w:start w:val="1"/>
+      <w:numFmt w:val="decimal"/>
+      <w:lvlText w:val="%3."/>
+      <w:lvlJc w:val="left"/>
+      <w:pPr>
+        <w:tabs>
+          <w:tab w:val="num" w:pos="2160"/>
+        </w:tabs>
+        <w:ind w:left="2160" w:hanging="360"/>
+      </w:pPr>
+    </w:lvl>
+    <w:lvl w:ilvl="3" w:tentative="1">
+      <w:start w:val="1"/>
+      <w:numFmt w:val="decimal"/>
+      <w:lvlText w:val="%4."/>
+      <w:lvlJc w:val="left"/>
+      <w:pPr>
+        <w:tabs>
+          <w:tab w:val="num" w:pos="2880"/>
+        </w:tabs>
+        <w:ind w:left="2880" w:hanging="360"/>
+      </w:pPr>
+    </w:lvl>
+    <w:lvl w:ilvl="4" w:tentative="1">
+      <w:start w:val="1"/>
+      <w:numFmt w:val="decimal"/>
+      <w:lvlText w:val="%5."/>
+      <w:lvlJc w:val="left"/>
+      <w:pPr>
+        <w:tabs>
+          <w:tab w:val="num" w:pos="3600"/>
+        </w:tabs>
+        <w:ind w:left="3600" w:hanging="360"/>
+      </w:pPr>
+    </w:lvl>
+    <w:lvl w:ilvl="5" w:tentative="1">
+      <w:start w:val="1"/>
+      <w:numFmt w:val="decimal"/>
+      <w:lvlText w:val="%6."/>
+      <w:lvlJc w:val="left"/>
+      <w:pPr>
+        <w:tabs>
+          <w:tab w:val="num" w:pos="4320"/>
+        </w:tabs>
+        <w:ind w:left="4320" w:hanging="360"/>
+      </w:pPr>
+    </w:lvl>
+    <w:lvl w:ilvl="6" w:tentative="1">
+      <w:start w:val="1"/>
+      <w:numFmt w:val="decimal"/>
+      <w:lvlText w:val="%7."/>
+      <w:lvlJc w:val="left"/>
+      <w:pPr>
+        <w:tabs>
+          <w:tab w:val="num" w:pos="5040"/>
+        </w:tabs>
+        <w:ind w:left="5040" w:hanging="360"/>
+      </w:pPr>
+    </w:lvl>
+    <w:lvl w:ilvl="7" w:tentative="1">
+      <w:start w:val="1"/>
+      <w:numFmt w:val="decimal"/>
+      <w:lvlText w:val="%8."/>
+      <w:lvlJc w:val="left"/>
+      <w:pPr>
+        <w:tabs>
+          <w:tab w:val="num" w:pos="5760"/>
+        </w:tabs>
+        <w:ind w:left="5760" w:hanging="360"/>
+      </w:pPr>
+    </w:lvl>
+    <w:lvl w:ilvl="8" w:tentative="1">
+      <w:start w:val="1"/>
+      <w:numFmt w:val="decimal"/>
+      <w:lvlText w:val="%9."/>
+      <w:lvlJc w:val="left"/>
+      <w:pPr>
+        <w:tabs>
+          <w:tab w:val="num" w:pos="6480"/>
+        </w:tabs>
+        <w:ind w:left="6480" w:hanging="360"/>
+      </w:pPr>
+    </w:lvl>
+  </w:abstractNum>
+  <w:abstractNum w:abstractNumId="10" w15:restartNumberingAfterBreak="0">
+    <w:nsid w:val="7D045708"/>
+    <w:multiLevelType w:val="multilevel"/>
+    <w:tmpl w:val="50D8D66E"/>
     <w:lvl w:ilvl="0">
       <w:start w:val="1"/>
       <w:numFmt w:val="bullet"/>
@@ -956,12 +3553,33 @@
     <w:abstractNumId w:val="0"/>
   </w:num>
   <w:num w:numId="2" w16cid:durableId="247350695">
+    <w:abstractNumId w:val="8"/>
+  </w:num>
+  <w:num w:numId="3" w16cid:durableId="408312219">
+    <w:abstractNumId w:val="4"/>
+  </w:num>
+  <w:num w:numId="4" w16cid:durableId="221642780">
+    <w:abstractNumId w:val="5"/>
+  </w:num>
+  <w:num w:numId="5" w16cid:durableId="452481417">
+    <w:abstractNumId w:val="9"/>
+  </w:num>
+  <w:num w:numId="6" w16cid:durableId="1461915881">
     <w:abstractNumId w:val="3"/>
   </w:num>
-  <w:num w:numId="3" w16cid:durableId="408312219">
+  <w:num w:numId="7" w16cid:durableId="587469268">
+    <w:abstractNumId w:val="6"/>
+  </w:num>
+  <w:num w:numId="8" w16cid:durableId="550969235">
     <w:abstractNumId w:val="1"/>
   </w:num>
-  <w:num w:numId="4" w16cid:durableId="221642780">
+  <w:num w:numId="9" w16cid:durableId="1519345543">
+    <w:abstractNumId w:val="7"/>
+  </w:num>
+  <w:num w:numId="10" w16cid:durableId="2063168544">
+    <w:abstractNumId w:val="10"/>
+  </w:num>
+  <w:num w:numId="11" w16cid:durableId="651829644">
     <w:abstractNumId w:val="2"/>
   </w:num>
 </w:numbering>
@@ -1906,6 +4524,18 @@
       <w:shd w:val="clear" w:color="auto" w:fill="E1DFDD"/>
     </w:rPr>
   </w:style>
+  <w:style w:type="character" w:styleId="FollowedHyperlink">
+    <w:name w:val="FollowedHyperlink"/>
+    <w:basedOn w:val="DefaultParagraphFont"/>
+    <w:uiPriority w:val="99"/>
+    <w:semiHidden/>
+    <w:unhideWhenUsed/>
+    <w:rsid w:val="00C7377B"/>
+    <w:rPr>
+      <w:color w:val="96607D" w:themeColor="followedHyperlink"/>
+      <w:u w:val="single"/>
+    </w:rPr>
+  </w:style>
 </w:styles>
 </file>
 

--- a/artifacts/references.docx
+++ b/artifacts/references.docx
@@ -14,440 +14,414 @@
           <w:b/>
           <w:bCs/>
         </w:rPr>
-        <w:t>I. Danh mục trích dẫn nền tảng xử lý tín hiệu và học sâu cơ bản</w:t>
+        <w:t>I. Nền tảng xử lý tín hiệu và học sâu cơ bản</w:t>
       </w:r>
     </w:p>
     <w:p>
       <w:pPr>
+        <w:rPr>
+          <w:b/>
+          <w:bCs/>
+        </w:rPr>
+      </w:pPr>
+      <w:r>
+        <w:rPr>
+          <w:b/>
+          <w:bCs/>
+        </w:rPr>
+        <w:t>1. Mô hình / Bài báo: DeSpaWN (2021)</w:t>
+      </w:r>
+    </w:p>
+    <w:p>
+      <w:pPr>
         <w:numPr>
           <w:ilvl w:val="0"/>
-          <w:numId w:val="5"/>
+          <w:numId w:val="12"/>
         </w:numPr>
-      </w:pPr>
-      <w:r>
-        <w:rPr>
-          <w:b/>
-          <w:bCs/>
-        </w:rPr>
-        <w:t>DeSpaWN (PNAS, 2021)</w:t>
-      </w:r>
-    </w:p>
-    <w:p>
-      <w:pPr>
-        <w:numPr>
-          <w:ilvl w:val="1"/>
-          <w:numId w:val="5"/>
-        </w:numPr>
-      </w:pPr>
-      <w:r>
-        <w:rPr>
-          <w:b/>
-          <w:bCs/>
-        </w:rPr>
-        <w:t>Đường dẫn</w:t>
-      </w:r>
-      <w:r>
-        <w:t xml:space="preserve">: </w:t>
+        <w:rPr>
+          <w:b/>
+          <w:bCs/>
+        </w:rPr>
+      </w:pPr>
+      <w:r>
+        <w:rPr>
+          <w:b/>
+          <w:bCs/>
+        </w:rPr>
+        <w:t xml:space="preserve">Đường dẫn (URL): </w:t>
       </w:r>
       <w:hyperlink r:id="rId5" w:tgtFrame="_blank" w:history="1">
         <w:r>
           <w:rPr>
             <w:rStyle w:val="Hyperlink"/>
+            <w:b/>
+            <w:bCs/>
           </w:rPr>
           <w:t>https://www.pnas.org/doi/10.1073/pnas.2106598119</w:t>
         </w:r>
       </w:hyperlink>
-      <w:r>
-        <w:t xml:space="preserve"> </w:t>
-      </w:r>
     </w:p>
     <w:p>
       <w:pPr>
         <w:numPr>
-          <w:ilvl w:val="1"/>
-          <w:numId w:val="5"/>
+          <w:ilvl w:val="0"/>
+          <w:numId w:val="12"/>
         </w:numPr>
-      </w:pPr>
-      <w:r>
-        <w:rPr>
-          <w:b/>
-          <w:bCs/>
-        </w:rPr>
-        <w:t>Thứ hạng học thuật</w:t>
-      </w:r>
-      <w:r>
-        <w:t xml:space="preserve">: </w:t>
-      </w:r>
-      <w:r>
-        <w:rPr>
-          <w:b/>
-          <w:bCs/>
-        </w:rPr>
-        <w:t>Q1</w:t>
-      </w:r>
-      <w:r>
-        <w:t xml:space="preserve"> (Proceedings of the National Academy of Sciences - PNAS là tạp chí đa ngành top đầu thế giới).</w:t>
+        <w:rPr>
+          <w:b/>
+          <w:bCs/>
+        </w:rPr>
+      </w:pPr>
+      <w:r>
+        <w:rPr>
+          <w:b/>
+          <w:bCs/>
+        </w:rPr>
+        <w:t xml:space="preserve">Thứ hạng học thuật (Ranking): Q1 (Tạp chí đa ngành top đầu thế giới </w:t>
+      </w:r>
+      <w:r>
+        <w:rPr>
+          <w:b/>
+          <w:bCs/>
+          <w:i/>
+          <w:iCs/>
+        </w:rPr>
+        <w:t>Proceedings of the National Academy of Sciences - PNAS</w:t>
+      </w:r>
+      <w:r>
+        <w:rPr>
+          <w:b/>
+          <w:bCs/>
+        </w:rPr>
+        <w:t>).</w:t>
       </w:r>
     </w:p>
     <w:p>
       <w:pPr>
         <w:numPr>
-          <w:ilvl w:val="1"/>
-          <w:numId w:val="5"/>
+          <w:ilvl w:val="0"/>
+          <w:numId w:val="12"/>
         </w:numPr>
-      </w:pPr>
-      <w:r>
-        <w:rPr>
-          <w:b/>
-          <w:bCs/>
-        </w:rPr>
-        <w:t>Năm xuất bản</w:t>
-      </w:r>
-      <w:r>
-        <w:t>: 2021 (vừa vặn trong chu kỳ 5 năm SOTA).</w:t>
+        <w:rPr>
+          <w:b/>
+          <w:bCs/>
+        </w:rPr>
+      </w:pPr>
+      <w:r>
+        <w:rPr>
+          <w:b/>
+          <w:bCs/>
+        </w:rPr>
+        <w:t>Tóm tắt ngắn gọn: Chứng minh giải pháp tối ưu hóa bộ lọc Wavelet học được (learnable Wavelet) để trích xuất các đặc trưng thưa trong miền thời-tần một cách không giám sát.</w:t>
       </w:r>
     </w:p>
     <w:p>
       <w:pPr>
-        <w:numPr>
-          <w:ilvl w:val="1"/>
-          <w:numId w:val="5"/>
-        </w:numPr>
-      </w:pPr>
-      <w:r>
-        <w:rPr>
-          <w:b/>
-          <w:bCs/>
-        </w:rPr>
-        <w:t>Vai trò vật lý</w:t>
-      </w:r>
-      <w:r>
-        <w:t xml:space="preserve">: Chứng minh giải pháp tối ưu hóa bộ lọc Wavelet học được (learnable Wavelet) để trích xuất đặc trưng thưa miền thời-tần một cách không giám sát. </w:t>
+        <w:rPr>
+          <w:b/>
+          <w:bCs/>
+        </w:rPr>
+      </w:pPr>
+      <w:r>
+        <w:rPr>
+          <w:b/>
+          <w:bCs/>
+        </w:rPr>
+        <w:t>2. Mô hình / Bài báo: ModernTCN (2024)</w:t>
       </w:r>
     </w:p>
     <w:p>
       <w:pPr>
         <w:numPr>
           <w:ilvl w:val="0"/>
-          <w:numId w:val="5"/>
+          <w:numId w:val="13"/>
         </w:numPr>
-      </w:pPr>
-      <w:r>
-        <w:rPr>
-          <w:b/>
-          <w:bCs/>
-        </w:rPr>
-        <w:t>ModernTCN (ICLR, 2024)</w:t>
-      </w:r>
-    </w:p>
-    <w:p>
-      <w:pPr>
-        <w:numPr>
-          <w:ilvl w:val="1"/>
-          <w:numId w:val="5"/>
-        </w:numPr>
-      </w:pPr>
-      <w:r>
-        <w:rPr>
-          <w:b/>
-          <w:bCs/>
-        </w:rPr>
-        <w:t>Đường dẫn</w:t>
-      </w:r>
-      <w:r>
-        <w:t xml:space="preserve">: </w:t>
+        <w:rPr>
+          <w:b/>
+          <w:bCs/>
+        </w:rPr>
+      </w:pPr>
+      <w:r>
+        <w:rPr>
+          <w:b/>
+          <w:bCs/>
+        </w:rPr>
+        <w:t xml:space="preserve">Đường dẫn (URL): </w:t>
       </w:r>
       <w:hyperlink r:id="rId6" w:tgtFrame="_blank" w:history="1">
         <w:r>
           <w:rPr>
             <w:rStyle w:val="Hyperlink"/>
+            <w:b/>
+            <w:bCs/>
           </w:rPr>
           <w:t>https://openreview.net/forum?id=vpJMJerXHU</w:t>
         </w:r>
       </w:hyperlink>
-      <w:r>
-        <w:t xml:space="preserve"> </w:t>
-      </w:r>
     </w:p>
     <w:p>
       <w:pPr>
         <w:numPr>
-          <w:ilvl w:val="1"/>
-          <w:numId w:val="5"/>
+          <w:ilvl w:val="0"/>
+          <w:numId w:val="13"/>
         </w:numPr>
-      </w:pPr>
-      <w:r>
-        <w:rPr>
-          <w:b/>
-          <w:bCs/>
-        </w:rPr>
-        <w:t>Thứ hạng học thuật</w:t>
-      </w:r>
-      <w:r>
-        <w:t xml:space="preserve">: </w:t>
-      </w:r>
-      <w:r>
-        <w:rPr>
-          <w:b/>
-          <w:bCs/>
-        </w:rPr>
-        <w:t>Hội nghị xếp hạng Core A*/Top-tier</w:t>
-      </w:r>
-      <w:r>
-        <w:t xml:space="preserve"> (International Conference on Learning Representations - tương đương Q1 xuất sắc trong khoa học máy tính).</w:t>
+        <w:rPr>
+          <w:b/>
+          <w:bCs/>
+        </w:rPr>
+      </w:pPr>
+      <w:r>
+        <w:rPr>
+          <w:b/>
+          <w:bCs/>
+        </w:rPr>
+        <w:t>Thứ hạng học thuật (Ranking): Hội nghị xếp hạng Core A*/Top-tier (</w:t>
+      </w:r>
+      <w:r>
+        <w:rPr>
+          <w:b/>
+          <w:bCs/>
+          <w:i/>
+          <w:iCs/>
+        </w:rPr>
+        <w:t>ICLR</w:t>
+      </w:r>
+      <w:r>
+        <w:rPr>
+          <w:b/>
+          <w:bCs/>
+        </w:rPr>
+        <w:t xml:space="preserve"> - tương đương Q1 xuất sắc trong Khoa học máy tính).</w:t>
       </w:r>
     </w:p>
     <w:p>
       <w:pPr>
         <w:numPr>
-          <w:ilvl w:val="1"/>
-          <w:numId w:val="5"/>
+          <w:ilvl w:val="0"/>
+          <w:numId w:val="13"/>
         </w:numPr>
-      </w:pPr>
-      <w:r>
-        <w:rPr>
-          <w:b/>
-          <w:bCs/>
-        </w:rPr>
-        <w:t>Năm xuất bản</w:t>
-      </w:r>
-      <w:r>
-        <w:t>: 2024 (2 năm gần nhất).</w:t>
+        <w:rPr>
+          <w:b/>
+          <w:bCs/>
+        </w:rPr>
+      </w:pPr>
+      <w:r>
+        <w:rPr>
+          <w:b/>
+          <w:bCs/>
+        </w:rPr>
+        <w:t>Tóm tắt ngắn gọn: Mô hình mạng tích chập thời gian cải tiến cho chuỗi thời gian; bài báo cung cấp mã nguồn minh bạch và hoàn toàn truy cập mở.</w:t>
       </w:r>
     </w:p>
     <w:p>
       <w:pPr>
-        <w:numPr>
-          <w:ilvl w:val="1"/>
-          <w:numId w:val="5"/>
-        </w:numPr>
-      </w:pPr>
-      <w:r>
-        <w:rPr>
-          <w:b/>
-          <w:bCs/>
-        </w:rPr>
-        <w:t>Trạng thái</w:t>
-      </w:r>
-      <w:r>
-        <w:t xml:space="preserve">: Hoàn toàn truy cập mở, mã nguồn được công bố minh bạch. </w:t>
+        <w:rPr>
+          <w:b/>
+          <w:bCs/>
+        </w:rPr>
+      </w:pPr>
+      <w:r>
+        <w:rPr>
+          <w:b/>
+          <w:bCs/>
+        </w:rPr>
+        <w:t>3. Mô hình / Bài báo: ModernTCN Revisited (2025)</w:t>
       </w:r>
     </w:p>
     <w:p>
       <w:pPr>
         <w:numPr>
           <w:ilvl w:val="0"/>
-          <w:numId w:val="5"/>
+          <w:numId w:val="14"/>
         </w:numPr>
-      </w:pPr>
-      <w:r>
-        <w:rPr>
-          <w:b/>
-          <w:bCs/>
-        </w:rPr>
-        <w:t>ModernTCN Revisited (TMLR, 2025)</w:t>
-      </w:r>
-    </w:p>
-    <w:p>
-      <w:pPr>
-        <w:numPr>
-          <w:ilvl w:val="1"/>
-          <w:numId w:val="5"/>
-        </w:numPr>
-      </w:pPr>
-      <w:r>
-        <w:rPr>
-          <w:b/>
-          <w:bCs/>
-        </w:rPr>
-        <w:t>Đường dẫn</w:t>
-      </w:r>
-      <w:r>
-        <w:t>:(</w:t>
+        <w:rPr>
+          <w:b/>
+          <w:bCs/>
+        </w:rPr>
+      </w:pPr>
+      <w:r>
+        <w:rPr>
+          <w:b/>
+          <w:bCs/>
+        </w:rPr>
+        <w:t xml:space="preserve">Đường dẫn (URL): </w:t>
       </w:r>
       <w:hyperlink r:id="rId7" w:tgtFrame="_blank" w:history="1">
         <w:r>
           <w:rPr>
             <w:rStyle w:val="Hyperlink"/>
+            <w:b/>
+            <w:bCs/>
           </w:rPr>
           <w:t>https://openreview.net/forum?id=R20kKdWmVZ</w:t>
         </w:r>
       </w:hyperlink>
-      <w:r>
-        <w:t xml:space="preserve">) </w:t>
-      </w:r>
     </w:p>
     <w:p>
       <w:pPr>
         <w:numPr>
-          <w:ilvl w:val="1"/>
-          <w:numId w:val="5"/>
+          <w:ilvl w:val="0"/>
+          <w:numId w:val="14"/>
         </w:numPr>
-      </w:pPr>
-      <w:r>
-        <w:rPr>
-          <w:b/>
-          <w:bCs/>
-        </w:rPr>
-        <w:t>Thứ hạng học thuật</w:t>
-      </w:r>
-      <w:r>
-        <w:t xml:space="preserve">: </w:t>
-      </w:r>
-      <w:r>
-        <w:rPr>
-          <w:b/>
-          <w:bCs/>
-        </w:rPr>
-        <w:t>Q1/Q2-equivalent</w:t>
-      </w:r>
-      <w:r>
-        <w:t xml:space="preserve"> (Transactions on Machine Learning Research - tạp chí lý thuyết học máy uy tín chất lượng cao).</w:t>
+        <w:rPr>
+          <w:b/>
+          <w:bCs/>
+        </w:rPr>
+      </w:pPr>
+      <w:r>
+        <w:rPr>
+          <w:b/>
+          <w:bCs/>
+        </w:rPr>
+        <w:t>Thứ hạng học thuật (Ranking): Tương đương Q1/Q2 (</w:t>
+      </w:r>
+      <w:r>
+        <w:rPr>
+          <w:b/>
+          <w:bCs/>
+          <w:i/>
+          <w:iCs/>
+        </w:rPr>
+        <w:t>Transactions on Machine Learning Research - TMLR</w:t>
+      </w:r>
+      <w:r>
+        <w:rPr>
+          <w:b/>
+          <w:bCs/>
+        </w:rPr>
+        <w:t>, tạp chí lý thuyết học máy uy tín).</w:t>
       </w:r>
     </w:p>
     <w:p>
       <w:pPr>
         <w:numPr>
-          <w:ilvl w:val="1"/>
-          <w:numId w:val="5"/>
+          <w:ilvl w:val="0"/>
+          <w:numId w:val="14"/>
         </w:numPr>
-      </w:pPr>
-      <w:r>
-        <w:rPr>
-          <w:b/>
-          <w:bCs/>
-        </w:rPr>
-        <w:t>Năm xuất bản</w:t>
-      </w:r>
-      <w:r>
-        <w:t>: 06/2025 (1 năm gần nhất).</w:t>
+        <w:rPr>
+          <w:b/>
+          <w:bCs/>
+        </w:rPr>
+      </w:pPr>
+      <w:r>
+        <w:rPr>
+          <w:b/>
+          <w:bCs/>
+        </w:rPr>
+        <w:t>Tóm tắt ngắn gọn: Chỉ rõ lỗ hổng "Drop Last Trick" và rò rỉ dữ liệu (data leakage) trong thực nghiệm ModernTCN gốc nhằm tăng tính trung thực học thuật cho các báo cáo nghiên cứu sau này.</w:t>
       </w:r>
     </w:p>
     <w:p>
       <w:pPr>
-        <w:numPr>
-          <w:ilvl w:val="1"/>
-          <w:numId w:val="5"/>
-        </w:numPr>
-      </w:pPr>
-      <w:r>
-        <w:rPr>
-          <w:b/>
-          <w:bCs/>
-        </w:rPr>
-        <w:t>Ý nghĩa phản biện</w:t>
-      </w:r>
-      <w:r>
-        <w:t xml:space="preserve">: Chỉ rõ lỗ hổng "Drop Last Trick" và rò rỉ dữ liệu (data leakage) trong thực nghiệm ModernTCN gốc , tăng tính trung thực học thuật cho báo cáo của bạn. </w:t>
+        <w:rPr>
+          <w:b/>
+          <w:bCs/>
+        </w:rPr>
+      </w:pPr>
+      <w:r>
+        <w:rPr>
+          <w:b/>
+          <w:bCs/>
+        </w:rPr>
+        <w:t>4. Mô hình / Bài báo: TimeRCD / Relational Context Discrepancy (2025)</w:t>
       </w:r>
     </w:p>
     <w:p>
       <w:pPr>
         <w:numPr>
           <w:ilvl w:val="0"/>
-          <w:numId w:val="5"/>
+          <w:numId w:val="15"/>
         </w:numPr>
-      </w:pPr>
-      <w:r>
-        <w:rPr>
-          <w:b/>
-          <w:bCs/>
-        </w:rPr>
-        <w:t>TimeRCD / Relational Context Discrepancy (ICLR, 2025)</w:t>
-      </w:r>
-    </w:p>
-    <w:p>
-      <w:pPr>
-        <w:numPr>
-          <w:ilvl w:val="1"/>
-          <w:numId w:val="5"/>
-        </w:numPr>
-      </w:pPr>
-      <w:r>
-        <w:rPr>
-          <w:b/>
-          <w:bCs/>
-        </w:rPr>
-        <w:t>Đường dẫn</w:t>
-      </w:r>
-      <w:r>
-        <w:t>:(</w:t>
+        <w:rPr>
+          <w:b/>
+          <w:bCs/>
+        </w:rPr>
+      </w:pPr>
+      <w:r>
+        <w:rPr>
+          <w:b/>
+          <w:bCs/>
+        </w:rPr>
+        <w:t xml:space="preserve">Đường dẫn (URL): </w:t>
       </w:r>
       <w:hyperlink r:id="rId8" w:tgtFrame="_blank" w:history="1">
         <w:r>
           <w:rPr>
             <w:rStyle w:val="Hyperlink"/>
+            <w:b/>
+            <w:bCs/>
           </w:rPr>
           <w:t>https://openreview.net/forum?id=Z4T26VztkU</w:t>
         </w:r>
       </w:hyperlink>
-      <w:r>
-        <w:t xml:space="preserve">) </w:t>
-      </w:r>
     </w:p>
     <w:p>
       <w:pPr>
         <w:numPr>
-          <w:ilvl w:val="1"/>
-          <w:numId w:val="5"/>
+          <w:ilvl w:val="0"/>
+          <w:numId w:val="15"/>
         </w:numPr>
-      </w:pPr>
-      <w:r>
-        <w:rPr>
-          <w:b/>
-          <w:bCs/>
-        </w:rPr>
-        <w:t>Thứ hạng học thuật</w:t>
-      </w:r>
-      <w:r>
-        <w:t xml:space="preserve">: </w:t>
-      </w:r>
-      <w:r>
-        <w:rPr>
-          <w:b/>
-          <w:bCs/>
-        </w:rPr>
-        <w:t>Hội nghị xếp hạng Core A*/Top-tier</w:t>
-      </w:r>
-      <w:r>
-        <w:t xml:space="preserve"> (ICLR 2025 - tương đương Q1 xuất sắc).</w:t>
+        <w:rPr>
+          <w:b/>
+          <w:bCs/>
+        </w:rPr>
+      </w:pPr>
+      <w:r>
+        <w:rPr>
+          <w:b/>
+          <w:bCs/>
+        </w:rPr>
+        <w:t>Thứ hạng học thuật (Ranking): Hội nghị xếp hạng Core A*/Top-tier (</w:t>
+      </w:r>
+      <w:r>
+        <w:rPr>
+          <w:b/>
+          <w:bCs/>
+          <w:i/>
+          <w:iCs/>
+        </w:rPr>
+        <w:t>ICLR 2025</w:t>
+      </w:r>
+      <w:r>
+        <w:rPr>
+          <w:b/>
+          <w:bCs/>
+        </w:rPr>
+        <w:t xml:space="preserve"> - tương đương Q1 xuất sắc).</w:t>
       </w:r>
     </w:p>
     <w:p>
       <w:pPr>
         <w:numPr>
-          <w:ilvl w:val="1"/>
-          <w:numId w:val="5"/>
+          <w:ilvl w:val="0"/>
+          <w:numId w:val="15"/>
         </w:numPr>
-      </w:pPr>
-      <w:r>
-        <w:rPr>
-          <w:b/>
-          <w:bCs/>
-        </w:rPr>
-        <w:t>Năm xuất bản</w:t>
-      </w:r>
-      <w:r>
-        <w:t>: 2025 (1 năm gần nhất).</w:t>
+        <w:rPr>
+          <w:b/>
+          <w:bCs/>
+        </w:rPr>
+      </w:pPr>
+      <w:r>
+        <w:rPr>
+          <w:b/>
+          <w:bCs/>
+        </w:rPr>
+        <w:t>Tóm tắt ngắn gọn: Giải quyết lỗi lệch mục tiêu học (mismatch mục tiêu) của các mạng tự mã hóa (Autoencoder) truyền thống bằng cơ chế học sự khác biệt ngữ nghĩa liên hợp thay vì chỉ tái cấu trúc thô.</w:t>
       </w:r>
     </w:p>
     <w:p>
       <w:pPr>
-        <w:numPr>
-          <w:ilvl w:val="1"/>
-          <w:numId w:val="5"/>
-        </w:numPr>
-      </w:pPr>
-      <w:r>
-        <w:rPr>
-          <w:b/>
-          <w:bCs/>
-        </w:rPr>
-        <w:lastRenderedPageBreak/>
-        <w:t>Ý nghĩa toán học</w:t>
-      </w:r>
-      <w:r>
-        <w:t xml:space="preserve">: Giải quyết lỗi "mismatch mục tiêu học" của các mạng tự mã hóa (Autoencoder) truyền thống bằng cơ chế học sự khác biệt ngữ nghĩa liên hợp thay vì tái cấu trúc thô. </w:t>
+        <w:rPr>
+          <w:b/>
+          <w:bCs/>
+        </w:rPr>
+      </w:pPr>
+      <w:r>
+        <w:rPr>
+          <w:b/>
+          <w:bCs/>
+        </w:rPr>
+        <w:t>II. Mô hình chuỗi thời gian dựa trên Attention (Transformer)</w:t>
       </w:r>
     </w:p>
     <w:p>
@@ -462,331 +436,302 @@
           <w:b/>
           <w:bCs/>
         </w:rPr>
-        <w:t>II. Danh mục mô hình chuỗi thời gian dựa trên Attention (Transformer)</w:t>
+        <w:lastRenderedPageBreak/>
+        <w:t>5. Mô hình / Bài báo: Anomaly Transformer (2022)</w:t>
       </w:r>
     </w:p>
     <w:p>
       <w:pPr>
         <w:numPr>
           <w:ilvl w:val="0"/>
-          <w:numId w:val="6"/>
+          <w:numId w:val="16"/>
         </w:numPr>
-      </w:pPr>
-      <w:r>
-        <w:rPr>
-          <w:b/>
-          <w:bCs/>
-        </w:rPr>
-        <w:t>Anomaly Transformer (ICLR, 2022)</w:t>
-      </w:r>
-    </w:p>
-    <w:p>
-      <w:pPr>
-        <w:numPr>
-          <w:ilvl w:val="1"/>
-          <w:numId w:val="6"/>
-        </w:numPr>
-      </w:pPr>
-      <w:r>
-        <w:rPr>
-          <w:b/>
-          <w:bCs/>
-        </w:rPr>
-        <w:t>Đường dẫn</w:t>
-      </w:r>
-      <w:r>
-        <w:t xml:space="preserve">: </w:t>
+        <w:rPr>
+          <w:b/>
+          <w:bCs/>
+        </w:rPr>
+      </w:pPr>
+      <w:r>
+        <w:rPr>
+          <w:b/>
+          <w:bCs/>
+        </w:rPr>
+        <w:t xml:space="preserve">Đường dẫn (URL): </w:t>
       </w:r>
       <w:hyperlink r:id="rId9" w:tgtFrame="_blank" w:history="1">
         <w:r>
           <w:rPr>
             <w:rStyle w:val="Hyperlink"/>
+            <w:b/>
+            <w:bCs/>
           </w:rPr>
           <w:t>https://arxiv.org/abs/2110.02642</w:t>
         </w:r>
       </w:hyperlink>
-      <w:r>
-        <w:t xml:space="preserve"> </w:t>
-      </w:r>
     </w:p>
     <w:p>
       <w:pPr>
         <w:numPr>
-          <w:ilvl w:val="1"/>
-          <w:numId w:val="6"/>
+          <w:ilvl w:val="0"/>
+          <w:numId w:val="16"/>
         </w:numPr>
-      </w:pPr>
-      <w:r>
-        <w:rPr>
-          <w:b/>
-          <w:bCs/>
-        </w:rPr>
-        <w:t>Thứ hạng học thuật</w:t>
-      </w:r>
-      <w:r>
-        <w:t xml:space="preserve">: </w:t>
-      </w:r>
-      <w:r>
-        <w:rPr>
-          <w:b/>
-          <w:bCs/>
-        </w:rPr>
-        <w:t>Hội nghị xếp hạng Core A*/Top-tier</w:t>
-      </w:r>
-      <w:r>
-        <w:t xml:space="preserve"> (ICLR 2022 - tương đương Q1).</w:t>
+        <w:rPr>
+          <w:b/>
+          <w:bCs/>
+        </w:rPr>
+      </w:pPr>
+      <w:r>
+        <w:rPr>
+          <w:b/>
+          <w:bCs/>
+        </w:rPr>
+        <w:t>Thứ hạng học thuật (Ranking): Hội nghị xếp hạng Core A*/Top-tier (</w:t>
+      </w:r>
+      <w:r>
+        <w:rPr>
+          <w:b/>
+          <w:bCs/>
+          <w:i/>
+          <w:iCs/>
+        </w:rPr>
+        <w:t>ICLR 2022</w:t>
+      </w:r>
+      <w:r>
+        <w:rPr>
+          <w:b/>
+          <w:bCs/>
+        </w:rPr>
+        <w:t xml:space="preserve"> - tương đương Q1).</w:t>
       </w:r>
     </w:p>
     <w:p>
       <w:pPr>
         <w:numPr>
-          <w:ilvl w:val="1"/>
-          <w:numId w:val="6"/>
+          <w:ilvl w:val="0"/>
+          <w:numId w:val="16"/>
         </w:numPr>
-      </w:pPr>
-      <w:r>
-        <w:rPr>
-          <w:b/>
-          <w:bCs/>
-        </w:rPr>
-        <w:t>Năm xuất bản</w:t>
-      </w:r>
-      <w:r>
-        <w:t>: 2022 (4 năm gần nhất).</w:t>
+        <w:rPr>
+          <w:b/>
+          <w:bCs/>
+        </w:rPr>
+      </w:pPr>
+      <w:r>
+        <w:rPr>
+          <w:b/>
+          <w:bCs/>
+        </w:rPr>
+        <w:t>Tóm tắt ngắn gọn: Đặt nền móng cho cơ chế đo lường sự sai khác liên hợp (Association Discrepancy) giữa phân phối chú ý cục bộ và toàn cục trong chẩn đoán bất thường không giám sát.</w:t>
       </w:r>
     </w:p>
     <w:p>
       <w:pPr>
-        <w:numPr>
-          <w:ilvl w:val="1"/>
-          <w:numId w:val="6"/>
-        </w:numPr>
-      </w:pPr>
-      <w:r>
-        <w:rPr>
-          <w:b/>
-          <w:bCs/>
-        </w:rPr>
-        <w:t>Ý nghĩa</w:t>
-      </w:r>
-      <w:r>
-        <w:t xml:space="preserve">: Đặt nền móng cho cơ chế đo lường sự sai khác liên hợp (Association Discrepancy) giữa phân phối chú ý cục bộ và toàn cục trong chẩn đoán không giám sát. </w:t>
+        <w:rPr>
+          <w:b/>
+          <w:bCs/>
+        </w:rPr>
+      </w:pPr>
+      <w:r>
+        <w:rPr>
+          <w:b/>
+          <w:bCs/>
+        </w:rPr>
+        <w:t>6. Mô hình / Bài báo: TimesNet (2023)</w:t>
       </w:r>
     </w:p>
     <w:p>
       <w:pPr>
         <w:numPr>
           <w:ilvl w:val="0"/>
-          <w:numId w:val="6"/>
+          <w:numId w:val="17"/>
         </w:numPr>
-      </w:pPr>
-      <w:r>
-        <w:rPr>
-          <w:b/>
-          <w:bCs/>
-        </w:rPr>
-        <w:t>TimesNet (ICLR, 2023)</w:t>
-      </w:r>
-    </w:p>
-    <w:p>
-      <w:pPr>
-        <w:numPr>
-          <w:ilvl w:val="1"/>
-          <w:numId w:val="6"/>
-        </w:numPr>
-      </w:pPr>
-      <w:r>
-        <w:rPr>
-          <w:b/>
-          <w:bCs/>
-        </w:rPr>
-        <w:t>Đường dẫn</w:t>
-      </w:r>
-      <w:r>
-        <w:t xml:space="preserve">: </w:t>
+        <w:rPr>
+          <w:b/>
+          <w:bCs/>
+        </w:rPr>
+      </w:pPr>
+      <w:r>
+        <w:rPr>
+          <w:b/>
+          <w:bCs/>
+        </w:rPr>
+        <w:t xml:space="preserve">Đường dẫn (URL): </w:t>
       </w:r>
       <w:hyperlink r:id="rId10" w:tgtFrame="_blank" w:history="1">
         <w:r>
           <w:rPr>
             <w:rStyle w:val="Hyperlink"/>
+            <w:b/>
+            <w:bCs/>
           </w:rPr>
           <w:t>https://arxiv.org/abs/2210.02186</w:t>
         </w:r>
       </w:hyperlink>
-      <w:r>
-        <w:t xml:space="preserve"> </w:t>
-      </w:r>
     </w:p>
     <w:p>
       <w:pPr>
         <w:numPr>
-          <w:ilvl w:val="1"/>
-          <w:numId w:val="6"/>
+          <w:ilvl w:val="0"/>
+          <w:numId w:val="17"/>
         </w:numPr>
-      </w:pPr>
-      <w:r>
-        <w:rPr>
-          <w:b/>
-          <w:bCs/>
-        </w:rPr>
-        <w:t>Thứ hạng học thuật</w:t>
-      </w:r>
-      <w:r>
-        <w:t xml:space="preserve">: </w:t>
-      </w:r>
-      <w:r>
-        <w:rPr>
-          <w:b/>
-          <w:bCs/>
-        </w:rPr>
-        <w:t>Hội nghị xếp hạng Core A*/Top-tier</w:t>
-      </w:r>
-      <w:r>
-        <w:t xml:space="preserve"> (ICLR 2023 - tương đương Q1).</w:t>
+        <w:rPr>
+          <w:b/>
+          <w:bCs/>
+        </w:rPr>
+      </w:pPr>
+      <w:r>
+        <w:rPr>
+          <w:b/>
+          <w:bCs/>
+        </w:rPr>
+        <w:t>Thứ hạng học thuật (Ranking): Hội nghị xếp hạng Core A*/Top-tier (</w:t>
+      </w:r>
+      <w:r>
+        <w:rPr>
+          <w:b/>
+          <w:bCs/>
+          <w:i/>
+          <w:iCs/>
+        </w:rPr>
+        <w:t>ICLR 2023</w:t>
+      </w:r>
+      <w:r>
+        <w:rPr>
+          <w:b/>
+          <w:bCs/>
+        </w:rPr>
+        <w:t xml:space="preserve"> - tương đương Q1).</w:t>
       </w:r>
     </w:p>
     <w:p>
       <w:pPr>
         <w:numPr>
-          <w:ilvl w:val="1"/>
-          <w:numId w:val="6"/>
+          <w:ilvl w:val="0"/>
+          <w:numId w:val="17"/>
         </w:numPr>
-      </w:pPr>
-      <w:r>
-        <w:rPr>
-          <w:b/>
-          <w:bCs/>
-        </w:rPr>
-        <w:t>Năm xuất bản</w:t>
-      </w:r>
-      <w:r>
-        <w:t xml:space="preserve">: 2023 (3 năm gần nhất). </w:t>
+        <w:rPr>
+          <w:b/>
+          <w:bCs/>
+        </w:rPr>
+      </w:pPr>
+      <w:r>
+        <w:rPr>
+          <w:b/>
+          <w:bCs/>
+        </w:rPr>
+        <w:t>Tóm tắt ngắn gọn: Biến đổi chuỗi thời gian 1D thành cấu trúc 2D thông qua phân tích đa chu kỳ Fourier FFT để giải quyết tính chất không dừng (non-stationary) của dữ liệu.</w:t>
       </w:r>
     </w:p>
     <w:p>
       <w:pPr>
-        <w:numPr>
-          <w:ilvl w:val="1"/>
-          <w:numId w:val="6"/>
-        </w:numPr>
-      </w:pPr>
-      <w:r>
-        <w:rPr>
-          <w:b/>
-          <w:bCs/>
-        </w:rPr>
-        <w:t>Ý nghĩa</w:t>
-      </w:r>
-      <w:r>
-        <w:t xml:space="preserve">: Biến đổi chuỗi thời gian 1D thành các cấu trúc 2D thông qua đa chu kỳ Fourier FFT để giải quyết tính không dừng. </w:t>
+        <w:rPr>
+          <w:b/>
+          <w:bCs/>
+        </w:rPr>
+      </w:pPr>
+      <w:r>
+        <w:rPr>
+          <w:b/>
+          <w:bCs/>
+        </w:rPr>
+        <w:t>7. Mô hình / Bài báo: PatchTST (2023)</w:t>
       </w:r>
     </w:p>
     <w:p>
       <w:pPr>
         <w:numPr>
           <w:ilvl w:val="0"/>
-          <w:numId w:val="6"/>
+          <w:numId w:val="18"/>
         </w:numPr>
-      </w:pPr>
-      <w:r>
-        <w:rPr>
-          <w:b/>
-          <w:bCs/>
-        </w:rPr>
-        <w:t>PatchTST (ICLR, 2023)</w:t>
-      </w:r>
-    </w:p>
-    <w:p>
-      <w:pPr>
-        <w:numPr>
-          <w:ilvl w:val="1"/>
-          <w:numId w:val="6"/>
-        </w:numPr>
-      </w:pPr>
-      <w:r>
-        <w:rPr>
-          <w:b/>
-          <w:bCs/>
-        </w:rPr>
-        <w:t>Đường dẫn</w:t>
-      </w:r>
-      <w:r>
-        <w:t xml:space="preserve">: </w:t>
+        <w:rPr>
+          <w:b/>
+          <w:bCs/>
+        </w:rPr>
+      </w:pPr>
+      <w:r>
+        <w:rPr>
+          <w:b/>
+          <w:bCs/>
+        </w:rPr>
+        <w:t xml:space="preserve">Đường dẫn (URL): </w:t>
       </w:r>
       <w:hyperlink r:id="rId11" w:tgtFrame="_blank" w:history="1">
         <w:r>
           <w:rPr>
             <w:rStyle w:val="Hyperlink"/>
+            <w:b/>
+            <w:bCs/>
           </w:rPr>
           <w:t>https://arxiv.org/abs/2211.14730</w:t>
         </w:r>
       </w:hyperlink>
-      <w:r>
-        <w:t xml:space="preserve"> </w:t>
-      </w:r>
     </w:p>
     <w:p>
       <w:pPr>
         <w:numPr>
-          <w:ilvl w:val="1"/>
-          <w:numId w:val="6"/>
+          <w:ilvl w:val="0"/>
+          <w:numId w:val="18"/>
         </w:numPr>
-      </w:pPr>
-      <w:r>
-        <w:rPr>
-          <w:b/>
-          <w:bCs/>
-        </w:rPr>
-        <w:t>Thứ hạng học thuật</w:t>
-      </w:r>
-      <w:r>
-        <w:t xml:space="preserve">: </w:t>
-      </w:r>
-      <w:r>
-        <w:rPr>
-          <w:b/>
-          <w:bCs/>
-        </w:rPr>
-        <w:t>Hội nghị xếp hạng Core A*/Top-tier</w:t>
-      </w:r>
-      <w:r>
-        <w:t xml:space="preserve"> (ICLR 2023 - tương đương Q1).</w:t>
+        <w:rPr>
+          <w:b/>
+          <w:bCs/>
+        </w:rPr>
+      </w:pPr>
+      <w:r>
+        <w:rPr>
+          <w:b/>
+          <w:bCs/>
+        </w:rPr>
+        <w:t>Thứ hạng học thuật (Ranking): Hội nghị xếp hạng Core A*/Top-tier (</w:t>
+      </w:r>
+      <w:r>
+        <w:rPr>
+          <w:b/>
+          <w:bCs/>
+          <w:i/>
+          <w:iCs/>
+        </w:rPr>
+        <w:t>ICLR 2023</w:t>
+      </w:r>
+      <w:r>
+        <w:rPr>
+          <w:b/>
+          <w:bCs/>
+        </w:rPr>
+        <w:t xml:space="preserve"> - tương đương Q1).</w:t>
       </w:r>
     </w:p>
     <w:p>
       <w:pPr>
         <w:numPr>
-          <w:ilvl w:val="1"/>
-          <w:numId w:val="6"/>
+          <w:ilvl w:val="0"/>
+          <w:numId w:val="18"/>
         </w:numPr>
-      </w:pPr>
-      <w:r>
-        <w:rPr>
-          <w:b/>
-          <w:bCs/>
-        </w:rPr>
-        <w:t>Năm xuất bản</w:t>
-      </w:r>
-      <w:r>
-        <w:t>: 2023 (3 năm gần nhất).</w:t>
+        <w:rPr>
+          <w:b/>
+          <w:bCs/>
+        </w:rPr>
+      </w:pPr>
+      <w:r>
+        <w:rPr>
+          <w:b/>
+          <w:bCs/>
+        </w:rPr>
+        <w:t>Tóm tắt ngắn gọn: Đề xuất cơ chế vá mảnh thời gian (patching) và độc lập kênh (channel independence - CI) để giảm độ phức tạp thời gian tính toán của Transformer xuống bậc tuyến tính.</w:t>
       </w:r>
     </w:p>
     <w:p>
       <w:pPr>
-        <w:numPr>
-          <w:ilvl w:val="1"/>
-          <w:numId w:val="6"/>
-        </w:numPr>
-      </w:pPr>
-      <w:r>
-        <w:rPr>
-          <w:b/>
-          <w:bCs/>
-        </w:rPr>
-        <w:t>Ý nghĩa</w:t>
-      </w:r>
-      <w:r>
-        <w:t xml:space="preserve">: Đề xuất cơ chế vá mảnh thời gian (patching) và độc lập kênh (channel independence - CI) để giảm độ phức tạp thời gian xuống bậc tuyến tính. </w:t>
+        <w:rPr>
+          <w:b/>
+          <w:bCs/>
+        </w:rPr>
+      </w:pPr>
+      <w:r>
+        <w:rPr>
+          <w:b/>
+          <w:bCs/>
+        </w:rPr>
+        <w:t>III. Mô hình Không gian Trạng thái chọn lọc (Mamba) &amp; Ứng dụng PHM</w:t>
       </w:r>
     </w:p>
     <w:p>
@@ -801,757 +746,631 @@
           <w:b/>
           <w:bCs/>
         </w:rPr>
-        <w:t>III. Danh mục các mô hình không gian trạng thái chọn lọc (Mamba) và ứng dụng trong PHM</w:t>
+        <w:t>8. Mô hình / Bài báo: FEMamba (2025)</w:t>
       </w:r>
     </w:p>
     <w:p>
       <w:pPr>
         <w:numPr>
           <w:ilvl w:val="0"/>
-          <w:numId w:val="7"/>
+          <w:numId w:val="19"/>
         </w:numPr>
-      </w:pPr>
-      <w:r>
-        <w:rPr>
-          <w:b/>
-          <w:bCs/>
-        </w:rPr>
-        <w:t>FEMamba (IEEE DDCLS, 2025)</w:t>
-      </w:r>
-    </w:p>
-    <w:p>
-      <w:pPr>
-        <w:numPr>
-          <w:ilvl w:val="1"/>
-          <w:numId w:val="7"/>
-        </w:numPr>
-      </w:pPr>
-      <w:r>
-        <w:rPr>
-          <w:b/>
-          <w:bCs/>
-        </w:rPr>
-        <w:t>Đường dẫn</w:t>
-      </w:r>
-      <w:r>
-        <w:t>:(</w:t>
+        <w:rPr>
+          <w:b/>
+          <w:bCs/>
+        </w:rPr>
+      </w:pPr>
+      <w:r>
+        <w:rPr>
+          <w:b/>
+          <w:bCs/>
+        </w:rPr>
+        <w:t xml:space="preserve">Đường dẫn (URL): </w:t>
       </w:r>
       <w:hyperlink r:id="rId12" w:tgtFrame="_blank" w:history="1">
         <w:r>
           <w:rPr>
             <w:rStyle w:val="Hyperlink"/>
+            <w:b/>
+            <w:bCs/>
           </w:rPr>
           <w:t>https://doi.org/10.1109/DDCLS66240.2025.11065061</w:t>
         </w:r>
       </w:hyperlink>
-      <w:r>
-        <w:t xml:space="preserve">) </w:t>
-      </w:r>
     </w:p>
     <w:p>
       <w:pPr>
         <w:numPr>
-          <w:ilvl w:val="1"/>
-          <w:numId w:val="7"/>
+          <w:ilvl w:val="0"/>
+          <w:numId w:val="19"/>
         </w:numPr>
-      </w:pPr>
-      <w:r>
-        <w:rPr>
-          <w:b/>
-          <w:bCs/>
-        </w:rPr>
-        <w:lastRenderedPageBreak/>
-        <w:t>Thứ hạng học thuật</w:t>
-      </w:r>
-      <w:r>
-        <w:t xml:space="preserve">: </w:t>
-      </w:r>
-      <w:r>
-        <w:rPr>
-          <w:b/>
-          <w:bCs/>
-        </w:rPr>
-        <w:t>IEEE Conference Paper</w:t>
-      </w:r>
-      <w:r>
-        <w:t xml:space="preserve"> (DDCLS 2025, được lập chỉ mục đầy đủ trong IEEE Xplore).</w:t>
+        <w:rPr>
+          <w:b/>
+          <w:bCs/>
+        </w:rPr>
+      </w:pPr>
+      <w:r>
+        <w:rPr>
+          <w:b/>
+          <w:bCs/>
+        </w:rPr>
+        <w:t>Thứ hạng học thuật (Ranking): IEEE Conference Paper (</w:t>
+      </w:r>
+      <w:r>
+        <w:rPr>
+          <w:b/>
+          <w:bCs/>
+          <w:i/>
+          <w:iCs/>
+        </w:rPr>
+        <w:t>DDCLS 2025</w:t>
+      </w:r>
+      <w:r>
+        <w:rPr>
+          <w:b/>
+          <w:bCs/>
+        </w:rPr>
+        <w:t>, được lập chỉ mục đầy đủ trong IEEE Xplore).</w:t>
       </w:r>
     </w:p>
     <w:p>
       <w:pPr>
         <w:numPr>
-          <w:ilvl w:val="1"/>
-          <w:numId w:val="7"/>
+          <w:ilvl w:val="0"/>
+          <w:numId w:val="19"/>
         </w:numPr>
-      </w:pPr>
-      <w:r>
-        <w:rPr>
-          <w:b/>
-          <w:bCs/>
-        </w:rPr>
-        <w:t>Năm xuất bản</w:t>
-      </w:r>
-      <w:r>
-        <w:t>: 05/2025 (1 năm gần nhất).</w:t>
+        <w:rPr>
+          <w:b/>
+          <w:bCs/>
+        </w:rPr>
+      </w:pPr>
+      <w:r>
+        <w:rPr>
+          <w:b/>
+          <w:bCs/>
+        </w:rPr>
+        <w:t>Tóm tắt ngắn gọn: Đề xuất khối MFES thích ứng và module DSGR ràng buộc không gian suy thoái nhằm phục vụ bài toán hồi quy dự đoán tuổi thọ còn lại (RUL) của thiết bị.</w:t>
       </w:r>
     </w:p>
     <w:p>
       <w:pPr>
-        <w:numPr>
-          <w:ilvl w:val="1"/>
-          <w:numId w:val="7"/>
-        </w:numPr>
-      </w:pPr>
-      <w:r>
-        <w:rPr>
-          <w:b/>
-          <w:bCs/>
-        </w:rPr>
-        <w:t>Ý nghĩa</w:t>
-      </w:r>
-      <w:r>
-        <w:t xml:space="preserve">: Đề xuất khối MFES thích ứng và DSGR ràng buộc không gian suy thoái phục vụ regression tuổi thọ còn lại (RUL). </w:t>
+        <w:rPr>
+          <w:b/>
+          <w:bCs/>
+        </w:rPr>
+      </w:pPr>
+      <w:r>
+        <w:rPr>
+          <w:b/>
+          <w:bCs/>
+        </w:rPr>
+        <w:t>9. Mô hình / Bài báo: TFG-Mamba (2026)</w:t>
       </w:r>
     </w:p>
     <w:p>
       <w:pPr>
         <w:numPr>
           <w:ilvl w:val="0"/>
-          <w:numId w:val="7"/>
+          <w:numId w:val="20"/>
         </w:numPr>
-      </w:pPr>
-      <w:r>
-        <w:rPr>
-          <w:b/>
-          <w:bCs/>
-        </w:rPr>
-        <w:t>TFG-Mamba (Elsevier AEI, 2026)</w:t>
-      </w:r>
-    </w:p>
-    <w:p>
-      <w:pPr>
-        <w:numPr>
-          <w:ilvl w:val="1"/>
-          <w:numId w:val="7"/>
-        </w:numPr>
-      </w:pPr>
-      <w:r>
-        <w:rPr>
-          <w:b/>
-          <w:bCs/>
-        </w:rPr>
-        <w:t>Đường dẫn</w:t>
-      </w:r>
-      <w:r>
-        <w:t xml:space="preserve">: </w:t>
+        <w:rPr>
+          <w:b/>
+          <w:bCs/>
+        </w:rPr>
+      </w:pPr>
+      <w:r>
+        <w:rPr>
+          <w:b/>
+          <w:bCs/>
+        </w:rPr>
+        <w:t xml:space="preserve">Đường dẫn (URL): </w:t>
       </w:r>
       <w:hyperlink r:id="rId13" w:tgtFrame="_blank" w:history="1">
         <w:r>
           <w:rPr>
             <w:rStyle w:val="Hyperlink"/>
+            <w:b/>
+            <w:bCs/>
           </w:rPr>
           <w:t>https://doi.org/10.1016/j.aei.2026.104443</w:t>
         </w:r>
       </w:hyperlink>
-      <w:r>
-        <w:t xml:space="preserve"> </w:t>
-      </w:r>
     </w:p>
     <w:p>
       <w:pPr>
         <w:numPr>
-          <w:ilvl w:val="1"/>
-          <w:numId w:val="7"/>
+          <w:ilvl w:val="0"/>
+          <w:numId w:val="20"/>
         </w:numPr>
-      </w:pPr>
-      <w:r>
-        <w:rPr>
-          <w:b/>
-          <w:bCs/>
-        </w:rPr>
-        <w:t>Thứ hạng học thuật</w:t>
-      </w:r>
-      <w:r>
-        <w:t xml:space="preserve">: </w:t>
-      </w:r>
-      <w:r>
-        <w:rPr>
-          <w:b/>
-          <w:bCs/>
-        </w:rPr>
-        <w:t>Q1</w:t>
-      </w:r>
-      <w:r>
-        <w:t xml:space="preserve"> (Advanced Engineering Informatics, Elsevier, IF ~ 8.0+).</w:t>
+        <w:rPr>
+          <w:b/>
+          <w:bCs/>
+        </w:rPr>
+      </w:pPr>
+      <w:r>
+        <w:rPr>
+          <w:b/>
+          <w:bCs/>
+        </w:rPr>
+        <w:lastRenderedPageBreak/>
+        <w:t>Thứ hạng học thuật (Ranking): Tạp chí Q1 uy tín cao (</w:t>
+      </w:r>
+      <w:r>
+        <w:rPr>
+          <w:b/>
+          <w:bCs/>
+          <w:i/>
+          <w:iCs/>
+        </w:rPr>
+        <w:t>Advanced Engineering Informatics, Elsevier</w:t>
+      </w:r>
+      <w:r>
+        <w:rPr>
+          <w:b/>
+          <w:bCs/>
+        </w:rPr>
+        <w:t>, IF ~ 8.0+).</w:t>
       </w:r>
     </w:p>
     <w:p>
       <w:pPr>
         <w:numPr>
-          <w:ilvl w:val="1"/>
-          <w:numId w:val="7"/>
+          <w:ilvl w:val="0"/>
+          <w:numId w:val="20"/>
         </w:numPr>
-      </w:pPr>
-      <w:r>
-        <w:rPr>
-          <w:b/>
-          <w:bCs/>
-        </w:rPr>
-        <w:t>Năm xuất bản</w:t>
-      </w:r>
-      <w:r>
-        <w:t xml:space="preserve">: 05/2026 (Nghiên cứu mới nhất thuộc năm hiện tại). </w:t>
+        <w:rPr>
+          <w:b/>
+          <w:bCs/>
+        </w:rPr>
+      </w:pPr>
+      <w:r>
+        <w:rPr>
+          <w:b/>
+          <w:bCs/>
+        </w:rPr>
+        <w:t>Tóm tắt ngắn gọn: Dung hợp miền thời gian và miền tần số qua cơ chế cổng Mamba điều hướng phục vụ cho việc dự báo xu hướng suy thoái của máy móc.</w:t>
       </w:r>
     </w:p>
     <w:p>
       <w:pPr>
-        <w:numPr>
-          <w:ilvl w:val="1"/>
-          <w:numId w:val="7"/>
-        </w:numPr>
-      </w:pPr>
-      <w:r>
-        <w:rPr>
-          <w:b/>
-          <w:bCs/>
-        </w:rPr>
-        <w:t>Ý nghĩa</w:t>
-      </w:r>
-      <w:r>
-        <w:t xml:space="preserve">: Dung hợp miền thời gian - tần số qua cơ chế cổng Mamba điều hướng phục vụ dự báo suy thoái. </w:t>
+        <w:rPr>
+          <w:b/>
+          <w:bCs/>
+        </w:rPr>
+      </w:pPr>
+      <w:r>
+        <w:rPr>
+          <w:b/>
+          <w:bCs/>
+        </w:rPr>
+        <w:t>10. Mô hình / Bài báo: TimeMachine (2024)</w:t>
       </w:r>
     </w:p>
     <w:p>
       <w:pPr>
         <w:numPr>
           <w:ilvl w:val="0"/>
-          <w:numId w:val="7"/>
+          <w:numId w:val="21"/>
         </w:numPr>
-      </w:pPr>
-      <w:r>
-        <w:rPr>
-          <w:b/>
-          <w:bCs/>
-        </w:rPr>
-        <w:t>TimeMachine (ECAI, 2024)</w:t>
-      </w:r>
-    </w:p>
-    <w:p>
-      <w:pPr>
-        <w:numPr>
-          <w:ilvl w:val="1"/>
-          <w:numId w:val="7"/>
-        </w:numPr>
-      </w:pPr>
-      <w:r>
-        <w:rPr>
-          <w:b/>
-          <w:bCs/>
-        </w:rPr>
-        <w:t>Đường dẫn</w:t>
-      </w:r>
-      <w:r>
-        <w:t xml:space="preserve">: </w:t>
+        <w:rPr>
+          <w:b/>
+          <w:bCs/>
+        </w:rPr>
+      </w:pPr>
+      <w:r>
+        <w:rPr>
+          <w:b/>
+          <w:bCs/>
+        </w:rPr>
+        <w:t xml:space="preserve">Đường dẫn (URL): </w:t>
       </w:r>
       <w:hyperlink r:id="rId14" w:tgtFrame="_blank" w:history="1">
         <w:r>
           <w:rPr>
             <w:rStyle w:val="Hyperlink"/>
+            <w:b/>
+            <w:bCs/>
           </w:rPr>
           <w:t>https://arxiv.org/abs/2403.09898</w:t>
         </w:r>
       </w:hyperlink>
-      <w:r>
-        <w:t xml:space="preserve"> </w:t>
-      </w:r>
     </w:p>
     <w:p>
       <w:pPr>
         <w:numPr>
-          <w:ilvl w:val="1"/>
-          <w:numId w:val="7"/>
+          <w:ilvl w:val="0"/>
+          <w:numId w:val="21"/>
         </w:numPr>
-      </w:pPr>
-      <w:r>
-        <w:rPr>
-          <w:b/>
-          <w:bCs/>
-        </w:rPr>
-        <w:t>Thứ hạng học thuật</w:t>
-      </w:r>
-      <w:r>
-        <w:t xml:space="preserve">: </w:t>
-      </w:r>
-      <w:r>
-        <w:rPr>
-          <w:b/>
-          <w:bCs/>
-        </w:rPr>
-        <w:t>Hội nghị xếp hạng Core A/Top-tier</w:t>
-      </w:r>
-      <w:r>
-        <w:t xml:space="preserve"> (ECAI 2024 - tương đương Q1 xuất sắc trong khoa học máy tính).</w:t>
+        <w:rPr>
+          <w:b/>
+          <w:bCs/>
+        </w:rPr>
+      </w:pPr>
+      <w:r>
+        <w:rPr>
+          <w:b/>
+          <w:bCs/>
+        </w:rPr>
+        <w:t>Thứ hạng học thuật (Ranking): Hội nghị xếp hạng Core A/Top-tier (</w:t>
+      </w:r>
+      <w:r>
+        <w:rPr>
+          <w:b/>
+          <w:bCs/>
+          <w:i/>
+          <w:iCs/>
+        </w:rPr>
+        <w:t>ECAI 2024</w:t>
+      </w:r>
+      <w:r>
+        <w:rPr>
+          <w:b/>
+          <w:bCs/>
+        </w:rPr>
+        <w:t xml:space="preserve"> - tương đương Q1 xuất sắc trong Khoa học máy tính).</w:t>
       </w:r>
     </w:p>
     <w:p>
       <w:pPr>
         <w:numPr>
-          <w:ilvl w:val="1"/>
-          <w:numId w:val="7"/>
+          <w:ilvl w:val="0"/>
+          <w:numId w:val="21"/>
         </w:numPr>
-      </w:pPr>
-      <w:r>
-        <w:rPr>
-          <w:b/>
-          <w:bCs/>
-        </w:rPr>
-        <w:t>Năm xuất bản</w:t>
-      </w:r>
-      <w:r>
-        <w:t>: 2024 (2 năm gần nhất).</w:t>
+        <w:rPr>
+          <w:b/>
+          <w:bCs/>
+        </w:rPr>
+      </w:pPr>
+      <w:r>
+        <w:rPr>
+          <w:b/>
+          <w:bCs/>
+        </w:rPr>
+        <w:t>Tóm tắt ngắn gọn: Thiết lập cấu trúc Quadruple-Mamba (bốn nhánh Mamba) tích hợp đồng thời việc trộn kênh (channel-mixing) và độc lập kênh (channel-independence).</w:t>
       </w:r>
     </w:p>
     <w:p>
       <w:pPr>
-        <w:numPr>
-          <w:ilvl w:val="1"/>
-          <w:numId w:val="7"/>
-        </w:numPr>
-      </w:pPr>
-      <w:r>
-        <w:rPr>
-          <w:b/>
-          <w:bCs/>
-        </w:rPr>
-        <w:t>Ý nghĩa</w:t>
-      </w:r>
-      <w:r>
-        <w:t xml:space="preserve">: Thiết lập cấu trúc Quadruple-Mamba (bốn nhánh Mamba) tích hợp đồng thời xử lý pha trộn kênh (channel-mixing) và độc lập kênh (channel-independence). </w:t>
+        <w:rPr>
+          <w:b/>
+          <w:bCs/>
+        </w:rPr>
+      </w:pPr>
+      <w:r>
+        <w:rPr>
+          <w:b/>
+          <w:bCs/>
+        </w:rPr>
+        <w:t>11. Mô hình / Bài báo: TSC-Mamba (2026)</w:t>
       </w:r>
     </w:p>
     <w:p>
       <w:pPr>
         <w:numPr>
           <w:ilvl w:val="0"/>
-          <w:numId w:val="7"/>
+          <w:numId w:val="22"/>
         </w:numPr>
-      </w:pPr>
-      <w:r>
-        <w:rPr>
-          <w:b/>
-          <w:bCs/>
-        </w:rPr>
-        <w:t>TSC-Mamba (MDPI Mathematics, 2026)</w:t>
-      </w:r>
-    </w:p>
-    <w:p>
-      <w:pPr>
-        <w:numPr>
-          <w:ilvl w:val="1"/>
-          <w:numId w:val="7"/>
-        </w:numPr>
-      </w:pPr>
-      <w:r>
-        <w:rPr>
-          <w:b/>
-          <w:bCs/>
-        </w:rPr>
-        <w:t>Đường dẫn</w:t>
-      </w:r>
-      <w:r>
-        <w:t xml:space="preserve">: </w:t>
+        <w:rPr>
+          <w:b/>
+          <w:bCs/>
+        </w:rPr>
+      </w:pPr>
+      <w:r>
+        <w:rPr>
+          <w:b/>
+          <w:bCs/>
+        </w:rPr>
+        <w:t xml:space="preserve">Đường dẫn (URL): </w:t>
       </w:r>
       <w:hyperlink r:id="rId15" w:tgtFrame="_blank" w:history="1">
         <w:r>
           <w:rPr>
             <w:rStyle w:val="Hyperlink"/>
+            <w:b/>
+            <w:bCs/>
           </w:rPr>
           <w:t>https://www.mdpi.com/2227-7390/14/8/1363</w:t>
         </w:r>
       </w:hyperlink>
-      <w:r>
-        <w:t xml:space="preserve"> </w:t>
-      </w:r>
     </w:p>
     <w:p>
       <w:pPr>
         <w:numPr>
-          <w:ilvl w:val="1"/>
-          <w:numId w:val="7"/>
+          <w:ilvl w:val="0"/>
+          <w:numId w:val="22"/>
         </w:numPr>
-      </w:pPr>
-      <w:r>
-        <w:rPr>
-          <w:b/>
-          <w:bCs/>
-        </w:rPr>
-        <w:t>Thứ hạng học thuật</w:t>
-      </w:r>
-      <w:r>
-        <w:t xml:space="preserve">: </w:t>
-      </w:r>
-      <w:r>
-        <w:rPr>
-          <w:b/>
-          <w:bCs/>
-        </w:rPr>
-        <w:t>Q1</w:t>
-      </w:r>
-      <w:r>
-        <w:t xml:space="preserve"> (Mathematics - MDPI, chỉ mục SCIE).</w:t>
+        <w:rPr>
+          <w:b/>
+          <w:bCs/>
+        </w:rPr>
+      </w:pPr>
+      <w:r>
+        <w:rPr>
+          <w:b/>
+          <w:bCs/>
+        </w:rPr>
+        <w:t>Thứ hạng học thuật (Ranking): Tạp chí Q1 thuộc chỉ mục SCIE (</w:t>
+      </w:r>
+      <w:r>
+        <w:rPr>
+          <w:b/>
+          <w:bCs/>
+          <w:i/>
+          <w:iCs/>
+        </w:rPr>
+        <w:t>Mathematics - MDPI</w:t>
+      </w:r>
+      <w:r>
+        <w:rPr>
+          <w:b/>
+          <w:bCs/>
+        </w:rPr>
+        <w:t>).</w:t>
       </w:r>
     </w:p>
     <w:p>
       <w:pPr>
         <w:numPr>
-          <w:ilvl w:val="1"/>
-          <w:numId w:val="7"/>
+          <w:ilvl w:val="0"/>
+          <w:numId w:val="22"/>
         </w:numPr>
-      </w:pPr>
-      <w:r>
-        <w:rPr>
-          <w:b/>
-          <w:bCs/>
-        </w:rPr>
-        <w:t>Năm xuất bản</w:t>
-      </w:r>
-      <w:r>
-        <w:t xml:space="preserve">: 04/2026 (Mới nhất). </w:t>
+        <w:rPr>
+          <w:b/>
+          <w:bCs/>
+        </w:rPr>
+      </w:pPr>
+      <w:r>
+        <w:rPr>
+          <w:b/>
+          <w:bCs/>
+        </w:rPr>
+        <w:t>Tóm tắt ngắn gọn: Đề xuất quy trình "Phân tách - Lan truyền - Tương quan chéo" thông qua module CIFM bậc thấp để giải quyết điểm nghẽn biểu diễn dữ liệu chuỗi thời gian đa biến.</w:t>
       </w:r>
     </w:p>
     <w:p>
       <w:pPr>
-        <w:numPr>
-          <w:ilvl w:val="1"/>
-          <w:numId w:val="7"/>
-        </w:numPr>
-      </w:pPr>
-      <w:r>
-        <w:rPr>
-          <w:b/>
-          <w:bCs/>
-        </w:rPr>
-        <w:t>Ý nghĩa</w:t>
-      </w:r>
-      <w:r>
-        <w:t xml:space="preserve">: Đề xuất quy trình "Phân tách - Lan truyền - Tương quan" thông qua module CIFM bậc thấp để giải quyết điểm nghẽn biểu diễn đa biến. </w:t>
+        <w:rPr>
+          <w:b/>
+          <w:bCs/>
+        </w:rPr>
+      </w:pPr>
+      <w:r>
+        <w:rPr>
+          <w:b/>
+          <w:bCs/>
+        </w:rPr>
+        <w:t>12. Mô hình / Bài báo: LDGM / Mamba-MP (2026)</w:t>
       </w:r>
     </w:p>
     <w:p>
       <w:pPr>
         <w:numPr>
           <w:ilvl w:val="0"/>
-          <w:numId w:val="7"/>
+          <w:numId w:val="23"/>
         </w:numPr>
-      </w:pPr>
-      <w:r>
-        <w:rPr>
-          <w:b/>
-          <w:bCs/>
-        </w:rPr>
-        <w:t>LDGM / Mamba-MP (ResearchGate, 2026)</w:t>
-      </w:r>
-    </w:p>
-    <w:p>
-      <w:pPr>
-        <w:numPr>
-          <w:ilvl w:val="1"/>
-          <w:numId w:val="7"/>
-        </w:numPr>
-      </w:pPr>
-      <w:r>
-        <w:rPr>
-          <w:b/>
-          <w:bCs/>
-        </w:rPr>
-        <w:t>Đường dẫn</w:t>
-      </w:r>
-      <w:r>
-        <w:t>:(</w:t>
+        <w:rPr>
+          <w:b/>
+          <w:bCs/>
+        </w:rPr>
+      </w:pPr>
+      <w:r>
+        <w:rPr>
+          <w:b/>
+          <w:bCs/>
+        </w:rPr>
+        <w:t xml:space="preserve">Đường dẫn (URL): </w:t>
       </w:r>
       <w:hyperlink r:id="rId16" w:tgtFrame="_blank" w:history="1">
         <w:r>
           <w:rPr>
             <w:rStyle w:val="Hyperlink"/>
+            <w:b/>
+            <w:bCs/>
           </w:rPr>
-          <w:t>https://www.researchgate.net/publication/400785154_LDGM_Domain-invariant_bearing_fault_diagnosis_via_Mamba-</w:t>
-        </w:r>
-        <w:r>
-          <w:rPr>
-            <w:rStyle w:val="Hyperlink"/>
-          </w:rPr>
-          <w:lastRenderedPageBreak/>
-          <w:t>based_linear_complexity_modeling_and_feature_perturbation_for_edge_deployment</w:t>
+          <w:t>https://www.researchgate.net/publication/400785154...</w:t>
         </w:r>
       </w:hyperlink>
-      <w:r>
-        <w:t xml:space="preserve">) </w:t>
-      </w:r>
     </w:p>
     <w:p>
       <w:pPr>
         <w:numPr>
-          <w:ilvl w:val="1"/>
-          <w:numId w:val="7"/>
+          <w:ilvl w:val="0"/>
+          <w:numId w:val="23"/>
         </w:numPr>
-      </w:pPr>
-      <w:r>
-        <w:rPr>
-          <w:b/>
-          <w:bCs/>
-        </w:rPr>
-        <w:t>Thứ hạng học thuật</w:t>
-      </w:r>
-      <w:r>
-        <w:t>: Báo cáo nghiên cứu SOTA 2026 (chuẩn bị biên tập cho hệ thống biên thông minh).</w:t>
+        <w:rPr>
+          <w:b/>
+          <w:bCs/>
+        </w:rPr>
+      </w:pPr>
+      <w:r>
+        <w:rPr>
+          <w:b/>
+          <w:bCs/>
+        </w:rPr>
+        <w:t>Thứ hạng học thuật (Ranking): Báo cáo nghiên cứu SOTA năm 2026 (Chuẩn bị biên tập cho các hệ thống biên thông minh).</w:t>
       </w:r>
     </w:p>
     <w:p>
       <w:pPr>
         <w:numPr>
-          <w:ilvl w:val="1"/>
-          <w:numId w:val="7"/>
+          <w:ilvl w:val="0"/>
+          <w:numId w:val="23"/>
         </w:numPr>
-      </w:pPr>
-      <w:r>
-        <w:rPr>
-          <w:b/>
-          <w:bCs/>
-        </w:rPr>
-        <w:t>Ý nghĩa</w:t>
-      </w:r>
-      <w:r>
-        <w:t xml:space="preserve">: Kiến trúc Mamba-MP giúp phân tách đặc trưng động học toàn cục và các vi xung động cục bộ cho các tác vụ chẩn đoán lỗi tại thiết bị biên. </w:t>
+        <w:rPr>
+          <w:b/>
+          <w:bCs/>
+        </w:rPr>
+      </w:pPr>
+      <w:r>
+        <w:rPr>
+          <w:b/>
+          <w:bCs/>
+        </w:rPr>
+        <w:t>Tóm tắt ngắn gọn: Kiến trúc Mamba-MP giúp phân tách đặc trưng động học toàn cục và các vi xung động cục bộ cho các tác vụ chẩn đoán lỗi vòng bi, phù hợp để triển khai tại thiết bị biên (edge deployment).</w:t>
       </w:r>
     </w:p>
     <w:p>
       <w:pPr>
+        <w:rPr>
+          <w:b/>
+          <w:bCs/>
+        </w:rPr>
+      </w:pPr>
+      <w:r>
+        <w:rPr>
+          <w:b/>
+          <w:bCs/>
+        </w:rPr>
+        <w:t>13. Mô hình / Bài báo: PG-TMT / Physics-Guided Tiny-Mamba Transformer (2026)</w:t>
+      </w:r>
+    </w:p>
+    <w:p>
+      <w:pPr>
         <w:numPr>
           <w:ilvl w:val="0"/>
-          <w:numId w:val="7"/>
+          <w:numId w:val="24"/>
         </w:numPr>
-      </w:pPr>
-      <w:r>
-        <w:rPr>
-          <w:b/>
-          <w:bCs/>
-        </w:rPr>
-        <w:t>PG-TMT (IEEE Transactions on Reliability, 2026)</w:t>
-      </w:r>
-    </w:p>
-    <w:p>
-      <w:pPr>
-        <w:numPr>
-          <w:ilvl w:val="1"/>
-          <w:numId w:val="7"/>
-        </w:numPr>
-      </w:pPr>
-      <w:r>
-        <w:rPr>
-          <w:b/>
-          <w:bCs/>
-        </w:rPr>
-        <w:t>Đường dẫn</w:t>
-      </w:r>
-      <w:r>
-        <w:t xml:space="preserve">: </w:t>
+        <w:rPr>
+          <w:b/>
+          <w:bCs/>
+        </w:rPr>
+      </w:pPr>
+      <w:r>
+        <w:rPr>
+          <w:b/>
+          <w:bCs/>
+        </w:rPr>
+        <w:t xml:space="preserve">Đường dẫn (URL): </w:t>
       </w:r>
       <w:hyperlink r:id="rId17" w:tgtFrame="_blank" w:history="1">
         <w:r>
           <w:rPr>
             <w:rStyle w:val="Hyperlink"/>
+            <w:b/>
+            <w:bCs/>
           </w:rPr>
           <w:t>https://arxiv.org/abs/2601.21293</w:t>
         </w:r>
       </w:hyperlink>
-      <w:r>
-        <w:t xml:space="preserve"> </w:t>
-      </w:r>
     </w:p>
     <w:p>
       <w:pPr>
         <w:numPr>
-          <w:ilvl w:val="1"/>
-          <w:numId w:val="7"/>
+          <w:ilvl w:val="0"/>
+          <w:numId w:val="24"/>
         </w:numPr>
-      </w:pPr>
-      <w:r>
-        <w:rPr>
-          <w:b/>
-          <w:bCs/>
-        </w:rPr>
-        <w:t>Thứ hạng học thuật</w:t>
-      </w:r>
-      <w:r>
-        <w:t xml:space="preserve">: </w:t>
-      </w:r>
-      <w:r>
-        <w:rPr>
-          <w:b/>
-          <w:bCs/>
-        </w:rPr>
-        <w:t>Q1</w:t>
-      </w:r>
-      <w:r>
-        <w:t xml:space="preserve"> (IEEE Transactions on Reliability - Tạp chí uy tín hàng đầu trong miền PHM và Độ tin cậy hệ thống).</w:t>
+        <w:rPr>
+          <w:b/>
+          <w:bCs/>
+        </w:rPr>
+      </w:pPr>
+      <w:r>
+        <w:rPr>
+          <w:b/>
+          <w:bCs/>
+        </w:rPr>
+        <w:t>Thứ hạng học thuật (Ranking): Tạp chí Q1 uy tín hàng đầu trong miền PHM (</w:t>
+      </w:r>
+      <w:r>
+        <w:rPr>
+          <w:b/>
+          <w:bCs/>
+          <w:i/>
+          <w:iCs/>
+        </w:rPr>
+        <w:t>IEEE Transactions on Reliability</w:t>
+      </w:r>
+      <w:r>
+        <w:rPr>
+          <w:b/>
+          <w:bCs/>
+        </w:rPr>
+        <w:t>).</w:t>
       </w:r>
     </w:p>
     <w:p>
       <w:pPr>
         <w:numPr>
-          <w:ilvl w:val="1"/>
-          <w:numId w:val="7"/>
+          <w:ilvl w:val="0"/>
+          <w:numId w:val="24"/>
         </w:numPr>
-      </w:pPr>
-      <w:r>
-        <w:rPr>
-          <w:b/>
-          <w:bCs/>
-        </w:rPr>
-        <w:t>Năm xuất bản</w:t>
-      </w:r>
-      <w:r>
-        <w:t xml:space="preserve">: 2026 (Nghiên cứu mới nhất). </w:t>
+        <w:rPr>
+          <w:b/>
+          <w:bCs/>
+        </w:rPr>
+      </w:pPr>
+      <w:r>
+        <w:rPr>
+          <w:b/>
+          <w:bCs/>
+        </w:rPr>
+        <w:t xml:space="preserve">Tóm tắt ngắn gọn: Triển khai bộ mã hóa ba nhánh (tri-branch) kết hợp mô hình lai Tiny-Mamba, tích chập phân tách sâu và Transformer để giám sát trực tuyến thời gian </w:t>
+      </w:r>
+      <w:r>
+        <w:rPr>
+          <w:b/>
+          <w:bCs/>
+        </w:rPr>
+        <w:lastRenderedPageBreak/>
+        <w:t>thực. Bài báo chứng minh tính khả thi của việc kết hợp cấu trúc học sâu gọn nhẹ với tri thức vật lý dải tần chẩn đoán lỗi vòng bi.</w:t>
       </w:r>
     </w:p>
     <w:p>
       <w:pPr>
-        <w:numPr>
-          <w:ilvl w:val="1"/>
-          <w:numId w:val="7"/>
-        </w:numPr>
-      </w:pPr>
-      <w:r>
-        <w:rPr>
-          <w:b/>
-          <w:bCs/>
-        </w:rPr>
-        <w:t>Ý nghĩa</w:t>
-      </w:r>
-      <w:r>
-        <w:t>: Triển khai bộ mã hóa ba nhánh (tri-branch) kết hợp Tiny-Mamba, cuống tích chập phân tách sâu, và Transformer cục bộ phục vụ giám sát trực tuyến thời gian thực.</w:t>
+        <w:rPr>
+          <w:b/>
+          <w:bCs/>
+        </w:rPr>
+      </w:pPr>
+      <w:r>
+        <w:rPr>
+          <w:b/>
+          <w:bCs/>
+        </w:rPr>
+        <w:t>IV. Các nghiên cứu khảo sát và khung lý thuyết nền tảng bổ sung</w:t>
       </w:r>
     </w:p>
     <w:p>
-      <w:hyperlink r:id="rId18" w:history="1">
+      <w:pPr>
+        <w:rPr>
+          <w:b/>
+          <w:bCs/>
+        </w:rPr>
+      </w:pPr>
+      <w:r>
+        <w:rPr>
+          <w:b/>
+          <w:bCs/>
+        </w:rPr>
+        <w:t>14. Bài báo: Deep Learning-Based Fault Diagnosis in Wind Turbine Bearings and Gearboxes Using Vibration Signals: Survey, Challenges, and Recommendations (2025)</w:t>
+      </w:r>
+    </w:p>
+    <w:p>
+      <w:pPr>
+        <w:numPr>
+          <w:ilvl w:val="0"/>
+          <w:numId w:val="25"/>
+        </w:numPr>
+        <w:rPr>
+          <w:b/>
+          <w:bCs/>
+        </w:rPr>
+      </w:pPr>
+      <w:r>
+        <w:rPr>
+          <w:b/>
+          <w:bCs/>
+        </w:rPr>
+        <w:t xml:space="preserve">Đường dẫn (URL): </w:t>
+      </w:r>
+      <w:hyperlink r:id="rId18" w:tgtFrame="_blank" w:history="1">
         <w:r>
           <w:rPr>
             <w:rStyle w:val="Hyperlink"/>
+            <w:b/>
+            <w:bCs/>
           </w:rPr>
-          <w:t>Physics</w:t>
-        </w:r>
-        <w:r>
-          <w:rPr>
-            <w:rStyle w:val="Hyperlink"/>
-          </w:rPr>
-          <w:noBreakHyphen/>
-          <w:t>Guided Tiny</w:t>
-        </w:r>
-        <w:r>
-          <w:rPr>
-            <w:rStyle w:val="Hyperlink"/>
-          </w:rPr>
-          <w:noBreakHyphen/>
-          <w:t>Mamba Transformer for Reliability</w:t>
-        </w:r>
-        <w:r>
-          <w:rPr>
-            <w:rStyle w:val="Hyperlink"/>
-          </w:rPr>
-          <w:noBreakHyphen/>
-          <w:t>Aware Early Fault Warning</w:t>
-        </w:r>
-      </w:hyperlink>
-    </w:p>
-    <w:p/>
-    <w:p>
-      <w:r>
-        <w:rPr>
-          <w:b/>
-          <w:bCs/>
-        </w:rPr>
-        <w:t>Bài báo đề xuất:</w:t>
-      </w:r>
-    </w:p>
-    <w:p>
-      <w:pPr>
-        <w:numPr>
-          <w:ilvl w:val="0"/>
-          <w:numId w:val="8"/>
-        </w:numPr>
-      </w:pPr>
-      <w:r>
-        <w:rPr>
-          <w:b/>
-          <w:bCs/>
-        </w:rPr>
-        <w:t>Tiêu đề:</w:t>
-      </w:r>
-      <w:r>
-        <w:t xml:space="preserve"> </w:t>
-      </w:r>
-      <w:r>
-        <w:rPr>
-          <w:i/>
-          <w:iCs/>
-        </w:rPr>
-        <w:t>Deep Learning-Based Fault Diagnosis in Wind Turbine Bearings and Gearboxes Using Vibration Signals: Survey, Challenges, and Recommendations</w:t>
-      </w:r>
-      <w:r>
-        <w:t>.</w:t>
-      </w:r>
-    </w:p>
-    <w:p>
-      <w:pPr>
-        <w:numPr>
-          <w:ilvl w:val="0"/>
-          <w:numId w:val="8"/>
-        </w:numPr>
-      </w:pPr>
-      <w:r>
-        <w:rPr>
-          <w:b/>
-          <w:bCs/>
-        </w:rPr>
-        <w:t>Tạp chí/Hội nghị:</w:t>
-      </w:r>
-      <w:r>
-        <w:t xml:space="preserve"> </w:t>
-      </w:r>
-      <w:r>
-        <w:rPr>
-          <w:b/>
-          <w:bCs/>
-        </w:rPr>
-        <w:t>IEEE Access</w:t>
-      </w:r>
-      <w:r>
-        <w:t xml:space="preserve"> (Q1, 2025).</w:t>
-      </w:r>
-    </w:p>
-    <w:p>
-      <w:pPr>
-        <w:numPr>
-          <w:ilvl w:val="0"/>
-          <w:numId w:val="8"/>
-        </w:numPr>
-      </w:pPr>
-      <w:r>
-        <w:rPr>
-          <w:b/>
-          <w:bCs/>
-        </w:rPr>
-        <w:t>Đường dẫn truy cập:</w:t>
-      </w:r>
-      <w:r>
-        <w:t xml:space="preserve"> </w:t>
-      </w:r>
-      <w:hyperlink r:id="rId19" w:history="1">
-        <w:r>
-          <w:rPr>
-            <w:rStyle w:val="Hyperlink"/>
-          </w:rPr>
-          <w:t>Deep Learning-Based Fault Diagnosis in Wind Turbine Bearings and Gearboxes Using Vibration Signals: Survey, Challenges, and Recommendations | IEEE Journals &amp; Magazine | IEEE Xplore</w:t>
+          <w:t>https://ieeexplore.ieee.org/document/11267383/</w:t>
         </w:r>
       </w:hyperlink>
     </w:p>
@@ -1559,121 +1378,195 @@
       <w:pPr>
         <w:numPr>
           <w:ilvl w:val="0"/>
-          <w:numId w:val="8"/>
+          <w:numId w:val="25"/>
         </w:numPr>
-      </w:pPr>
-      <w:r>
-        <w:rPr>
-          <w:b/>
-          <w:bCs/>
-        </w:rPr>
-        <w:t>Giá trị học thuật:</w:t>
-      </w:r>
-      <w:r>
-        <w:t xml:space="preserve"> Khảo sát toàn diện các thách thức thực tế của hệ thống giám sát chẩn đoán rung động công nghiệp, đặc biệt là bối cảnh môi trường vận hành không dừng và nhiễu nặng.</w:t>
+        <w:rPr>
+          <w:b/>
+          <w:bCs/>
+        </w:rPr>
+      </w:pPr>
+      <w:r>
+        <w:rPr>
+          <w:b/>
+          <w:bCs/>
+        </w:rPr>
+        <w:t>Thứ hạng học thuật (Ranking): Tạp chí Q1 (</w:t>
+      </w:r>
+      <w:r>
+        <w:rPr>
+          <w:b/>
+          <w:bCs/>
+          <w:i/>
+          <w:iCs/>
+        </w:rPr>
+        <w:t>IEEE Access</w:t>
+      </w:r>
+      <w:r>
+        <w:rPr>
+          <w:b/>
+          <w:bCs/>
+        </w:rPr>
+        <w:t>).</w:t>
       </w:r>
     </w:p>
     <w:p>
-      <w:r>
-        <w:rPr>
-          <w:b/>
-          <w:bCs/>
-        </w:rPr>
-        <w:t>Bài báo đề xuất:</w:t>
+      <w:pPr>
+        <w:numPr>
+          <w:ilvl w:val="0"/>
+          <w:numId w:val="25"/>
+        </w:numPr>
+        <w:rPr>
+          <w:b/>
+          <w:bCs/>
+        </w:rPr>
+      </w:pPr>
+      <w:r>
+        <w:rPr>
+          <w:b/>
+          <w:bCs/>
+        </w:rPr>
+        <w:t>Tóm tắt ngắn gọn: Bài báo khảo sát toàn diện các thách thức thực tế của hệ thống giám sát chẩn đoán rung động công nghiệp (hộp số và vòng bi tuabin gió), đặc biệt tập trung vào môi trường vận hành không dừng và nhiễu nặng.</w:t>
       </w:r>
     </w:p>
     <w:p>
       <w:pPr>
+        <w:rPr>
+          <w:b/>
+          <w:bCs/>
+        </w:rPr>
+      </w:pPr>
+      <w:r>
+        <w:rPr>
+          <w:b/>
+          <w:bCs/>
+        </w:rPr>
+        <w:t>15. Bài báo: An Explainable Adaptive Anomaly Detection Method for Multi-Condition Intelligent Equipment Monitoring (2026)</w:t>
+      </w:r>
+    </w:p>
+    <w:p>
+      <w:pPr>
         <w:numPr>
           <w:ilvl w:val="0"/>
-          <w:numId w:val="9"/>
+          <w:numId w:val="26"/>
         </w:numPr>
-      </w:pPr>
-      <w:r>
-        <w:rPr>
-          <w:b/>
-          <w:bCs/>
-        </w:rPr>
-        <w:t>Tiêu đề:</w:t>
-      </w:r>
-      <w:r>
-        <w:t xml:space="preserve"> </w:t>
-      </w:r>
-      <w:r>
-        <w:rPr>
+        <w:rPr>
+          <w:b/>
+          <w:bCs/>
+        </w:rPr>
+      </w:pPr>
+      <w:r>
+        <w:rPr>
+          <w:b/>
+          <w:bCs/>
+        </w:rPr>
+        <w:t xml:space="preserve">Đường dẫn (URL): </w:t>
+      </w:r>
+      <w:hyperlink r:id="rId19" w:tgtFrame="_blank" w:history="1">
+        <w:r>
+          <w:rPr>
+            <w:rStyle w:val="Hyperlink"/>
+            <w:b/>
+            <w:bCs/>
+          </w:rPr>
+          <w:t>https://doi.org/10.29354/diag/183111</w:t>
+        </w:r>
+      </w:hyperlink>
+    </w:p>
+    <w:p>
+      <w:pPr>
+        <w:numPr>
+          <w:ilvl w:val="0"/>
+          <w:numId w:val="26"/>
+        </w:numPr>
+        <w:rPr>
+          <w:b/>
+          <w:bCs/>
+        </w:rPr>
+      </w:pPr>
+      <w:r>
+        <w:rPr>
+          <w:b/>
+          <w:bCs/>
+        </w:rPr>
+        <w:t>Thứ hạng học thuật (Ranking): Tạp chí Q2 (</w:t>
+      </w:r>
+      <w:r>
+        <w:rPr>
+          <w:b/>
+          <w:bCs/>
           <w:i/>
           <w:iCs/>
         </w:rPr>
-        <w:t>An Explainable Adaptive Anomaly Detection Method for Multi-Condition Intelligent Equipment Monitoring</w:t>
-      </w:r>
-      <w:r>
-        <w:t>.</w:t>
+        <w:t>Diagnostyka</w:t>
+      </w:r>
+      <w:r>
+        <w:rPr>
+          <w:b/>
+          <w:bCs/>
+        </w:rPr>
+        <w:t>).</w:t>
       </w:r>
     </w:p>
     <w:p>
       <w:pPr>
         <w:numPr>
           <w:ilvl w:val="0"/>
-          <w:numId w:val="9"/>
+          <w:numId w:val="26"/>
         </w:numPr>
-      </w:pPr>
-      <w:r>
-        <w:rPr>
-          <w:b/>
-          <w:bCs/>
-        </w:rPr>
-        <w:t>Tạp chí/Hội nghị:</w:t>
-      </w:r>
-      <w:r>
-        <w:t xml:space="preserve"> </w:t>
-      </w:r>
-      <w:r>
-        <w:rPr>
-          <w:b/>
-          <w:bCs/>
-        </w:rPr>
-        <w:t>Diagnostyka</w:t>
-      </w:r>
-      <w:r>
-        <w:t xml:space="preserve"> (Q2, 2026).</w:t>
+        <w:rPr>
+          <w:b/>
+          <w:bCs/>
+        </w:rPr>
+      </w:pPr>
+      <w:r>
+        <w:rPr>
+          <w:b/>
+          <w:bCs/>
+        </w:rPr>
+        <w:t>Tóm tắt ngắn gọn: Cung cấp minh chứng và thống kê kỹ thuật thực tế khẳng định tỉ lệ sự cố vòng bi chiếm tới 40%–50% tổng số hư hại của máy móc quay, trực tiếp dẫn đến việc dừng máy ngoài kế hoạch gây tổn thất kinh tế lớn.</w:t>
       </w:r>
     </w:p>
     <w:p>
       <w:pPr>
+        <w:rPr>
+          <w:b/>
+          <w:bCs/>
+        </w:rPr>
+      </w:pPr>
+      <w:r>
+        <w:rPr>
+          <w:b/>
+          <w:bCs/>
+        </w:rPr>
+        <w:t>16. Bài báo: Mamba: Linear-Time Sequence Modeling with Selective State Spaces (2024 / arXiv 2023)</w:t>
+      </w:r>
+    </w:p>
+    <w:p>
+      <w:pPr>
         <w:numPr>
           <w:ilvl w:val="0"/>
-          <w:numId w:val="9"/>
+          <w:numId w:val="27"/>
         </w:numPr>
-      </w:pPr>
-      <w:r>
-        <w:rPr>
-          <w:b/>
-          <w:bCs/>
-        </w:rPr>
-        <w:lastRenderedPageBreak/>
-        <w:t>Đường dẫn truy cập:</w:t>
-      </w:r>
-      <w:r>
-        <w:t xml:space="preserve"> </w:t>
+        <w:rPr>
+          <w:b/>
+          <w:bCs/>
+        </w:rPr>
+      </w:pPr>
+      <w:r>
+        <w:rPr>
+          <w:b/>
+          <w:bCs/>
+        </w:rPr>
+        <w:t xml:space="preserve">Đường dẫn (URL): </w:t>
       </w:r>
       <w:hyperlink r:id="rId20" w:tgtFrame="_blank" w:history="1">
         <w:r>
           <w:rPr>
             <w:rStyle w:val="Hyperlink"/>
+            <w:b/>
+            <w:bCs/>
           </w:rPr>
-          <w:t>https://doi.org/10.2935</w:t>
-        </w:r>
-        <w:r>
-          <w:rPr>
-            <w:rStyle w:val="Hyperlink"/>
-          </w:rPr>
-          <w:t>4</w:t>
-        </w:r>
-        <w:r>
-          <w:rPr>
-            <w:rStyle w:val="Hyperlink"/>
-          </w:rPr>
-          <w:t>/diag/183111</w:t>
+          <w:t>https://arxiv.org/abs/2312.00752</w:t>
         </w:r>
       </w:hyperlink>
     </w:p>
@@ -1681,316 +1574,153 @@
       <w:pPr>
         <w:numPr>
           <w:ilvl w:val="0"/>
-          <w:numId w:val="9"/>
+          <w:numId w:val="27"/>
         </w:numPr>
-      </w:pPr>
-      <w:r>
-        <w:rPr>
-          <w:b/>
-          <w:bCs/>
-        </w:rPr>
-        <w:t>Giá trị học thuật:</w:t>
-      </w:r>
-      <w:r>
-        <w:t xml:space="preserve"> Minh chứng bằng các thống kê kỹ thuật thực tế về tỉ lệ sự cố vòng bi chiếm tới 40%–50% tổng số hư hại của máy móc quay, trực tiếp dẫn đến việc dừng máy ngoài kế hoạch và tổn thất kinh tế nghiêm trọng.</w:t>
-      </w:r>
-    </w:p>
-    <w:p/>
-    <w:p>
-      <w:r>
-        <w:t xml:space="preserve">  </w:t>
-      </w:r>
-      <w:r>
-        <w:rPr>
-          <w:b/>
-          <w:bCs/>
-        </w:rPr>
-        <w:t>Bài báo đề xuất:</w:t>
-      </w:r>
-      <w:r>
-        <w:t xml:space="preserve"> </w:t>
-      </w:r>
-      <w:r>
-        <w:rPr>
+        <w:rPr>
+          <w:b/>
+          <w:bCs/>
+        </w:rPr>
+      </w:pPr>
+      <w:r>
+        <w:rPr>
+          <w:b/>
+          <w:bCs/>
+        </w:rPr>
+        <w:t>Thứ hạng học thuật (Ranking): Hội nghị hàng đầu (</w:t>
+      </w:r>
+      <w:r>
+        <w:rPr>
+          <w:b/>
+          <w:bCs/>
           <w:i/>
           <w:iCs/>
         </w:rPr>
-        <w:t>Mamba: Linear-Time Sequence Modeling with Selective State Spaces</w:t>
-      </w:r>
-      <w:r>
-        <w:t xml:space="preserve"> (COLM 2024 / arXiv 2023).</w:t>
+        <w:t>COLM 2024</w:t>
+      </w:r>
+      <w:r>
+        <w:rPr>
+          <w:b/>
+          <w:bCs/>
+        </w:rPr>
+        <w:t xml:space="preserve"> / Nghiên cứu gốc nền tảng).</w:t>
       </w:r>
     </w:p>
     <w:p>
-      <w:r>
-        <w:t xml:space="preserve">  </w:t>
-      </w:r>
-      <w:r>
-        <w:rPr>
-          <w:b/>
-          <w:bCs/>
-        </w:rPr>
-        <w:t>Đường dẫn truy cập:</w:t>
-      </w:r>
-      <w:r>
-        <w:t xml:space="preserve"> </w:t>
+      <w:pPr>
+        <w:numPr>
+          <w:ilvl w:val="0"/>
+          <w:numId w:val="27"/>
+        </w:numPr>
+        <w:rPr>
+          <w:b/>
+          <w:bCs/>
+        </w:rPr>
+      </w:pPr>
+      <w:r>
+        <w:rPr>
+          <w:b/>
+          <w:bCs/>
+        </w:rPr>
+        <w:t>Tóm tắt ngắn gọn: Khung lý thuyết gốc (của nhóm tác giả Albert Gu và Tri Dao) thiết lập mô hình không gian trạng thái với độ phức tạp tính toán tuyến tính $O(N)$ và cơ chế quét chọn lọc (selective scan) phụ thuộc đầu vào.</w:t>
+      </w:r>
+    </w:p>
+    <w:p>
+      <w:pPr>
+        <w:rPr>
+          <w:b/>
+          <w:bCs/>
+        </w:rPr>
+      </w:pPr>
+      <w:r>
+        <w:rPr>
+          <w:b/>
+          <w:bCs/>
+        </w:rPr>
+        <w:t>17. Bài báo: Deep-Learning-Based Open Set Fault Diagnosis by Extreme Value Theory (2022)</w:t>
+      </w:r>
+    </w:p>
+    <w:p>
+      <w:pPr>
+        <w:numPr>
+          <w:ilvl w:val="0"/>
+          <w:numId w:val="28"/>
+        </w:numPr>
+        <w:rPr>
+          <w:b/>
+          <w:bCs/>
+        </w:rPr>
+      </w:pPr>
+      <w:r>
+        <w:rPr>
+          <w:b/>
+          <w:bCs/>
+        </w:rPr>
+        <w:t xml:space="preserve">Đường dẫn (URL): </w:t>
       </w:r>
       <w:hyperlink r:id="rId21" w:tgtFrame="_blank" w:history="1">
         <w:r>
           <w:rPr>
             <w:rStyle w:val="Hyperlink"/>
-          </w:rPr>
-          <w:t>https://arxiv.org/abs/2312.00752</w:t>
-        </w:r>
-      </w:hyperlink>
-      <w:r>
-        <w:t xml:space="preserve"> </w:t>
-      </w:r>
-    </w:p>
-    <w:p>
-      <w:r>
-        <w:t xml:space="preserve">  </w:t>
-      </w:r>
-      <w:r>
-        <w:rPr>
-          <w:b/>
-          <w:bCs/>
-        </w:rPr>
-        <w:t>Giá trị học thuật:</w:t>
-      </w:r>
-      <w:r>
-        <w:t xml:space="preserve"> Khung lý thuyết gốc thiết lập độ phức tạp tính toán tuyến tính $O(N)$ và cơ chế quét chọn lọc (selective scan) phụ thuộc đầu vào.</w:t>
-      </w:r>
-    </w:p>
-    <w:p>
-      <w:r>
-        <w:t xml:space="preserve">  </w:t>
-      </w:r>
-      <w:r>
-        <w:rPr>
-          <w:b/>
-          <w:bCs/>
-        </w:rPr>
-        <w:t>Bài báo đề xuất:</w:t>
-      </w:r>
-      <w:r>
-        <w:t xml:space="preserve"> </w:t>
-      </w:r>
-      <w:r>
-        <w:rPr>
-          <w:i/>
-          <w:iCs/>
-        </w:rPr>
-        <w:t>Deep-Learning-Based Open Set Fault Diagnosis by Extreme Value Theory</w:t>
-      </w:r>
-      <w:r>
-        <w:t xml:space="preserve"> (</w:t>
-      </w:r>
-      <w:r>
-        <w:rPr>
-          <w:i/>
-          <w:iCs/>
-        </w:rPr>
-        <w:t>IEEE Transactions on Industrial Informatics</w:t>
-      </w:r>
-      <w:r>
-        <w:t>, 2022).</w:t>
-      </w:r>
-    </w:p>
-    <w:p>
-      <w:r>
-        <w:t xml:space="preserve">  </w:t>
-      </w:r>
-      <w:r>
-        <w:rPr>
-          <w:b/>
-          <w:bCs/>
-        </w:rPr>
-        <w:t>Đường dẫn truy cập:</w:t>
-      </w:r>
-      <w:r>
-        <w:t xml:space="preserve"> </w:t>
-      </w:r>
-      <w:hyperlink r:id="rId22" w:tgtFrame="_blank" w:history="1">
-        <w:r>
-          <w:rPr>
-            <w:rStyle w:val="Hyperlink"/>
+            <w:b/>
+            <w:bCs/>
           </w:rPr>
           <w:t>https://ieeexplore.ieee.org/document/9394793</w:t>
         </w:r>
       </w:hyperlink>
     </w:p>
     <w:p>
-      <w:r>
-        <w:t xml:space="preserve">  </w:t>
-      </w:r>
-      <w:r>
-        <w:rPr>
-          <w:b/>
-          <w:bCs/>
-        </w:rPr>
-        <w:t>Giá trị học thuật:</w:t>
-      </w:r>
-      <w:r>
-        <w:t xml:space="preserve"> Nghiên cứu tiêu biểu về việc tích hợp lý thuyết giá trị cực biên (EVT-POT) trực tiếp vào không gian ẩn của mô hình học sâu để thiết lập ranh giới quyết định và loại bỏ các hành vi dị thường không giám sát.</w:t>
+      <w:pPr>
+        <w:numPr>
+          <w:ilvl w:val="0"/>
+          <w:numId w:val="28"/>
+        </w:numPr>
+        <w:rPr>
+          <w:b/>
+          <w:bCs/>
+        </w:rPr>
+      </w:pPr>
+      <w:r>
+        <w:rPr>
+          <w:b/>
+          <w:bCs/>
+        </w:rPr>
+        <w:t>Thứ hạng học thuật (Ranking): Tạp chí Q1 top đầu (</w:t>
+      </w:r>
+      <w:r>
+        <w:rPr>
+          <w:b/>
+          <w:bCs/>
+          <w:i/>
+          <w:iCs/>
+        </w:rPr>
+        <w:t>IEEE Transactions on Industrial Informatics</w:t>
+      </w:r>
+      <w:r>
+        <w:rPr>
+          <w:b/>
+          <w:bCs/>
+        </w:rPr>
+        <w:t>).</w:t>
       </w:r>
     </w:p>
     <w:p>
-      <w:r>
-        <w:t xml:space="preserve">  </w:t>
-      </w:r>
-      <w:r>
-        <w:rPr>
-          <w:b/>
-          <w:bCs/>
-        </w:rPr>
-        <w:t>Tài liệu hỗ trợ 1 (Về mô hình lai Mamba-CNN &amp; Tri thức Vật lý):</w:t>
-      </w:r>
-      <w:r>
-        <w:t xml:space="preserve"> </w:t>
-      </w:r>
-      <w:r>
-        <w:rPr>
-          <w:i/>
-          <w:iCs/>
-        </w:rPr>
-        <w:t>Physics-Guided Tiny-Mamba Transformer for Reliability-Aware Early Fault Warning</w:t>
-      </w:r>
-      <w:r>
-        <w:t xml:space="preserve"> (Submitted to </w:t>
-      </w:r>
-      <w:r>
-        <w:rPr>
-          <w:i/>
-          <w:iCs/>
-        </w:rPr>
-        <w:t>IEEE Transactions on Reliability</w:t>
-      </w:r>
-      <w:r>
-        <w:t xml:space="preserve">, 2026). </w:t>
-      </w:r>
-    </w:p>
-    <w:p>
       <w:pPr>
         <w:numPr>
           <w:ilvl w:val="0"/>
-          <w:numId w:val="10"/>
+          <w:numId w:val="28"/>
         </w:numPr>
-      </w:pPr>
-      <w:r>
-        <w:rPr>
-          <w:b/>
-          <w:bCs/>
-        </w:rPr>
-        <w:t>Đường dẫn:</w:t>
-      </w:r>
-      <w:r>
-        <w:t xml:space="preserve"> </w:t>
-      </w:r>
-      <w:hyperlink r:id="rId23" w:tgtFrame="_blank" w:history="1">
-        <w:r>
-          <w:rPr>
-            <w:rStyle w:val="Hyperlink"/>
-          </w:rPr>
-          <w:t>https://arxiv.org/abs/2601.21293</w:t>
-        </w:r>
-      </w:hyperlink>
-    </w:p>
-    <w:p>
-      <w:pPr>
-        <w:numPr>
-          <w:ilvl w:val="0"/>
-          <w:numId w:val="10"/>
-        </w:numPr>
-      </w:pPr>
-      <w:r>
-        <w:rPr>
-          <w:b/>
-          <w:bCs/>
-        </w:rPr>
-        <w:t>Ý nghĩa:</w:t>
-      </w:r>
-      <w:r>
-        <w:t xml:space="preserve"> Chứng minh tính khả thi của cấu trúc lai Tiny-Mamba kết hợp cuống tích chập và tri thức vật lý dải tần chẩn đoán vòng bi. </w:t>
-      </w:r>
-    </w:p>
-    <w:p>
-      <w:r>
-        <w:t xml:space="preserve">  </w:t>
-      </w:r>
-      <w:r>
-        <w:rPr>
-          <w:b/>
-          <w:bCs/>
-        </w:rPr>
-        <w:t>Tài liệu hỗ trợ 2 (Về phân tách chuỗi kết hợp Mamba độc lập kênh):</w:t>
-      </w:r>
-      <w:r>
-        <w:t xml:space="preserve"> </w:t>
-      </w:r>
-      <w:r>
-        <w:rPr>
-          <w:i/>
-          <w:iCs/>
-        </w:rPr>
-        <w:t>TSC-Mamba: Adaptive Decomposition and Channel Interaction Fusion for Time Series Forecasting</w:t>
-      </w:r>
-      <w:r>
-        <w:t xml:space="preserve"> (</w:t>
-      </w:r>
-      <w:r>
-        <w:rPr>
-          <w:i/>
-          <w:iCs/>
-        </w:rPr>
-        <w:t>Mathematics</w:t>
-      </w:r>
-      <w:r>
-        <w:t xml:space="preserve">, MDPI, 2026). </w:t>
-      </w:r>
-    </w:p>
-    <w:p>
-      <w:pPr>
-        <w:numPr>
-          <w:ilvl w:val="0"/>
-          <w:numId w:val="11"/>
-        </w:numPr>
-      </w:pPr>
-      <w:r>
-        <w:rPr>
-          <w:b/>
-          <w:bCs/>
-        </w:rPr>
-        <w:t>Đường dẫn:</w:t>
-      </w:r>
-      <w:r>
-        <w:t xml:space="preserve"> </w:t>
-      </w:r>
-      <w:hyperlink r:id="rId24" w:tgtFrame="_blank" w:history="1">
-        <w:r>
-          <w:rPr>
-            <w:rStyle w:val="Hyperlink"/>
-          </w:rPr>
-          <w:t>https://www.mdpi.com/2227-7390/14/8/1363</w:t>
-        </w:r>
-      </w:hyperlink>
-    </w:p>
-    <w:p>
-      <w:pPr>
-        <w:numPr>
-          <w:ilvl w:val="0"/>
-          <w:numId w:val="11"/>
-        </w:numPr>
-      </w:pPr>
-      <w:r>
-        <w:rPr>
-          <w:b/>
-          <w:bCs/>
-        </w:rPr>
-        <w:t>Ý nghĩa:</w:t>
-      </w:r>
-      <w:r>
-        <w:t xml:space="preserve"> Cung cấp minh chứng toán học xuất sắc về quy trình "Phân tách - Lan truyền - Tương quan chéo" để giải quyết điểm nghẽn biểu diễn đa biến. </w:t>
+        <w:rPr>
+          <w:b/>
+          <w:bCs/>
+        </w:rPr>
+      </w:pPr>
+      <w:r>
+        <w:rPr>
+          <w:b/>
+          <w:bCs/>
+        </w:rPr>
+        <w:lastRenderedPageBreak/>
+        <w:t>Tóm tắt ngắn gọn: Nghiên cứu tiêu biểu về việc tích hợp lý thuyết giá trị cực biên (EVT-POT) trực tiếp vào không gian ẩn của mô hình học sâu để thiết lập ranh giới quyết định chính xác và loại bỏ các hành vi dị thường không giám sát cho bài toán tập mở (open set).</w:t>
       </w:r>
     </w:p>
     <w:p/>
@@ -2007,6 +1737,900 @@
 <file path=word/numbering.xml><?xml version="1.0" encoding="utf-8"?>
 <w:numbering xmlns:wpc="http://schemas.microsoft.com/office/word/2010/wordprocessingCanvas" xmlns:cx="http://schemas.microsoft.com/office/drawing/2014/chartex" xmlns:cx1="http://schemas.microsoft.com/office/drawing/2015/9/8/chartex" xmlns:cx2="http://schemas.microsoft.com/office/drawing/2015/10/21/chartex" xmlns:cx3="http://schemas.microsoft.com/office/drawing/2016/5/9/chartex" xmlns:cx4="http://schemas.microsoft.com/office/drawing/2016/5/10/chartex" xmlns:cx5="http://schemas.microsoft.com/office/drawing/2016/5/11/chartex" xmlns:cx6="http://schemas.microsoft.com/office/drawing/2016/5/12/chartex" xmlns:cx7="http://schemas.microsoft.com/office/drawing/2016/5/13/chartex" xmlns:cx8="http://schemas.microsoft.com/office/drawing/2016/5/14/chartex" xmlns:mc="http://schemas.openxmlformats.org/markup-compatibility/2006" xmlns:aink="http://schemas.microsoft.com/office/drawing/2016/ink" xmlns:am3d="http://schemas.microsoft.com/office/drawing/2017/model3d" xmlns:o="urn:schemas-microsoft-com:office:office" xmlns:oel="http://schemas.microsoft.com/office/2019/extlst" xmlns:r="http://schemas.openxmlformats.org/officeDocument/2006/relationships" xmlns:m="http://schemas.openxmlformats.org/officeDocument/2006/math" xmlns:v="urn:schemas-microsoft-com:vml" xmlns:wp14="http://schemas.microsoft.com/office/word/2010/wordprocessingDrawing" xmlns:wp="http://schemas.openxmlformats.org/drawingml/2006/wordprocessingDrawing" xmlns:w10="urn:schemas-microsoft-com:office:word" xmlns:w="http://schemas.openxmlformats.org/wordprocessingml/2006/main" xmlns:w14="http://schemas.microsoft.com/office/word/2010/wordml" xmlns:w15="http://schemas.microsoft.com/office/word/2012/wordml" xmlns:w16cex="http://schemas.microsoft.com/office/word/2018/wordml/cex" xmlns:w16cid="http://schemas.microsoft.com/office/word/2016/wordml/cid" xmlns:w16="http://schemas.microsoft.com/office/word/2018/wordml" xmlns:w16sdtdh="http://schemas.microsoft.com/office/word/2020/wordml/sdtdatahash" xmlns:w16se="http://schemas.microsoft.com/office/word/2015/wordml/symex" xmlns:wpg="http://schemas.microsoft.com/office/word/2010/wordprocessingGroup" xmlns:wpi="http://schemas.microsoft.com/office/word/2010/wordprocessingInk" xmlns:wne="http://schemas.microsoft.com/office/word/2006/wordml" xmlns:wps="http://schemas.microsoft.com/office/word/2010/wordprocessingShape" mc:Ignorable="w14 w15 w16se w16cid w16 w16cex w16sdtdh wp14">
   <w:abstractNum w:abstractNumId="0" w15:restartNumberingAfterBreak="0">
+    <w:nsid w:val="015C5A5A"/>
+    <w:multiLevelType w:val="multilevel"/>
+    <w:tmpl w:val="DA663998"/>
+    <w:lvl w:ilvl="0">
+      <w:start w:val="1"/>
+      <w:numFmt w:val="bullet"/>
+      <w:lvlText w:val=""/>
+      <w:lvlJc w:val="left"/>
+      <w:pPr>
+        <w:tabs>
+          <w:tab w:val="num" w:pos="720"/>
+        </w:tabs>
+        <w:ind w:left="720" w:hanging="360"/>
+      </w:pPr>
+      <w:rPr>
+        <w:rFonts w:ascii="Symbol" w:hAnsi="Symbol" w:hint="default"/>
+        <w:sz w:val="20"/>
+      </w:rPr>
+    </w:lvl>
+    <w:lvl w:ilvl="1" w:tentative="1">
+      <w:start w:val="1"/>
+      <w:numFmt w:val="bullet"/>
+      <w:lvlText w:val="o"/>
+      <w:lvlJc w:val="left"/>
+      <w:pPr>
+        <w:tabs>
+          <w:tab w:val="num" w:pos="1440"/>
+        </w:tabs>
+        <w:ind w:left="1440" w:hanging="360"/>
+      </w:pPr>
+      <w:rPr>
+        <w:rFonts w:ascii="Courier New" w:hAnsi="Courier New" w:hint="default"/>
+        <w:sz w:val="20"/>
+      </w:rPr>
+    </w:lvl>
+    <w:lvl w:ilvl="2" w:tentative="1">
+      <w:start w:val="1"/>
+      <w:numFmt w:val="bullet"/>
+      <w:lvlText w:val=""/>
+      <w:lvlJc w:val="left"/>
+      <w:pPr>
+        <w:tabs>
+          <w:tab w:val="num" w:pos="2160"/>
+        </w:tabs>
+        <w:ind w:left="2160" w:hanging="360"/>
+      </w:pPr>
+      <w:rPr>
+        <w:rFonts w:ascii="Wingdings" w:hAnsi="Wingdings" w:hint="default"/>
+        <w:sz w:val="20"/>
+      </w:rPr>
+    </w:lvl>
+    <w:lvl w:ilvl="3" w:tentative="1">
+      <w:start w:val="1"/>
+      <w:numFmt w:val="bullet"/>
+      <w:lvlText w:val=""/>
+      <w:lvlJc w:val="left"/>
+      <w:pPr>
+        <w:tabs>
+          <w:tab w:val="num" w:pos="2880"/>
+        </w:tabs>
+        <w:ind w:left="2880" w:hanging="360"/>
+      </w:pPr>
+      <w:rPr>
+        <w:rFonts w:ascii="Wingdings" w:hAnsi="Wingdings" w:hint="default"/>
+        <w:sz w:val="20"/>
+      </w:rPr>
+    </w:lvl>
+    <w:lvl w:ilvl="4" w:tentative="1">
+      <w:start w:val="1"/>
+      <w:numFmt w:val="bullet"/>
+      <w:lvlText w:val=""/>
+      <w:lvlJc w:val="left"/>
+      <w:pPr>
+        <w:tabs>
+          <w:tab w:val="num" w:pos="3600"/>
+        </w:tabs>
+        <w:ind w:left="3600" w:hanging="360"/>
+      </w:pPr>
+      <w:rPr>
+        <w:rFonts w:ascii="Wingdings" w:hAnsi="Wingdings" w:hint="default"/>
+        <w:sz w:val="20"/>
+      </w:rPr>
+    </w:lvl>
+    <w:lvl w:ilvl="5" w:tentative="1">
+      <w:start w:val="1"/>
+      <w:numFmt w:val="bullet"/>
+      <w:lvlText w:val=""/>
+      <w:lvlJc w:val="left"/>
+      <w:pPr>
+        <w:tabs>
+          <w:tab w:val="num" w:pos="4320"/>
+        </w:tabs>
+        <w:ind w:left="4320" w:hanging="360"/>
+      </w:pPr>
+      <w:rPr>
+        <w:rFonts w:ascii="Wingdings" w:hAnsi="Wingdings" w:hint="default"/>
+        <w:sz w:val="20"/>
+      </w:rPr>
+    </w:lvl>
+    <w:lvl w:ilvl="6" w:tentative="1">
+      <w:start w:val="1"/>
+      <w:numFmt w:val="bullet"/>
+      <w:lvlText w:val=""/>
+      <w:lvlJc w:val="left"/>
+      <w:pPr>
+        <w:tabs>
+          <w:tab w:val="num" w:pos="5040"/>
+        </w:tabs>
+        <w:ind w:left="5040" w:hanging="360"/>
+      </w:pPr>
+      <w:rPr>
+        <w:rFonts w:ascii="Wingdings" w:hAnsi="Wingdings" w:hint="default"/>
+        <w:sz w:val="20"/>
+      </w:rPr>
+    </w:lvl>
+    <w:lvl w:ilvl="7" w:tentative="1">
+      <w:start w:val="1"/>
+      <w:numFmt w:val="bullet"/>
+      <w:lvlText w:val=""/>
+      <w:lvlJc w:val="left"/>
+      <w:pPr>
+        <w:tabs>
+          <w:tab w:val="num" w:pos="5760"/>
+        </w:tabs>
+        <w:ind w:left="5760" w:hanging="360"/>
+      </w:pPr>
+      <w:rPr>
+        <w:rFonts w:ascii="Wingdings" w:hAnsi="Wingdings" w:hint="default"/>
+        <w:sz w:val="20"/>
+      </w:rPr>
+    </w:lvl>
+    <w:lvl w:ilvl="8" w:tentative="1">
+      <w:start w:val="1"/>
+      <w:numFmt w:val="bullet"/>
+      <w:lvlText w:val=""/>
+      <w:lvlJc w:val="left"/>
+      <w:pPr>
+        <w:tabs>
+          <w:tab w:val="num" w:pos="6480"/>
+        </w:tabs>
+        <w:ind w:left="6480" w:hanging="360"/>
+      </w:pPr>
+      <w:rPr>
+        <w:rFonts w:ascii="Wingdings" w:hAnsi="Wingdings" w:hint="default"/>
+        <w:sz w:val="20"/>
+      </w:rPr>
+    </w:lvl>
+  </w:abstractNum>
+  <w:abstractNum w:abstractNumId="1" w15:restartNumberingAfterBreak="0">
+    <w:nsid w:val="04C35146"/>
+    <w:multiLevelType w:val="multilevel"/>
+    <w:tmpl w:val="7C88F74A"/>
+    <w:lvl w:ilvl="0">
+      <w:start w:val="1"/>
+      <w:numFmt w:val="bullet"/>
+      <w:lvlText w:val=""/>
+      <w:lvlJc w:val="left"/>
+      <w:pPr>
+        <w:tabs>
+          <w:tab w:val="num" w:pos="720"/>
+        </w:tabs>
+        <w:ind w:left="720" w:hanging="360"/>
+      </w:pPr>
+      <w:rPr>
+        <w:rFonts w:ascii="Symbol" w:hAnsi="Symbol" w:hint="default"/>
+        <w:sz w:val="20"/>
+      </w:rPr>
+    </w:lvl>
+    <w:lvl w:ilvl="1" w:tentative="1">
+      <w:start w:val="1"/>
+      <w:numFmt w:val="bullet"/>
+      <w:lvlText w:val="o"/>
+      <w:lvlJc w:val="left"/>
+      <w:pPr>
+        <w:tabs>
+          <w:tab w:val="num" w:pos="1440"/>
+        </w:tabs>
+        <w:ind w:left="1440" w:hanging="360"/>
+      </w:pPr>
+      <w:rPr>
+        <w:rFonts w:ascii="Courier New" w:hAnsi="Courier New" w:hint="default"/>
+        <w:sz w:val="20"/>
+      </w:rPr>
+    </w:lvl>
+    <w:lvl w:ilvl="2" w:tentative="1">
+      <w:start w:val="1"/>
+      <w:numFmt w:val="bullet"/>
+      <w:lvlText w:val=""/>
+      <w:lvlJc w:val="left"/>
+      <w:pPr>
+        <w:tabs>
+          <w:tab w:val="num" w:pos="2160"/>
+        </w:tabs>
+        <w:ind w:left="2160" w:hanging="360"/>
+      </w:pPr>
+      <w:rPr>
+        <w:rFonts w:ascii="Wingdings" w:hAnsi="Wingdings" w:hint="default"/>
+        <w:sz w:val="20"/>
+      </w:rPr>
+    </w:lvl>
+    <w:lvl w:ilvl="3" w:tentative="1">
+      <w:start w:val="1"/>
+      <w:numFmt w:val="bullet"/>
+      <w:lvlText w:val=""/>
+      <w:lvlJc w:val="left"/>
+      <w:pPr>
+        <w:tabs>
+          <w:tab w:val="num" w:pos="2880"/>
+        </w:tabs>
+        <w:ind w:left="2880" w:hanging="360"/>
+      </w:pPr>
+      <w:rPr>
+        <w:rFonts w:ascii="Wingdings" w:hAnsi="Wingdings" w:hint="default"/>
+        <w:sz w:val="20"/>
+      </w:rPr>
+    </w:lvl>
+    <w:lvl w:ilvl="4" w:tentative="1">
+      <w:start w:val="1"/>
+      <w:numFmt w:val="bullet"/>
+      <w:lvlText w:val=""/>
+      <w:lvlJc w:val="left"/>
+      <w:pPr>
+        <w:tabs>
+          <w:tab w:val="num" w:pos="3600"/>
+        </w:tabs>
+        <w:ind w:left="3600" w:hanging="360"/>
+      </w:pPr>
+      <w:rPr>
+        <w:rFonts w:ascii="Wingdings" w:hAnsi="Wingdings" w:hint="default"/>
+        <w:sz w:val="20"/>
+      </w:rPr>
+    </w:lvl>
+    <w:lvl w:ilvl="5" w:tentative="1">
+      <w:start w:val="1"/>
+      <w:numFmt w:val="bullet"/>
+      <w:lvlText w:val=""/>
+      <w:lvlJc w:val="left"/>
+      <w:pPr>
+        <w:tabs>
+          <w:tab w:val="num" w:pos="4320"/>
+        </w:tabs>
+        <w:ind w:left="4320" w:hanging="360"/>
+      </w:pPr>
+      <w:rPr>
+        <w:rFonts w:ascii="Wingdings" w:hAnsi="Wingdings" w:hint="default"/>
+        <w:sz w:val="20"/>
+      </w:rPr>
+    </w:lvl>
+    <w:lvl w:ilvl="6" w:tentative="1">
+      <w:start w:val="1"/>
+      <w:numFmt w:val="bullet"/>
+      <w:lvlText w:val=""/>
+      <w:lvlJc w:val="left"/>
+      <w:pPr>
+        <w:tabs>
+          <w:tab w:val="num" w:pos="5040"/>
+        </w:tabs>
+        <w:ind w:left="5040" w:hanging="360"/>
+      </w:pPr>
+      <w:rPr>
+        <w:rFonts w:ascii="Wingdings" w:hAnsi="Wingdings" w:hint="default"/>
+        <w:sz w:val="20"/>
+      </w:rPr>
+    </w:lvl>
+    <w:lvl w:ilvl="7" w:tentative="1">
+      <w:start w:val="1"/>
+      <w:numFmt w:val="bullet"/>
+      <w:lvlText w:val=""/>
+      <w:lvlJc w:val="left"/>
+      <w:pPr>
+        <w:tabs>
+          <w:tab w:val="num" w:pos="5760"/>
+        </w:tabs>
+        <w:ind w:left="5760" w:hanging="360"/>
+      </w:pPr>
+      <w:rPr>
+        <w:rFonts w:ascii="Wingdings" w:hAnsi="Wingdings" w:hint="default"/>
+        <w:sz w:val="20"/>
+      </w:rPr>
+    </w:lvl>
+    <w:lvl w:ilvl="8" w:tentative="1">
+      <w:start w:val="1"/>
+      <w:numFmt w:val="bullet"/>
+      <w:lvlText w:val=""/>
+      <w:lvlJc w:val="left"/>
+      <w:pPr>
+        <w:tabs>
+          <w:tab w:val="num" w:pos="6480"/>
+        </w:tabs>
+        <w:ind w:left="6480" w:hanging="360"/>
+      </w:pPr>
+      <w:rPr>
+        <w:rFonts w:ascii="Wingdings" w:hAnsi="Wingdings" w:hint="default"/>
+        <w:sz w:val="20"/>
+      </w:rPr>
+    </w:lvl>
+  </w:abstractNum>
+  <w:abstractNum w:abstractNumId="2" w15:restartNumberingAfterBreak="0">
+    <w:nsid w:val="0581687C"/>
+    <w:multiLevelType w:val="multilevel"/>
+    <w:tmpl w:val="4E3E1334"/>
+    <w:lvl w:ilvl="0">
+      <w:start w:val="1"/>
+      <w:numFmt w:val="bullet"/>
+      <w:lvlText w:val=""/>
+      <w:lvlJc w:val="left"/>
+      <w:pPr>
+        <w:tabs>
+          <w:tab w:val="num" w:pos="720"/>
+        </w:tabs>
+        <w:ind w:left="720" w:hanging="360"/>
+      </w:pPr>
+      <w:rPr>
+        <w:rFonts w:ascii="Symbol" w:hAnsi="Symbol" w:hint="default"/>
+        <w:sz w:val="20"/>
+      </w:rPr>
+    </w:lvl>
+    <w:lvl w:ilvl="1" w:tentative="1">
+      <w:start w:val="1"/>
+      <w:numFmt w:val="bullet"/>
+      <w:lvlText w:val="o"/>
+      <w:lvlJc w:val="left"/>
+      <w:pPr>
+        <w:tabs>
+          <w:tab w:val="num" w:pos="1440"/>
+        </w:tabs>
+        <w:ind w:left="1440" w:hanging="360"/>
+      </w:pPr>
+      <w:rPr>
+        <w:rFonts w:ascii="Courier New" w:hAnsi="Courier New" w:hint="default"/>
+        <w:sz w:val="20"/>
+      </w:rPr>
+    </w:lvl>
+    <w:lvl w:ilvl="2" w:tentative="1">
+      <w:start w:val="1"/>
+      <w:numFmt w:val="bullet"/>
+      <w:lvlText w:val=""/>
+      <w:lvlJc w:val="left"/>
+      <w:pPr>
+        <w:tabs>
+          <w:tab w:val="num" w:pos="2160"/>
+        </w:tabs>
+        <w:ind w:left="2160" w:hanging="360"/>
+      </w:pPr>
+      <w:rPr>
+        <w:rFonts w:ascii="Wingdings" w:hAnsi="Wingdings" w:hint="default"/>
+        <w:sz w:val="20"/>
+      </w:rPr>
+    </w:lvl>
+    <w:lvl w:ilvl="3" w:tentative="1">
+      <w:start w:val="1"/>
+      <w:numFmt w:val="bullet"/>
+      <w:lvlText w:val=""/>
+      <w:lvlJc w:val="left"/>
+      <w:pPr>
+        <w:tabs>
+          <w:tab w:val="num" w:pos="2880"/>
+        </w:tabs>
+        <w:ind w:left="2880" w:hanging="360"/>
+      </w:pPr>
+      <w:rPr>
+        <w:rFonts w:ascii="Wingdings" w:hAnsi="Wingdings" w:hint="default"/>
+        <w:sz w:val="20"/>
+      </w:rPr>
+    </w:lvl>
+    <w:lvl w:ilvl="4" w:tentative="1">
+      <w:start w:val="1"/>
+      <w:numFmt w:val="bullet"/>
+      <w:lvlText w:val=""/>
+      <w:lvlJc w:val="left"/>
+      <w:pPr>
+        <w:tabs>
+          <w:tab w:val="num" w:pos="3600"/>
+        </w:tabs>
+        <w:ind w:left="3600" w:hanging="360"/>
+      </w:pPr>
+      <w:rPr>
+        <w:rFonts w:ascii="Wingdings" w:hAnsi="Wingdings" w:hint="default"/>
+        <w:sz w:val="20"/>
+      </w:rPr>
+    </w:lvl>
+    <w:lvl w:ilvl="5" w:tentative="1">
+      <w:start w:val="1"/>
+      <w:numFmt w:val="bullet"/>
+      <w:lvlText w:val=""/>
+      <w:lvlJc w:val="left"/>
+      <w:pPr>
+        <w:tabs>
+          <w:tab w:val="num" w:pos="4320"/>
+        </w:tabs>
+        <w:ind w:left="4320" w:hanging="360"/>
+      </w:pPr>
+      <w:rPr>
+        <w:rFonts w:ascii="Wingdings" w:hAnsi="Wingdings" w:hint="default"/>
+        <w:sz w:val="20"/>
+      </w:rPr>
+    </w:lvl>
+    <w:lvl w:ilvl="6" w:tentative="1">
+      <w:start w:val="1"/>
+      <w:numFmt w:val="bullet"/>
+      <w:lvlText w:val=""/>
+      <w:lvlJc w:val="left"/>
+      <w:pPr>
+        <w:tabs>
+          <w:tab w:val="num" w:pos="5040"/>
+        </w:tabs>
+        <w:ind w:left="5040" w:hanging="360"/>
+      </w:pPr>
+      <w:rPr>
+        <w:rFonts w:ascii="Wingdings" w:hAnsi="Wingdings" w:hint="default"/>
+        <w:sz w:val="20"/>
+      </w:rPr>
+    </w:lvl>
+    <w:lvl w:ilvl="7" w:tentative="1">
+      <w:start w:val="1"/>
+      <w:numFmt w:val="bullet"/>
+      <w:lvlText w:val=""/>
+      <w:lvlJc w:val="left"/>
+      <w:pPr>
+        <w:tabs>
+          <w:tab w:val="num" w:pos="5760"/>
+        </w:tabs>
+        <w:ind w:left="5760" w:hanging="360"/>
+      </w:pPr>
+      <w:rPr>
+        <w:rFonts w:ascii="Wingdings" w:hAnsi="Wingdings" w:hint="default"/>
+        <w:sz w:val="20"/>
+      </w:rPr>
+    </w:lvl>
+    <w:lvl w:ilvl="8" w:tentative="1">
+      <w:start w:val="1"/>
+      <w:numFmt w:val="bullet"/>
+      <w:lvlText w:val=""/>
+      <w:lvlJc w:val="left"/>
+      <w:pPr>
+        <w:tabs>
+          <w:tab w:val="num" w:pos="6480"/>
+        </w:tabs>
+        <w:ind w:left="6480" w:hanging="360"/>
+      </w:pPr>
+      <w:rPr>
+        <w:rFonts w:ascii="Wingdings" w:hAnsi="Wingdings" w:hint="default"/>
+        <w:sz w:val="20"/>
+      </w:rPr>
+    </w:lvl>
+  </w:abstractNum>
+  <w:abstractNum w:abstractNumId="3" w15:restartNumberingAfterBreak="0">
+    <w:nsid w:val="0EF1541D"/>
+    <w:multiLevelType w:val="multilevel"/>
+    <w:tmpl w:val="69D6C126"/>
+    <w:lvl w:ilvl="0">
+      <w:start w:val="1"/>
+      <w:numFmt w:val="bullet"/>
+      <w:lvlText w:val=""/>
+      <w:lvlJc w:val="left"/>
+      <w:pPr>
+        <w:tabs>
+          <w:tab w:val="num" w:pos="720"/>
+        </w:tabs>
+        <w:ind w:left="720" w:hanging="360"/>
+      </w:pPr>
+      <w:rPr>
+        <w:rFonts w:ascii="Symbol" w:hAnsi="Symbol" w:hint="default"/>
+        <w:sz w:val="20"/>
+      </w:rPr>
+    </w:lvl>
+    <w:lvl w:ilvl="1" w:tentative="1">
+      <w:start w:val="1"/>
+      <w:numFmt w:val="bullet"/>
+      <w:lvlText w:val="o"/>
+      <w:lvlJc w:val="left"/>
+      <w:pPr>
+        <w:tabs>
+          <w:tab w:val="num" w:pos="1440"/>
+        </w:tabs>
+        <w:ind w:left="1440" w:hanging="360"/>
+      </w:pPr>
+      <w:rPr>
+        <w:rFonts w:ascii="Courier New" w:hAnsi="Courier New" w:hint="default"/>
+        <w:sz w:val="20"/>
+      </w:rPr>
+    </w:lvl>
+    <w:lvl w:ilvl="2" w:tentative="1">
+      <w:start w:val="1"/>
+      <w:numFmt w:val="bullet"/>
+      <w:lvlText w:val=""/>
+      <w:lvlJc w:val="left"/>
+      <w:pPr>
+        <w:tabs>
+          <w:tab w:val="num" w:pos="2160"/>
+        </w:tabs>
+        <w:ind w:left="2160" w:hanging="360"/>
+      </w:pPr>
+      <w:rPr>
+        <w:rFonts w:ascii="Wingdings" w:hAnsi="Wingdings" w:hint="default"/>
+        <w:sz w:val="20"/>
+      </w:rPr>
+    </w:lvl>
+    <w:lvl w:ilvl="3" w:tentative="1">
+      <w:start w:val="1"/>
+      <w:numFmt w:val="bullet"/>
+      <w:lvlText w:val=""/>
+      <w:lvlJc w:val="left"/>
+      <w:pPr>
+        <w:tabs>
+          <w:tab w:val="num" w:pos="2880"/>
+        </w:tabs>
+        <w:ind w:left="2880" w:hanging="360"/>
+      </w:pPr>
+      <w:rPr>
+        <w:rFonts w:ascii="Wingdings" w:hAnsi="Wingdings" w:hint="default"/>
+        <w:sz w:val="20"/>
+      </w:rPr>
+    </w:lvl>
+    <w:lvl w:ilvl="4" w:tentative="1">
+      <w:start w:val="1"/>
+      <w:numFmt w:val="bullet"/>
+      <w:lvlText w:val=""/>
+      <w:lvlJc w:val="left"/>
+      <w:pPr>
+        <w:tabs>
+          <w:tab w:val="num" w:pos="3600"/>
+        </w:tabs>
+        <w:ind w:left="3600" w:hanging="360"/>
+      </w:pPr>
+      <w:rPr>
+        <w:rFonts w:ascii="Wingdings" w:hAnsi="Wingdings" w:hint="default"/>
+        <w:sz w:val="20"/>
+      </w:rPr>
+    </w:lvl>
+    <w:lvl w:ilvl="5" w:tentative="1">
+      <w:start w:val="1"/>
+      <w:numFmt w:val="bullet"/>
+      <w:lvlText w:val=""/>
+      <w:lvlJc w:val="left"/>
+      <w:pPr>
+        <w:tabs>
+          <w:tab w:val="num" w:pos="4320"/>
+        </w:tabs>
+        <w:ind w:left="4320" w:hanging="360"/>
+      </w:pPr>
+      <w:rPr>
+        <w:rFonts w:ascii="Wingdings" w:hAnsi="Wingdings" w:hint="default"/>
+        <w:sz w:val="20"/>
+      </w:rPr>
+    </w:lvl>
+    <w:lvl w:ilvl="6" w:tentative="1">
+      <w:start w:val="1"/>
+      <w:numFmt w:val="bullet"/>
+      <w:lvlText w:val=""/>
+      <w:lvlJc w:val="left"/>
+      <w:pPr>
+        <w:tabs>
+          <w:tab w:val="num" w:pos="5040"/>
+        </w:tabs>
+        <w:ind w:left="5040" w:hanging="360"/>
+      </w:pPr>
+      <w:rPr>
+        <w:rFonts w:ascii="Wingdings" w:hAnsi="Wingdings" w:hint="default"/>
+        <w:sz w:val="20"/>
+      </w:rPr>
+    </w:lvl>
+    <w:lvl w:ilvl="7" w:tentative="1">
+      <w:start w:val="1"/>
+      <w:numFmt w:val="bullet"/>
+      <w:lvlText w:val=""/>
+      <w:lvlJc w:val="left"/>
+      <w:pPr>
+        <w:tabs>
+          <w:tab w:val="num" w:pos="5760"/>
+        </w:tabs>
+        <w:ind w:left="5760" w:hanging="360"/>
+      </w:pPr>
+      <w:rPr>
+        <w:rFonts w:ascii="Wingdings" w:hAnsi="Wingdings" w:hint="default"/>
+        <w:sz w:val="20"/>
+      </w:rPr>
+    </w:lvl>
+    <w:lvl w:ilvl="8" w:tentative="1">
+      <w:start w:val="1"/>
+      <w:numFmt w:val="bullet"/>
+      <w:lvlText w:val=""/>
+      <w:lvlJc w:val="left"/>
+      <w:pPr>
+        <w:tabs>
+          <w:tab w:val="num" w:pos="6480"/>
+        </w:tabs>
+        <w:ind w:left="6480" w:hanging="360"/>
+      </w:pPr>
+      <w:rPr>
+        <w:rFonts w:ascii="Wingdings" w:hAnsi="Wingdings" w:hint="default"/>
+        <w:sz w:val="20"/>
+      </w:rPr>
+    </w:lvl>
+  </w:abstractNum>
+  <w:abstractNum w:abstractNumId="4" w15:restartNumberingAfterBreak="0">
+    <w:nsid w:val="0F6D6A2C"/>
+    <w:multiLevelType w:val="multilevel"/>
+    <w:tmpl w:val="E160C0BE"/>
+    <w:lvl w:ilvl="0">
+      <w:start w:val="1"/>
+      <w:numFmt w:val="bullet"/>
+      <w:lvlText w:val=""/>
+      <w:lvlJc w:val="left"/>
+      <w:pPr>
+        <w:tabs>
+          <w:tab w:val="num" w:pos="720"/>
+        </w:tabs>
+        <w:ind w:left="720" w:hanging="360"/>
+      </w:pPr>
+      <w:rPr>
+        <w:rFonts w:ascii="Symbol" w:hAnsi="Symbol" w:hint="default"/>
+        <w:sz w:val="20"/>
+      </w:rPr>
+    </w:lvl>
+    <w:lvl w:ilvl="1" w:tentative="1">
+      <w:start w:val="1"/>
+      <w:numFmt w:val="bullet"/>
+      <w:lvlText w:val="o"/>
+      <w:lvlJc w:val="left"/>
+      <w:pPr>
+        <w:tabs>
+          <w:tab w:val="num" w:pos="1440"/>
+        </w:tabs>
+        <w:ind w:left="1440" w:hanging="360"/>
+      </w:pPr>
+      <w:rPr>
+        <w:rFonts w:ascii="Courier New" w:hAnsi="Courier New" w:hint="default"/>
+        <w:sz w:val="20"/>
+      </w:rPr>
+    </w:lvl>
+    <w:lvl w:ilvl="2" w:tentative="1">
+      <w:start w:val="1"/>
+      <w:numFmt w:val="bullet"/>
+      <w:lvlText w:val=""/>
+      <w:lvlJc w:val="left"/>
+      <w:pPr>
+        <w:tabs>
+          <w:tab w:val="num" w:pos="2160"/>
+        </w:tabs>
+        <w:ind w:left="2160" w:hanging="360"/>
+      </w:pPr>
+      <w:rPr>
+        <w:rFonts w:ascii="Wingdings" w:hAnsi="Wingdings" w:hint="default"/>
+        <w:sz w:val="20"/>
+      </w:rPr>
+    </w:lvl>
+    <w:lvl w:ilvl="3" w:tentative="1">
+      <w:start w:val="1"/>
+      <w:numFmt w:val="bullet"/>
+      <w:lvlText w:val=""/>
+      <w:lvlJc w:val="left"/>
+      <w:pPr>
+        <w:tabs>
+          <w:tab w:val="num" w:pos="2880"/>
+        </w:tabs>
+        <w:ind w:left="2880" w:hanging="360"/>
+      </w:pPr>
+      <w:rPr>
+        <w:rFonts w:ascii="Wingdings" w:hAnsi="Wingdings" w:hint="default"/>
+        <w:sz w:val="20"/>
+      </w:rPr>
+    </w:lvl>
+    <w:lvl w:ilvl="4" w:tentative="1">
+      <w:start w:val="1"/>
+      <w:numFmt w:val="bullet"/>
+      <w:lvlText w:val=""/>
+      <w:lvlJc w:val="left"/>
+      <w:pPr>
+        <w:tabs>
+          <w:tab w:val="num" w:pos="3600"/>
+        </w:tabs>
+        <w:ind w:left="3600" w:hanging="360"/>
+      </w:pPr>
+      <w:rPr>
+        <w:rFonts w:ascii="Wingdings" w:hAnsi="Wingdings" w:hint="default"/>
+        <w:sz w:val="20"/>
+      </w:rPr>
+    </w:lvl>
+    <w:lvl w:ilvl="5" w:tentative="1">
+      <w:start w:val="1"/>
+      <w:numFmt w:val="bullet"/>
+      <w:lvlText w:val=""/>
+      <w:lvlJc w:val="left"/>
+      <w:pPr>
+        <w:tabs>
+          <w:tab w:val="num" w:pos="4320"/>
+        </w:tabs>
+        <w:ind w:left="4320" w:hanging="360"/>
+      </w:pPr>
+      <w:rPr>
+        <w:rFonts w:ascii="Wingdings" w:hAnsi="Wingdings" w:hint="default"/>
+        <w:sz w:val="20"/>
+      </w:rPr>
+    </w:lvl>
+    <w:lvl w:ilvl="6" w:tentative="1">
+      <w:start w:val="1"/>
+      <w:numFmt w:val="bullet"/>
+      <w:lvlText w:val=""/>
+      <w:lvlJc w:val="left"/>
+      <w:pPr>
+        <w:tabs>
+          <w:tab w:val="num" w:pos="5040"/>
+        </w:tabs>
+        <w:ind w:left="5040" w:hanging="360"/>
+      </w:pPr>
+      <w:rPr>
+        <w:rFonts w:ascii="Wingdings" w:hAnsi="Wingdings" w:hint="default"/>
+        <w:sz w:val="20"/>
+      </w:rPr>
+    </w:lvl>
+    <w:lvl w:ilvl="7" w:tentative="1">
+      <w:start w:val="1"/>
+      <w:numFmt w:val="bullet"/>
+      <w:lvlText w:val=""/>
+      <w:lvlJc w:val="left"/>
+      <w:pPr>
+        <w:tabs>
+          <w:tab w:val="num" w:pos="5760"/>
+        </w:tabs>
+        <w:ind w:left="5760" w:hanging="360"/>
+      </w:pPr>
+      <w:rPr>
+        <w:rFonts w:ascii="Wingdings" w:hAnsi="Wingdings" w:hint="default"/>
+        <w:sz w:val="20"/>
+      </w:rPr>
+    </w:lvl>
+    <w:lvl w:ilvl="8" w:tentative="1">
+      <w:start w:val="1"/>
+      <w:numFmt w:val="bullet"/>
+      <w:lvlText w:val=""/>
+      <w:lvlJc w:val="left"/>
+      <w:pPr>
+        <w:tabs>
+          <w:tab w:val="num" w:pos="6480"/>
+        </w:tabs>
+        <w:ind w:left="6480" w:hanging="360"/>
+      </w:pPr>
+      <w:rPr>
+        <w:rFonts w:ascii="Wingdings" w:hAnsi="Wingdings" w:hint="default"/>
+        <w:sz w:val="20"/>
+      </w:rPr>
+    </w:lvl>
+  </w:abstractNum>
+  <w:abstractNum w:abstractNumId="5" w15:restartNumberingAfterBreak="0">
+    <w:nsid w:val="131951D9"/>
+    <w:multiLevelType w:val="multilevel"/>
+    <w:tmpl w:val="8FA09A54"/>
+    <w:lvl w:ilvl="0">
+      <w:start w:val="1"/>
+      <w:numFmt w:val="bullet"/>
+      <w:lvlText w:val=""/>
+      <w:lvlJc w:val="left"/>
+      <w:pPr>
+        <w:tabs>
+          <w:tab w:val="num" w:pos="720"/>
+        </w:tabs>
+        <w:ind w:left="720" w:hanging="360"/>
+      </w:pPr>
+      <w:rPr>
+        <w:rFonts w:ascii="Symbol" w:hAnsi="Symbol" w:hint="default"/>
+        <w:sz w:val="20"/>
+      </w:rPr>
+    </w:lvl>
+    <w:lvl w:ilvl="1" w:tentative="1">
+      <w:start w:val="1"/>
+      <w:numFmt w:val="bullet"/>
+      <w:lvlText w:val="o"/>
+      <w:lvlJc w:val="left"/>
+      <w:pPr>
+        <w:tabs>
+          <w:tab w:val="num" w:pos="1440"/>
+        </w:tabs>
+        <w:ind w:left="1440" w:hanging="360"/>
+      </w:pPr>
+      <w:rPr>
+        <w:rFonts w:ascii="Courier New" w:hAnsi="Courier New" w:hint="default"/>
+        <w:sz w:val="20"/>
+      </w:rPr>
+    </w:lvl>
+    <w:lvl w:ilvl="2" w:tentative="1">
+      <w:start w:val="1"/>
+      <w:numFmt w:val="bullet"/>
+      <w:lvlText w:val=""/>
+      <w:lvlJc w:val="left"/>
+      <w:pPr>
+        <w:tabs>
+          <w:tab w:val="num" w:pos="2160"/>
+        </w:tabs>
+        <w:ind w:left="2160" w:hanging="360"/>
+      </w:pPr>
+      <w:rPr>
+        <w:rFonts w:ascii="Wingdings" w:hAnsi="Wingdings" w:hint="default"/>
+        <w:sz w:val="20"/>
+      </w:rPr>
+    </w:lvl>
+    <w:lvl w:ilvl="3" w:tentative="1">
+      <w:start w:val="1"/>
+      <w:numFmt w:val="bullet"/>
+      <w:lvlText w:val=""/>
+      <w:lvlJc w:val="left"/>
+      <w:pPr>
+        <w:tabs>
+          <w:tab w:val="num" w:pos="2880"/>
+        </w:tabs>
+        <w:ind w:left="2880" w:hanging="360"/>
+      </w:pPr>
+      <w:rPr>
+        <w:rFonts w:ascii="Wingdings" w:hAnsi="Wingdings" w:hint="default"/>
+        <w:sz w:val="20"/>
+      </w:rPr>
+    </w:lvl>
+    <w:lvl w:ilvl="4" w:tentative="1">
+      <w:start w:val="1"/>
+      <w:numFmt w:val="bullet"/>
+      <w:lvlText w:val=""/>
+      <w:lvlJc w:val="left"/>
+      <w:pPr>
+        <w:tabs>
+          <w:tab w:val="num" w:pos="3600"/>
+        </w:tabs>
+        <w:ind w:left="3600" w:hanging="360"/>
+      </w:pPr>
+      <w:rPr>
+        <w:rFonts w:ascii="Wingdings" w:hAnsi="Wingdings" w:hint="default"/>
+        <w:sz w:val="20"/>
+      </w:rPr>
+    </w:lvl>
+    <w:lvl w:ilvl="5" w:tentative="1">
+      <w:start w:val="1"/>
+      <w:numFmt w:val="bullet"/>
+      <w:lvlText w:val=""/>
+      <w:lvlJc w:val="left"/>
+      <w:pPr>
+        <w:tabs>
+          <w:tab w:val="num" w:pos="4320"/>
+        </w:tabs>
+        <w:ind w:left="4320" w:hanging="360"/>
+      </w:pPr>
+      <w:rPr>
+        <w:rFonts w:ascii="Wingdings" w:hAnsi="Wingdings" w:hint="default"/>
+        <w:sz w:val="20"/>
+      </w:rPr>
+    </w:lvl>
+    <w:lvl w:ilvl="6" w:tentative="1">
+      <w:start w:val="1"/>
+      <w:numFmt w:val="bullet"/>
+      <w:lvlText w:val=""/>
+      <w:lvlJc w:val="left"/>
+      <w:pPr>
+        <w:tabs>
+          <w:tab w:val="num" w:pos="5040"/>
+        </w:tabs>
+        <w:ind w:left="5040" w:hanging="360"/>
+      </w:pPr>
+      <w:rPr>
+        <w:rFonts w:ascii="Wingdings" w:hAnsi="Wingdings" w:hint="default"/>
+        <w:sz w:val="20"/>
+      </w:rPr>
+    </w:lvl>
+    <w:lvl w:ilvl="7" w:tentative="1">
+      <w:start w:val="1"/>
+      <w:numFmt w:val="bullet"/>
+      <w:lvlText w:val=""/>
+      <w:lvlJc w:val="left"/>
+      <w:pPr>
+        <w:tabs>
+          <w:tab w:val="num" w:pos="5760"/>
+        </w:tabs>
+        <w:ind w:left="5760" w:hanging="360"/>
+      </w:pPr>
+      <w:rPr>
+        <w:rFonts w:ascii="Wingdings" w:hAnsi="Wingdings" w:hint="default"/>
+        <w:sz w:val="20"/>
+      </w:rPr>
+    </w:lvl>
+    <w:lvl w:ilvl="8" w:tentative="1">
+      <w:start w:val="1"/>
+      <w:numFmt w:val="bullet"/>
+      <w:lvlText w:val=""/>
+      <w:lvlJc w:val="left"/>
+      <w:pPr>
+        <w:tabs>
+          <w:tab w:val="num" w:pos="6480"/>
+        </w:tabs>
+        <w:ind w:left="6480" w:hanging="360"/>
+      </w:pPr>
+      <w:rPr>
+        <w:rFonts w:ascii="Wingdings" w:hAnsi="Wingdings" w:hint="default"/>
+        <w:sz w:val="20"/>
+      </w:rPr>
+    </w:lvl>
+  </w:abstractNum>
+  <w:abstractNum w:abstractNumId="6" w15:restartNumberingAfterBreak="0">
     <w:nsid w:val="156E5ABE"/>
     <w:multiLevelType w:val="multilevel"/>
     <w:tmpl w:val="07467980"/>
@@ -2155,7 +2779,156 @@
       </w:rPr>
     </w:lvl>
   </w:abstractNum>
-  <w:abstractNum w:abstractNumId="1" w15:restartNumberingAfterBreak="0">
+  <w:abstractNum w:abstractNumId="7" w15:restartNumberingAfterBreak="0">
+    <w:nsid w:val="1A3D530E"/>
+    <w:multiLevelType w:val="multilevel"/>
+    <w:tmpl w:val="004C9D7C"/>
+    <w:lvl w:ilvl="0">
+      <w:start w:val="1"/>
+      <w:numFmt w:val="bullet"/>
+      <w:lvlText w:val=""/>
+      <w:lvlJc w:val="left"/>
+      <w:pPr>
+        <w:tabs>
+          <w:tab w:val="num" w:pos="720"/>
+        </w:tabs>
+        <w:ind w:left="720" w:hanging="360"/>
+      </w:pPr>
+      <w:rPr>
+        <w:rFonts w:ascii="Symbol" w:hAnsi="Symbol" w:hint="default"/>
+        <w:sz w:val="20"/>
+      </w:rPr>
+    </w:lvl>
+    <w:lvl w:ilvl="1" w:tentative="1">
+      <w:start w:val="1"/>
+      <w:numFmt w:val="bullet"/>
+      <w:lvlText w:val="o"/>
+      <w:lvlJc w:val="left"/>
+      <w:pPr>
+        <w:tabs>
+          <w:tab w:val="num" w:pos="1440"/>
+        </w:tabs>
+        <w:ind w:left="1440" w:hanging="360"/>
+      </w:pPr>
+      <w:rPr>
+        <w:rFonts w:ascii="Courier New" w:hAnsi="Courier New" w:hint="default"/>
+        <w:sz w:val="20"/>
+      </w:rPr>
+    </w:lvl>
+    <w:lvl w:ilvl="2" w:tentative="1">
+      <w:start w:val="1"/>
+      <w:numFmt w:val="bullet"/>
+      <w:lvlText w:val=""/>
+      <w:lvlJc w:val="left"/>
+      <w:pPr>
+        <w:tabs>
+          <w:tab w:val="num" w:pos="2160"/>
+        </w:tabs>
+        <w:ind w:left="2160" w:hanging="360"/>
+      </w:pPr>
+      <w:rPr>
+        <w:rFonts w:ascii="Wingdings" w:hAnsi="Wingdings" w:hint="default"/>
+        <w:sz w:val="20"/>
+      </w:rPr>
+    </w:lvl>
+    <w:lvl w:ilvl="3" w:tentative="1">
+      <w:start w:val="1"/>
+      <w:numFmt w:val="bullet"/>
+      <w:lvlText w:val=""/>
+      <w:lvlJc w:val="left"/>
+      <w:pPr>
+        <w:tabs>
+          <w:tab w:val="num" w:pos="2880"/>
+        </w:tabs>
+        <w:ind w:left="2880" w:hanging="360"/>
+      </w:pPr>
+      <w:rPr>
+        <w:rFonts w:ascii="Wingdings" w:hAnsi="Wingdings" w:hint="default"/>
+        <w:sz w:val="20"/>
+      </w:rPr>
+    </w:lvl>
+    <w:lvl w:ilvl="4" w:tentative="1">
+      <w:start w:val="1"/>
+      <w:numFmt w:val="bullet"/>
+      <w:lvlText w:val=""/>
+      <w:lvlJc w:val="left"/>
+      <w:pPr>
+        <w:tabs>
+          <w:tab w:val="num" w:pos="3600"/>
+        </w:tabs>
+        <w:ind w:left="3600" w:hanging="360"/>
+      </w:pPr>
+      <w:rPr>
+        <w:rFonts w:ascii="Wingdings" w:hAnsi="Wingdings" w:hint="default"/>
+        <w:sz w:val="20"/>
+      </w:rPr>
+    </w:lvl>
+    <w:lvl w:ilvl="5" w:tentative="1">
+      <w:start w:val="1"/>
+      <w:numFmt w:val="bullet"/>
+      <w:lvlText w:val=""/>
+      <w:lvlJc w:val="left"/>
+      <w:pPr>
+        <w:tabs>
+          <w:tab w:val="num" w:pos="4320"/>
+        </w:tabs>
+        <w:ind w:left="4320" w:hanging="360"/>
+      </w:pPr>
+      <w:rPr>
+        <w:rFonts w:ascii="Wingdings" w:hAnsi="Wingdings" w:hint="default"/>
+        <w:sz w:val="20"/>
+      </w:rPr>
+    </w:lvl>
+    <w:lvl w:ilvl="6" w:tentative="1">
+      <w:start w:val="1"/>
+      <w:numFmt w:val="bullet"/>
+      <w:lvlText w:val=""/>
+      <w:lvlJc w:val="left"/>
+      <w:pPr>
+        <w:tabs>
+          <w:tab w:val="num" w:pos="5040"/>
+        </w:tabs>
+        <w:ind w:left="5040" w:hanging="360"/>
+      </w:pPr>
+      <w:rPr>
+        <w:rFonts w:ascii="Wingdings" w:hAnsi="Wingdings" w:hint="default"/>
+        <w:sz w:val="20"/>
+      </w:rPr>
+    </w:lvl>
+    <w:lvl w:ilvl="7" w:tentative="1">
+      <w:start w:val="1"/>
+      <w:numFmt w:val="bullet"/>
+      <w:lvlText w:val=""/>
+      <w:lvlJc w:val="left"/>
+      <w:pPr>
+        <w:tabs>
+          <w:tab w:val="num" w:pos="5760"/>
+        </w:tabs>
+        <w:ind w:left="5760" w:hanging="360"/>
+      </w:pPr>
+      <w:rPr>
+        <w:rFonts w:ascii="Wingdings" w:hAnsi="Wingdings" w:hint="default"/>
+        <w:sz w:val="20"/>
+      </w:rPr>
+    </w:lvl>
+    <w:lvl w:ilvl="8" w:tentative="1">
+      <w:start w:val="1"/>
+      <w:numFmt w:val="bullet"/>
+      <w:lvlText w:val=""/>
+      <w:lvlJc w:val="left"/>
+      <w:pPr>
+        <w:tabs>
+          <w:tab w:val="num" w:pos="6480"/>
+        </w:tabs>
+        <w:ind w:left="6480" w:hanging="360"/>
+      </w:pPr>
+      <w:rPr>
+        <w:rFonts w:ascii="Wingdings" w:hAnsi="Wingdings" w:hint="default"/>
+        <w:sz w:val="20"/>
+      </w:rPr>
+    </w:lvl>
+  </w:abstractNum>
+  <w:abstractNum w:abstractNumId="8" w15:restartNumberingAfterBreak="0">
     <w:nsid w:val="1B473BC7"/>
     <w:multiLevelType w:val="multilevel"/>
     <w:tmpl w:val="F2649748"/>
@@ -2304,7 +3077,454 @@
       </w:rPr>
     </w:lvl>
   </w:abstractNum>
-  <w:abstractNum w:abstractNumId="2" w15:restartNumberingAfterBreak="0">
+  <w:abstractNum w:abstractNumId="9" w15:restartNumberingAfterBreak="0">
+    <w:nsid w:val="204231CF"/>
+    <w:multiLevelType w:val="multilevel"/>
+    <w:tmpl w:val="360274BC"/>
+    <w:lvl w:ilvl="0">
+      <w:start w:val="1"/>
+      <w:numFmt w:val="bullet"/>
+      <w:lvlText w:val=""/>
+      <w:lvlJc w:val="left"/>
+      <w:pPr>
+        <w:tabs>
+          <w:tab w:val="num" w:pos="720"/>
+        </w:tabs>
+        <w:ind w:left="720" w:hanging="360"/>
+      </w:pPr>
+      <w:rPr>
+        <w:rFonts w:ascii="Symbol" w:hAnsi="Symbol" w:hint="default"/>
+        <w:sz w:val="20"/>
+      </w:rPr>
+    </w:lvl>
+    <w:lvl w:ilvl="1" w:tentative="1">
+      <w:start w:val="1"/>
+      <w:numFmt w:val="bullet"/>
+      <w:lvlText w:val="o"/>
+      <w:lvlJc w:val="left"/>
+      <w:pPr>
+        <w:tabs>
+          <w:tab w:val="num" w:pos="1440"/>
+        </w:tabs>
+        <w:ind w:left="1440" w:hanging="360"/>
+      </w:pPr>
+      <w:rPr>
+        <w:rFonts w:ascii="Courier New" w:hAnsi="Courier New" w:hint="default"/>
+        <w:sz w:val="20"/>
+      </w:rPr>
+    </w:lvl>
+    <w:lvl w:ilvl="2" w:tentative="1">
+      <w:start w:val="1"/>
+      <w:numFmt w:val="bullet"/>
+      <w:lvlText w:val=""/>
+      <w:lvlJc w:val="left"/>
+      <w:pPr>
+        <w:tabs>
+          <w:tab w:val="num" w:pos="2160"/>
+        </w:tabs>
+        <w:ind w:left="2160" w:hanging="360"/>
+      </w:pPr>
+      <w:rPr>
+        <w:rFonts w:ascii="Wingdings" w:hAnsi="Wingdings" w:hint="default"/>
+        <w:sz w:val="20"/>
+      </w:rPr>
+    </w:lvl>
+    <w:lvl w:ilvl="3" w:tentative="1">
+      <w:start w:val="1"/>
+      <w:numFmt w:val="bullet"/>
+      <w:lvlText w:val=""/>
+      <w:lvlJc w:val="left"/>
+      <w:pPr>
+        <w:tabs>
+          <w:tab w:val="num" w:pos="2880"/>
+        </w:tabs>
+        <w:ind w:left="2880" w:hanging="360"/>
+      </w:pPr>
+      <w:rPr>
+        <w:rFonts w:ascii="Wingdings" w:hAnsi="Wingdings" w:hint="default"/>
+        <w:sz w:val="20"/>
+      </w:rPr>
+    </w:lvl>
+    <w:lvl w:ilvl="4" w:tentative="1">
+      <w:start w:val="1"/>
+      <w:numFmt w:val="bullet"/>
+      <w:lvlText w:val=""/>
+      <w:lvlJc w:val="left"/>
+      <w:pPr>
+        <w:tabs>
+          <w:tab w:val="num" w:pos="3600"/>
+        </w:tabs>
+        <w:ind w:left="3600" w:hanging="360"/>
+      </w:pPr>
+      <w:rPr>
+        <w:rFonts w:ascii="Wingdings" w:hAnsi="Wingdings" w:hint="default"/>
+        <w:sz w:val="20"/>
+      </w:rPr>
+    </w:lvl>
+    <w:lvl w:ilvl="5" w:tentative="1">
+      <w:start w:val="1"/>
+      <w:numFmt w:val="bullet"/>
+      <w:lvlText w:val=""/>
+      <w:lvlJc w:val="left"/>
+      <w:pPr>
+        <w:tabs>
+          <w:tab w:val="num" w:pos="4320"/>
+        </w:tabs>
+        <w:ind w:left="4320" w:hanging="360"/>
+      </w:pPr>
+      <w:rPr>
+        <w:rFonts w:ascii="Wingdings" w:hAnsi="Wingdings" w:hint="default"/>
+        <w:sz w:val="20"/>
+      </w:rPr>
+    </w:lvl>
+    <w:lvl w:ilvl="6" w:tentative="1">
+      <w:start w:val="1"/>
+      <w:numFmt w:val="bullet"/>
+      <w:lvlText w:val=""/>
+      <w:lvlJc w:val="left"/>
+      <w:pPr>
+        <w:tabs>
+          <w:tab w:val="num" w:pos="5040"/>
+        </w:tabs>
+        <w:ind w:left="5040" w:hanging="360"/>
+      </w:pPr>
+      <w:rPr>
+        <w:rFonts w:ascii="Wingdings" w:hAnsi="Wingdings" w:hint="default"/>
+        <w:sz w:val="20"/>
+      </w:rPr>
+    </w:lvl>
+    <w:lvl w:ilvl="7" w:tentative="1">
+      <w:start w:val="1"/>
+      <w:numFmt w:val="bullet"/>
+      <w:lvlText w:val=""/>
+      <w:lvlJc w:val="left"/>
+      <w:pPr>
+        <w:tabs>
+          <w:tab w:val="num" w:pos="5760"/>
+        </w:tabs>
+        <w:ind w:left="5760" w:hanging="360"/>
+      </w:pPr>
+      <w:rPr>
+        <w:rFonts w:ascii="Wingdings" w:hAnsi="Wingdings" w:hint="default"/>
+        <w:sz w:val="20"/>
+      </w:rPr>
+    </w:lvl>
+    <w:lvl w:ilvl="8" w:tentative="1">
+      <w:start w:val="1"/>
+      <w:numFmt w:val="bullet"/>
+      <w:lvlText w:val=""/>
+      <w:lvlJc w:val="left"/>
+      <w:pPr>
+        <w:tabs>
+          <w:tab w:val="num" w:pos="6480"/>
+        </w:tabs>
+        <w:ind w:left="6480" w:hanging="360"/>
+      </w:pPr>
+      <w:rPr>
+        <w:rFonts w:ascii="Wingdings" w:hAnsi="Wingdings" w:hint="default"/>
+        <w:sz w:val="20"/>
+      </w:rPr>
+    </w:lvl>
+  </w:abstractNum>
+  <w:abstractNum w:abstractNumId="10" w15:restartNumberingAfterBreak="0">
+    <w:nsid w:val="282C59B3"/>
+    <w:multiLevelType w:val="multilevel"/>
+    <w:tmpl w:val="C6A41F2A"/>
+    <w:lvl w:ilvl="0">
+      <w:start w:val="1"/>
+      <w:numFmt w:val="bullet"/>
+      <w:lvlText w:val=""/>
+      <w:lvlJc w:val="left"/>
+      <w:pPr>
+        <w:tabs>
+          <w:tab w:val="num" w:pos="720"/>
+        </w:tabs>
+        <w:ind w:left="720" w:hanging="360"/>
+      </w:pPr>
+      <w:rPr>
+        <w:rFonts w:ascii="Symbol" w:hAnsi="Symbol" w:hint="default"/>
+        <w:sz w:val="20"/>
+      </w:rPr>
+    </w:lvl>
+    <w:lvl w:ilvl="1" w:tentative="1">
+      <w:start w:val="1"/>
+      <w:numFmt w:val="bullet"/>
+      <w:lvlText w:val="o"/>
+      <w:lvlJc w:val="left"/>
+      <w:pPr>
+        <w:tabs>
+          <w:tab w:val="num" w:pos="1440"/>
+        </w:tabs>
+        <w:ind w:left="1440" w:hanging="360"/>
+      </w:pPr>
+      <w:rPr>
+        <w:rFonts w:ascii="Courier New" w:hAnsi="Courier New" w:hint="default"/>
+        <w:sz w:val="20"/>
+      </w:rPr>
+    </w:lvl>
+    <w:lvl w:ilvl="2" w:tentative="1">
+      <w:start w:val="1"/>
+      <w:numFmt w:val="bullet"/>
+      <w:lvlText w:val=""/>
+      <w:lvlJc w:val="left"/>
+      <w:pPr>
+        <w:tabs>
+          <w:tab w:val="num" w:pos="2160"/>
+        </w:tabs>
+        <w:ind w:left="2160" w:hanging="360"/>
+      </w:pPr>
+      <w:rPr>
+        <w:rFonts w:ascii="Wingdings" w:hAnsi="Wingdings" w:hint="default"/>
+        <w:sz w:val="20"/>
+      </w:rPr>
+    </w:lvl>
+    <w:lvl w:ilvl="3" w:tentative="1">
+      <w:start w:val="1"/>
+      <w:numFmt w:val="bullet"/>
+      <w:lvlText w:val=""/>
+      <w:lvlJc w:val="left"/>
+      <w:pPr>
+        <w:tabs>
+          <w:tab w:val="num" w:pos="2880"/>
+        </w:tabs>
+        <w:ind w:left="2880" w:hanging="360"/>
+      </w:pPr>
+      <w:rPr>
+        <w:rFonts w:ascii="Wingdings" w:hAnsi="Wingdings" w:hint="default"/>
+        <w:sz w:val="20"/>
+      </w:rPr>
+    </w:lvl>
+    <w:lvl w:ilvl="4" w:tentative="1">
+      <w:start w:val="1"/>
+      <w:numFmt w:val="bullet"/>
+      <w:lvlText w:val=""/>
+      <w:lvlJc w:val="left"/>
+      <w:pPr>
+        <w:tabs>
+          <w:tab w:val="num" w:pos="3600"/>
+        </w:tabs>
+        <w:ind w:left="3600" w:hanging="360"/>
+      </w:pPr>
+      <w:rPr>
+        <w:rFonts w:ascii="Wingdings" w:hAnsi="Wingdings" w:hint="default"/>
+        <w:sz w:val="20"/>
+      </w:rPr>
+    </w:lvl>
+    <w:lvl w:ilvl="5" w:tentative="1">
+      <w:start w:val="1"/>
+      <w:numFmt w:val="bullet"/>
+      <w:lvlText w:val=""/>
+      <w:lvlJc w:val="left"/>
+      <w:pPr>
+        <w:tabs>
+          <w:tab w:val="num" w:pos="4320"/>
+        </w:tabs>
+        <w:ind w:left="4320" w:hanging="360"/>
+      </w:pPr>
+      <w:rPr>
+        <w:rFonts w:ascii="Wingdings" w:hAnsi="Wingdings" w:hint="default"/>
+        <w:sz w:val="20"/>
+      </w:rPr>
+    </w:lvl>
+    <w:lvl w:ilvl="6" w:tentative="1">
+      <w:start w:val="1"/>
+      <w:numFmt w:val="bullet"/>
+      <w:lvlText w:val=""/>
+      <w:lvlJc w:val="left"/>
+      <w:pPr>
+        <w:tabs>
+          <w:tab w:val="num" w:pos="5040"/>
+        </w:tabs>
+        <w:ind w:left="5040" w:hanging="360"/>
+      </w:pPr>
+      <w:rPr>
+        <w:rFonts w:ascii="Wingdings" w:hAnsi="Wingdings" w:hint="default"/>
+        <w:sz w:val="20"/>
+      </w:rPr>
+    </w:lvl>
+    <w:lvl w:ilvl="7" w:tentative="1">
+      <w:start w:val="1"/>
+      <w:numFmt w:val="bullet"/>
+      <w:lvlText w:val=""/>
+      <w:lvlJc w:val="left"/>
+      <w:pPr>
+        <w:tabs>
+          <w:tab w:val="num" w:pos="5760"/>
+        </w:tabs>
+        <w:ind w:left="5760" w:hanging="360"/>
+      </w:pPr>
+      <w:rPr>
+        <w:rFonts w:ascii="Wingdings" w:hAnsi="Wingdings" w:hint="default"/>
+        <w:sz w:val="20"/>
+      </w:rPr>
+    </w:lvl>
+    <w:lvl w:ilvl="8" w:tentative="1">
+      <w:start w:val="1"/>
+      <w:numFmt w:val="bullet"/>
+      <w:lvlText w:val=""/>
+      <w:lvlJc w:val="left"/>
+      <w:pPr>
+        <w:tabs>
+          <w:tab w:val="num" w:pos="6480"/>
+        </w:tabs>
+        <w:ind w:left="6480" w:hanging="360"/>
+      </w:pPr>
+      <w:rPr>
+        <w:rFonts w:ascii="Wingdings" w:hAnsi="Wingdings" w:hint="default"/>
+        <w:sz w:val="20"/>
+      </w:rPr>
+    </w:lvl>
+  </w:abstractNum>
+  <w:abstractNum w:abstractNumId="11" w15:restartNumberingAfterBreak="0">
+    <w:nsid w:val="2A40034A"/>
+    <w:multiLevelType w:val="multilevel"/>
+    <w:tmpl w:val="9EC0C5E2"/>
+    <w:lvl w:ilvl="0">
+      <w:start w:val="1"/>
+      <w:numFmt w:val="bullet"/>
+      <w:lvlText w:val=""/>
+      <w:lvlJc w:val="left"/>
+      <w:pPr>
+        <w:tabs>
+          <w:tab w:val="num" w:pos="720"/>
+        </w:tabs>
+        <w:ind w:left="720" w:hanging="360"/>
+      </w:pPr>
+      <w:rPr>
+        <w:rFonts w:ascii="Symbol" w:hAnsi="Symbol" w:hint="default"/>
+        <w:sz w:val="20"/>
+      </w:rPr>
+    </w:lvl>
+    <w:lvl w:ilvl="1" w:tentative="1">
+      <w:start w:val="1"/>
+      <w:numFmt w:val="bullet"/>
+      <w:lvlText w:val="o"/>
+      <w:lvlJc w:val="left"/>
+      <w:pPr>
+        <w:tabs>
+          <w:tab w:val="num" w:pos="1440"/>
+        </w:tabs>
+        <w:ind w:left="1440" w:hanging="360"/>
+      </w:pPr>
+      <w:rPr>
+        <w:rFonts w:ascii="Courier New" w:hAnsi="Courier New" w:hint="default"/>
+        <w:sz w:val="20"/>
+      </w:rPr>
+    </w:lvl>
+    <w:lvl w:ilvl="2" w:tentative="1">
+      <w:start w:val="1"/>
+      <w:numFmt w:val="bullet"/>
+      <w:lvlText w:val=""/>
+      <w:lvlJc w:val="left"/>
+      <w:pPr>
+        <w:tabs>
+          <w:tab w:val="num" w:pos="2160"/>
+        </w:tabs>
+        <w:ind w:left="2160" w:hanging="360"/>
+      </w:pPr>
+      <w:rPr>
+        <w:rFonts w:ascii="Wingdings" w:hAnsi="Wingdings" w:hint="default"/>
+        <w:sz w:val="20"/>
+      </w:rPr>
+    </w:lvl>
+    <w:lvl w:ilvl="3" w:tentative="1">
+      <w:start w:val="1"/>
+      <w:numFmt w:val="bullet"/>
+      <w:lvlText w:val=""/>
+      <w:lvlJc w:val="left"/>
+      <w:pPr>
+        <w:tabs>
+          <w:tab w:val="num" w:pos="2880"/>
+        </w:tabs>
+        <w:ind w:left="2880" w:hanging="360"/>
+      </w:pPr>
+      <w:rPr>
+        <w:rFonts w:ascii="Wingdings" w:hAnsi="Wingdings" w:hint="default"/>
+        <w:sz w:val="20"/>
+      </w:rPr>
+    </w:lvl>
+    <w:lvl w:ilvl="4" w:tentative="1">
+      <w:start w:val="1"/>
+      <w:numFmt w:val="bullet"/>
+      <w:lvlText w:val=""/>
+      <w:lvlJc w:val="left"/>
+      <w:pPr>
+        <w:tabs>
+          <w:tab w:val="num" w:pos="3600"/>
+        </w:tabs>
+        <w:ind w:left="3600" w:hanging="360"/>
+      </w:pPr>
+      <w:rPr>
+        <w:rFonts w:ascii="Wingdings" w:hAnsi="Wingdings" w:hint="default"/>
+        <w:sz w:val="20"/>
+      </w:rPr>
+    </w:lvl>
+    <w:lvl w:ilvl="5" w:tentative="1">
+      <w:start w:val="1"/>
+      <w:numFmt w:val="bullet"/>
+      <w:lvlText w:val=""/>
+      <w:lvlJc w:val="left"/>
+      <w:pPr>
+        <w:tabs>
+          <w:tab w:val="num" w:pos="4320"/>
+        </w:tabs>
+        <w:ind w:left="4320" w:hanging="360"/>
+      </w:pPr>
+      <w:rPr>
+        <w:rFonts w:ascii="Wingdings" w:hAnsi="Wingdings" w:hint="default"/>
+        <w:sz w:val="20"/>
+      </w:rPr>
+    </w:lvl>
+    <w:lvl w:ilvl="6" w:tentative="1">
+      <w:start w:val="1"/>
+      <w:numFmt w:val="bullet"/>
+      <w:lvlText w:val=""/>
+      <w:lvlJc w:val="left"/>
+      <w:pPr>
+        <w:tabs>
+          <w:tab w:val="num" w:pos="5040"/>
+        </w:tabs>
+        <w:ind w:left="5040" w:hanging="360"/>
+      </w:pPr>
+      <w:rPr>
+        <w:rFonts w:ascii="Wingdings" w:hAnsi="Wingdings" w:hint="default"/>
+        <w:sz w:val="20"/>
+      </w:rPr>
+    </w:lvl>
+    <w:lvl w:ilvl="7" w:tentative="1">
+      <w:start w:val="1"/>
+      <w:numFmt w:val="bullet"/>
+      <w:lvlText w:val=""/>
+      <w:lvlJc w:val="left"/>
+      <w:pPr>
+        <w:tabs>
+          <w:tab w:val="num" w:pos="5760"/>
+        </w:tabs>
+        <w:ind w:left="5760" w:hanging="360"/>
+      </w:pPr>
+      <w:rPr>
+        <w:rFonts w:ascii="Wingdings" w:hAnsi="Wingdings" w:hint="default"/>
+        <w:sz w:val="20"/>
+      </w:rPr>
+    </w:lvl>
+    <w:lvl w:ilvl="8" w:tentative="1">
+      <w:start w:val="1"/>
+      <w:numFmt w:val="bullet"/>
+      <w:lvlText w:val=""/>
+      <w:lvlJc w:val="left"/>
+      <w:pPr>
+        <w:tabs>
+          <w:tab w:val="num" w:pos="6480"/>
+        </w:tabs>
+        <w:ind w:left="6480" w:hanging="360"/>
+      </w:pPr>
+      <w:rPr>
+        <w:rFonts w:ascii="Wingdings" w:hAnsi="Wingdings" w:hint="default"/>
+        <w:sz w:val="20"/>
+      </w:rPr>
+    </w:lvl>
+  </w:abstractNum>
+  <w:abstractNum w:abstractNumId="12" w15:restartNumberingAfterBreak="0">
     <w:nsid w:val="31F53B07"/>
     <w:multiLevelType w:val="multilevel"/>
     <w:tmpl w:val="799248E8"/>
@@ -2453,7 +3673,7 @@
       </w:rPr>
     </w:lvl>
   </w:abstractNum>
-  <w:abstractNum w:abstractNumId="3" w15:restartNumberingAfterBreak="0">
+  <w:abstractNum w:abstractNumId="13" w15:restartNumberingAfterBreak="0">
     <w:nsid w:val="3BBD0A43"/>
     <w:multiLevelType w:val="multilevel"/>
     <w:tmpl w:val="C454832C"/>
@@ -2570,7 +3790,7 @@
       </w:pPr>
     </w:lvl>
   </w:abstractNum>
-  <w:abstractNum w:abstractNumId="4" w15:restartNumberingAfterBreak="0">
+  <w:abstractNum w:abstractNumId="14" w15:restartNumberingAfterBreak="0">
     <w:nsid w:val="4A404EE1"/>
     <w:multiLevelType w:val="multilevel"/>
     <w:tmpl w:val="87C86926"/>
@@ -2719,7 +3939,7 @@
       </w:rPr>
     </w:lvl>
   </w:abstractNum>
-  <w:abstractNum w:abstractNumId="5" w15:restartNumberingAfterBreak="0">
+  <w:abstractNum w:abstractNumId="15" w15:restartNumberingAfterBreak="0">
     <w:nsid w:val="52585118"/>
     <w:multiLevelType w:val="multilevel"/>
     <w:tmpl w:val="8E04CA14"/>
@@ -2868,7 +4088,7 @@
       </w:rPr>
     </w:lvl>
   </w:abstractNum>
-  <w:abstractNum w:abstractNumId="6" w15:restartNumberingAfterBreak="0">
+  <w:abstractNum w:abstractNumId="16" w15:restartNumberingAfterBreak="0">
     <w:nsid w:val="5E3A1AB1"/>
     <w:multiLevelType w:val="multilevel"/>
     <w:tmpl w:val="70A28434"/>
@@ -2985,7 +4205,305 @@
       </w:pPr>
     </w:lvl>
   </w:abstractNum>
-  <w:abstractNum w:abstractNumId="7" w15:restartNumberingAfterBreak="0">
+  <w:abstractNum w:abstractNumId="17" w15:restartNumberingAfterBreak="0">
+    <w:nsid w:val="61D904BC"/>
+    <w:multiLevelType w:val="multilevel"/>
+    <w:tmpl w:val="A1B07FB4"/>
+    <w:lvl w:ilvl="0">
+      <w:start w:val="1"/>
+      <w:numFmt w:val="bullet"/>
+      <w:lvlText w:val=""/>
+      <w:lvlJc w:val="left"/>
+      <w:pPr>
+        <w:tabs>
+          <w:tab w:val="num" w:pos="720"/>
+        </w:tabs>
+        <w:ind w:left="720" w:hanging="360"/>
+      </w:pPr>
+      <w:rPr>
+        <w:rFonts w:ascii="Symbol" w:hAnsi="Symbol" w:hint="default"/>
+        <w:sz w:val="20"/>
+      </w:rPr>
+    </w:lvl>
+    <w:lvl w:ilvl="1" w:tentative="1">
+      <w:start w:val="1"/>
+      <w:numFmt w:val="bullet"/>
+      <w:lvlText w:val="o"/>
+      <w:lvlJc w:val="left"/>
+      <w:pPr>
+        <w:tabs>
+          <w:tab w:val="num" w:pos="1440"/>
+        </w:tabs>
+        <w:ind w:left="1440" w:hanging="360"/>
+      </w:pPr>
+      <w:rPr>
+        <w:rFonts w:ascii="Courier New" w:hAnsi="Courier New" w:hint="default"/>
+        <w:sz w:val="20"/>
+      </w:rPr>
+    </w:lvl>
+    <w:lvl w:ilvl="2" w:tentative="1">
+      <w:start w:val="1"/>
+      <w:numFmt w:val="bullet"/>
+      <w:lvlText w:val=""/>
+      <w:lvlJc w:val="left"/>
+      <w:pPr>
+        <w:tabs>
+          <w:tab w:val="num" w:pos="2160"/>
+        </w:tabs>
+        <w:ind w:left="2160" w:hanging="360"/>
+      </w:pPr>
+      <w:rPr>
+        <w:rFonts w:ascii="Wingdings" w:hAnsi="Wingdings" w:hint="default"/>
+        <w:sz w:val="20"/>
+      </w:rPr>
+    </w:lvl>
+    <w:lvl w:ilvl="3" w:tentative="1">
+      <w:start w:val="1"/>
+      <w:numFmt w:val="bullet"/>
+      <w:lvlText w:val=""/>
+      <w:lvlJc w:val="left"/>
+      <w:pPr>
+        <w:tabs>
+          <w:tab w:val="num" w:pos="2880"/>
+        </w:tabs>
+        <w:ind w:left="2880" w:hanging="360"/>
+      </w:pPr>
+      <w:rPr>
+        <w:rFonts w:ascii="Wingdings" w:hAnsi="Wingdings" w:hint="default"/>
+        <w:sz w:val="20"/>
+      </w:rPr>
+    </w:lvl>
+    <w:lvl w:ilvl="4" w:tentative="1">
+      <w:start w:val="1"/>
+      <w:numFmt w:val="bullet"/>
+      <w:lvlText w:val=""/>
+      <w:lvlJc w:val="left"/>
+      <w:pPr>
+        <w:tabs>
+          <w:tab w:val="num" w:pos="3600"/>
+        </w:tabs>
+        <w:ind w:left="3600" w:hanging="360"/>
+      </w:pPr>
+      <w:rPr>
+        <w:rFonts w:ascii="Wingdings" w:hAnsi="Wingdings" w:hint="default"/>
+        <w:sz w:val="20"/>
+      </w:rPr>
+    </w:lvl>
+    <w:lvl w:ilvl="5" w:tentative="1">
+      <w:start w:val="1"/>
+      <w:numFmt w:val="bullet"/>
+      <w:lvlText w:val=""/>
+      <w:lvlJc w:val="left"/>
+      <w:pPr>
+        <w:tabs>
+          <w:tab w:val="num" w:pos="4320"/>
+        </w:tabs>
+        <w:ind w:left="4320" w:hanging="360"/>
+      </w:pPr>
+      <w:rPr>
+        <w:rFonts w:ascii="Wingdings" w:hAnsi="Wingdings" w:hint="default"/>
+        <w:sz w:val="20"/>
+      </w:rPr>
+    </w:lvl>
+    <w:lvl w:ilvl="6" w:tentative="1">
+      <w:start w:val="1"/>
+      <w:numFmt w:val="bullet"/>
+      <w:lvlText w:val=""/>
+      <w:lvlJc w:val="left"/>
+      <w:pPr>
+        <w:tabs>
+          <w:tab w:val="num" w:pos="5040"/>
+        </w:tabs>
+        <w:ind w:left="5040" w:hanging="360"/>
+      </w:pPr>
+      <w:rPr>
+        <w:rFonts w:ascii="Wingdings" w:hAnsi="Wingdings" w:hint="default"/>
+        <w:sz w:val="20"/>
+      </w:rPr>
+    </w:lvl>
+    <w:lvl w:ilvl="7" w:tentative="1">
+      <w:start w:val="1"/>
+      <w:numFmt w:val="bullet"/>
+      <w:lvlText w:val=""/>
+      <w:lvlJc w:val="left"/>
+      <w:pPr>
+        <w:tabs>
+          <w:tab w:val="num" w:pos="5760"/>
+        </w:tabs>
+        <w:ind w:left="5760" w:hanging="360"/>
+      </w:pPr>
+      <w:rPr>
+        <w:rFonts w:ascii="Wingdings" w:hAnsi="Wingdings" w:hint="default"/>
+        <w:sz w:val="20"/>
+      </w:rPr>
+    </w:lvl>
+    <w:lvl w:ilvl="8" w:tentative="1">
+      <w:start w:val="1"/>
+      <w:numFmt w:val="bullet"/>
+      <w:lvlText w:val=""/>
+      <w:lvlJc w:val="left"/>
+      <w:pPr>
+        <w:tabs>
+          <w:tab w:val="num" w:pos="6480"/>
+        </w:tabs>
+        <w:ind w:left="6480" w:hanging="360"/>
+      </w:pPr>
+      <w:rPr>
+        <w:rFonts w:ascii="Wingdings" w:hAnsi="Wingdings" w:hint="default"/>
+        <w:sz w:val="20"/>
+      </w:rPr>
+    </w:lvl>
+  </w:abstractNum>
+  <w:abstractNum w:abstractNumId="18" w15:restartNumberingAfterBreak="0">
+    <w:nsid w:val="6403261B"/>
+    <w:multiLevelType w:val="multilevel"/>
+    <w:tmpl w:val="303015B0"/>
+    <w:lvl w:ilvl="0">
+      <w:start w:val="1"/>
+      <w:numFmt w:val="bullet"/>
+      <w:lvlText w:val=""/>
+      <w:lvlJc w:val="left"/>
+      <w:pPr>
+        <w:tabs>
+          <w:tab w:val="num" w:pos="720"/>
+        </w:tabs>
+        <w:ind w:left="720" w:hanging="360"/>
+      </w:pPr>
+      <w:rPr>
+        <w:rFonts w:ascii="Symbol" w:hAnsi="Symbol" w:hint="default"/>
+        <w:sz w:val="20"/>
+      </w:rPr>
+    </w:lvl>
+    <w:lvl w:ilvl="1" w:tentative="1">
+      <w:start w:val="1"/>
+      <w:numFmt w:val="bullet"/>
+      <w:lvlText w:val="o"/>
+      <w:lvlJc w:val="left"/>
+      <w:pPr>
+        <w:tabs>
+          <w:tab w:val="num" w:pos="1440"/>
+        </w:tabs>
+        <w:ind w:left="1440" w:hanging="360"/>
+      </w:pPr>
+      <w:rPr>
+        <w:rFonts w:ascii="Courier New" w:hAnsi="Courier New" w:hint="default"/>
+        <w:sz w:val="20"/>
+      </w:rPr>
+    </w:lvl>
+    <w:lvl w:ilvl="2" w:tentative="1">
+      <w:start w:val="1"/>
+      <w:numFmt w:val="bullet"/>
+      <w:lvlText w:val=""/>
+      <w:lvlJc w:val="left"/>
+      <w:pPr>
+        <w:tabs>
+          <w:tab w:val="num" w:pos="2160"/>
+        </w:tabs>
+        <w:ind w:left="2160" w:hanging="360"/>
+      </w:pPr>
+      <w:rPr>
+        <w:rFonts w:ascii="Wingdings" w:hAnsi="Wingdings" w:hint="default"/>
+        <w:sz w:val="20"/>
+      </w:rPr>
+    </w:lvl>
+    <w:lvl w:ilvl="3" w:tentative="1">
+      <w:start w:val="1"/>
+      <w:numFmt w:val="bullet"/>
+      <w:lvlText w:val=""/>
+      <w:lvlJc w:val="left"/>
+      <w:pPr>
+        <w:tabs>
+          <w:tab w:val="num" w:pos="2880"/>
+        </w:tabs>
+        <w:ind w:left="2880" w:hanging="360"/>
+      </w:pPr>
+      <w:rPr>
+        <w:rFonts w:ascii="Wingdings" w:hAnsi="Wingdings" w:hint="default"/>
+        <w:sz w:val="20"/>
+      </w:rPr>
+    </w:lvl>
+    <w:lvl w:ilvl="4" w:tentative="1">
+      <w:start w:val="1"/>
+      <w:numFmt w:val="bullet"/>
+      <w:lvlText w:val=""/>
+      <w:lvlJc w:val="left"/>
+      <w:pPr>
+        <w:tabs>
+          <w:tab w:val="num" w:pos="3600"/>
+        </w:tabs>
+        <w:ind w:left="3600" w:hanging="360"/>
+      </w:pPr>
+      <w:rPr>
+        <w:rFonts w:ascii="Wingdings" w:hAnsi="Wingdings" w:hint="default"/>
+        <w:sz w:val="20"/>
+      </w:rPr>
+    </w:lvl>
+    <w:lvl w:ilvl="5" w:tentative="1">
+      <w:start w:val="1"/>
+      <w:numFmt w:val="bullet"/>
+      <w:lvlText w:val=""/>
+      <w:lvlJc w:val="left"/>
+      <w:pPr>
+        <w:tabs>
+          <w:tab w:val="num" w:pos="4320"/>
+        </w:tabs>
+        <w:ind w:left="4320" w:hanging="360"/>
+      </w:pPr>
+      <w:rPr>
+        <w:rFonts w:ascii="Wingdings" w:hAnsi="Wingdings" w:hint="default"/>
+        <w:sz w:val="20"/>
+      </w:rPr>
+    </w:lvl>
+    <w:lvl w:ilvl="6" w:tentative="1">
+      <w:start w:val="1"/>
+      <w:numFmt w:val="bullet"/>
+      <w:lvlText w:val=""/>
+      <w:lvlJc w:val="left"/>
+      <w:pPr>
+        <w:tabs>
+          <w:tab w:val="num" w:pos="5040"/>
+        </w:tabs>
+        <w:ind w:left="5040" w:hanging="360"/>
+      </w:pPr>
+      <w:rPr>
+        <w:rFonts w:ascii="Wingdings" w:hAnsi="Wingdings" w:hint="default"/>
+        <w:sz w:val="20"/>
+      </w:rPr>
+    </w:lvl>
+    <w:lvl w:ilvl="7" w:tentative="1">
+      <w:start w:val="1"/>
+      <w:numFmt w:val="bullet"/>
+      <w:lvlText w:val=""/>
+      <w:lvlJc w:val="left"/>
+      <w:pPr>
+        <w:tabs>
+          <w:tab w:val="num" w:pos="5760"/>
+        </w:tabs>
+        <w:ind w:left="5760" w:hanging="360"/>
+      </w:pPr>
+      <w:rPr>
+        <w:rFonts w:ascii="Wingdings" w:hAnsi="Wingdings" w:hint="default"/>
+        <w:sz w:val="20"/>
+      </w:rPr>
+    </w:lvl>
+    <w:lvl w:ilvl="8" w:tentative="1">
+      <w:start w:val="1"/>
+      <w:numFmt w:val="bullet"/>
+      <w:lvlText w:val=""/>
+      <w:lvlJc w:val="left"/>
+      <w:pPr>
+        <w:tabs>
+          <w:tab w:val="num" w:pos="6480"/>
+        </w:tabs>
+        <w:ind w:left="6480" w:hanging="360"/>
+      </w:pPr>
+      <w:rPr>
+        <w:rFonts w:ascii="Wingdings" w:hAnsi="Wingdings" w:hint="default"/>
+        <w:sz w:val="20"/>
+      </w:rPr>
+    </w:lvl>
+  </w:abstractNum>
+  <w:abstractNum w:abstractNumId="19" w15:restartNumberingAfterBreak="0">
     <w:nsid w:val="65216527"/>
     <w:multiLevelType w:val="multilevel"/>
     <w:tmpl w:val="BC00E1C4"/>
@@ -3134,7 +4652,156 @@
       </w:rPr>
     </w:lvl>
   </w:abstractNum>
-  <w:abstractNum w:abstractNumId="8" w15:restartNumberingAfterBreak="0">
+  <w:abstractNum w:abstractNumId="20" w15:restartNumberingAfterBreak="0">
+    <w:nsid w:val="679A3F6C"/>
+    <w:multiLevelType w:val="multilevel"/>
+    <w:tmpl w:val="8A0EAD4A"/>
+    <w:lvl w:ilvl="0">
+      <w:start w:val="1"/>
+      <w:numFmt w:val="bullet"/>
+      <w:lvlText w:val=""/>
+      <w:lvlJc w:val="left"/>
+      <w:pPr>
+        <w:tabs>
+          <w:tab w:val="num" w:pos="720"/>
+        </w:tabs>
+        <w:ind w:left="720" w:hanging="360"/>
+      </w:pPr>
+      <w:rPr>
+        <w:rFonts w:ascii="Symbol" w:hAnsi="Symbol" w:hint="default"/>
+        <w:sz w:val="20"/>
+      </w:rPr>
+    </w:lvl>
+    <w:lvl w:ilvl="1" w:tentative="1">
+      <w:start w:val="1"/>
+      <w:numFmt w:val="bullet"/>
+      <w:lvlText w:val="o"/>
+      <w:lvlJc w:val="left"/>
+      <w:pPr>
+        <w:tabs>
+          <w:tab w:val="num" w:pos="1440"/>
+        </w:tabs>
+        <w:ind w:left="1440" w:hanging="360"/>
+      </w:pPr>
+      <w:rPr>
+        <w:rFonts w:ascii="Courier New" w:hAnsi="Courier New" w:hint="default"/>
+        <w:sz w:val="20"/>
+      </w:rPr>
+    </w:lvl>
+    <w:lvl w:ilvl="2" w:tentative="1">
+      <w:start w:val="1"/>
+      <w:numFmt w:val="bullet"/>
+      <w:lvlText w:val=""/>
+      <w:lvlJc w:val="left"/>
+      <w:pPr>
+        <w:tabs>
+          <w:tab w:val="num" w:pos="2160"/>
+        </w:tabs>
+        <w:ind w:left="2160" w:hanging="360"/>
+      </w:pPr>
+      <w:rPr>
+        <w:rFonts w:ascii="Wingdings" w:hAnsi="Wingdings" w:hint="default"/>
+        <w:sz w:val="20"/>
+      </w:rPr>
+    </w:lvl>
+    <w:lvl w:ilvl="3" w:tentative="1">
+      <w:start w:val="1"/>
+      <w:numFmt w:val="bullet"/>
+      <w:lvlText w:val=""/>
+      <w:lvlJc w:val="left"/>
+      <w:pPr>
+        <w:tabs>
+          <w:tab w:val="num" w:pos="2880"/>
+        </w:tabs>
+        <w:ind w:left="2880" w:hanging="360"/>
+      </w:pPr>
+      <w:rPr>
+        <w:rFonts w:ascii="Wingdings" w:hAnsi="Wingdings" w:hint="default"/>
+        <w:sz w:val="20"/>
+      </w:rPr>
+    </w:lvl>
+    <w:lvl w:ilvl="4" w:tentative="1">
+      <w:start w:val="1"/>
+      <w:numFmt w:val="bullet"/>
+      <w:lvlText w:val=""/>
+      <w:lvlJc w:val="left"/>
+      <w:pPr>
+        <w:tabs>
+          <w:tab w:val="num" w:pos="3600"/>
+        </w:tabs>
+        <w:ind w:left="3600" w:hanging="360"/>
+      </w:pPr>
+      <w:rPr>
+        <w:rFonts w:ascii="Wingdings" w:hAnsi="Wingdings" w:hint="default"/>
+        <w:sz w:val="20"/>
+      </w:rPr>
+    </w:lvl>
+    <w:lvl w:ilvl="5" w:tentative="1">
+      <w:start w:val="1"/>
+      <w:numFmt w:val="bullet"/>
+      <w:lvlText w:val=""/>
+      <w:lvlJc w:val="left"/>
+      <w:pPr>
+        <w:tabs>
+          <w:tab w:val="num" w:pos="4320"/>
+        </w:tabs>
+        <w:ind w:left="4320" w:hanging="360"/>
+      </w:pPr>
+      <w:rPr>
+        <w:rFonts w:ascii="Wingdings" w:hAnsi="Wingdings" w:hint="default"/>
+        <w:sz w:val="20"/>
+      </w:rPr>
+    </w:lvl>
+    <w:lvl w:ilvl="6" w:tentative="1">
+      <w:start w:val="1"/>
+      <w:numFmt w:val="bullet"/>
+      <w:lvlText w:val=""/>
+      <w:lvlJc w:val="left"/>
+      <w:pPr>
+        <w:tabs>
+          <w:tab w:val="num" w:pos="5040"/>
+        </w:tabs>
+        <w:ind w:left="5040" w:hanging="360"/>
+      </w:pPr>
+      <w:rPr>
+        <w:rFonts w:ascii="Wingdings" w:hAnsi="Wingdings" w:hint="default"/>
+        <w:sz w:val="20"/>
+      </w:rPr>
+    </w:lvl>
+    <w:lvl w:ilvl="7" w:tentative="1">
+      <w:start w:val="1"/>
+      <w:numFmt w:val="bullet"/>
+      <w:lvlText w:val=""/>
+      <w:lvlJc w:val="left"/>
+      <w:pPr>
+        <w:tabs>
+          <w:tab w:val="num" w:pos="5760"/>
+        </w:tabs>
+        <w:ind w:left="5760" w:hanging="360"/>
+      </w:pPr>
+      <w:rPr>
+        <w:rFonts w:ascii="Wingdings" w:hAnsi="Wingdings" w:hint="default"/>
+        <w:sz w:val="20"/>
+      </w:rPr>
+    </w:lvl>
+    <w:lvl w:ilvl="8" w:tentative="1">
+      <w:start w:val="1"/>
+      <w:numFmt w:val="bullet"/>
+      <w:lvlText w:val=""/>
+      <w:lvlJc w:val="left"/>
+      <w:pPr>
+        <w:tabs>
+          <w:tab w:val="num" w:pos="6480"/>
+        </w:tabs>
+        <w:ind w:left="6480" w:hanging="360"/>
+      </w:pPr>
+      <w:rPr>
+        <w:rFonts w:ascii="Wingdings" w:hAnsi="Wingdings" w:hint="default"/>
+        <w:sz w:val="20"/>
+      </w:rPr>
+    </w:lvl>
+  </w:abstractNum>
+  <w:abstractNum w:abstractNumId="21" w15:restartNumberingAfterBreak="0">
     <w:nsid w:val="6A6B66D6"/>
     <w:multiLevelType w:val="multilevel"/>
     <w:tmpl w:val="C2E0A3FA"/>
@@ -3283,7 +4950,305 @@
       </w:rPr>
     </w:lvl>
   </w:abstractNum>
-  <w:abstractNum w:abstractNumId="9" w15:restartNumberingAfterBreak="0">
+  <w:abstractNum w:abstractNumId="22" w15:restartNumberingAfterBreak="0">
+    <w:nsid w:val="6D8A1F83"/>
+    <w:multiLevelType w:val="multilevel"/>
+    <w:tmpl w:val="4FD03ED6"/>
+    <w:lvl w:ilvl="0">
+      <w:start w:val="1"/>
+      <w:numFmt w:val="bullet"/>
+      <w:lvlText w:val=""/>
+      <w:lvlJc w:val="left"/>
+      <w:pPr>
+        <w:tabs>
+          <w:tab w:val="num" w:pos="720"/>
+        </w:tabs>
+        <w:ind w:left="720" w:hanging="360"/>
+      </w:pPr>
+      <w:rPr>
+        <w:rFonts w:ascii="Symbol" w:hAnsi="Symbol" w:hint="default"/>
+        <w:sz w:val="20"/>
+      </w:rPr>
+    </w:lvl>
+    <w:lvl w:ilvl="1" w:tentative="1">
+      <w:start w:val="1"/>
+      <w:numFmt w:val="bullet"/>
+      <w:lvlText w:val="o"/>
+      <w:lvlJc w:val="left"/>
+      <w:pPr>
+        <w:tabs>
+          <w:tab w:val="num" w:pos="1440"/>
+        </w:tabs>
+        <w:ind w:left="1440" w:hanging="360"/>
+      </w:pPr>
+      <w:rPr>
+        <w:rFonts w:ascii="Courier New" w:hAnsi="Courier New" w:hint="default"/>
+        <w:sz w:val="20"/>
+      </w:rPr>
+    </w:lvl>
+    <w:lvl w:ilvl="2" w:tentative="1">
+      <w:start w:val="1"/>
+      <w:numFmt w:val="bullet"/>
+      <w:lvlText w:val=""/>
+      <w:lvlJc w:val="left"/>
+      <w:pPr>
+        <w:tabs>
+          <w:tab w:val="num" w:pos="2160"/>
+        </w:tabs>
+        <w:ind w:left="2160" w:hanging="360"/>
+      </w:pPr>
+      <w:rPr>
+        <w:rFonts w:ascii="Wingdings" w:hAnsi="Wingdings" w:hint="default"/>
+        <w:sz w:val="20"/>
+      </w:rPr>
+    </w:lvl>
+    <w:lvl w:ilvl="3" w:tentative="1">
+      <w:start w:val="1"/>
+      <w:numFmt w:val="bullet"/>
+      <w:lvlText w:val=""/>
+      <w:lvlJc w:val="left"/>
+      <w:pPr>
+        <w:tabs>
+          <w:tab w:val="num" w:pos="2880"/>
+        </w:tabs>
+        <w:ind w:left="2880" w:hanging="360"/>
+      </w:pPr>
+      <w:rPr>
+        <w:rFonts w:ascii="Wingdings" w:hAnsi="Wingdings" w:hint="default"/>
+        <w:sz w:val="20"/>
+      </w:rPr>
+    </w:lvl>
+    <w:lvl w:ilvl="4" w:tentative="1">
+      <w:start w:val="1"/>
+      <w:numFmt w:val="bullet"/>
+      <w:lvlText w:val=""/>
+      <w:lvlJc w:val="left"/>
+      <w:pPr>
+        <w:tabs>
+          <w:tab w:val="num" w:pos="3600"/>
+        </w:tabs>
+        <w:ind w:left="3600" w:hanging="360"/>
+      </w:pPr>
+      <w:rPr>
+        <w:rFonts w:ascii="Wingdings" w:hAnsi="Wingdings" w:hint="default"/>
+        <w:sz w:val="20"/>
+      </w:rPr>
+    </w:lvl>
+    <w:lvl w:ilvl="5" w:tentative="1">
+      <w:start w:val="1"/>
+      <w:numFmt w:val="bullet"/>
+      <w:lvlText w:val=""/>
+      <w:lvlJc w:val="left"/>
+      <w:pPr>
+        <w:tabs>
+          <w:tab w:val="num" w:pos="4320"/>
+        </w:tabs>
+        <w:ind w:left="4320" w:hanging="360"/>
+      </w:pPr>
+      <w:rPr>
+        <w:rFonts w:ascii="Wingdings" w:hAnsi="Wingdings" w:hint="default"/>
+        <w:sz w:val="20"/>
+      </w:rPr>
+    </w:lvl>
+    <w:lvl w:ilvl="6" w:tentative="1">
+      <w:start w:val="1"/>
+      <w:numFmt w:val="bullet"/>
+      <w:lvlText w:val=""/>
+      <w:lvlJc w:val="left"/>
+      <w:pPr>
+        <w:tabs>
+          <w:tab w:val="num" w:pos="5040"/>
+        </w:tabs>
+        <w:ind w:left="5040" w:hanging="360"/>
+      </w:pPr>
+      <w:rPr>
+        <w:rFonts w:ascii="Wingdings" w:hAnsi="Wingdings" w:hint="default"/>
+        <w:sz w:val="20"/>
+      </w:rPr>
+    </w:lvl>
+    <w:lvl w:ilvl="7" w:tentative="1">
+      <w:start w:val="1"/>
+      <w:numFmt w:val="bullet"/>
+      <w:lvlText w:val=""/>
+      <w:lvlJc w:val="left"/>
+      <w:pPr>
+        <w:tabs>
+          <w:tab w:val="num" w:pos="5760"/>
+        </w:tabs>
+        <w:ind w:left="5760" w:hanging="360"/>
+      </w:pPr>
+      <w:rPr>
+        <w:rFonts w:ascii="Wingdings" w:hAnsi="Wingdings" w:hint="default"/>
+        <w:sz w:val="20"/>
+      </w:rPr>
+    </w:lvl>
+    <w:lvl w:ilvl="8" w:tentative="1">
+      <w:start w:val="1"/>
+      <w:numFmt w:val="bullet"/>
+      <w:lvlText w:val=""/>
+      <w:lvlJc w:val="left"/>
+      <w:pPr>
+        <w:tabs>
+          <w:tab w:val="num" w:pos="6480"/>
+        </w:tabs>
+        <w:ind w:left="6480" w:hanging="360"/>
+      </w:pPr>
+      <w:rPr>
+        <w:rFonts w:ascii="Wingdings" w:hAnsi="Wingdings" w:hint="default"/>
+        <w:sz w:val="20"/>
+      </w:rPr>
+    </w:lvl>
+  </w:abstractNum>
+  <w:abstractNum w:abstractNumId="23" w15:restartNumberingAfterBreak="0">
+    <w:nsid w:val="6F282806"/>
+    <w:multiLevelType w:val="multilevel"/>
+    <w:tmpl w:val="5EE25AAC"/>
+    <w:lvl w:ilvl="0">
+      <w:start w:val="1"/>
+      <w:numFmt w:val="bullet"/>
+      <w:lvlText w:val=""/>
+      <w:lvlJc w:val="left"/>
+      <w:pPr>
+        <w:tabs>
+          <w:tab w:val="num" w:pos="720"/>
+        </w:tabs>
+        <w:ind w:left="720" w:hanging="360"/>
+      </w:pPr>
+      <w:rPr>
+        <w:rFonts w:ascii="Symbol" w:hAnsi="Symbol" w:hint="default"/>
+        <w:sz w:val="20"/>
+      </w:rPr>
+    </w:lvl>
+    <w:lvl w:ilvl="1" w:tentative="1">
+      <w:start w:val="1"/>
+      <w:numFmt w:val="bullet"/>
+      <w:lvlText w:val="o"/>
+      <w:lvlJc w:val="left"/>
+      <w:pPr>
+        <w:tabs>
+          <w:tab w:val="num" w:pos="1440"/>
+        </w:tabs>
+        <w:ind w:left="1440" w:hanging="360"/>
+      </w:pPr>
+      <w:rPr>
+        <w:rFonts w:ascii="Courier New" w:hAnsi="Courier New" w:hint="default"/>
+        <w:sz w:val="20"/>
+      </w:rPr>
+    </w:lvl>
+    <w:lvl w:ilvl="2" w:tentative="1">
+      <w:start w:val="1"/>
+      <w:numFmt w:val="bullet"/>
+      <w:lvlText w:val=""/>
+      <w:lvlJc w:val="left"/>
+      <w:pPr>
+        <w:tabs>
+          <w:tab w:val="num" w:pos="2160"/>
+        </w:tabs>
+        <w:ind w:left="2160" w:hanging="360"/>
+      </w:pPr>
+      <w:rPr>
+        <w:rFonts w:ascii="Wingdings" w:hAnsi="Wingdings" w:hint="default"/>
+        <w:sz w:val="20"/>
+      </w:rPr>
+    </w:lvl>
+    <w:lvl w:ilvl="3" w:tentative="1">
+      <w:start w:val="1"/>
+      <w:numFmt w:val="bullet"/>
+      <w:lvlText w:val=""/>
+      <w:lvlJc w:val="left"/>
+      <w:pPr>
+        <w:tabs>
+          <w:tab w:val="num" w:pos="2880"/>
+        </w:tabs>
+        <w:ind w:left="2880" w:hanging="360"/>
+      </w:pPr>
+      <w:rPr>
+        <w:rFonts w:ascii="Wingdings" w:hAnsi="Wingdings" w:hint="default"/>
+        <w:sz w:val="20"/>
+      </w:rPr>
+    </w:lvl>
+    <w:lvl w:ilvl="4" w:tentative="1">
+      <w:start w:val="1"/>
+      <w:numFmt w:val="bullet"/>
+      <w:lvlText w:val=""/>
+      <w:lvlJc w:val="left"/>
+      <w:pPr>
+        <w:tabs>
+          <w:tab w:val="num" w:pos="3600"/>
+        </w:tabs>
+        <w:ind w:left="3600" w:hanging="360"/>
+      </w:pPr>
+      <w:rPr>
+        <w:rFonts w:ascii="Wingdings" w:hAnsi="Wingdings" w:hint="default"/>
+        <w:sz w:val="20"/>
+      </w:rPr>
+    </w:lvl>
+    <w:lvl w:ilvl="5" w:tentative="1">
+      <w:start w:val="1"/>
+      <w:numFmt w:val="bullet"/>
+      <w:lvlText w:val=""/>
+      <w:lvlJc w:val="left"/>
+      <w:pPr>
+        <w:tabs>
+          <w:tab w:val="num" w:pos="4320"/>
+        </w:tabs>
+        <w:ind w:left="4320" w:hanging="360"/>
+      </w:pPr>
+      <w:rPr>
+        <w:rFonts w:ascii="Wingdings" w:hAnsi="Wingdings" w:hint="default"/>
+        <w:sz w:val="20"/>
+      </w:rPr>
+    </w:lvl>
+    <w:lvl w:ilvl="6" w:tentative="1">
+      <w:start w:val="1"/>
+      <w:numFmt w:val="bullet"/>
+      <w:lvlText w:val=""/>
+      <w:lvlJc w:val="left"/>
+      <w:pPr>
+        <w:tabs>
+          <w:tab w:val="num" w:pos="5040"/>
+        </w:tabs>
+        <w:ind w:left="5040" w:hanging="360"/>
+      </w:pPr>
+      <w:rPr>
+        <w:rFonts w:ascii="Wingdings" w:hAnsi="Wingdings" w:hint="default"/>
+        <w:sz w:val="20"/>
+      </w:rPr>
+    </w:lvl>
+    <w:lvl w:ilvl="7" w:tentative="1">
+      <w:start w:val="1"/>
+      <w:numFmt w:val="bullet"/>
+      <w:lvlText w:val=""/>
+      <w:lvlJc w:val="left"/>
+      <w:pPr>
+        <w:tabs>
+          <w:tab w:val="num" w:pos="5760"/>
+        </w:tabs>
+        <w:ind w:left="5760" w:hanging="360"/>
+      </w:pPr>
+      <w:rPr>
+        <w:rFonts w:ascii="Wingdings" w:hAnsi="Wingdings" w:hint="default"/>
+        <w:sz w:val="20"/>
+      </w:rPr>
+    </w:lvl>
+    <w:lvl w:ilvl="8" w:tentative="1">
+      <w:start w:val="1"/>
+      <w:numFmt w:val="bullet"/>
+      <w:lvlText w:val=""/>
+      <w:lvlJc w:val="left"/>
+      <w:pPr>
+        <w:tabs>
+          <w:tab w:val="num" w:pos="6480"/>
+        </w:tabs>
+        <w:ind w:left="6480" w:hanging="360"/>
+      </w:pPr>
+      <w:rPr>
+        <w:rFonts w:ascii="Wingdings" w:hAnsi="Wingdings" w:hint="default"/>
+        <w:sz w:val="20"/>
+      </w:rPr>
+    </w:lvl>
+  </w:abstractNum>
+  <w:abstractNum w:abstractNumId="24" w15:restartNumberingAfterBreak="0">
     <w:nsid w:val="74B81535"/>
     <w:multiLevelType w:val="multilevel"/>
     <w:tmpl w:val="71A89F8C"/>
@@ -3400,7 +5365,156 @@
       </w:pPr>
     </w:lvl>
   </w:abstractNum>
-  <w:abstractNum w:abstractNumId="10" w15:restartNumberingAfterBreak="0">
+  <w:abstractNum w:abstractNumId="25" w15:restartNumberingAfterBreak="0">
+    <w:nsid w:val="7CDC599E"/>
+    <w:multiLevelType w:val="multilevel"/>
+    <w:tmpl w:val="955C86FE"/>
+    <w:lvl w:ilvl="0">
+      <w:start w:val="1"/>
+      <w:numFmt w:val="bullet"/>
+      <w:lvlText w:val=""/>
+      <w:lvlJc w:val="left"/>
+      <w:pPr>
+        <w:tabs>
+          <w:tab w:val="num" w:pos="720"/>
+        </w:tabs>
+        <w:ind w:left="720" w:hanging="360"/>
+      </w:pPr>
+      <w:rPr>
+        <w:rFonts w:ascii="Symbol" w:hAnsi="Symbol" w:hint="default"/>
+        <w:sz w:val="20"/>
+      </w:rPr>
+    </w:lvl>
+    <w:lvl w:ilvl="1" w:tentative="1">
+      <w:start w:val="1"/>
+      <w:numFmt w:val="bullet"/>
+      <w:lvlText w:val="o"/>
+      <w:lvlJc w:val="left"/>
+      <w:pPr>
+        <w:tabs>
+          <w:tab w:val="num" w:pos="1440"/>
+        </w:tabs>
+        <w:ind w:left="1440" w:hanging="360"/>
+      </w:pPr>
+      <w:rPr>
+        <w:rFonts w:ascii="Courier New" w:hAnsi="Courier New" w:hint="default"/>
+        <w:sz w:val="20"/>
+      </w:rPr>
+    </w:lvl>
+    <w:lvl w:ilvl="2" w:tentative="1">
+      <w:start w:val="1"/>
+      <w:numFmt w:val="bullet"/>
+      <w:lvlText w:val=""/>
+      <w:lvlJc w:val="left"/>
+      <w:pPr>
+        <w:tabs>
+          <w:tab w:val="num" w:pos="2160"/>
+        </w:tabs>
+        <w:ind w:left="2160" w:hanging="360"/>
+      </w:pPr>
+      <w:rPr>
+        <w:rFonts w:ascii="Wingdings" w:hAnsi="Wingdings" w:hint="default"/>
+        <w:sz w:val="20"/>
+      </w:rPr>
+    </w:lvl>
+    <w:lvl w:ilvl="3" w:tentative="1">
+      <w:start w:val="1"/>
+      <w:numFmt w:val="bullet"/>
+      <w:lvlText w:val=""/>
+      <w:lvlJc w:val="left"/>
+      <w:pPr>
+        <w:tabs>
+          <w:tab w:val="num" w:pos="2880"/>
+        </w:tabs>
+        <w:ind w:left="2880" w:hanging="360"/>
+      </w:pPr>
+      <w:rPr>
+        <w:rFonts w:ascii="Wingdings" w:hAnsi="Wingdings" w:hint="default"/>
+        <w:sz w:val="20"/>
+      </w:rPr>
+    </w:lvl>
+    <w:lvl w:ilvl="4" w:tentative="1">
+      <w:start w:val="1"/>
+      <w:numFmt w:val="bullet"/>
+      <w:lvlText w:val=""/>
+      <w:lvlJc w:val="left"/>
+      <w:pPr>
+        <w:tabs>
+          <w:tab w:val="num" w:pos="3600"/>
+        </w:tabs>
+        <w:ind w:left="3600" w:hanging="360"/>
+      </w:pPr>
+      <w:rPr>
+        <w:rFonts w:ascii="Wingdings" w:hAnsi="Wingdings" w:hint="default"/>
+        <w:sz w:val="20"/>
+      </w:rPr>
+    </w:lvl>
+    <w:lvl w:ilvl="5" w:tentative="1">
+      <w:start w:val="1"/>
+      <w:numFmt w:val="bullet"/>
+      <w:lvlText w:val=""/>
+      <w:lvlJc w:val="left"/>
+      <w:pPr>
+        <w:tabs>
+          <w:tab w:val="num" w:pos="4320"/>
+        </w:tabs>
+        <w:ind w:left="4320" w:hanging="360"/>
+      </w:pPr>
+      <w:rPr>
+        <w:rFonts w:ascii="Wingdings" w:hAnsi="Wingdings" w:hint="default"/>
+        <w:sz w:val="20"/>
+      </w:rPr>
+    </w:lvl>
+    <w:lvl w:ilvl="6" w:tentative="1">
+      <w:start w:val="1"/>
+      <w:numFmt w:val="bullet"/>
+      <w:lvlText w:val=""/>
+      <w:lvlJc w:val="left"/>
+      <w:pPr>
+        <w:tabs>
+          <w:tab w:val="num" w:pos="5040"/>
+        </w:tabs>
+        <w:ind w:left="5040" w:hanging="360"/>
+      </w:pPr>
+      <w:rPr>
+        <w:rFonts w:ascii="Wingdings" w:hAnsi="Wingdings" w:hint="default"/>
+        <w:sz w:val="20"/>
+      </w:rPr>
+    </w:lvl>
+    <w:lvl w:ilvl="7" w:tentative="1">
+      <w:start w:val="1"/>
+      <w:numFmt w:val="bullet"/>
+      <w:lvlText w:val=""/>
+      <w:lvlJc w:val="left"/>
+      <w:pPr>
+        <w:tabs>
+          <w:tab w:val="num" w:pos="5760"/>
+        </w:tabs>
+        <w:ind w:left="5760" w:hanging="360"/>
+      </w:pPr>
+      <w:rPr>
+        <w:rFonts w:ascii="Wingdings" w:hAnsi="Wingdings" w:hint="default"/>
+        <w:sz w:val="20"/>
+      </w:rPr>
+    </w:lvl>
+    <w:lvl w:ilvl="8" w:tentative="1">
+      <w:start w:val="1"/>
+      <w:numFmt w:val="bullet"/>
+      <w:lvlText w:val=""/>
+      <w:lvlJc w:val="left"/>
+      <w:pPr>
+        <w:tabs>
+          <w:tab w:val="num" w:pos="6480"/>
+        </w:tabs>
+        <w:ind w:left="6480" w:hanging="360"/>
+      </w:pPr>
+      <w:rPr>
+        <w:rFonts w:ascii="Wingdings" w:hAnsi="Wingdings" w:hint="default"/>
+        <w:sz w:val="20"/>
+      </w:rPr>
+    </w:lvl>
+  </w:abstractNum>
+  <w:abstractNum w:abstractNumId="26" w15:restartNumberingAfterBreak="0">
     <w:nsid w:val="7D045708"/>
     <w:multiLevelType w:val="multilevel"/>
     <w:tmpl w:val="50D8D66E"/>
@@ -3549,38 +5663,238 @@
       </w:rPr>
     </w:lvl>
   </w:abstractNum>
+  <w:abstractNum w:abstractNumId="27" w15:restartNumberingAfterBreak="0">
+    <w:nsid w:val="7F4E1E8E"/>
+    <w:multiLevelType w:val="multilevel"/>
+    <w:tmpl w:val="A75CED1C"/>
+    <w:lvl w:ilvl="0">
+      <w:start w:val="1"/>
+      <w:numFmt w:val="bullet"/>
+      <w:lvlText w:val=""/>
+      <w:lvlJc w:val="left"/>
+      <w:pPr>
+        <w:tabs>
+          <w:tab w:val="num" w:pos="720"/>
+        </w:tabs>
+        <w:ind w:left="720" w:hanging="360"/>
+      </w:pPr>
+      <w:rPr>
+        <w:rFonts w:ascii="Symbol" w:hAnsi="Symbol" w:hint="default"/>
+        <w:sz w:val="20"/>
+      </w:rPr>
+    </w:lvl>
+    <w:lvl w:ilvl="1" w:tentative="1">
+      <w:start w:val="1"/>
+      <w:numFmt w:val="bullet"/>
+      <w:lvlText w:val="o"/>
+      <w:lvlJc w:val="left"/>
+      <w:pPr>
+        <w:tabs>
+          <w:tab w:val="num" w:pos="1440"/>
+        </w:tabs>
+        <w:ind w:left="1440" w:hanging="360"/>
+      </w:pPr>
+      <w:rPr>
+        <w:rFonts w:ascii="Courier New" w:hAnsi="Courier New" w:hint="default"/>
+        <w:sz w:val="20"/>
+      </w:rPr>
+    </w:lvl>
+    <w:lvl w:ilvl="2" w:tentative="1">
+      <w:start w:val="1"/>
+      <w:numFmt w:val="bullet"/>
+      <w:lvlText w:val=""/>
+      <w:lvlJc w:val="left"/>
+      <w:pPr>
+        <w:tabs>
+          <w:tab w:val="num" w:pos="2160"/>
+        </w:tabs>
+        <w:ind w:left="2160" w:hanging="360"/>
+      </w:pPr>
+      <w:rPr>
+        <w:rFonts w:ascii="Wingdings" w:hAnsi="Wingdings" w:hint="default"/>
+        <w:sz w:val="20"/>
+      </w:rPr>
+    </w:lvl>
+    <w:lvl w:ilvl="3" w:tentative="1">
+      <w:start w:val="1"/>
+      <w:numFmt w:val="bullet"/>
+      <w:lvlText w:val=""/>
+      <w:lvlJc w:val="left"/>
+      <w:pPr>
+        <w:tabs>
+          <w:tab w:val="num" w:pos="2880"/>
+        </w:tabs>
+        <w:ind w:left="2880" w:hanging="360"/>
+      </w:pPr>
+      <w:rPr>
+        <w:rFonts w:ascii="Wingdings" w:hAnsi="Wingdings" w:hint="default"/>
+        <w:sz w:val="20"/>
+      </w:rPr>
+    </w:lvl>
+    <w:lvl w:ilvl="4" w:tentative="1">
+      <w:start w:val="1"/>
+      <w:numFmt w:val="bullet"/>
+      <w:lvlText w:val=""/>
+      <w:lvlJc w:val="left"/>
+      <w:pPr>
+        <w:tabs>
+          <w:tab w:val="num" w:pos="3600"/>
+        </w:tabs>
+        <w:ind w:left="3600" w:hanging="360"/>
+      </w:pPr>
+      <w:rPr>
+        <w:rFonts w:ascii="Wingdings" w:hAnsi="Wingdings" w:hint="default"/>
+        <w:sz w:val="20"/>
+      </w:rPr>
+    </w:lvl>
+    <w:lvl w:ilvl="5" w:tentative="1">
+      <w:start w:val="1"/>
+      <w:numFmt w:val="bullet"/>
+      <w:lvlText w:val=""/>
+      <w:lvlJc w:val="left"/>
+      <w:pPr>
+        <w:tabs>
+          <w:tab w:val="num" w:pos="4320"/>
+        </w:tabs>
+        <w:ind w:left="4320" w:hanging="360"/>
+      </w:pPr>
+      <w:rPr>
+        <w:rFonts w:ascii="Wingdings" w:hAnsi="Wingdings" w:hint="default"/>
+        <w:sz w:val="20"/>
+      </w:rPr>
+    </w:lvl>
+    <w:lvl w:ilvl="6" w:tentative="1">
+      <w:start w:val="1"/>
+      <w:numFmt w:val="bullet"/>
+      <w:lvlText w:val=""/>
+      <w:lvlJc w:val="left"/>
+      <w:pPr>
+        <w:tabs>
+          <w:tab w:val="num" w:pos="5040"/>
+        </w:tabs>
+        <w:ind w:left="5040" w:hanging="360"/>
+      </w:pPr>
+      <w:rPr>
+        <w:rFonts w:ascii="Wingdings" w:hAnsi="Wingdings" w:hint="default"/>
+        <w:sz w:val="20"/>
+      </w:rPr>
+    </w:lvl>
+    <w:lvl w:ilvl="7" w:tentative="1">
+      <w:start w:val="1"/>
+      <w:numFmt w:val="bullet"/>
+      <w:lvlText w:val=""/>
+      <w:lvlJc w:val="left"/>
+      <w:pPr>
+        <w:tabs>
+          <w:tab w:val="num" w:pos="5760"/>
+        </w:tabs>
+        <w:ind w:left="5760" w:hanging="360"/>
+      </w:pPr>
+      <w:rPr>
+        <w:rFonts w:ascii="Wingdings" w:hAnsi="Wingdings" w:hint="default"/>
+        <w:sz w:val="20"/>
+      </w:rPr>
+    </w:lvl>
+    <w:lvl w:ilvl="8" w:tentative="1">
+      <w:start w:val="1"/>
+      <w:numFmt w:val="bullet"/>
+      <w:lvlText w:val=""/>
+      <w:lvlJc w:val="left"/>
+      <w:pPr>
+        <w:tabs>
+          <w:tab w:val="num" w:pos="6480"/>
+        </w:tabs>
+        <w:ind w:left="6480" w:hanging="360"/>
+      </w:pPr>
+      <w:rPr>
+        <w:rFonts w:ascii="Wingdings" w:hAnsi="Wingdings" w:hint="default"/>
+        <w:sz w:val="20"/>
+      </w:rPr>
+    </w:lvl>
+  </w:abstractNum>
   <w:num w:numId="1" w16cid:durableId="1379092383">
+    <w:abstractNumId w:val="6"/>
+  </w:num>
+  <w:num w:numId="2" w16cid:durableId="247350695">
+    <w:abstractNumId w:val="21"/>
+  </w:num>
+  <w:num w:numId="3" w16cid:durableId="408312219">
+    <w:abstractNumId w:val="14"/>
+  </w:num>
+  <w:num w:numId="4" w16cid:durableId="221642780">
+    <w:abstractNumId w:val="15"/>
+  </w:num>
+  <w:num w:numId="5" w16cid:durableId="452481417">
+    <w:abstractNumId w:val="24"/>
+  </w:num>
+  <w:num w:numId="6" w16cid:durableId="1461915881">
+    <w:abstractNumId w:val="13"/>
+  </w:num>
+  <w:num w:numId="7" w16cid:durableId="587469268">
+    <w:abstractNumId w:val="16"/>
+  </w:num>
+  <w:num w:numId="8" w16cid:durableId="550969235">
+    <w:abstractNumId w:val="8"/>
+  </w:num>
+  <w:num w:numId="9" w16cid:durableId="1519345543">
+    <w:abstractNumId w:val="19"/>
+  </w:num>
+  <w:num w:numId="10" w16cid:durableId="2063168544">
+    <w:abstractNumId w:val="26"/>
+  </w:num>
+  <w:num w:numId="11" w16cid:durableId="651829644">
+    <w:abstractNumId w:val="12"/>
+  </w:num>
+  <w:num w:numId="12" w16cid:durableId="1146359365">
+    <w:abstractNumId w:val="20"/>
+  </w:num>
+  <w:num w:numId="13" w16cid:durableId="11035450">
+    <w:abstractNumId w:val="10"/>
+  </w:num>
+  <w:num w:numId="14" w16cid:durableId="1024135058">
+    <w:abstractNumId w:val="17"/>
+  </w:num>
+  <w:num w:numId="15" w16cid:durableId="1079714811">
+    <w:abstractNumId w:val="3"/>
+  </w:num>
+  <w:num w:numId="16" w16cid:durableId="1311639714">
+    <w:abstractNumId w:val="1"/>
+  </w:num>
+  <w:num w:numId="17" w16cid:durableId="1912541324">
+    <w:abstractNumId w:val="23"/>
+  </w:num>
+  <w:num w:numId="18" w16cid:durableId="123744089">
     <w:abstractNumId w:val="0"/>
   </w:num>
-  <w:num w:numId="2" w16cid:durableId="247350695">
-    <w:abstractNumId w:val="8"/>
+  <w:num w:numId="19" w16cid:durableId="2125535320">
+    <w:abstractNumId w:val="5"/>
   </w:num>
-  <w:num w:numId="3" w16cid:durableId="408312219">
+  <w:num w:numId="20" w16cid:durableId="2023244541">
+    <w:abstractNumId w:val="9"/>
+  </w:num>
+  <w:num w:numId="21" w16cid:durableId="257904760">
+    <w:abstractNumId w:val="7"/>
+  </w:num>
+  <w:num w:numId="22" w16cid:durableId="614217591">
+    <w:abstractNumId w:val="18"/>
+  </w:num>
+  <w:num w:numId="23" w16cid:durableId="100077291">
+    <w:abstractNumId w:val="2"/>
+  </w:num>
+  <w:num w:numId="24" w16cid:durableId="290015299">
+    <w:abstractNumId w:val="22"/>
+  </w:num>
+  <w:num w:numId="25" w16cid:durableId="551187309">
+    <w:abstractNumId w:val="25"/>
+  </w:num>
+  <w:num w:numId="26" w16cid:durableId="1873490723">
+    <w:abstractNumId w:val="27"/>
+  </w:num>
+  <w:num w:numId="27" w16cid:durableId="1921015571">
     <w:abstractNumId w:val="4"/>
   </w:num>
-  <w:num w:numId="4" w16cid:durableId="221642780">
-    <w:abstractNumId w:val="5"/>
-  </w:num>
-  <w:num w:numId="5" w16cid:durableId="452481417">
-    <w:abstractNumId w:val="9"/>
-  </w:num>
-  <w:num w:numId="6" w16cid:durableId="1461915881">
-    <w:abstractNumId w:val="3"/>
-  </w:num>
-  <w:num w:numId="7" w16cid:durableId="587469268">
-    <w:abstractNumId w:val="6"/>
-  </w:num>
-  <w:num w:numId="8" w16cid:durableId="550969235">
-    <w:abstractNumId w:val="1"/>
-  </w:num>
-  <w:num w:numId="9" w16cid:durableId="1519345543">
-    <w:abstractNumId w:val="7"/>
-  </w:num>
-  <w:num w:numId="10" w16cid:durableId="2063168544">
-    <w:abstractNumId w:val="10"/>
-  </w:num>
-  <w:num w:numId="11" w16cid:durableId="651829644">
-    <w:abstractNumId w:val="2"/>
+  <w:num w:numId="28" w16cid:durableId="1994723153">
+    <w:abstractNumId w:val="11"/>
   </w:num>
 </w:numbering>
 </file>

--- a/artifacts/references.docx
+++ b/artifacts/references.docx
@@ -1721,6 +1721,315 @@
         </w:rPr>
         <w:lastRenderedPageBreak/>
         <w:t>Tóm tắt ngắn gọn: Nghiên cứu tiêu biểu về việc tích hợp lý thuyết giá trị cực biên (EVT-POT) trực tiếp vào không gian ẩn của mô hình học sâu để thiết lập ranh giới quyết định chính xác và loại bỏ các hành vi dị thường không giám sát cho bài toán tập mở (open set).</w:t>
+      </w:r>
+    </w:p>
+    <w:p>
+      <w:pPr>
+        <w:rPr>
+          <w:b/>
+          <w:bCs/>
+        </w:rPr>
+      </w:pPr>
+      <w:r>
+        <w:rPr>
+          <w:b/>
+          <w:bCs/>
+        </w:rPr>
+        <w:t>V. Các mô hình baseline chuỗi thời gian kinh điển bổ sung</w:t>
+      </w:r>
+    </w:p>
+    <w:p>
+      <w:pPr>
+        <w:rPr>
+          <w:b/>
+          <w:bCs/>
+        </w:rPr>
+      </w:pPr>
+      <w:r>
+        <w:rPr>
+          <w:b/>
+          <w:bCs/>
+        </w:rPr>
+        <w:t>18. Mô hình / Bài báo: OmniAnomaly (2019)</w:t>
+      </w:r>
+    </w:p>
+    <w:p>
+      <w:pPr>
+        <w:numPr>
+          <w:ilvl w:val="0"/>
+          <w:numId w:val="32"/>
+        </w:numPr>
+        <w:rPr>
+          <w:b/>
+          <w:bCs/>
+        </w:rPr>
+      </w:pPr>
+      <w:r>
+        <w:rPr>
+          <w:b/>
+          <w:bCs/>
+        </w:rPr>
+        <w:t xml:space="preserve">Đường dẫn (URL): </w:t>
+      </w:r>
+      <w:hyperlink r:id="rId22" w:tgtFrame="_blank" w:history="1">
+        <w:r>
+          <w:rPr>
+            <w:rStyle w:val="Hyperlink"/>
+            <w:b/>
+            <w:bCs/>
+          </w:rPr>
+          <w:t>https://dl.acm.org/doi/epdf/10.1145/3292500.3330672</w:t>
+        </w:r>
+      </w:hyperlink>
+    </w:p>
+    <w:p>
+      <w:pPr>
+        <w:numPr>
+          <w:ilvl w:val="0"/>
+          <w:numId w:val="32"/>
+        </w:numPr>
+        <w:rPr>
+          <w:b/>
+          <w:bCs/>
+        </w:rPr>
+      </w:pPr>
+      <w:r>
+        <w:rPr>
+          <w:b/>
+          <w:bCs/>
+        </w:rPr>
+        <w:t>Thứ hạng học thuật (Ranking): Hội nghị Core A* / Top-tier (</w:t>
+      </w:r>
+      <w:r>
+        <w:rPr>
+          <w:b/>
+          <w:bCs/>
+          <w:i/>
+          <w:iCs/>
+        </w:rPr>
+        <w:t>ACM SIGKDD 2019</w:t>
+      </w:r>
+      <w:r>
+        <w:rPr>
+          <w:b/>
+          <w:bCs/>
+        </w:rPr>
+        <w:t xml:space="preserve"> - tương đương Q1 xuất sắc).</w:t>
+      </w:r>
+    </w:p>
+    <w:p>
+      <w:pPr>
+        <w:numPr>
+          <w:ilvl w:val="0"/>
+          <w:numId w:val="32"/>
+        </w:numPr>
+        <w:rPr>
+          <w:b/>
+          <w:bCs/>
+        </w:rPr>
+      </w:pPr>
+      <w:r>
+        <w:rPr>
+          <w:b/>
+          <w:bCs/>
+        </w:rPr>
+        <w:t>Tóm tắt ngắn gọn: Phương pháp phát hiện bất thường chuỗi thời gian đa biến dựa trên mô hình đồ thị có hướng tái cấu trúc ngẫu nhiên (stochastic recurrent neural network), sử dụng xác suất tái cấu trúc làm chỉ số phát hiện lỗi.</w:t>
+      </w:r>
+    </w:p>
+    <w:p>
+      <w:pPr>
+        <w:rPr>
+          <w:b/>
+          <w:bCs/>
+        </w:rPr>
+      </w:pPr>
+      <w:r>
+        <w:rPr>
+          <w:b/>
+          <w:bCs/>
+        </w:rPr>
+        <w:t>19. Mô hình / Bài báo: USAD (2020)</w:t>
+      </w:r>
+    </w:p>
+    <w:p>
+      <w:pPr>
+        <w:numPr>
+          <w:ilvl w:val="0"/>
+          <w:numId w:val="33"/>
+        </w:numPr>
+        <w:rPr>
+          <w:b/>
+          <w:bCs/>
+        </w:rPr>
+      </w:pPr>
+      <w:r>
+        <w:rPr>
+          <w:b/>
+          <w:bCs/>
+        </w:rPr>
+        <w:t xml:space="preserve">Đường dẫn (URL): </w:t>
+      </w:r>
+      <w:hyperlink r:id="rId23" w:tgtFrame="_blank" w:history="1">
+        <w:r>
+          <w:rPr>
+            <w:rStyle w:val="Hyperlink"/>
+            <w:b/>
+            <w:bCs/>
+          </w:rPr>
+          <w:t>https://dl.acm.org/doi/10.1145/3394486.3403392</w:t>
+        </w:r>
+      </w:hyperlink>
+    </w:p>
+    <w:p>
+      <w:pPr>
+        <w:numPr>
+          <w:ilvl w:val="0"/>
+          <w:numId w:val="33"/>
+        </w:numPr>
+        <w:rPr>
+          <w:b/>
+          <w:bCs/>
+        </w:rPr>
+      </w:pPr>
+      <w:r>
+        <w:rPr>
+          <w:b/>
+          <w:bCs/>
+        </w:rPr>
+        <w:t>Thứ hạng học thuật (Ranking): Hội nghị Core A* / Top-tier (</w:t>
+      </w:r>
+      <w:r>
+        <w:rPr>
+          <w:b/>
+          <w:bCs/>
+          <w:i/>
+          <w:iCs/>
+        </w:rPr>
+        <w:t>ACM SIGKDD 2020</w:t>
+      </w:r>
+      <w:r>
+        <w:rPr>
+          <w:b/>
+          <w:bCs/>
+        </w:rPr>
+        <w:t xml:space="preserve"> - tương đương Q1 xuất sắc).</w:t>
+      </w:r>
+    </w:p>
+    <w:p>
+      <w:pPr>
+        <w:numPr>
+          <w:ilvl w:val="0"/>
+          <w:numId w:val="33"/>
+        </w:numPr>
+        <w:rPr>
+          <w:b/>
+          <w:bCs/>
+        </w:rPr>
+      </w:pPr>
+      <w:r>
+        <w:rPr>
+          <w:b/>
+          <w:bCs/>
+        </w:rPr>
+        <w:t>Tóm tắt ngắn gọn: Mô hình phát hiện bất thường không giám sát sử dụng mạng tự mã hóa huấn luyện đối kháng (adversarially trained autoencoders), giúp tối ưu hóa tốc độ huấn luyện và độ ổn định.</w:t>
+      </w:r>
+    </w:p>
+    <w:p>
+      <w:pPr>
+        <w:rPr>
+          <w:b/>
+          <w:bCs/>
+        </w:rPr>
+      </w:pPr>
+      <w:r>
+        <w:rPr>
+          <w:b/>
+          <w:bCs/>
+        </w:rPr>
+        <w:t>20. Mô hình / Bài báo: TranAD (2022)</w:t>
+      </w:r>
+    </w:p>
+    <w:p>
+      <w:pPr>
+        <w:numPr>
+          <w:ilvl w:val="0"/>
+          <w:numId w:val="34"/>
+        </w:numPr>
+        <w:rPr>
+          <w:b/>
+          <w:bCs/>
+        </w:rPr>
+      </w:pPr>
+      <w:r>
+        <w:rPr>
+          <w:b/>
+          <w:bCs/>
+        </w:rPr>
+        <w:t xml:space="preserve">Đường dẫn (URL): </w:t>
+      </w:r>
+      <w:hyperlink r:id="rId24" w:tgtFrame="_blank" w:history="1">
+        <w:r>
+          <w:rPr>
+            <w:rStyle w:val="Hyperlink"/>
+            <w:b/>
+            <w:bCs/>
+          </w:rPr>
+          <w:t>https://arxiv.org/abs/2201.07284</w:t>
+        </w:r>
+      </w:hyperlink>
+    </w:p>
+    <w:p>
+      <w:pPr>
+        <w:numPr>
+          <w:ilvl w:val="0"/>
+          <w:numId w:val="34"/>
+        </w:numPr>
+        <w:rPr>
+          <w:b/>
+          <w:bCs/>
+        </w:rPr>
+      </w:pPr>
+      <w:r>
+        <w:rPr>
+          <w:b/>
+          <w:bCs/>
+        </w:rPr>
+        <w:t>Thứ hạng học thuật (Ranking): Tạp chí/Hội nghị Core A* / Top-tier (</w:t>
+      </w:r>
+      <w:r>
+        <w:rPr>
+          <w:b/>
+          <w:bCs/>
+          <w:i/>
+          <w:iCs/>
+        </w:rPr>
+        <w:t>PVLDB - Proceedings of the VLDB Endowment</w:t>
+      </w:r>
+      <w:r>
+        <w:rPr>
+          <w:b/>
+          <w:bCs/>
+        </w:rPr>
+        <w:t>, tương đương Q1 xuất sắc).</w:t>
+      </w:r>
+    </w:p>
+    <w:p>
+      <w:pPr>
+        <w:numPr>
+          <w:ilvl w:val="0"/>
+          <w:numId w:val="34"/>
+        </w:numPr>
+        <w:rPr>
+          <w:b/>
+          <w:bCs/>
+        </w:rPr>
+      </w:pPr>
+      <w:r>
+        <w:rPr>
+          <w:b/>
+          <w:bCs/>
+        </w:rPr>
+        <w:t>Tóm tắt ngắn gọn: Mô hình phát hiện bất thường chuỗi thời gian sử dụng Transformer kết hợp huấn luyện đối kháng và tự điều kiện hóa (self-conditioning) để tăng tốc độ và độ chính xác suy luận.</w:t>
       </w:r>
     </w:p>
     <w:p/>
@@ -2184,6 +2493,155 @@
     </w:lvl>
   </w:abstractNum>
   <w:abstractNum w:abstractNumId="3" w15:restartNumberingAfterBreak="0">
+    <w:nsid w:val="08E55C2D"/>
+    <w:multiLevelType w:val="multilevel"/>
+    <w:tmpl w:val="CABAF868"/>
+    <w:lvl w:ilvl="0">
+      <w:start w:val="1"/>
+      <w:numFmt w:val="bullet"/>
+      <w:lvlText w:val=""/>
+      <w:lvlJc w:val="left"/>
+      <w:pPr>
+        <w:tabs>
+          <w:tab w:val="num" w:pos="720"/>
+        </w:tabs>
+        <w:ind w:left="720" w:hanging="360"/>
+      </w:pPr>
+      <w:rPr>
+        <w:rFonts w:ascii="Symbol" w:hAnsi="Symbol" w:hint="default"/>
+        <w:sz w:val="20"/>
+      </w:rPr>
+    </w:lvl>
+    <w:lvl w:ilvl="1" w:tentative="1">
+      <w:start w:val="1"/>
+      <w:numFmt w:val="bullet"/>
+      <w:lvlText w:val="o"/>
+      <w:lvlJc w:val="left"/>
+      <w:pPr>
+        <w:tabs>
+          <w:tab w:val="num" w:pos="1440"/>
+        </w:tabs>
+        <w:ind w:left="1440" w:hanging="360"/>
+      </w:pPr>
+      <w:rPr>
+        <w:rFonts w:ascii="Courier New" w:hAnsi="Courier New" w:hint="default"/>
+        <w:sz w:val="20"/>
+      </w:rPr>
+    </w:lvl>
+    <w:lvl w:ilvl="2" w:tentative="1">
+      <w:start w:val="1"/>
+      <w:numFmt w:val="bullet"/>
+      <w:lvlText w:val=""/>
+      <w:lvlJc w:val="left"/>
+      <w:pPr>
+        <w:tabs>
+          <w:tab w:val="num" w:pos="2160"/>
+        </w:tabs>
+        <w:ind w:left="2160" w:hanging="360"/>
+      </w:pPr>
+      <w:rPr>
+        <w:rFonts w:ascii="Wingdings" w:hAnsi="Wingdings" w:hint="default"/>
+        <w:sz w:val="20"/>
+      </w:rPr>
+    </w:lvl>
+    <w:lvl w:ilvl="3" w:tentative="1">
+      <w:start w:val="1"/>
+      <w:numFmt w:val="bullet"/>
+      <w:lvlText w:val=""/>
+      <w:lvlJc w:val="left"/>
+      <w:pPr>
+        <w:tabs>
+          <w:tab w:val="num" w:pos="2880"/>
+        </w:tabs>
+        <w:ind w:left="2880" w:hanging="360"/>
+      </w:pPr>
+      <w:rPr>
+        <w:rFonts w:ascii="Wingdings" w:hAnsi="Wingdings" w:hint="default"/>
+        <w:sz w:val="20"/>
+      </w:rPr>
+    </w:lvl>
+    <w:lvl w:ilvl="4" w:tentative="1">
+      <w:start w:val="1"/>
+      <w:numFmt w:val="bullet"/>
+      <w:lvlText w:val=""/>
+      <w:lvlJc w:val="left"/>
+      <w:pPr>
+        <w:tabs>
+          <w:tab w:val="num" w:pos="3600"/>
+        </w:tabs>
+        <w:ind w:left="3600" w:hanging="360"/>
+      </w:pPr>
+      <w:rPr>
+        <w:rFonts w:ascii="Wingdings" w:hAnsi="Wingdings" w:hint="default"/>
+        <w:sz w:val="20"/>
+      </w:rPr>
+    </w:lvl>
+    <w:lvl w:ilvl="5" w:tentative="1">
+      <w:start w:val="1"/>
+      <w:numFmt w:val="bullet"/>
+      <w:lvlText w:val=""/>
+      <w:lvlJc w:val="left"/>
+      <w:pPr>
+        <w:tabs>
+          <w:tab w:val="num" w:pos="4320"/>
+        </w:tabs>
+        <w:ind w:left="4320" w:hanging="360"/>
+      </w:pPr>
+      <w:rPr>
+        <w:rFonts w:ascii="Wingdings" w:hAnsi="Wingdings" w:hint="default"/>
+        <w:sz w:val="20"/>
+      </w:rPr>
+    </w:lvl>
+    <w:lvl w:ilvl="6" w:tentative="1">
+      <w:start w:val="1"/>
+      <w:numFmt w:val="bullet"/>
+      <w:lvlText w:val=""/>
+      <w:lvlJc w:val="left"/>
+      <w:pPr>
+        <w:tabs>
+          <w:tab w:val="num" w:pos="5040"/>
+        </w:tabs>
+        <w:ind w:left="5040" w:hanging="360"/>
+      </w:pPr>
+      <w:rPr>
+        <w:rFonts w:ascii="Wingdings" w:hAnsi="Wingdings" w:hint="default"/>
+        <w:sz w:val="20"/>
+      </w:rPr>
+    </w:lvl>
+    <w:lvl w:ilvl="7" w:tentative="1">
+      <w:start w:val="1"/>
+      <w:numFmt w:val="bullet"/>
+      <w:lvlText w:val=""/>
+      <w:lvlJc w:val="left"/>
+      <w:pPr>
+        <w:tabs>
+          <w:tab w:val="num" w:pos="5760"/>
+        </w:tabs>
+        <w:ind w:left="5760" w:hanging="360"/>
+      </w:pPr>
+      <w:rPr>
+        <w:rFonts w:ascii="Wingdings" w:hAnsi="Wingdings" w:hint="default"/>
+        <w:sz w:val="20"/>
+      </w:rPr>
+    </w:lvl>
+    <w:lvl w:ilvl="8" w:tentative="1">
+      <w:start w:val="1"/>
+      <w:numFmt w:val="bullet"/>
+      <w:lvlText w:val=""/>
+      <w:lvlJc w:val="left"/>
+      <w:pPr>
+        <w:tabs>
+          <w:tab w:val="num" w:pos="6480"/>
+        </w:tabs>
+        <w:ind w:left="6480" w:hanging="360"/>
+      </w:pPr>
+      <w:rPr>
+        <w:rFonts w:ascii="Wingdings" w:hAnsi="Wingdings" w:hint="default"/>
+        <w:sz w:val="20"/>
+      </w:rPr>
+    </w:lvl>
+  </w:abstractNum>
+  <w:abstractNum w:abstractNumId="4" w15:restartNumberingAfterBreak="0">
     <w:nsid w:val="0EF1541D"/>
     <w:multiLevelType w:val="multilevel"/>
     <w:tmpl w:val="69D6C126"/>
@@ -2332,7 +2790,7 @@
       </w:rPr>
     </w:lvl>
   </w:abstractNum>
-  <w:abstractNum w:abstractNumId="4" w15:restartNumberingAfterBreak="0">
+  <w:abstractNum w:abstractNumId="5" w15:restartNumberingAfterBreak="0">
     <w:nsid w:val="0F6D6A2C"/>
     <w:multiLevelType w:val="multilevel"/>
     <w:tmpl w:val="E160C0BE"/>
@@ -2481,7 +2939,7 @@
       </w:rPr>
     </w:lvl>
   </w:abstractNum>
-  <w:abstractNum w:abstractNumId="5" w15:restartNumberingAfterBreak="0">
+  <w:abstractNum w:abstractNumId="6" w15:restartNumberingAfterBreak="0">
     <w:nsid w:val="131951D9"/>
     <w:multiLevelType w:val="multilevel"/>
     <w:tmpl w:val="8FA09A54"/>
@@ -2630,7 +3088,7 @@
       </w:rPr>
     </w:lvl>
   </w:abstractNum>
-  <w:abstractNum w:abstractNumId="6" w15:restartNumberingAfterBreak="0">
+  <w:abstractNum w:abstractNumId="7" w15:restartNumberingAfterBreak="0">
     <w:nsid w:val="156E5ABE"/>
     <w:multiLevelType w:val="multilevel"/>
     <w:tmpl w:val="07467980"/>
@@ -2779,7 +3237,7 @@
       </w:rPr>
     </w:lvl>
   </w:abstractNum>
-  <w:abstractNum w:abstractNumId="7" w15:restartNumberingAfterBreak="0">
+  <w:abstractNum w:abstractNumId="8" w15:restartNumberingAfterBreak="0">
     <w:nsid w:val="1A3D530E"/>
     <w:multiLevelType w:val="multilevel"/>
     <w:tmpl w:val="004C9D7C"/>
@@ -2928,7 +3386,156 @@
       </w:rPr>
     </w:lvl>
   </w:abstractNum>
-  <w:abstractNum w:abstractNumId="8" w15:restartNumberingAfterBreak="0">
+  <w:abstractNum w:abstractNumId="9" w15:restartNumberingAfterBreak="0">
+    <w:nsid w:val="1A902FD1"/>
+    <w:multiLevelType w:val="multilevel"/>
+    <w:tmpl w:val="372E3766"/>
+    <w:lvl w:ilvl="0">
+      <w:start w:val="1"/>
+      <w:numFmt w:val="bullet"/>
+      <w:lvlText w:val=""/>
+      <w:lvlJc w:val="left"/>
+      <w:pPr>
+        <w:tabs>
+          <w:tab w:val="num" w:pos="720"/>
+        </w:tabs>
+        <w:ind w:left="720" w:hanging="360"/>
+      </w:pPr>
+      <w:rPr>
+        <w:rFonts w:ascii="Symbol" w:hAnsi="Symbol" w:hint="default"/>
+        <w:sz w:val="20"/>
+      </w:rPr>
+    </w:lvl>
+    <w:lvl w:ilvl="1" w:tentative="1">
+      <w:start w:val="1"/>
+      <w:numFmt w:val="bullet"/>
+      <w:lvlText w:val="o"/>
+      <w:lvlJc w:val="left"/>
+      <w:pPr>
+        <w:tabs>
+          <w:tab w:val="num" w:pos="1440"/>
+        </w:tabs>
+        <w:ind w:left="1440" w:hanging="360"/>
+      </w:pPr>
+      <w:rPr>
+        <w:rFonts w:ascii="Courier New" w:hAnsi="Courier New" w:hint="default"/>
+        <w:sz w:val="20"/>
+      </w:rPr>
+    </w:lvl>
+    <w:lvl w:ilvl="2" w:tentative="1">
+      <w:start w:val="1"/>
+      <w:numFmt w:val="bullet"/>
+      <w:lvlText w:val=""/>
+      <w:lvlJc w:val="left"/>
+      <w:pPr>
+        <w:tabs>
+          <w:tab w:val="num" w:pos="2160"/>
+        </w:tabs>
+        <w:ind w:left="2160" w:hanging="360"/>
+      </w:pPr>
+      <w:rPr>
+        <w:rFonts w:ascii="Wingdings" w:hAnsi="Wingdings" w:hint="default"/>
+        <w:sz w:val="20"/>
+      </w:rPr>
+    </w:lvl>
+    <w:lvl w:ilvl="3" w:tentative="1">
+      <w:start w:val="1"/>
+      <w:numFmt w:val="bullet"/>
+      <w:lvlText w:val=""/>
+      <w:lvlJc w:val="left"/>
+      <w:pPr>
+        <w:tabs>
+          <w:tab w:val="num" w:pos="2880"/>
+        </w:tabs>
+        <w:ind w:left="2880" w:hanging="360"/>
+      </w:pPr>
+      <w:rPr>
+        <w:rFonts w:ascii="Wingdings" w:hAnsi="Wingdings" w:hint="default"/>
+        <w:sz w:val="20"/>
+      </w:rPr>
+    </w:lvl>
+    <w:lvl w:ilvl="4" w:tentative="1">
+      <w:start w:val="1"/>
+      <w:numFmt w:val="bullet"/>
+      <w:lvlText w:val=""/>
+      <w:lvlJc w:val="left"/>
+      <w:pPr>
+        <w:tabs>
+          <w:tab w:val="num" w:pos="3600"/>
+        </w:tabs>
+        <w:ind w:left="3600" w:hanging="360"/>
+      </w:pPr>
+      <w:rPr>
+        <w:rFonts w:ascii="Wingdings" w:hAnsi="Wingdings" w:hint="default"/>
+        <w:sz w:val="20"/>
+      </w:rPr>
+    </w:lvl>
+    <w:lvl w:ilvl="5" w:tentative="1">
+      <w:start w:val="1"/>
+      <w:numFmt w:val="bullet"/>
+      <w:lvlText w:val=""/>
+      <w:lvlJc w:val="left"/>
+      <w:pPr>
+        <w:tabs>
+          <w:tab w:val="num" w:pos="4320"/>
+        </w:tabs>
+        <w:ind w:left="4320" w:hanging="360"/>
+      </w:pPr>
+      <w:rPr>
+        <w:rFonts w:ascii="Wingdings" w:hAnsi="Wingdings" w:hint="default"/>
+        <w:sz w:val="20"/>
+      </w:rPr>
+    </w:lvl>
+    <w:lvl w:ilvl="6" w:tentative="1">
+      <w:start w:val="1"/>
+      <w:numFmt w:val="bullet"/>
+      <w:lvlText w:val=""/>
+      <w:lvlJc w:val="left"/>
+      <w:pPr>
+        <w:tabs>
+          <w:tab w:val="num" w:pos="5040"/>
+        </w:tabs>
+        <w:ind w:left="5040" w:hanging="360"/>
+      </w:pPr>
+      <w:rPr>
+        <w:rFonts w:ascii="Wingdings" w:hAnsi="Wingdings" w:hint="default"/>
+        <w:sz w:val="20"/>
+      </w:rPr>
+    </w:lvl>
+    <w:lvl w:ilvl="7" w:tentative="1">
+      <w:start w:val="1"/>
+      <w:numFmt w:val="bullet"/>
+      <w:lvlText w:val=""/>
+      <w:lvlJc w:val="left"/>
+      <w:pPr>
+        <w:tabs>
+          <w:tab w:val="num" w:pos="5760"/>
+        </w:tabs>
+        <w:ind w:left="5760" w:hanging="360"/>
+      </w:pPr>
+      <w:rPr>
+        <w:rFonts w:ascii="Wingdings" w:hAnsi="Wingdings" w:hint="default"/>
+        <w:sz w:val="20"/>
+      </w:rPr>
+    </w:lvl>
+    <w:lvl w:ilvl="8" w:tentative="1">
+      <w:start w:val="1"/>
+      <w:numFmt w:val="bullet"/>
+      <w:lvlText w:val=""/>
+      <w:lvlJc w:val="left"/>
+      <w:pPr>
+        <w:tabs>
+          <w:tab w:val="num" w:pos="6480"/>
+        </w:tabs>
+        <w:ind w:left="6480" w:hanging="360"/>
+      </w:pPr>
+      <w:rPr>
+        <w:rFonts w:ascii="Wingdings" w:hAnsi="Wingdings" w:hint="default"/>
+        <w:sz w:val="20"/>
+      </w:rPr>
+    </w:lvl>
+  </w:abstractNum>
+  <w:abstractNum w:abstractNumId="10" w15:restartNumberingAfterBreak="0">
     <w:nsid w:val="1B473BC7"/>
     <w:multiLevelType w:val="multilevel"/>
     <w:tmpl w:val="F2649748"/>
@@ -3077,7 +3684,7 @@
       </w:rPr>
     </w:lvl>
   </w:abstractNum>
-  <w:abstractNum w:abstractNumId="9" w15:restartNumberingAfterBreak="0">
+  <w:abstractNum w:abstractNumId="11" w15:restartNumberingAfterBreak="0">
     <w:nsid w:val="204231CF"/>
     <w:multiLevelType w:val="multilevel"/>
     <w:tmpl w:val="360274BC"/>
@@ -3226,7 +3833,156 @@
       </w:rPr>
     </w:lvl>
   </w:abstractNum>
-  <w:abstractNum w:abstractNumId="10" w15:restartNumberingAfterBreak="0">
+  <w:abstractNum w:abstractNumId="12" w15:restartNumberingAfterBreak="0">
+    <w:nsid w:val="2617040C"/>
+    <w:multiLevelType w:val="multilevel"/>
+    <w:tmpl w:val="D4100F22"/>
+    <w:lvl w:ilvl="0">
+      <w:start w:val="1"/>
+      <w:numFmt w:val="bullet"/>
+      <w:lvlText w:val=""/>
+      <w:lvlJc w:val="left"/>
+      <w:pPr>
+        <w:tabs>
+          <w:tab w:val="num" w:pos="720"/>
+        </w:tabs>
+        <w:ind w:left="720" w:hanging="360"/>
+      </w:pPr>
+      <w:rPr>
+        <w:rFonts w:ascii="Symbol" w:hAnsi="Symbol" w:hint="default"/>
+        <w:sz w:val="20"/>
+      </w:rPr>
+    </w:lvl>
+    <w:lvl w:ilvl="1" w:tentative="1">
+      <w:start w:val="1"/>
+      <w:numFmt w:val="bullet"/>
+      <w:lvlText w:val="o"/>
+      <w:lvlJc w:val="left"/>
+      <w:pPr>
+        <w:tabs>
+          <w:tab w:val="num" w:pos="1440"/>
+        </w:tabs>
+        <w:ind w:left="1440" w:hanging="360"/>
+      </w:pPr>
+      <w:rPr>
+        <w:rFonts w:ascii="Courier New" w:hAnsi="Courier New" w:hint="default"/>
+        <w:sz w:val="20"/>
+      </w:rPr>
+    </w:lvl>
+    <w:lvl w:ilvl="2" w:tentative="1">
+      <w:start w:val="1"/>
+      <w:numFmt w:val="bullet"/>
+      <w:lvlText w:val=""/>
+      <w:lvlJc w:val="left"/>
+      <w:pPr>
+        <w:tabs>
+          <w:tab w:val="num" w:pos="2160"/>
+        </w:tabs>
+        <w:ind w:left="2160" w:hanging="360"/>
+      </w:pPr>
+      <w:rPr>
+        <w:rFonts w:ascii="Wingdings" w:hAnsi="Wingdings" w:hint="default"/>
+        <w:sz w:val="20"/>
+      </w:rPr>
+    </w:lvl>
+    <w:lvl w:ilvl="3" w:tentative="1">
+      <w:start w:val="1"/>
+      <w:numFmt w:val="bullet"/>
+      <w:lvlText w:val=""/>
+      <w:lvlJc w:val="left"/>
+      <w:pPr>
+        <w:tabs>
+          <w:tab w:val="num" w:pos="2880"/>
+        </w:tabs>
+        <w:ind w:left="2880" w:hanging="360"/>
+      </w:pPr>
+      <w:rPr>
+        <w:rFonts w:ascii="Wingdings" w:hAnsi="Wingdings" w:hint="default"/>
+        <w:sz w:val="20"/>
+      </w:rPr>
+    </w:lvl>
+    <w:lvl w:ilvl="4" w:tentative="1">
+      <w:start w:val="1"/>
+      <w:numFmt w:val="bullet"/>
+      <w:lvlText w:val=""/>
+      <w:lvlJc w:val="left"/>
+      <w:pPr>
+        <w:tabs>
+          <w:tab w:val="num" w:pos="3600"/>
+        </w:tabs>
+        <w:ind w:left="3600" w:hanging="360"/>
+      </w:pPr>
+      <w:rPr>
+        <w:rFonts w:ascii="Wingdings" w:hAnsi="Wingdings" w:hint="default"/>
+        <w:sz w:val="20"/>
+      </w:rPr>
+    </w:lvl>
+    <w:lvl w:ilvl="5" w:tentative="1">
+      <w:start w:val="1"/>
+      <w:numFmt w:val="bullet"/>
+      <w:lvlText w:val=""/>
+      <w:lvlJc w:val="left"/>
+      <w:pPr>
+        <w:tabs>
+          <w:tab w:val="num" w:pos="4320"/>
+        </w:tabs>
+        <w:ind w:left="4320" w:hanging="360"/>
+      </w:pPr>
+      <w:rPr>
+        <w:rFonts w:ascii="Wingdings" w:hAnsi="Wingdings" w:hint="default"/>
+        <w:sz w:val="20"/>
+      </w:rPr>
+    </w:lvl>
+    <w:lvl w:ilvl="6" w:tentative="1">
+      <w:start w:val="1"/>
+      <w:numFmt w:val="bullet"/>
+      <w:lvlText w:val=""/>
+      <w:lvlJc w:val="left"/>
+      <w:pPr>
+        <w:tabs>
+          <w:tab w:val="num" w:pos="5040"/>
+        </w:tabs>
+        <w:ind w:left="5040" w:hanging="360"/>
+      </w:pPr>
+      <w:rPr>
+        <w:rFonts w:ascii="Wingdings" w:hAnsi="Wingdings" w:hint="default"/>
+        <w:sz w:val="20"/>
+      </w:rPr>
+    </w:lvl>
+    <w:lvl w:ilvl="7" w:tentative="1">
+      <w:start w:val="1"/>
+      <w:numFmt w:val="bullet"/>
+      <w:lvlText w:val=""/>
+      <w:lvlJc w:val="left"/>
+      <w:pPr>
+        <w:tabs>
+          <w:tab w:val="num" w:pos="5760"/>
+        </w:tabs>
+        <w:ind w:left="5760" w:hanging="360"/>
+      </w:pPr>
+      <w:rPr>
+        <w:rFonts w:ascii="Wingdings" w:hAnsi="Wingdings" w:hint="default"/>
+        <w:sz w:val="20"/>
+      </w:rPr>
+    </w:lvl>
+    <w:lvl w:ilvl="8" w:tentative="1">
+      <w:start w:val="1"/>
+      <w:numFmt w:val="bullet"/>
+      <w:lvlText w:val=""/>
+      <w:lvlJc w:val="left"/>
+      <w:pPr>
+        <w:tabs>
+          <w:tab w:val="num" w:pos="6480"/>
+        </w:tabs>
+        <w:ind w:left="6480" w:hanging="360"/>
+      </w:pPr>
+      <w:rPr>
+        <w:rFonts w:ascii="Wingdings" w:hAnsi="Wingdings" w:hint="default"/>
+        <w:sz w:val="20"/>
+      </w:rPr>
+    </w:lvl>
+  </w:abstractNum>
+  <w:abstractNum w:abstractNumId="13" w15:restartNumberingAfterBreak="0">
     <w:nsid w:val="282C59B3"/>
     <w:multiLevelType w:val="multilevel"/>
     <w:tmpl w:val="C6A41F2A"/>
@@ -3375,7 +4131,7 @@
       </w:rPr>
     </w:lvl>
   </w:abstractNum>
-  <w:abstractNum w:abstractNumId="11" w15:restartNumberingAfterBreak="0">
+  <w:abstractNum w:abstractNumId="14" w15:restartNumberingAfterBreak="0">
     <w:nsid w:val="2A40034A"/>
     <w:multiLevelType w:val="multilevel"/>
     <w:tmpl w:val="9EC0C5E2"/>
@@ -3524,7 +4280,7 @@
       </w:rPr>
     </w:lvl>
   </w:abstractNum>
-  <w:abstractNum w:abstractNumId="12" w15:restartNumberingAfterBreak="0">
+  <w:abstractNum w:abstractNumId="15" w15:restartNumberingAfterBreak="0">
     <w:nsid w:val="31F53B07"/>
     <w:multiLevelType w:val="multilevel"/>
     <w:tmpl w:val="799248E8"/>
@@ -3673,7 +4429,7 @@
       </w:rPr>
     </w:lvl>
   </w:abstractNum>
-  <w:abstractNum w:abstractNumId="13" w15:restartNumberingAfterBreak="0">
+  <w:abstractNum w:abstractNumId="16" w15:restartNumberingAfterBreak="0">
     <w:nsid w:val="3BBD0A43"/>
     <w:multiLevelType w:val="multilevel"/>
     <w:tmpl w:val="C454832C"/>
@@ -3790,7 +4546,7 @@
       </w:pPr>
     </w:lvl>
   </w:abstractNum>
-  <w:abstractNum w:abstractNumId="14" w15:restartNumberingAfterBreak="0">
+  <w:abstractNum w:abstractNumId="17" w15:restartNumberingAfterBreak="0">
     <w:nsid w:val="4A404EE1"/>
     <w:multiLevelType w:val="multilevel"/>
     <w:tmpl w:val="87C86926"/>
@@ -3939,7 +4695,7 @@
       </w:rPr>
     </w:lvl>
   </w:abstractNum>
-  <w:abstractNum w:abstractNumId="15" w15:restartNumberingAfterBreak="0">
+  <w:abstractNum w:abstractNumId="18" w15:restartNumberingAfterBreak="0">
     <w:nsid w:val="52585118"/>
     <w:multiLevelType w:val="multilevel"/>
     <w:tmpl w:val="8E04CA14"/>
@@ -4088,7 +4844,7 @@
       </w:rPr>
     </w:lvl>
   </w:abstractNum>
-  <w:abstractNum w:abstractNumId="16" w15:restartNumberingAfterBreak="0">
+  <w:abstractNum w:abstractNumId="19" w15:restartNumberingAfterBreak="0">
     <w:nsid w:val="5E3A1AB1"/>
     <w:multiLevelType w:val="multilevel"/>
     <w:tmpl w:val="70A28434"/>
@@ -4205,7 +4961,7 @@
       </w:pPr>
     </w:lvl>
   </w:abstractNum>
-  <w:abstractNum w:abstractNumId="17" w15:restartNumberingAfterBreak="0">
+  <w:abstractNum w:abstractNumId="20" w15:restartNumberingAfterBreak="0">
     <w:nsid w:val="61D904BC"/>
     <w:multiLevelType w:val="multilevel"/>
     <w:tmpl w:val="A1B07FB4"/>
@@ -4354,7 +5110,156 @@
       </w:rPr>
     </w:lvl>
   </w:abstractNum>
-  <w:abstractNum w:abstractNumId="18" w15:restartNumberingAfterBreak="0">
+  <w:abstractNum w:abstractNumId="21" w15:restartNumberingAfterBreak="0">
+    <w:nsid w:val="635D3677"/>
+    <w:multiLevelType w:val="multilevel"/>
+    <w:tmpl w:val="3FE828C8"/>
+    <w:lvl w:ilvl="0">
+      <w:start w:val="1"/>
+      <w:numFmt w:val="bullet"/>
+      <w:lvlText w:val=""/>
+      <w:lvlJc w:val="left"/>
+      <w:pPr>
+        <w:tabs>
+          <w:tab w:val="num" w:pos="720"/>
+        </w:tabs>
+        <w:ind w:left="720" w:hanging="360"/>
+      </w:pPr>
+      <w:rPr>
+        <w:rFonts w:ascii="Symbol" w:hAnsi="Symbol" w:hint="default"/>
+        <w:sz w:val="20"/>
+      </w:rPr>
+    </w:lvl>
+    <w:lvl w:ilvl="1" w:tentative="1">
+      <w:start w:val="1"/>
+      <w:numFmt w:val="bullet"/>
+      <w:lvlText w:val="o"/>
+      <w:lvlJc w:val="left"/>
+      <w:pPr>
+        <w:tabs>
+          <w:tab w:val="num" w:pos="1440"/>
+        </w:tabs>
+        <w:ind w:left="1440" w:hanging="360"/>
+      </w:pPr>
+      <w:rPr>
+        <w:rFonts w:ascii="Courier New" w:hAnsi="Courier New" w:hint="default"/>
+        <w:sz w:val="20"/>
+      </w:rPr>
+    </w:lvl>
+    <w:lvl w:ilvl="2" w:tentative="1">
+      <w:start w:val="1"/>
+      <w:numFmt w:val="bullet"/>
+      <w:lvlText w:val=""/>
+      <w:lvlJc w:val="left"/>
+      <w:pPr>
+        <w:tabs>
+          <w:tab w:val="num" w:pos="2160"/>
+        </w:tabs>
+        <w:ind w:left="2160" w:hanging="360"/>
+      </w:pPr>
+      <w:rPr>
+        <w:rFonts w:ascii="Wingdings" w:hAnsi="Wingdings" w:hint="default"/>
+        <w:sz w:val="20"/>
+      </w:rPr>
+    </w:lvl>
+    <w:lvl w:ilvl="3" w:tentative="1">
+      <w:start w:val="1"/>
+      <w:numFmt w:val="bullet"/>
+      <w:lvlText w:val=""/>
+      <w:lvlJc w:val="left"/>
+      <w:pPr>
+        <w:tabs>
+          <w:tab w:val="num" w:pos="2880"/>
+        </w:tabs>
+        <w:ind w:left="2880" w:hanging="360"/>
+      </w:pPr>
+      <w:rPr>
+        <w:rFonts w:ascii="Wingdings" w:hAnsi="Wingdings" w:hint="default"/>
+        <w:sz w:val="20"/>
+      </w:rPr>
+    </w:lvl>
+    <w:lvl w:ilvl="4" w:tentative="1">
+      <w:start w:val="1"/>
+      <w:numFmt w:val="bullet"/>
+      <w:lvlText w:val=""/>
+      <w:lvlJc w:val="left"/>
+      <w:pPr>
+        <w:tabs>
+          <w:tab w:val="num" w:pos="3600"/>
+        </w:tabs>
+        <w:ind w:left="3600" w:hanging="360"/>
+      </w:pPr>
+      <w:rPr>
+        <w:rFonts w:ascii="Wingdings" w:hAnsi="Wingdings" w:hint="default"/>
+        <w:sz w:val="20"/>
+      </w:rPr>
+    </w:lvl>
+    <w:lvl w:ilvl="5" w:tentative="1">
+      <w:start w:val="1"/>
+      <w:numFmt w:val="bullet"/>
+      <w:lvlText w:val=""/>
+      <w:lvlJc w:val="left"/>
+      <w:pPr>
+        <w:tabs>
+          <w:tab w:val="num" w:pos="4320"/>
+        </w:tabs>
+        <w:ind w:left="4320" w:hanging="360"/>
+      </w:pPr>
+      <w:rPr>
+        <w:rFonts w:ascii="Wingdings" w:hAnsi="Wingdings" w:hint="default"/>
+        <w:sz w:val="20"/>
+      </w:rPr>
+    </w:lvl>
+    <w:lvl w:ilvl="6" w:tentative="1">
+      <w:start w:val="1"/>
+      <w:numFmt w:val="bullet"/>
+      <w:lvlText w:val=""/>
+      <w:lvlJc w:val="left"/>
+      <w:pPr>
+        <w:tabs>
+          <w:tab w:val="num" w:pos="5040"/>
+        </w:tabs>
+        <w:ind w:left="5040" w:hanging="360"/>
+      </w:pPr>
+      <w:rPr>
+        <w:rFonts w:ascii="Wingdings" w:hAnsi="Wingdings" w:hint="default"/>
+        <w:sz w:val="20"/>
+      </w:rPr>
+    </w:lvl>
+    <w:lvl w:ilvl="7" w:tentative="1">
+      <w:start w:val="1"/>
+      <w:numFmt w:val="bullet"/>
+      <w:lvlText w:val=""/>
+      <w:lvlJc w:val="left"/>
+      <w:pPr>
+        <w:tabs>
+          <w:tab w:val="num" w:pos="5760"/>
+        </w:tabs>
+        <w:ind w:left="5760" w:hanging="360"/>
+      </w:pPr>
+      <w:rPr>
+        <w:rFonts w:ascii="Wingdings" w:hAnsi="Wingdings" w:hint="default"/>
+        <w:sz w:val="20"/>
+      </w:rPr>
+    </w:lvl>
+    <w:lvl w:ilvl="8" w:tentative="1">
+      <w:start w:val="1"/>
+      <w:numFmt w:val="bullet"/>
+      <w:lvlText w:val=""/>
+      <w:lvlJc w:val="left"/>
+      <w:pPr>
+        <w:tabs>
+          <w:tab w:val="num" w:pos="6480"/>
+        </w:tabs>
+        <w:ind w:left="6480" w:hanging="360"/>
+      </w:pPr>
+      <w:rPr>
+        <w:rFonts w:ascii="Wingdings" w:hAnsi="Wingdings" w:hint="default"/>
+        <w:sz w:val="20"/>
+      </w:rPr>
+    </w:lvl>
+  </w:abstractNum>
+  <w:abstractNum w:abstractNumId="22" w15:restartNumberingAfterBreak="0">
     <w:nsid w:val="6403261B"/>
     <w:multiLevelType w:val="multilevel"/>
     <w:tmpl w:val="303015B0"/>
@@ -4503,7 +5408,7 @@
       </w:rPr>
     </w:lvl>
   </w:abstractNum>
-  <w:abstractNum w:abstractNumId="19" w15:restartNumberingAfterBreak="0">
+  <w:abstractNum w:abstractNumId="23" w15:restartNumberingAfterBreak="0">
     <w:nsid w:val="65216527"/>
     <w:multiLevelType w:val="multilevel"/>
     <w:tmpl w:val="BC00E1C4"/>
@@ -4652,7 +5557,7 @@
       </w:rPr>
     </w:lvl>
   </w:abstractNum>
-  <w:abstractNum w:abstractNumId="20" w15:restartNumberingAfterBreak="0">
+  <w:abstractNum w:abstractNumId="24" w15:restartNumberingAfterBreak="0">
     <w:nsid w:val="679A3F6C"/>
     <w:multiLevelType w:val="multilevel"/>
     <w:tmpl w:val="8A0EAD4A"/>
@@ -4801,7 +5706,7 @@
       </w:rPr>
     </w:lvl>
   </w:abstractNum>
-  <w:abstractNum w:abstractNumId="21" w15:restartNumberingAfterBreak="0">
+  <w:abstractNum w:abstractNumId="25" w15:restartNumberingAfterBreak="0">
     <w:nsid w:val="6A6B66D6"/>
     <w:multiLevelType w:val="multilevel"/>
     <w:tmpl w:val="C2E0A3FA"/>
@@ -4950,7 +5855,7 @@
       </w:rPr>
     </w:lvl>
   </w:abstractNum>
-  <w:abstractNum w:abstractNumId="22" w15:restartNumberingAfterBreak="0">
+  <w:abstractNum w:abstractNumId="26" w15:restartNumberingAfterBreak="0">
     <w:nsid w:val="6D8A1F83"/>
     <w:multiLevelType w:val="multilevel"/>
     <w:tmpl w:val="4FD03ED6"/>
@@ -5099,7 +6004,7 @@
       </w:rPr>
     </w:lvl>
   </w:abstractNum>
-  <w:abstractNum w:abstractNumId="23" w15:restartNumberingAfterBreak="0">
+  <w:abstractNum w:abstractNumId="27" w15:restartNumberingAfterBreak="0">
     <w:nsid w:val="6F282806"/>
     <w:multiLevelType w:val="multilevel"/>
     <w:tmpl w:val="5EE25AAC"/>
@@ -5248,7 +6153,305 @@
       </w:rPr>
     </w:lvl>
   </w:abstractNum>
-  <w:abstractNum w:abstractNumId="24" w15:restartNumberingAfterBreak="0">
+  <w:abstractNum w:abstractNumId="28" w15:restartNumberingAfterBreak="0">
+    <w:nsid w:val="6F891BAB"/>
+    <w:multiLevelType w:val="multilevel"/>
+    <w:tmpl w:val="335A565A"/>
+    <w:lvl w:ilvl="0">
+      <w:start w:val="1"/>
+      <w:numFmt w:val="bullet"/>
+      <w:lvlText w:val=""/>
+      <w:lvlJc w:val="left"/>
+      <w:pPr>
+        <w:tabs>
+          <w:tab w:val="num" w:pos="720"/>
+        </w:tabs>
+        <w:ind w:left="720" w:hanging="360"/>
+      </w:pPr>
+      <w:rPr>
+        <w:rFonts w:ascii="Symbol" w:hAnsi="Symbol" w:hint="default"/>
+        <w:sz w:val="20"/>
+      </w:rPr>
+    </w:lvl>
+    <w:lvl w:ilvl="1" w:tentative="1">
+      <w:start w:val="1"/>
+      <w:numFmt w:val="bullet"/>
+      <w:lvlText w:val="o"/>
+      <w:lvlJc w:val="left"/>
+      <w:pPr>
+        <w:tabs>
+          <w:tab w:val="num" w:pos="1440"/>
+        </w:tabs>
+        <w:ind w:left="1440" w:hanging="360"/>
+      </w:pPr>
+      <w:rPr>
+        <w:rFonts w:ascii="Courier New" w:hAnsi="Courier New" w:hint="default"/>
+        <w:sz w:val="20"/>
+      </w:rPr>
+    </w:lvl>
+    <w:lvl w:ilvl="2" w:tentative="1">
+      <w:start w:val="1"/>
+      <w:numFmt w:val="bullet"/>
+      <w:lvlText w:val=""/>
+      <w:lvlJc w:val="left"/>
+      <w:pPr>
+        <w:tabs>
+          <w:tab w:val="num" w:pos="2160"/>
+        </w:tabs>
+        <w:ind w:left="2160" w:hanging="360"/>
+      </w:pPr>
+      <w:rPr>
+        <w:rFonts w:ascii="Wingdings" w:hAnsi="Wingdings" w:hint="default"/>
+        <w:sz w:val="20"/>
+      </w:rPr>
+    </w:lvl>
+    <w:lvl w:ilvl="3" w:tentative="1">
+      <w:start w:val="1"/>
+      <w:numFmt w:val="bullet"/>
+      <w:lvlText w:val=""/>
+      <w:lvlJc w:val="left"/>
+      <w:pPr>
+        <w:tabs>
+          <w:tab w:val="num" w:pos="2880"/>
+        </w:tabs>
+        <w:ind w:left="2880" w:hanging="360"/>
+      </w:pPr>
+      <w:rPr>
+        <w:rFonts w:ascii="Wingdings" w:hAnsi="Wingdings" w:hint="default"/>
+        <w:sz w:val="20"/>
+      </w:rPr>
+    </w:lvl>
+    <w:lvl w:ilvl="4" w:tentative="1">
+      <w:start w:val="1"/>
+      <w:numFmt w:val="bullet"/>
+      <w:lvlText w:val=""/>
+      <w:lvlJc w:val="left"/>
+      <w:pPr>
+        <w:tabs>
+          <w:tab w:val="num" w:pos="3600"/>
+        </w:tabs>
+        <w:ind w:left="3600" w:hanging="360"/>
+      </w:pPr>
+      <w:rPr>
+        <w:rFonts w:ascii="Wingdings" w:hAnsi="Wingdings" w:hint="default"/>
+        <w:sz w:val="20"/>
+      </w:rPr>
+    </w:lvl>
+    <w:lvl w:ilvl="5" w:tentative="1">
+      <w:start w:val="1"/>
+      <w:numFmt w:val="bullet"/>
+      <w:lvlText w:val=""/>
+      <w:lvlJc w:val="left"/>
+      <w:pPr>
+        <w:tabs>
+          <w:tab w:val="num" w:pos="4320"/>
+        </w:tabs>
+        <w:ind w:left="4320" w:hanging="360"/>
+      </w:pPr>
+      <w:rPr>
+        <w:rFonts w:ascii="Wingdings" w:hAnsi="Wingdings" w:hint="default"/>
+        <w:sz w:val="20"/>
+      </w:rPr>
+    </w:lvl>
+    <w:lvl w:ilvl="6" w:tentative="1">
+      <w:start w:val="1"/>
+      <w:numFmt w:val="bullet"/>
+      <w:lvlText w:val=""/>
+      <w:lvlJc w:val="left"/>
+      <w:pPr>
+        <w:tabs>
+          <w:tab w:val="num" w:pos="5040"/>
+        </w:tabs>
+        <w:ind w:left="5040" w:hanging="360"/>
+      </w:pPr>
+      <w:rPr>
+        <w:rFonts w:ascii="Wingdings" w:hAnsi="Wingdings" w:hint="default"/>
+        <w:sz w:val="20"/>
+      </w:rPr>
+    </w:lvl>
+    <w:lvl w:ilvl="7" w:tentative="1">
+      <w:start w:val="1"/>
+      <w:numFmt w:val="bullet"/>
+      <w:lvlText w:val=""/>
+      <w:lvlJc w:val="left"/>
+      <w:pPr>
+        <w:tabs>
+          <w:tab w:val="num" w:pos="5760"/>
+        </w:tabs>
+        <w:ind w:left="5760" w:hanging="360"/>
+      </w:pPr>
+      <w:rPr>
+        <w:rFonts w:ascii="Wingdings" w:hAnsi="Wingdings" w:hint="default"/>
+        <w:sz w:val="20"/>
+      </w:rPr>
+    </w:lvl>
+    <w:lvl w:ilvl="8" w:tentative="1">
+      <w:start w:val="1"/>
+      <w:numFmt w:val="bullet"/>
+      <w:lvlText w:val=""/>
+      <w:lvlJc w:val="left"/>
+      <w:pPr>
+        <w:tabs>
+          <w:tab w:val="num" w:pos="6480"/>
+        </w:tabs>
+        <w:ind w:left="6480" w:hanging="360"/>
+      </w:pPr>
+      <w:rPr>
+        <w:rFonts w:ascii="Wingdings" w:hAnsi="Wingdings" w:hint="default"/>
+        <w:sz w:val="20"/>
+      </w:rPr>
+    </w:lvl>
+  </w:abstractNum>
+  <w:abstractNum w:abstractNumId="29" w15:restartNumberingAfterBreak="0">
+    <w:nsid w:val="73F24A5B"/>
+    <w:multiLevelType w:val="multilevel"/>
+    <w:tmpl w:val="AA40D0FA"/>
+    <w:lvl w:ilvl="0">
+      <w:start w:val="1"/>
+      <w:numFmt w:val="bullet"/>
+      <w:lvlText w:val=""/>
+      <w:lvlJc w:val="left"/>
+      <w:pPr>
+        <w:tabs>
+          <w:tab w:val="num" w:pos="720"/>
+        </w:tabs>
+        <w:ind w:left="720" w:hanging="360"/>
+      </w:pPr>
+      <w:rPr>
+        <w:rFonts w:ascii="Symbol" w:hAnsi="Symbol" w:hint="default"/>
+        <w:sz w:val="20"/>
+      </w:rPr>
+    </w:lvl>
+    <w:lvl w:ilvl="1" w:tentative="1">
+      <w:start w:val="1"/>
+      <w:numFmt w:val="bullet"/>
+      <w:lvlText w:val="o"/>
+      <w:lvlJc w:val="left"/>
+      <w:pPr>
+        <w:tabs>
+          <w:tab w:val="num" w:pos="1440"/>
+        </w:tabs>
+        <w:ind w:left="1440" w:hanging="360"/>
+      </w:pPr>
+      <w:rPr>
+        <w:rFonts w:ascii="Courier New" w:hAnsi="Courier New" w:hint="default"/>
+        <w:sz w:val="20"/>
+      </w:rPr>
+    </w:lvl>
+    <w:lvl w:ilvl="2" w:tentative="1">
+      <w:start w:val="1"/>
+      <w:numFmt w:val="bullet"/>
+      <w:lvlText w:val=""/>
+      <w:lvlJc w:val="left"/>
+      <w:pPr>
+        <w:tabs>
+          <w:tab w:val="num" w:pos="2160"/>
+        </w:tabs>
+        <w:ind w:left="2160" w:hanging="360"/>
+      </w:pPr>
+      <w:rPr>
+        <w:rFonts w:ascii="Wingdings" w:hAnsi="Wingdings" w:hint="default"/>
+        <w:sz w:val="20"/>
+      </w:rPr>
+    </w:lvl>
+    <w:lvl w:ilvl="3" w:tentative="1">
+      <w:start w:val="1"/>
+      <w:numFmt w:val="bullet"/>
+      <w:lvlText w:val=""/>
+      <w:lvlJc w:val="left"/>
+      <w:pPr>
+        <w:tabs>
+          <w:tab w:val="num" w:pos="2880"/>
+        </w:tabs>
+        <w:ind w:left="2880" w:hanging="360"/>
+      </w:pPr>
+      <w:rPr>
+        <w:rFonts w:ascii="Wingdings" w:hAnsi="Wingdings" w:hint="default"/>
+        <w:sz w:val="20"/>
+      </w:rPr>
+    </w:lvl>
+    <w:lvl w:ilvl="4" w:tentative="1">
+      <w:start w:val="1"/>
+      <w:numFmt w:val="bullet"/>
+      <w:lvlText w:val=""/>
+      <w:lvlJc w:val="left"/>
+      <w:pPr>
+        <w:tabs>
+          <w:tab w:val="num" w:pos="3600"/>
+        </w:tabs>
+        <w:ind w:left="3600" w:hanging="360"/>
+      </w:pPr>
+      <w:rPr>
+        <w:rFonts w:ascii="Wingdings" w:hAnsi="Wingdings" w:hint="default"/>
+        <w:sz w:val="20"/>
+      </w:rPr>
+    </w:lvl>
+    <w:lvl w:ilvl="5" w:tentative="1">
+      <w:start w:val="1"/>
+      <w:numFmt w:val="bullet"/>
+      <w:lvlText w:val=""/>
+      <w:lvlJc w:val="left"/>
+      <w:pPr>
+        <w:tabs>
+          <w:tab w:val="num" w:pos="4320"/>
+        </w:tabs>
+        <w:ind w:left="4320" w:hanging="360"/>
+      </w:pPr>
+      <w:rPr>
+        <w:rFonts w:ascii="Wingdings" w:hAnsi="Wingdings" w:hint="default"/>
+        <w:sz w:val="20"/>
+      </w:rPr>
+    </w:lvl>
+    <w:lvl w:ilvl="6" w:tentative="1">
+      <w:start w:val="1"/>
+      <w:numFmt w:val="bullet"/>
+      <w:lvlText w:val=""/>
+      <w:lvlJc w:val="left"/>
+      <w:pPr>
+        <w:tabs>
+          <w:tab w:val="num" w:pos="5040"/>
+        </w:tabs>
+        <w:ind w:left="5040" w:hanging="360"/>
+      </w:pPr>
+      <w:rPr>
+        <w:rFonts w:ascii="Wingdings" w:hAnsi="Wingdings" w:hint="default"/>
+        <w:sz w:val="20"/>
+      </w:rPr>
+    </w:lvl>
+    <w:lvl w:ilvl="7" w:tentative="1">
+      <w:start w:val="1"/>
+      <w:numFmt w:val="bullet"/>
+      <w:lvlText w:val=""/>
+      <w:lvlJc w:val="left"/>
+      <w:pPr>
+        <w:tabs>
+          <w:tab w:val="num" w:pos="5760"/>
+        </w:tabs>
+        <w:ind w:left="5760" w:hanging="360"/>
+      </w:pPr>
+      <w:rPr>
+        <w:rFonts w:ascii="Wingdings" w:hAnsi="Wingdings" w:hint="default"/>
+        <w:sz w:val="20"/>
+      </w:rPr>
+    </w:lvl>
+    <w:lvl w:ilvl="8" w:tentative="1">
+      <w:start w:val="1"/>
+      <w:numFmt w:val="bullet"/>
+      <w:lvlText w:val=""/>
+      <w:lvlJc w:val="left"/>
+      <w:pPr>
+        <w:tabs>
+          <w:tab w:val="num" w:pos="6480"/>
+        </w:tabs>
+        <w:ind w:left="6480" w:hanging="360"/>
+      </w:pPr>
+      <w:rPr>
+        <w:rFonts w:ascii="Wingdings" w:hAnsi="Wingdings" w:hint="default"/>
+        <w:sz w:val="20"/>
+      </w:rPr>
+    </w:lvl>
+  </w:abstractNum>
+  <w:abstractNum w:abstractNumId="30" w15:restartNumberingAfterBreak="0">
     <w:nsid w:val="74B81535"/>
     <w:multiLevelType w:val="multilevel"/>
     <w:tmpl w:val="71A89F8C"/>
@@ -5365,7 +6568,7 @@
       </w:pPr>
     </w:lvl>
   </w:abstractNum>
-  <w:abstractNum w:abstractNumId="25" w15:restartNumberingAfterBreak="0">
+  <w:abstractNum w:abstractNumId="31" w15:restartNumberingAfterBreak="0">
     <w:nsid w:val="7CDC599E"/>
     <w:multiLevelType w:val="multilevel"/>
     <w:tmpl w:val="955C86FE"/>
@@ -5514,7 +6717,7 @@
       </w:rPr>
     </w:lvl>
   </w:abstractNum>
-  <w:abstractNum w:abstractNumId="26" w15:restartNumberingAfterBreak="0">
+  <w:abstractNum w:abstractNumId="32" w15:restartNumberingAfterBreak="0">
     <w:nsid w:val="7D045708"/>
     <w:multiLevelType w:val="multilevel"/>
     <w:tmpl w:val="50D8D66E"/>
@@ -5663,7 +6866,7 @@
       </w:rPr>
     </w:lvl>
   </w:abstractNum>
-  <w:abstractNum w:abstractNumId="27" w15:restartNumberingAfterBreak="0">
+  <w:abstractNum w:abstractNumId="33" w15:restartNumberingAfterBreak="0">
     <w:nsid w:val="7F4E1E8E"/>
     <w:multiLevelType w:val="multilevel"/>
     <w:tmpl w:val="A75CED1C"/>
@@ -5813,88 +7016,106 @@
     </w:lvl>
   </w:abstractNum>
   <w:num w:numId="1" w16cid:durableId="1379092383">
-    <w:abstractNumId w:val="6"/>
+    <w:abstractNumId w:val="7"/>
   </w:num>
   <w:num w:numId="2" w16cid:durableId="247350695">
-    <w:abstractNumId w:val="21"/>
+    <w:abstractNumId w:val="25"/>
   </w:num>
   <w:num w:numId="3" w16cid:durableId="408312219">
-    <w:abstractNumId w:val="14"/>
+    <w:abstractNumId w:val="17"/>
   </w:num>
   <w:num w:numId="4" w16cid:durableId="221642780">
+    <w:abstractNumId w:val="18"/>
+  </w:num>
+  <w:num w:numId="5" w16cid:durableId="452481417">
+    <w:abstractNumId w:val="30"/>
+  </w:num>
+  <w:num w:numId="6" w16cid:durableId="1461915881">
+    <w:abstractNumId w:val="16"/>
+  </w:num>
+  <w:num w:numId="7" w16cid:durableId="587469268">
+    <w:abstractNumId w:val="19"/>
+  </w:num>
+  <w:num w:numId="8" w16cid:durableId="550969235">
+    <w:abstractNumId w:val="10"/>
+  </w:num>
+  <w:num w:numId="9" w16cid:durableId="1519345543">
+    <w:abstractNumId w:val="23"/>
+  </w:num>
+  <w:num w:numId="10" w16cid:durableId="2063168544">
+    <w:abstractNumId w:val="32"/>
+  </w:num>
+  <w:num w:numId="11" w16cid:durableId="651829644">
     <w:abstractNumId w:val="15"/>
   </w:num>
-  <w:num w:numId="5" w16cid:durableId="452481417">
+  <w:num w:numId="12" w16cid:durableId="1146359365">
     <w:abstractNumId w:val="24"/>
   </w:num>
-  <w:num w:numId="6" w16cid:durableId="1461915881">
+  <w:num w:numId="13" w16cid:durableId="11035450">
     <w:abstractNumId w:val="13"/>
   </w:num>
-  <w:num w:numId="7" w16cid:durableId="587469268">
-    <w:abstractNumId w:val="16"/>
-  </w:num>
-  <w:num w:numId="8" w16cid:durableId="550969235">
-    <w:abstractNumId w:val="8"/>
-  </w:num>
-  <w:num w:numId="9" w16cid:durableId="1519345543">
-    <w:abstractNumId w:val="19"/>
-  </w:num>
-  <w:num w:numId="10" w16cid:durableId="2063168544">
-    <w:abstractNumId w:val="26"/>
-  </w:num>
-  <w:num w:numId="11" w16cid:durableId="651829644">
-    <w:abstractNumId w:val="12"/>
-  </w:num>
-  <w:num w:numId="12" w16cid:durableId="1146359365">
+  <w:num w:numId="14" w16cid:durableId="1024135058">
     <w:abstractNumId w:val="20"/>
   </w:num>
-  <w:num w:numId="13" w16cid:durableId="11035450">
-    <w:abstractNumId w:val="10"/>
-  </w:num>
-  <w:num w:numId="14" w16cid:durableId="1024135058">
-    <w:abstractNumId w:val="17"/>
-  </w:num>
   <w:num w:numId="15" w16cid:durableId="1079714811">
-    <w:abstractNumId w:val="3"/>
+    <w:abstractNumId w:val="4"/>
   </w:num>
   <w:num w:numId="16" w16cid:durableId="1311639714">
     <w:abstractNumId w:val="1"/>
   </w:num>
   <w:num w:numId="17" w16cid:durableId="1912541324">
-    <w:abstractNumId w:val="23"/>
+    <w:abstractNumId w:val="27"/>
   </w:num>
   <w:num w:numId="18" w16cid:durableId="123744089">
     <w:abstractNumId w:val="0"/>
   </w:num>
   <w:num w:numId="19" w16cid:durableId="2125535320">
-    <w:abstractNumId w:val="5"/>
+    <w:abstractNumId w:val="6"/>
   </w:num>
   <w:num w:numId="20" w16cid:durableId="2023244541">
-    <w:abstractNumId w:val="9"/>
+    <w:abstractNumId w:val="11"/>
   </w:num>
   <w:num w:numId="21" w16cid:durableId="257904760">
-    <w:abstractNumId w:val="7"/>
+    <w:abstractNumId w:val="8"/>
   </w:num>
   <w:num w:numId="22" w16cid:durableId="614217591">
-    <w:abstractNumId w:val="18"/>
+    <w:abstractNumId w:val="22"/>
   </w:num>
   <w:num w:numId="23" w16cid:durableId="100077291">
     <w:abstractNumId w:val="2"/>
   </w:num>
   <w:num w:numId="24" w16cid:durableId="290015299">
-    <w:abstractNumId w:val="22"/>
+    <w:abstractNumId w:val="26"/>
   </w:num>
   <w:num w:numId="25" w16cid:durableId="551187309">
-    <w:abstractNumId w:val="25"/>
+    <w:abstractNumId w:val="31"/>
   </w:num>
   <w:num w:numId="26" w16cid:durableId="1873490723">
-    <w:abstractNumId w:val="27"/>
+    <w:abstractNumId w:val="33"/>
   </w:num>
   <w:num w:numId="27" w16cid:durableId="1921015571">
-    <w:abstractNumId w:val="4"/>
+    <w:abstractNumId w:val="5"/>
   </w:num>
   <w:num w:numId="28" w16cid:durableId="1994723153">
-    <w:abstractNumId w:val="11"/>
+    <w:abstractNumId w:val="14"/>
+  </w:num>
+  <w:num w:numId="29" w16cid:durableId="1677733917">
+    <w:abstractNumId w:val="12"/>
+  </w:num>
+  <w:num w:numId="30" w16cid:durableId="1430078264">
+    <w:abstractNumId w:val="29"/>
+  </w:num>
+  <w:num w:numId="31" w16cid:durableId="512839475">
+    <w:abstractNumId w:val="28"/>
+  </w:num>
+  <w:num w:numId="32" w16cid:durableId="743721902">
+    <w:abstractNumId w:val="3"/>
+  </w:num>
+  <w:num w:numId="33" w16cid:durableId="1456755656">
+    <w:abstractNumId w:val="9"/>
+  </w:num>
+  <w:num w:numId="34" w16cid:durableId="1944218981">
+    <w:abstractNumId w:val="21"/>
   </w:num>
 </w:numbering>
 </file>

--- a/artifacts/references.docx
+++ b/artifacts/references.docx
@@ -2030,6 +2030,190 @@
           <w:bCs/>
         </w:rPr>
         <w:t>Tóm tắt ngắn gọn: Mô hình phát hiện bất thường chuỗi thời gian sử dụng Transformer kết hợp huấn luyện đối kháng và tự điều kiện hóa (self-conditioning) để tăng tốc độ và độ chính xác suy luận.</w:t>
+      </w:r>
+    </w:p>
+    <w:p>
+      <w:pPr>
+        <w:rPr>
+          <w:b/>
+          <w:bCs/>
+        </w:rPr>
+      </w:pPr>
+      <w:r>
+        <w:rPr>
+          <w:b/>
+          <w:bCs/>
+        </w:rPr>
+        <w:t>VI. Các mô hình Mamba cải tiến và ứng dụng chuyên sâu mới bổ sung</w:t>
+      </w:r>
+    </w:p>
+    <w:p>
+      <w:r>
+        <w:rPr>
+          <w:b/>
+          <w:bCs/>
+        </w:rPr>
+        <w:t>21. Mô hình / Bài báo: MD-BiMamba (2024)</w:t>
+      </w:r>
+    </w:p>
+    <w:p>
+      <w:pPr>
+        <w:numPr>
+          <w:ilvl w:val="0"/>
+          <w:numId w:val="35"/>
+        </w:numPr>
+      </w:pPr>
+      <w:r>
+        <w:rPr>
+          <w:b/>
+          <w:bCs/>
+        </w:rPr>
+        <w:t>Đường dẫn (URL):</w:t>
+      </w:r>
+      <w:r>
+        <w:t xml:space="preserve"> </w:t>
+      </w:r>
+      <w:hyperlink r:id="rId25" w:tgtFrame="_blank" w:history="1">
+        <w:r>
+          <w:rPr>
+            <w:rStyle w:val="Hyperlink"/>
+          </w:rPr>
+          <w:t>https://www.researchgate.net/publication/384538677_MD-BiMamba_An_aero-engine_inter-</w:t>
+        </w:r>
+        <w:r>
+          <w:rPr>
+            <w:rStyle w:val="Hyperlink"/>
+          </w:rPr>
+          <w:lastRenderedPageBreak/>
+          <w:t>shaft_bearing_fault_diagnosis_method_based_on_Mamba_with_modal_decomposition_and_bidirectional_features_fusion_strategy</w:t>
+        </w:r>
+      </w:hyperlink>
+    </w:p>
+    <w:p>
+      <w:pPr>
+        <w:numPr>
+          <w:ilvl w:val="0"/>
+          <w:numId w:val="35"/>
+        </w:numPr>
+      </w:pPr>
+      <w:r>
+        <w:rPr>
+          <w:b/>
+          <w:bCs/>
+        </w:rPr>
+        <w:t>Thứ hạng học thuật (Ranking):</w:t>
+      </w:r>
+      <w:r>
+        <w:t xml:space="preserve"> Tạp chí Q1 uy tín cao (</w:t>
+      </w:r>
+      <w:r>
+        <w:rPr>
+          <w:i/>
+          <w:iCs/>
+        </w:rPr>
+        <w:t>Measurement</w:t>
+      </w:r>
+      <w:r>
+        <w:t>, Elsevier).</w:t>
+      </w:r>
+    </w:p>
+    <w:p>
+      <w:pPr>
+        <w:numPr>
+          <w:ilvl w:val="0"/>
+          <w:numId w:val="35"/>
+        </w:numPr>
+      </w:pPr>
+      <w:r>
+        <w:rPr>
+          <w:b/>
+          <w:bCs/>
+        </w:rPr>
+        <w:t>Tóm tắt ngắn gọn:</w:t>
+      </w:r>
+      <w:r>
+        <w:t xml:space="preserve"> Phương pháp chẩn đoán lỗi vòng bi liên trục (inter-shaft bearing) của động cơ máy bay dựa trên kiến trúc Mamba. Mô hình kết hợp chiến lược phân tách mode (modal decomposition) và dung hợp đặc trưng hai chiều (bidirectional features fusion) để xử lý hiệu quả các thành phần nhiễu động và tăng độ chính xác trích xuất lỗi nghiêm trọng.</w:t>
+      </w:r>
+    </w:p>
+    <w:p>
+      <w:r>
+        <w:rPr>
+          <w:b/>
+          <w:bCs/>
+        </w:rPr>
+        <w:t>22. Mô hình / Bài báo: DMamba (2026)</w:t>
+      </w:r>
+    </w:p>
+    <w:p>
+      <w:pPr>
+        <w:numPr>
+          <w:ilvl w:val="0"/>
+          <w:numId w:val="36"/>
+        </w:numPr>
+      </w:pPr>
+      <w:r>
+        <w:rPr>
+          <w:b/>
+          <w:bCs/>
+        </w:rPr>
+        <w:t>Đường dẫn (URL):</w:t>
+      </w:r>
+      <w:r>
+        <w:t xml:space="preserve"> </w:t>
+      </w:r>
+      <w:hyperlink r:id="rId26" w:tgtFrame="_blank" w:history="1">
+        <w:r>
+          <w:rPr>
+            <w:rStyle w:val="Hyperlink"/>
+          </w:rPr>
+          <w:t>https://arxiv.org/abs/2602.09081</w:t>
+        </w:r>
+      </w:hyperlink>
+    </w:p>
+    <w:p>
+      <w:pPr>
+        <w:numPr>
+          <w:ilvl w:val="0"/>
+          <w:numId w:val="36"/>
+        </w:numPr>
+      </w:pPr>
+      <w:r>
+        <w:rPr>
+          <w:b/>
+          <w:bCs/>
+        </w:rPr>
+        <w:t>Thứ hạng học thuật (Ranking):</w:t>
+      </w:r>
+      <w:r>
+        <w:t xml:space="preserve"> arXiv Preprint (2026) / Hướng tới hội nghị Core A* / Top-tier (</w:t>
+      </w:r>
+      <w:r>
+        <w:rPr>
+          <w:i/>
+          <w:iCs/>
+        </w:rPr>
+        <w:t>ACM SIGKDD 2026</w:t>
+      </w:r>
+      <w:r>
+        <w:t>).</w:t>
+      </w:r>
+    </w:p>
+    <w:p>
+      <w:pPr>
+        <w:numPr>
+          <w:ilvl w:val="0"/>
+          <w:numId w:val="36"/>
+        </w:numPr>
+      </w:pPr>
+      <w:r>
+        <w:rPr>
+          <w:b/>
+          <w:bCs/>
+        </w:rPr>
+        <w:t>Tóm tắt ngắn gọn:</w:t>
+      </w:r>
+      <w:r>
+        <w:t xml:space="preserve"> Nghiên cứu đề xuất khung mô hình Mamba cải tiến nhờ cơ chế phân tách chuỗi (Decomposition-enhanced Mamba) tối ưu hóa riêng cho bài toán biểu diễn đặc trưng và xử lý dự báo chuỗi thời gian dài hạn (Long-Term Time Series Forecasting).</w:t>
       </w:r>
     </w:p>
     <w:p/>
@@ -4845,6 +5029,155 @@
     </w:lvl>
   </w:abstractNum>
   <w:abstractNum w:abstractNumId="19" w15:restartNumberingAfterBreak="0">
+    <w:nsid w:val="538E2D24"/>
+    <w:multiLevelType w:val="multilevel"/>
+    <w:tmpl w:val="1842E502"/>
+    <w:lvl w:ilvl="0">
+      <w:start w:val="1"/>
+      <w:numFmt w:val="bullet"/>
+      <w:lvlText w:val=""/>
+      <w:lvlJc w:val="left"/>
+      <w:pPr>
+        <w:tabs>
+          <w:tab w:val="num" w:pos="720"/>
+        </w:tabs>
+        <w:ind w:left="720" w:hanging="360"/>
+      </w:pPr>
+      <w:rPr>
+        <w:rFonts w:ascii="Symbol" w:hAnsi="Symbol" w:hint="default"/>
+        <w:sz w:val="20"/>
+      </w:rPr>
+    </w:lvl>
+    <w:lvl w:ilvl="1" w:tentative="1">
+      <w:start w:val="1"/>
+      <w:numFmt w:val="bullet"/>
+      <w:lvlText w:val="o"/>
+      <w:lvlJc w:val="left"/>
+      <w:pPr>
+        <w:tabs>
+          <w:tab w:val="num" w:pos="1440"/>
+        </w:tabs>
+        <w:ind w:left="1440" w:hanging="360"/>
+      </w:pPr>
+      <w:rPr>
+        <w:rFonts w:ascii="Courier New" w:hAnsi="Courier New" w:hint="default"/>
+        <w:sz w:val="20"/>
+      </w:rPr>
+    </w:lvl>
+    <w:lvl w:ilvl="2" w:tentative="1">
+      <w:start w:val="1"/>
+      <w:numFmt w:val="bullet"/>
+      <w:lvlText w:val=""/>
+      <w:lvlJc w:val="left"/>
+      <w:pPr>
+        <w:tabs>
+          <w:tab w:val="num" w:pos="2160"/>
+        </w:tabs>
+        <w:ind w:left="2160" w:hanging="360"/>
+      </w:pPr>
+      <w:rPr>
+        <w:rFonts w:ascii="Wingdings" w:hAnsi="Wingdings" w:hint="default"/>
+        <w:sz w:val="20"/>
+      </w:rPr>
+    </w:lvl>
+    <w:lvl w:ilvl="3" w:tentative="1">
+      <w:start w:val="1"/>
+      <w:numFmt w:val="bullet"/>
+      <w:lvlText w:val=""/>
+      <w:lvlJc w:val="left"/>
+      <w:pPr>
+        <w:tabs>
+          <w:tab w:val="num" w:pos="2880"/>
+        </w:tabs>
+        <w:ind w:left="2880" w:hanging="360"/>
+      </w:pPr>
+      <w:rPr>
+        <w:rFonts w:ascii="Wingdings" w:hAnsi="Wingdings" w:hint="default"/>
+        <w:sz w:val="20"/>
+      </w:rPr>
+    </w:lvl>
+    <w:lvl w:ilvl="4" w:tentative="1">
+      <w:start w:val="1"/>
+      <w:numFmt w:val="bullet"/>
+      <w:lvlText w:val=""/>
+      <w:lvlJc w:val="left"/>
+      <w:pPr>
+        <w:tabs>
+          <w:tab w:val="num" w:pos="3600"/>
+        </w:tabs>
+        <w:ind w:left="3600" w:hanging="360"/>
+      </w:pPr>
+      <w:rPr>
+        <w:rFonts w:ascii="Wingdings" w:hAnsi="Wingdings" w:hint="default"/>
+        <w:sz w:val="20"/>
+      </w:rPr>
+    </w:lvl>
+    <w:lvl w:ilvl="5" w:tentative="1">
+      <w:start w:val="1"/>
+      <w:numFmt w:val="bullet"/>
+      <w:lvlText w:val=""/>
+      <w:lvlJc w:val="left"/>
+      <w:pPr>
+        <w:tabs>
+          <w:tab w:val="num" w:pos="4320"/>
+        </w:tabs>
+        <w:ind w:left="4320" w:hanging="360"/>
+      </w:pPr>
+      <w:rPr>
+        <w:rFonts w:ascii="Wingdings" w:hAnsi="Wingdings" w:hint="default"/>
+        <w:sz w:val="20"/>
+      </w:rPr>
+    </w:lvl>
+    <w:lvl w:ilvl="6" w:tentative="1">
+      <w:start w:val="1"/>
+      <w:numFmt w:val="bullet"/>
+      <w:lvlText w:val=""/>
+      <w:lvlJc w:val="left"/>
+      <w:pPr>
+        <w:tabs>
+          <w:tab w:val="num" w:pos="5040"/>
+        </w:tabs>
+        <w:ind w:left="5040" w:hanging="360"/>
+      </w:pPr>
+      <w:rPr>
+        <w:rFonts w:ascii="Wingdings" w:hAnsi="Wingdings" w:hint="default"/>
+        <w:sz w:val="20"/>
+      </w:rPr>
+    </w:lvl>
+    <w:lvl w:ilvl="7" w:tentative="1">
+      <w:start w:val="1"/>
+      <w:numFmt w:val="bullet"/>
+      <w:lvlText w:val=""/>
+      <w:lvlJc w:val="left"/>
+      <w:pPr>
+        <w:tabs>
+          <w:tab w:val="num" w:pos="5760"/>
+        </w:tabs>
+        <w:ind w:left="5760" w:hanging="360"/>
+      </w:pPr>
+      <w:rPr>
+        <w:rFonts w:ascii="Wingdings" w:hAnsi="Wingdings" w:hint="default"/>
+        <w:sz w:val="20"/>
+      </w:rPr>
+    </w:lvl>
+    <w:lvl w:ilvl="8" w:tentative="1">
+      <w:start w:val="1"/>
+      <w:numFmt w:val="bullet"/>
+      <w:lvlText w:val=""/>
+      <w:lvlJc w:val="left"/>
+      <w:pPr>
+        <w:tabs>
+          <w:tab w:val="num" w:pos="6480"/>
+        </w:tabs>
+        <w:ind w:left="6480" w:hanging="360"/>
+      </w:pPr>
+      <w:rPr>
+        <w:rFonts w:ascii="Wingdings" w:hAnsi="Wingdings" w:hint="default"/>
+        <w:sz w:val="20"/>
+      </w:rPr>
+    </w:lvl>
+  </w:abstractNum>
+  <w:abstractNum w:abstractNumId="20" w15:restartNumberingAfterBreak="0">
     <w:nsid w:val="5E3A1AB1"/>
     <w:multiLevelType w:val="multilevel"/>
     <w:tmpl w:val="70A28434"/>
@@ -4961,7 +5294,7 @@
       </w:pPr>
     </w:lvl>
   </w:abstractNum>
-  <w:abstractNum w:abstractNumId="20" w15:restartNumberingAfterBreak="0">
+  <w:abstractNum w:abstractNumId="21" w15:restartNumberingAfterBreak="0">
     <w:nsid w:val="61D904BC"/>
     <w:multiLevelType w:val="multilevel"/>
     <w:tmpl w:val="A1B07FB4"/>
@@ -5110,7 +5443,7 @@
       </w:rPr>
     </w:lvl>
   </w:abstractNum>
-  <w:abstractNum w:abstractNumId="21" w15:restartNumberingAfterBreak="0">
+  <w:abstractNum w:abstractNumId="22" w15:restartNumberingAfterBreak="0">
     <w:nsid w:val="635D3677"/>
     <w:multiLevelType w:val="multilevel"/>
     <w:tmpl w:val="3FE828C8"/>
@@ -5259,7 +5592,7 @@
       </w:rPr>
     </w:lvl>
   </w:abstractNum>
-  <w:abstractNum w:abstractNumId="22" w15:restartNumberingAfterBreak="0">
+  <w:abstractNum w:abstractNumId="23" w15:restartNumberingAfterBreak="0">
     <w:nsid w:val="6403261B"/>
     <w:multiLevelType w:val="multilevel"/>
     <w:tmpl w:val="303015B0"/>
@@ -5408,7 +5741,7 @@
       </w:rPr>
     </w:lvl>
   </w:abstractNum>
-  <w:abstractNum w:abstractNumId="23" w15:restartNumberingAfterBreak="0">
+  <w:abstractNum w:abstractNumId="24" w15:restartNumberingAfterBreak="0">
     <w:nsid w:val="65216527"/>
     <w:multiLevelType w:val="multilevel"/>
     <w:tmpl w:val="BC00E1C4"/>
@@ -5557,7 +5890,7 @@
       </w:rPr>
     </w:lvl>
   </w:abstractNum>
-  <w:abstractNum w:abstractNumId="24" w15:restartNumberingAfterBreak="0">
+  <w:abstractNum w:abstractNumId="25" w15:restartNumberingAfterBreak="0">
     <w:nsid w:val="679A3F6C"/>
     <w:multiLevelType w:val="multilevel"/>
     <w:tmpl w:val="8A0EAD4A"/>
@@ -5706,7 +6039,156 @@
       </w:rPr>
     </w:lvl>
   </w:abstractNum>
-  <w:abstractNum w:abstractNumId="25" w15:restartNumberingAfterBreak="0">
+  <w:abstractNum w:abstractNumId="26" w15:restartNumberingAfterBreak="0">
+    <w:nsid w:val="686E1A4E"/>
+    <w:multiLevelType w:val="multilevel"/>
+    <w:tmpl w:val="AB403A2C"/>
+    <w:lvl w:ilvl="0">
+      <w:start w:val="1"/>
+      <w:numFmt w:val="bullet"/>
+      <w:lvlText w:val=""/>
+      <w:lvlJc w:val="left"/>
+      <w:pPr>
+        <w:tabs>
+          <w:tab w:val="num" w:pos="720"/>
+        </w:tabs>
+        <w:ind w:left="720" w:hanging="360"/>
+      </w:pPr>
+      <w:rPr>
+        <w:rFonts w:ascii="Symbol" w:hAnsi="Symbol" w:hint="default"/>
+        <w:sz w:val="20"/>
+      </w:rPr>
+    </w:lvl>
+    <w:lvl w:ilvl="1" w:tentative="1">
+      <w:start w:val="1"/>
+      <w:numFmt w:val="bullet"/>
+      <w:lvlText w:val="o"/>
+      <w:lvlJc w:val="left"/>
+      <w:pPr>
+        <w:tabs>
+          <w:tab w:val="num" w:pos="1440"/>
+        </w:tabs>
+        <w:ind w:left="1440" w:hanging="360"/>
+      </w:pPr>
+      <w:rPr>
+        <w:rFonts w:ascii="Courier New" w:hAnsi="Courier New" w:hint="default"/>
+        <w:sz w:val="20"/>
+      </w:rPr>
+    </w:lvl>
+    <w:lvl w:ilvl="2" w:tentative="1">
+      <w:start w:val="1"/>
+      <w:numFmt w:val="bullet"/>
+      <w:lvlText w:val=""/>
+      <w:lvlJc w:val="left"/>
+      <w:pPr>
+        <w:tabs>
+          <w:tab w:val="num" w:pos="2160"/>
+        </w:tabs>
+        <w:ind w:left="2160" w:hanging="360"/>
+      </w:pPr>
+      <w:rPr>
+        <w:rFonts w:ascii="Wingdings" w:hAnsi="Wingdings" w:hint="default"/>
+        <w:sz w:val="20"/>
+      </w:rPr>
+    </w:lvl>
+    <w:lvl w:ilvl="3" w:tentative="1">
+      <w:start w:val="1"/>
+      <w:numFmt w:val="bullet"/>
+      <w:lvlText w:val=""/>
+      <w:lvlJc w:val="left"/>
+      <w:pPr>
+        <w:tabs>
+          <w:tab w:val="num" w:pos="2880"/>
+        </w:tabs>
+        <w:ind w:left="2880" w:hanging="360"/>
+      </w:pPr>
+      <w:rPr>
+        <w:rFonts w:ascii="Wingdings" w:hAnsi="Wingdings" w:hint="default"/>
+        <w:sz w:val="20"/>
+      </w:rPr>
+    </w:lvl>
+    <w:lvl w:ilvl="4" w:tentative="1">
+      <w:start w:val="1"/>
+      <w:numFmt w:val="bullet"/>
+      <w:lvlText w:val=""/>
+      <w:lvlJc w:val="left"/>
+      <w:pPr>
+        <w:tabs>
+          <w:tab w:val="num" w:pos="3600"/>
+        </w:tabs>
+        <w:ind w:left="3600" w:hanging="360"/>
+      </w:pPr>
+      <w:rPr>
+        <w:rFonts w:ascii="Wingdings" w:hAnsi="Wingdings" w:hint="default"/>
+        <w:sz w:val="20"/>
+      </w:rPr>
+    </w:lvl>
+    <w:lvl w:ilvl="5" w:tentative="1">
+      <w:start w:val="1"/>
+      <w:numFmt w:val="bullet"/>
+      <w:lvlText w:val=""/>
+      <w:lvlJc w:val="left"/>
+      <w:pPr>
+        <w:tabs>
+          <w:tab w:val="num" w:pos="4320"/>
+        </w:tabs>
+        <w:ind w:left="4320" w:hanging="360"/>
+      </w:pPr>
+      <w:rPr>
+        <w:rFonts w:ascii="Wingdings" w:hAnsi="Wingdings" w:hint="default"/>
+        <w:sz w:val="20"/>
+      </w:rPr>
+    </w:lvl>
+    <w:lvl w:ilvl="6" w:tentative="1">
+      <w:start w:val="1"/>
+      <w:numFmt w:val="bullet"/>
+      <w:lvlText w:val=""/>
+      <w:lvlJc w:val="left"/>
+      <w:pPr>
+        <w:tabs>
+          <w:tab w:val="num" w:pos="5040"/>
+        </w:tabs>
+        <w:ind w:left="5040" w:hanging="360"/>
+      </w:pPr>
+      <w:rPr>
+        <w:rFonts w:ascii="Wingdings" w:hAnsi="Wingdings" w:hint="default"/>
+        <w:sz w:val="20"/>
+      </w:rPr>
+    </w:lvl>
+    <w:lvl w:ilvl="7" w:tentative="1">
+      <w:start w:val="1"/>
+      <w:numFmt w:val="bullet"/>
+      <w:lvlText w:val=""/>
+      <w:lvlJc w:val="left"/>
+      <w:pPr>
+        <w:tabs>
+          <w:tab w:val="num" w:pos="5760"/>
+        </w:tabs>
+        <w:ind w:left="5760" w:hanging="360"/>
+      </w:pPr>
+      <w:rPr>
+        <w:rFonts w:ascii="Wingdings" w:hAnsi="Wingdings" w:hint="default"/>
+        <w:sz w:val="20"/>
+      </w:rPr>
+    </w:lvl>
+    <w:lvl w:ilvl="8" w:tentative="1">
+      <w:start w:val="1"/>
+      <w:numFmt w:val="bullet"/>
+      <w:lvlText w:val=""/>
+      <w:lvlJc w:val="left"/>
+      <w:pPr>
+        <w:tabs>
+          <w:tab w:val="num" w:pos="6480"/>
+        </w:tabs>
+        <w:ind w:left="6480" w:hanging="360"/>
+      </w:pPr>
+      <w:rPr>
+        <w:rFonts w:ascii="Wingdings" w:hAnsi="Wingdings" w:hint="default"/>
+        <w:sz w:val="20"/>
+      </w:rPr>
+    </w:lvl>
+  </w:abstractNum>
+  <w:abstractNum w:abstractNumId="27" w15:restartNumberingAfterBreak="0">
     <w:nsid w:val="6A6B66D6"/>
     <w:multiLevelType w:val="multilevel"/>
     <w:tmpl w:val="C2E0A3FA"/>
@@ -5855,7 +6337,7 @@
       </w:rPr>
     </w:lvl>
   </w:abstractNum>
-  <w:abstractNum w:abstractNumId="26" w15:restartNumberingAfterBreak="0">
+  <w:abstractNum w:abstractNumId="28" w15:restartNumberingAfterBreak="0">
     <w:nsid w:val="6D8A1F83"/>
     <w:multiLevelType w:val="multilevel"/>
     <w:tmpl w:val="4FD03ED6"/>
@@ -6004,7 +6486,7 @@
       </w:rPr>
     </w:lvl>
   </w:abstractNum>
-  <w:abstractNum w:abstractNumId="27" w15:restartNumberingAfterBreak="0">
+  <w:abstractNum w:abstractNumId="29" w15:restartNumberingAfterBreak="0">
     <w:nsid w:val="6F282806"/>
     <w:multiLevelType w:val="multilevel"/>
     <w:tmpl w:val="5EE25AAC"/>
@@ -6153,7 +6635,7 @@
       </w:rPr>
     </w:lvl>
   </w:abstractNum>
-  <w:abstractNum w:abstractNumId="28" w15:restartNumberingAfterBreak="0">
+  <w:abstractNum w:abstractNumId="30" w15:restartNumberingAfterBreak="0">
     <w:nsid w:val="6F891BAB"/>
     <w:multiLevelType w:val="multilevel"/>
     <w:tmpl w:val="335A565A"/>
@@ -6302,7 +6784,7 @@
       </w:rPr>
     </w:lvl>
   </w:abstractNum>
-  <w:abstractNum w:abstractNumId="29" w15:restartNumberingAfterBreak="0">
+  <w:abstractNum w:abstractNumId="31" w15:restartNumberingAfterBreak="0">
     <w:nsid w:val="73F24A5B"/>
     <w:multiLevelType w:val="multilevel"/>
     <w:tmpl w:val="AA40D0FA"/>
@@ -6451,7 +6933,7 @@
       </w:rPr>
     </w:lvl>
   </w:abstractNum>
-  <w:abstractNum w:abstractNumId="30" w15:restartNumberingAfterBreak="0">
+  <w:abstractNum w:abstractNumId="32" w15:restartNumberingAfterBreak="0">
     <w:nsid w:val="74B81535"/>
     <w:multiLevelType w:val="multilevel"/>
     <w:tmpl w:val="71A89F8C"/>
@@ -6568,7 +7050,7 @@
       </w:pPr>
     </w:lvl>
   </w:abstractNum>
-  <w:abstractNum w:abstractNumId="31" w15:restartNumberingAfterBreak="0">
+  <w:abstractNum w:abstractNumId="33" w15:restartNumberingAfterBreak="0">
     <w:nsid w:val="7CDC599E"/>
     <w:multiLevelType w:val="multilevel"/>
     <w:tmpl w:val="955C86FE"/>
@@ -6717,7 +7199,7 @@
       </w:rPr>
     </w:lvl>
   </w:abstractNum>
-  <w:abstractNum w:abstractNumId="32" w15:restartNumberingAfterBreak="0">
+  <w:abstractNum w:abstractNumId="34" w15:restartNumberingAfterBreak="0">
     <w:nsid w:val="7D045708"/>
     <w:multiLevelType w:val="multilevel"/>
     <w:tmpl w:val="50D8D66E"/>
@@ -6866,7 +7348,7 @@
       </w:rPr>
     </w:lvl>
   </w:abstractNum>
-  <w:abstractNum w:abstractNumId="33" w15:restartNumberingAfterBreak="0">
+  <w:abstractNum w:abstractNumId="35" w15:restartNumberingAfterBreak="0">
     <w:nsid w:val="7F4E1E8E"/>
     <w:multiLevelType w:val="multilevel"/>
     <w:tmpl w:val="A75CED1C"/>
@@ -7019,7 +7501,7 @@
     <w:abstractNumId w:val="7"/>
   </w:num>
   <w:num w:numId="2" w16cid:durableId="247350695">
-    <w:abstractNumId w:val="25"/>
+    <w:abstractNumId w:val="27"/>
   </w:num>
   <w:num w:numId="3" w16cid:durableId="408312219">
     <w:abstractNumId w:val="17"/>
@@ -7028,34 +7510,34 @@
     <w:abstractNumId w:val="18"/>
   </w:num>
   <w:num w:numId="5" w16cid:durableId="452481417">
-    <w:abstractNumId w:val="30"/>
+    <w:abstractNumId w:val="32"/>
   </w:num>
   <w:num w:numId="6" w16cid:durableId="1461915881">
     <w:abstractNumId w:val="16"/>
   </w:num>
   <w:num w:numId="7" w16cid:durableId="587469268">
-    <w:abstractNumId w:val="19"/>
+    <w:abstractNumId w:val="20"/>
   </w:num>
   <w:num w:numId="8" w16cid:durableId="550969235">
     <w:abstractNumId w:val="10"/>
   </w:num>
   <w:num w:numId="9" w16cid:durableId="1519345543">
-    <w:abstractNumId w:val="23"/>
+    <w:abstractNumId w:val="24"/>
   </w:num>
   <w:num w:numId="10" w16cid:durableId="2063168544">
-    <w:abstractNumId w:val="32"/>
+    <w:abstractNumId w:val="34"/>
   </w:num>
   <w:num w:numId="11" w16cid:durableId="651829644">
     <w:abstractNumId w:val="15"/>
   </w:num>
   <w:num w:numId="12" w16cid:durableId="1146359365">
-    <w:abstractNumId w:val="24"/>
+    <w:abstractNumId w:val="25"/>
   </w:num>
   <w:num w:numId="13" w16cid:durableId="11035450">
     <w:abstractNumId w:val="13"/>
   </w:num>
   <w:num w:numId="14" w16cid:durableId="1024135058">
-    <w:abstractNumId w:val="20"/>
+    <w:abstractNumId w:val="21"/>
   </w:num>
   <w:num w:numId="15" w16cid:durableId="1079714811">
     <w:abstractNumId w:val="4"/>
@@ -7064,7 +7546,7 @@
     <w:abstractNumId w:val="1"/>
   </w:num>
   <w:num w:numId="17" w16cid:durableId="1912541324">
-    <w:abstractNumId w:val="27"/>
+    <w:abstractNumId w:val="29"/>
   </w:num>
   <w:num w:numId="18" w16cid:durableId="123744089">
     <w:abstractNumId w:val="0"/>
@@ -7079,19 +7561,19 @@
     <w:abstractNumId w:val="8"/>
   </w:num>
   <w:num w:numId="22" w16cid:durableId="614217591">
-    <w:abstractNumId w:val="22"/>
+    <w:abstractNumId w:val="23"/>
   </w:num>
   <w:num w:numId="23" w16cid:durableId="100077291">
     <w:abstractNumId w:val="2"/>
   </w:num>
   <w:num w:numId="24" w16cid:durableId="290015299">
-    <w:abstractNumId w:val="26"/>
+    <w:abstractNumId w:val="28"/>
   </w:num>
   <w:num w:numId="25" w16cid:durableId="551187309">
-    <w:abstractNumId w:val="31"/>
+    <w:abstractNumId w:val="33"/>
   </w:num>
   <w:num w:numId="26" w16cid:durableId="1873490723">
-    <w:abstractNumId w:val="33"/>
+    <w:abstractNumId w:val="35"/>
   </w:num>
   <w:num w:numId="27" w16cid:durableId="1921015571">
     <w:abstractNumId w:val="5"/>
@@ -7103,10 +7585,10 @@
     <w:abstractNumId w:val="12"/>
   </w:num>
   <w:num w:numId="30" w16cid:durableId="1430078264">
-    <w:abstractNumId w:val="29"/>
+    <w:abstractNumId w:val="31"/>
   </w:num>
   <w:num w:numId="31" w16cid:durableId="512839475">
-    <w:abstractNumId w:val="28"/>
+    <w:abstractNumId w:val="30"/>
   </w:num>
   <w:num w:numId="32" w16cid:durableId="743721902">
     <w:abstractNumId w:val="3"/>
@@ -7115,7 +7597,13 @@
     <w:abstractNumId w:val="9"/>
   </w:num>
   <w:num w:numId="34" w16cid:durableId="1944218981">
-    <w:abstractNumId w:val="21"/>
+    <w:abstractNumId w:val="22"/>
+  </w:num>
+  <w:num w:numId="35" w16cid:durableId="93550702">
+    <w:abstractNumId w:val="26"/>
+  </w:num>
+  <w:num w:numId="36" w16cid:durableId="466049926">
+    <w:abstractNumId w:val="19"/>
   </w:num>
 </w:numbering>
 </file>
